--- a/report/Beyond_Interoperability_Report.docx
+++ b/report/Beyond_Interoperability_Report.docx
@@ -1253,7 +1253,7 @@
           <w:color w:val="606060"/>
           <w:sz w:val="19"/>
         </w:rPr>
-        <w:t>Figure 2.3 -- The actual calibration-score histogram from this project's data (not a synthetic illustration): LAC scores from a model trained across Cleveland, Hungary and the V.A., calibrated on a held-out pool. The red line is q_hat -- everything to its left calibrates the 90% target. Produced by viz.plot_calibration_scores inside scripts/run_demo.py.</w:t>
+        <w:t>Figure 2.3 -- The actual calibration-score histogram from this project's data (not a synthetic illustration): LAC scores from a model trained across Cleveland, Hungary and the V.A., calibrated on a held-out pool. The red line is q_hat -- everything to its left calibrates the 90% target. Produced by viz.plot_calibration_scores inside scripts/run_end_to_end_pipeline.py.</w:t>
       </w:r>
     </w:p>
     <w:p>
@@ -1565,7 +1565,7 @@
           <w:color w:val="606060"/>
           <w:sz w:val="19"/>
         </w:rPr>
-        <w:t>Figure 2.7 -- Coverage broken out by true chest-pain class. The rare class (typical angina, n = 23) is covered only 26% of the time against a 90% target -- invisible in the pooled 90% marginal number, and exactly the sub-population a curation pipeline is most likely to serve under-represented patients in. Produced by viz.plot_class_conditional_coverage inside scripts/run_demo_cp.py.</w:t>
+        <w:t>Figure 2.7 -- Coverage broken out by true chest-pain class. The rare class (typical angina, n = 23) is covered only 26% of the time against a 90% target -- invisible in the pooled 90% marginal number, and exactly the sub-population a curation pipeline is most likely to serve under-represented patients in. Produced by viz.plot_class_conditional_coverage inside scripts/run_chest_pain_pipeline.py.</w:t>
       </w:r>
     </w:p>
     <w:p>
@@ -4821,7 +4821,7 @@
           <w:color w:val="606060"/>
           <w:sz w:val="19"/>
         </w:rPr>
-        <w:t>Figure 3.7 (new) -- Every patient's 13 standardized clinical features compressed to two principal components and colored by site. Even in just two dimensions -- a small fraction of the original information -- Switzerland (green) forms a visually distinct lower cluster and Cleveland (blue) skews toward the upper right; the clouds are not on top of each other. This is the geometric picture behind the domain-classifier AUC numbers in Table 3.5. Produced by the newly added viz.plot_pca_scatter, via scripts/run_extra_figures.py.</w:t>
+        <w:t>Figure 3.7 (new) -- Every patient's 13 standardized clinical features compressed to two principal components and colored by site. Even in just two dimensions -- a small fraction of the original information -- Switzerland (green) forms a visually distinct lower cluster and Cleveland (blue) skews toward the upper right; the clouds are not on top of each other. This is the geometric picture behind the domain-classifier AUC numbers in Table 3.5. Produced by the newly added viz.plot_pca_scatter, via scripts/run_supplementary_figures.py.</w:t>
       </w:r>
     </w:p>
     <w:p>
@@ -4874,7 +4874,7 @@
           <w:color w:val="606060"/>
           <w:sz w:val="19"/>
         </w:rPr>
-        <w:t>Figure 3.8 (new) -- Age vs. maximum heart rate achieved, colored by site. The downward trend (older patients reach a lower max heart rate) holds at every hospital -- the underlying physiology is universal -- but the V.A. and Switzerland clouds sit measurably lower than Cleveland's for the same age, and Hungary's patients skew younger overall. Same biology, shifted measurement range: precisely the 'interoperable but not identical' picture this dataset is valuable for. Produced by the newly added viz.plot_age_thalach_scatter, via scripts/run_extra_figures.py.</w:t>
+        <w:t>Figure 3.8 (new) -- Age vs. maximum heart rate achieved, colored by site. The downward trend (older patients reach a lower max heart rate) holds at every hospital -- the underlying physiology is universal -- but the V.A. and Switzerland clouds sit measurably lower than Cleveland's for the same age, and Hungary's patients skew younger overall. Same biology, shifted measurement range: precisely the 'interoperable but not identical' picture this dataset is valuable for. Produced by the newly added viz.plot_age_thalach_scatter, via scripts/run_supplementary_figures.py.</w:t>
       </w:r>
     </w:p>
     <w:p>
@@ -5163,7 +5163,7 @@
           <w:color w:val="606060"/>
           <w:sz w:val="19"/>
         </w:rPr>
-        <w:t>Figure 3.13 -- Chest-pain-type distribution by site, the secondary-task analogue of Figure 3.4. Hungary is heavy on atypical angina; Switzerland is roughly 80% asymptomatic. Produced by viz.plot_class_distribution_by_site, via scripts/run_demo_cp.py.</w:t>
+        <w:t>Figure 3.13 -- Chest-pain-type distribution by site, the secondary-task analogue of Figure 3.4. Hungary is heavy on atypical angina; Switzerland is roughly 80% asymptomatic. Produced by viz.plot_class_distribution_by_site, via scripts/run_chest_pain_pipeline.py.</w:t>
       </w:r>
     </w:p>
     <w:p>
@@ -5311,7 +5311,7 @@
           <w:color w:val="606060"/>
           <w:sz w:val="19"/>
         </w:rPr>
-        <w:t>Figure 4.1 (new) -- The five-stage pipeline, module by module. Data flows left to right: raw per-site files are loaded and imputed, heterogeneity is measured *before* anything is trained (deliberately -- this ordering is the whole point of the workshop's framing), a shared model is trained federatively, a conformal predictor is calibrated on top of it, and coverage is graded per site rather than pooled. Produced by the newly added viz.plot_pipeline_overview, via scripts/run_extra_figures.py. No equivalent overview figure existed before this report -- it was added because a reader arriving fresh at 33 figures benefits from one picture of how they connect.</w:t>
+        <w:t>Figure 4.1 (new) -- The five-stage pipeline, module by module. Data flows left to right: raw per-site files are loaded and imputed, heterogeneity is measured *before* anything is trained (deliberately -- this ordering is the whole point of the workshop's framing), a shared model is trained federatively, a conformal predictor is calibrated on top of it, and coverage is graded per site rather than pooled. Produced by the newly added viz.plot_pipeline_overview, via scripts/run_supplementary_figures.py. No equivalent overview figure existed before this report -- it was added because a reader arriving fresh at 33 figures benefits from one picture of how they connect.</w:t>
       </w:r>
     </w:p>
     <w:p>
@@ -5441,7 +5441,7 @@
           <w:color w:val="606060"/>
           <w:sz w:val="19"/>
         </w:rPr>
-        <w:t>Figure 4.3 -- The same convergence check on the secondary chest-pain task, confirming FedAvg behaves consistently across two different targets. Produced by viz.plot_fed_learning_curves, via scripts/run_demo_cp.py.</w:t>
+        <w:t>Figure 4.3 -- The same convergence check on the secondary chest-pain task, confirming FedAvg behaves consistently across two different targets. Produced by viz.plot_fed_learning_curves, via scripts/run_chest_pain_pipeline.py.</w:t>
       </w:r>
     </w:p>
     <w:p>
@@ -5465,7 +5465,7 @@
           <w:i w:val="0"/>
           <w:sz w:val="22"/>
         </w:rPr>
-        <w:t>A natural objection: does the whole story depend on the particular choice of disease-severity prediction and the LAC score? scripts/compare_tasks.py runs the identical analysis -- label shift, covariate shift, cross-site conformal transfer, using the APS score this time -- on both the 5-class disease task and the 4-class chest-pain task, side by side.</w:t>
+        <w:t>A natural objection: does the whole story depend on the particular choice of disease-severity prediction and the LAC score? scripts/compare_prediction_tasks.py runs the identical analysis -- label shift, covariate shift, cross-site conformal transfer, using the APS score this time -- on both the 5-class disease task and the 4-class chest-pain task, side by side.</w:t>
       </w:r>
     </w:p>
     <w:tbl>
@@ -5910,7 +5910,7 @@
           <w:color w:val="606060"/>
           <w:sz w:val="19"/>
         </w:rPr>
-        <w:t>Figure 4.4 -- The comparison from Table 4.1, plotted: heterogeneity scores, average prediction-set size, and worst-case cross-site coverage, disease task vs. chest-pain task, side by side. Produced by compare_tasks.plot_comparison.</w:t>
+        <w:t>Figure 4.4 -- The comparison from Table 4.1, plotted: heterogeneity scores, average prediction-set size, and worst-case cross-site coverage, disease task vs. chest-pain task, side by side. Produced by compare_prediction_tasks.plot_comparison.</w:t>
       </w:r>
     </w:p>
     <w:p>
@@ -5987,7 +5987,7 @@
           <w:color w:val="606060"/>
           <w:sz w:val="19"/>
         </w:rPr>
-        <w:t>Figure 4.5 -- Cross-site coverage transfer matrix for the chest-pain task (APS score). Produced by viz.plot_transfer_matrix, via scripts/run_demo_cp.py.</w:t>
+        <w:t>Figure 4.5 -- Cross-site coverage transfer matrix for the chest-pain task (APS score). Produced by viz.plot_transfer_matrix, via scripts/run_chest_pain_pipeline.py.</w:t>
       </w:r>
     </w:p>
     <w:p>
@@ -6040,7 +6040,7 @@
           <w:color w:val="606060"/>
           <w:sz w:val="19"/>
         </w:rPr>
-        <w:t>Figure 4.6 -- Coverage of a Cleveland-calibrated chest-pain predictor across all four sites. Produced by viz.plot_coverage_by_site, via scripts/run_demo_cp.py.</w:t>
+        <w:t>Figure 4.6 -- Coverage of a Cleveland-calibrated chest-pain predictor across all four sites. Produced by viz.plot_coverage_by_site, via scripts/run_chest_pain_pipeline.py.</w:t>
       </w:r>
     </w:p>
     <w:p>
@@ -6093,7 +6093,7 @@
           <w:color w:val="606060"/>
           <w:sz w:val="19"/>
         </w:rPr>
-        <w:t>Figure 4.7 -- Prediction-set-size distribution by site, chest-pain task. Produced by viz.plot_set_size_distribution, via scripts/run_demo_cp.py.</w:t>
+        <w:t>Figure 4.7 -- Prediction-set-size distribution by site, chest-pain task. Produced by viz.plot_set_size_distribution, via scripts/run_chest_pain_pipeline.py.</w:t>
       </w:r>
     </w:p>
     <w:p>
@@ -6146,7 +6146,7 @@
           <w:color w:val="606060"/>
           <w:sz w:val="19"/>
         </w:rPr>
-        <w:t>Figure 4.8 -- The chest-pain task's own calibration-score histogram, the secondary-task analogue of Figure 2.3. Produced by viz.plot_calibration_scores, via scripts/run_demo_cp.py.</w:t>
+        <w:t>Figure 4.8 -- The chest-pain task's own calibration-score histogram, the secondary-task analogue of Figure 2.3. Produced by viz.plot_calibration_scores, via scripts/run_chest_pain_pipeline.py.</w:t>
       </w:r>
     </w:p>
     <w:p>
@@ -6374,7 +6374,7 @@
               <w:rPr>
                 <w:sz w:val="19"/>
               </w:rPr>
-              <w:t>scripts/run_demo.py</w:t>
+              <w:t>scripts/run_end_to_end_pipeline.py</w:t>
             </w:r>
           </w:p>
         </w:tc>
@@ -6418,7 +6418,7 @@
               <w:rPr>
                 <w:sz w:val="19"/>
               </w:rPr>
-              <w:t>scripts/run_demo.py</w:t>
+              <w:t>scripts/run_end_to_end_pipeline.py</w:t>
             </w:r>
           </w:p>
         </w:tc>
@@ -6462,7 +6462,7 @@
               <w:rPr>
                 <w:sz w:val="19"/>
               </w:rPr>
-              <w:t>scripts/run_demo.py</w:t>
+              <w:t>scripts/run_end_to_end_pipeline.py</w:t>
             </w:r>
           </w:p>
         </w:tc>
@@ -6506,7 +6506,7 @@
               <w:rPr>
                 <w:sz w:val="19"/>
               </w:rPr>
-              <w:t>scripts/run_demo.py</w:t>
+              <w:t>scripts/run_end_to_end_pipeline.py</w:t>
             </w:r>
           </w:p>
         </w:tc>
@@ -6550,7 +6550,7 @@
               <w:rPr>
                 <w:sz w:val="19"/>
               </w:rPr>
-              <w:t>scripts/run_demo.py</w:t>
+              <w:t>scripts/run_end_to_end_pipeline.py</w:t>
             </w:r>
           </w:p>
         </w:tc>
@@ -6594,7 +6594,7 @@
               <w:rPr>
                 <w:sz w:val="19"/>
               </w:rPr>
-              <w:t>scripts/run_demo.py</w:t>
+              <w:t>scripts/run_end_to_end_pipeline.py</w:t>
             </w:r>
           </w:p>
         </w:tc>
@@ -6638,7 +6638,7 @@
               <w:rPr>
                 <w:sz w:val="19"/>
               </w:rPr>
-              <w:t>scripts/run_demo.py</w:t>
+              <w:t>scripts/run_end_to_end_pipeline.py</w:t>
             </w:r>
           </w:p>
         </w:tc>
@@ -6682,7 +6682,7 @@
               <w:rPr>
                 <w:sz w:val="19"/>
               </w:rPr>
-              <w:t>scripts/run_demo.py</w:t>
+              <w:t>scripts/run_end_to_end_pipeline.py</w:t>
             </w:r>
           </w:p>
         </w:tc>
@@ -6726,7 +6726,7 @@
               <w:rPr>
                 <w:sz w:val="19"/>
               </w:rPr>
-              <w:t>scripts/run_demo.py</w:t>
+              <w:t>scripts/run_end_to_end_pipeline.py</w:t>
             </w:r>
           </w:p>
         </w:tc>
@@ -6770,7 +6770,7 @@
               <w:rPr>
                 <w:sz w:val="19"/>
               </w:rPr>
-              <w:t>scripts/run_demo.py</w:t>
+              <w:t>scripts/run_end_to_end_pipeline.py</w:t>
             </w:r>
           </w:p>
         </w:tc>
@@ -6814,7 +6814,7 @@
               <w:rPr>
                 <w:sz w:val="19"/>
               </w:rPr>
-              <w:t>scripts/run_demo.py</w:t>
+              <w:t>scripts/run_end_to_end_pipeline.py</w:t>
             </w:r>
           </w:p>
         </w:tc>
@@ -6858,7 +6858,7 @@
               <w:rPr>
                 <w:sz w:val="19"/>
               </w:rPr>
-              <w:t>scripts/run_eda.py</w:t>
+              <w:t>scripts/run_exploratory_data_analysis.py</w:t>
             </w:r>
           </w:p>
         </w:tc>
@@ -6902,7 +6902,7 @@
               <w:rPr>
                 <w:sz w:val="19"/>
               </w:rPr>
-              <w:t>scripts/run_eda.py</w:t>
+              <w:t>scripts/run_exploratory_data_analysis.py</w:t>
             </w:r>
           </w:p>
         </w:tc>
@@ -6946,7 +6946,7 @@
               <w:rPr>
                 <w:sz w:val="19"/>
               </w:rPr>
-              <w:t>scripts/run_eda.py</w:t>
+              <w:t>scripts/run_exploratory_data_analysis.py</w:t>
             </w:r>
           </w:p>
         </w:tc>
@@ -6990,7 +6990,7 @@
               <w:rPr>
                 <w:sz w:val="19"/>
               </w:rPr>
-              <w:t>scripts/run_eda.py</w:t>
+              <w:t>scripts/run_exploratory_data_analysis.py</w:t>
             </w:r>
           </w:p>
         </w:tc>
@@ -7034,7 +7034,7 @@
               <w:rPr>
                 <w:sz w:val="19"/>
               </w:rPr>
-              <w:t>scripts/run_eda.py</w:t>
+              <w:t>scripts/run_exploratory_data_analysis.py</w:t>
             </w:r>
           </w:p>
         </w:tc>
@@ -7078,7 +7078,7 @@
               <w:rPr>
                 <w:sz w:val="19"/>
               </w:rPr>
-              <w:t>scripts/run_eda.py</w:t>
+              <w:t>scripts/run_exploratory_data_analysis.py</w:t>
             </w:r>
           </w:p>
         </w:tc>
@@ -7122,7 +7122,7 @@
               <w:rPr>
                 <w:sz w:val="19"/>
               </w:rPr>
-              <w:t>scripts/run_demo_cp.py</w:t>
+              <w:t>scripts/run_chest_pain_pipeline.py</w:t>
             </w:r>
           </w:p>
         </w:tc>
@@ -7166,7 +7166,7 @@
               <w:rPr>
                 <w:sz w:val="19"/>
               </w:rPr>
-              <w:t>scripts/run_demo_cp.py</w:t>
+              <w:t>scripts/run_chest_pain_pipeline.py</w:t>
             </w:r>
           </w:p>
         </w:tc>
@@ -7210,7 +7210,7 @@
               <w:rPr>
                 <w:sz w:val="19"/>
               </w:rPr>
-              <w:t>scripts/run_demo_cp.py</w:t>
+              <w:t>scripts/run_chest_pain_pipeline.py</w:t>
             </w:r>
           </w:p>
         </w:tc>
@@ -7254,7 +7254,7 @@
               <w:rPr>
                 <w:sz w:val="19"/>
               </w:rPr>
-              <w:t>scripts/run_demo_cp.py</w:t>
+              <w:t>scripts/run_chest_pain_pipeline.py</w:t>
             </w:r>
           </w:p>
         </w:tc>
@@ -7298,7 +7298,7 @@
               <w:rPr>
                 <w:sz w:val="19"/>
               </w:rPr>
-              <w:t>scripts/run_demo_cp.py</w:t>
+              <w:t>scripts/run_chest_pain_pipeline.py</w:t>
             </w:r>
           </w:p>
         </w:tc>
@@ -7342,7 +7342,7 @@
               <w:rPr>
                 <w:sz w:val="19"/>
               </w:rPr>
-              <w:t>scripts/run_demo_cp.py</w:t>
+              <w:t>scripts/run_chest_pain_pipeline.py</w:t>
             </w:r>
           </w:p>
         </w:tc>
@@ -7386,7 +7386,7 @@
               <w:rPr>
                 <w:sz w:val="19"/>
               </w:rPr>
-              <w:t>scripts/run_demo_cp.py</w:t>
+              <w:t>scripts/run_chest_pain_pipeline.py</w:t>
             </w:r>
           </w:p>
         </w:tc>
@@ -7430,7 +7430,7 @@
               <w:rPr>
                 <w:sz w:val="19"/>
               </w:rPr>
-              <w:t>scripts/run_paper_figures.py</w:t>
+              <w:t>scripts/run_paper_figure_recreations.py</w:t>
             </w:r>
           </w:p>
         </w:tc>
@@ -7474,7 +7474,7 @@
               <w:rPr>
                 <w:sz w:val="19"/>
               </w:rPr>
-              <w:t>scripts/run_paper_figures.py</w:t>
+              <w:t>scripts/run_paper_figure_recreations.py</w:t>
             </w:r>
           </w:p>
         </w:tc>
@@ -7518,7 +7518,7 @@
               <w:rPr>
                 <w:sz w:val="19"/>
               </w:rPr>
-              <w:t>scripts/run_paper_figures.py</w:t>
+              <w:t>scripts/run_paper_figure_recreations.py</w:t>
             </w:r>
           </w:p>
         </w:tc>
@@ -7562,7 +7562,7 @@
               <w:rPr>
                 <w:sz w:val="19"/>
               </w:rPr>
-              <w:t>scripts/run_paper_figures.py</w:t>
+              <w:t>scripts/run_paper_figure_recreations.py</w:t>
             </w:r>
           </w:p>
         </w:tc>
@@ -7606,7 +7606,7 @@
               <w:rPr>
                 <w:sz w:val="19"/>
               </w:rPr>
-              <w:t>scripts/run_paper_figures.py</w:t>
+              <w:t>scripts/run_paper_figure_recreations.py</w:t>
             </w:r>
           </w:p>
         </w:tc>
@@ -7650,7 +7650,7 @@
               <w:rPr>
                 <w:sz w:val="19"/>
               </w:rPr>
-              <w:t>scripts/run_paper_figures.py</w:t>
+              <w:t>scripts/run_paper_figure_recreations.py</w:t>
             </w:r>
           </w:p>
         </w:tc>
@@ -7694,7 +7694,7 @@
               <w:rPr>
                 <w:sz w:val="19"/>
               </w:rPr>
-              <w:t>scripts/run_paper_figures.py</w:t>
+              <w:t>scripts/run_paper_figure_recreations.py</w:t>
             </w:r>
           </w:p>
         </w:tc>
@@ -7738,7 +7738,7 @@
               <w:rPr>
                 <w:sz w:val="19"/>
               </w:rPr>
-              <w:t>scripts/compare_tasks.py</w:t>
+              <w:t>scripts/compare_prediction_tasks.py</w:t>
             </w:r>
           </w:p>
         </w:tc>
@@ -7782,7 +7782,7 @@
               <w:rPr>
                 <w:sz w:val="19"/>
               </w:rPr>
-              <w:t>scripts/run_extra_figures.py (new)</w:t>
+              <w:t>scripts/run_supplementary_figures.py (new)</w:t>
             </w:r>
           </w:p>
         </w:tc>
@@ -7826,7 +7826,7 @@
               <w:rPr>
                 <w:sz w:val="19"/>
               </w:rPr>
-              <w:t>scripts/run_extra_figures.py (new)</w:t>
+              <w:t>scripts/run_supplementary_figures.py (new)</w:t>
             </w:r>
           </w:p>
         </w:tc>
@@ -7870,7 +7870,7 @@
               <w:rPr>
                 <w:sz w:val="19"/>
               </w:rPr>
-              <w:t>scripts/run_extra_figures.py (new)</w:t>
+              <w:t>scripts/run_supplementary_figures.py (new)</w:t>
             </w:r>
           </w:p>
         </w:tc>
@@ -7906,7 +7906,7 @@
           <w:color w:val="606060"/>
           <w:sz w:val="19"/>
         </w:rPr>
-        <w:t>Reproduce everything: python scripts/run_demo.py &amp;&amp; python scripts/run_demo_cp.py &amp;&amp; python scripts/run_eda.py &amp;&amp; python scripts/run_paper_figures.py &amp;&amp; python scripts/compare_tasks.py &amp;&amp; python scripts/run_extra_figures.py</w:t>
+        <w:t>Reproduce everything: python scripts/run_end_to_end_pipeline.py &amp;&amp; python scripts/run_chest_pain_pipeline.py &amp;&amp; python scripts/run_exploratory_data_analysis.py &amp;&amp; python scripts/run_paper_figure_recreations.py &amp;&amp; python scripts/compare_prediction_tasks.py &amp;&amp; python scripts/run_supplementary_figures.py</w:t>
       </w:r>
     </w:p>
     <w:sectPr>

--- a/report/Beyond_Interoperability_Report.docx
+++ b/report/Beyond_Interoperability_Report.docx
@@ -41,7 +41,7 @@
         </w:rPr>
         <w:t>A technical report and workshop companion for the fedconformal-clinical toolkit</w:t>
         <w:br/>
-        <w:t>UCI Heart Disease federation · 4 hospitals · 920 patients · 33 figures</w:t>
+        <w:t>UCI Heart Disease federation · 4 hospitals · 920 patients · 35 figures</w:t>
       </w:r>
     </w:p>
     <w:p>
@@ -70,7 +70,7 @@
           <w:i w:val="0"/>
           <w:sz w:val="24"/>
         </w:rPr>
-        <w:t>Executive Summary</w:t>
+        <w:t>1. Introduction</w:t>
       </w:r>
     </w:p>
     <w:p>
@@ -83,7 +83,7 @@
           <w:i w:val="0"/>
           <w:sz w:val="24"/>
         </w:rPr>
-        <w:t>1. Why Conformal Prediction Helps With Site-Level Heterogeneity</w:t>
+        <w:t>2. Challenges</w:t>
       </w:r>
     </w:p>
     <w:p>
@@ -96,7 +96,7 @@
           <w:i w:val="0"/>
           <w:sz w:val="24"/>
         </w:rPr>
-        <w:t>2. The Mathematics, and What Every Piece of Code Produces</w:t>
+        <w:t>3. Motivation</w:t>
       </w:r>
     </w:p>
     <w:p>
@@ -109,7 +109,7 @@
           <w:i w:val="0"/>
           <w:sz w:val="24"/>
         </w:rPr>
-        <w:t>3. Why This Dataset Is an Ideal Testbed for Interoperability</w:t>
+        <w:t>4. The Difficulty of Working With Real Clinical Data</w:t>
       </w:r>
     </w:p>
     <w:p>
@@ -122,7 +122,59 @@
           <w:i w:val="0"/>
           <w:sz w:val="24"/>
         </w:rPr>
-        <w:t>4. Pipeline Walkthrough and Justification: Is This Enough?</w:t>
+        <w:t>5. Our Dataset: The UCI Heart Disease Federation</w:t>
+      </w:r>
+    </w:p>
+    <w:p>
+      <w:pPr>
+        <w:spacing w:after="160"/>
+      </w:pPr>
+      <w:r>
+        <w:rPr>
+          <w:b w:val="0"/>
+          <w:i w:val="0"/>
+          <w:sz w:val="24"/>
+        </w:rPr>
+        <w:t>6. Methods of Interoperability: Choosing a Standard</w:t>
+      </w:r>
+    </w:p>
+    <w:p>
+      <w:pPr>
+        <w:spacing w:after="160"/>
+      </w:pPr>
+      <w:r>
+        <w:rPr>
+          <w:b w:val="0"/>
+          <w:i w:val="0"/>
+          <w:sz w:val="24"/>
+        </w:rPr>
+        <w:t>7. Why Conformal Prediction Helps With Site-Level Heterogeneity</w:t>
+      </w:r>
+    </w:p>
+    <w:p>
+      <w:pPr>
+        <w:spacing w:after="160"/>
+      </w:pPr>
+      <w:r>
+        <w:rPr>
+          <w:b w:val="0"/>
+          <w:i w:val="0"/>
+          <w:sz w:val="24"/>
+        </w:rPr>
+        <w:t>8. The Mathematics, and What Every Piece of Code Produces</w:t>
+      </w:r>
+    </w:p>
+    <w:p>
+      <w:pPr>
+        <w:spacing w:after="160"/>
+      </w:pPr>
+      <w:r>
+        <w:rPr>
+          <w:b w:val="0"/>
+          <w:i w:val="0"/>
+          <w:sz w:val="24"/>
+        </w:rPr>
+        <w:t>9. Pipeline Walkthrough and Justification: Is This Enough?</w:t>
       </w:r>
     </w:p>
     <w:p>
@@ -151,7 +203,7 @@
         <w:rPr>
           <w:color w:val="1A1A1A"/>
         </w:rPr>
-        <w:t>Executive Summary</w:t>
+        <w:t>1. Introduction</w:t>
       </w:r>
     </w:p>
     <w:p>
@@ -190,7 +242,20 @@
           <w:i w:val="0"/>
           <w:sz w:val="22"/>
         </w:rPr>
-        <w:t>This report walks through the full toolkit built to make that idea concrete and hands-on: the UCI Heart Disease dataset loaded from its four original hospital sites (Cleveland, Hungary, Switzerland, the V.A. Long Beach), a from-scratch federated-learning simulator, a from-scratch conformal-prediction library, and a battery of diagnostics that separate genuine population differences ("this hospital really does see sicker patients") from measurement artefacts ("this hospital simply never recorded this lab value"). Every figure the pipeline produces -- 33 in total -- is reproduced here with a plain-language explanation of what it shows and why it matters, alongside the mathematics behind the method and an honest assessment of what is solid and what could still be added.</w:t>
+        <w:t>This report walks through the full toolkit built to make that idea concrete and hands-on: the UCI Heart Disease dataset loaded from its four original hospital sites (Cleveland, Hungary, Switzerland, the V.A. Long Beach), a from-scratch federated-learning simulator, a from-scratch conformal-prediction library, and a battery of diagnostics that separate genuine population differences ("this hospital really does see sicker patients") from measurement artefacts ("this hospital simply never recorded this lab value"). Every figure the pipeline produces -- 35 in total -- is reproduced here with a plain-language explanation of what it shows and why it matters, alongside the mathematics behind the method and an honest assessment of what is solid and what could still be added.</w:t>
+      </w:r>
+    </w:p>
+    <w:p>
+      <w:pPr>
+        <w:spacing w:after="160"/>
+      </w:pPr>
+      <w:r>
+        <w:rPr>
+          <w:b w:val="0"/>
+          <w:i w:val="0"/>
+          <w:sz w:val="22"/>
+        </w:rPr>
+        <w:t>The rest of this report is organized to build the argument from the ground up rather than jump straight to results. Section 2 lays out the concrete challenges a cross-institution curation pipeline has to solve. Section 3 explains why this is a live, fast-moving problem right now, not a settled one. Section 4 confronts a practical reality that most technical write-ups skip over entirely: why real multi-institution clinical data is so hard to obtain in the first place, and what that implies for anyone trying to build or teach this kind of pipeline. Section 5 introduces the specific dataset this toolkit uses and why it is an unusually good fit. Section 6 asks a question that is easy to leave implicit: given that interoperability itself is a solved technical problem with multiple competing standards, which standard actually fits this use case, and what does adopting one buy you (and not buy you)? Sections 7 through 9 then get into the technical core -- the method, the mathematics, and a full walkthrough of the pipeline -- and the report closes with an honest verdict on what is solid today and what a production deployment should add next.</w:t>
       </w:r>
     </w:p>
     <w:p>
@@ -206,18 +271,4410 @@
         <w:rPr>
           <w:color w:val="1A1A1A"/>
         </w:rPr>
-        <w:t>1. Why Conformal Prediction Helps With Site-Level Heterogeneity</w:t>
+        <w:t>2. Challenges</w:t>
       </w:r>
     </w:p>
     <w:p>
       <w:pPr>
-        <w:pStyle w:val="Heading2"/>
+        <w:spacing w:after="160"/>
+      </w:pPr>
+      <w:r>
+        <w:rPr>
+          <w:b w:val="0"/>
+          <w:i w:val="0"/>
+          <w:sz w:val="22"/>
+        </w:rPr>
+        <w:t>Before describing the toolkit, it is worth naming the problem precisely. Five distinct challenges compound to make cross-institution clinical modeling harder than it looks from the outside, and conflating them is one of the easiest ways a curation project goes wrong.</w:t>
+      </w:r>
+    </w:p>
+    <w:p>
+      <w:pPr>
+        <w:pStyle w:val="ListBullet"/>
+      </w:pPr>
+      <w:r>
+        <w:rPr>
+          <w:sz w:val="22"/>
+        </w:rPr>
+        <w:t>Separating true variation from measurement artefact, with no ground truth. Given a feature that differs across two hospitals, there is no automatic way to know whether the underlying patients really differ or whether one hospital simply measures that variable differently (or not at all). Both look identical in a naive summary statistic; only a deliberate, purpose-built diagnostic tells them apart.</w:t>
+      </w:r>
+    </w:p>
+    <w:p>
+      <w:pPr>
+        <w:pStyle w:val="ListBullet"/>
+      </w:pPr>
+      <w:r>
+        <w:rPr>
+          <w:sz w:val="22"/>
+        </w:rPr>
+        <w:t>Silent failure. A model's own output gives no warning when it has left the population it was trained on. A softmax score of 92% looks the same whether it is well-calibrated or not -- the model does not know, and cannot say, that it is now operating somewhere it has never been validated.</w:t>
+      </w:r>
+    </w:p>
+    <w:p>
+      <w:pPr>
+        <w:pStyle w:val="ListBullet"/>
+      </w:pPr>
+      <w:r>
+        <w:rPr>
+          <w:sz w:val="22"/>
+        </w:rPr>
+        <w:t>Data cannot simply be pooled to fix the first two problems. The obvious fix for heterogeneity -- combine everyone's data, retrain, re-validate -- is usually not legally or practically available in healthcare (Section 4 explains why in detail). Any solution has to work under the constraint that patient-level records stay inside their originating institution.</w:t>
+      </w:r>
+    </w:p>
+    <w:p>
+      <w:pPr>
+        <w:pStyle w:val="ListBullet"/>
+      </w:pPr>
+      <w:r>
+        <w:rPr>
+          <w:sz w:val="22"/>
+        </w:rPr>
+        <w:t>A shared schema does not imply shared meaning. Two institutions can adopt the identical data standard, the identical column names, the identical value codes, and still encode different underlying clinical practices -- which tests get ordered, which values get routinely recorded, which patients get referred there in the first place. Standardization (Section 6) narrows this gap; it does not close it.</w:t>
+      </w:r>
+    </w:p>
+    <w:p>
+      <w:pPr>
+        <w:pStyle w:val="ListBullet"/>
+      </w:pPr>
+      <w:r>
+        <w:rPr>
+          <w:sz w:val="22"/>
+        </w:rPr>
+        <w:t>Standard evaluation metrics do not expose any of this. Accuracy, AUC, and even a well-calibrated pooled coverage number are all computed as one number across the whole validation set. Every one of them can look healthy while one site, or one patient subgroup, is being served far below the reported standard. Finding that requires metrics that are explicitly stratified -- by site, by class, by subgroup -- not just a bigger validation set.</w:t>
+      </w:r>
+    </w:p>
+    <w:p>
+      <w:pPr>
+        <w:spacing w:after="160"/>
+      </w:pPr>
+      <w:r>
+        <w:rPr>
+          <w:b w:val="0"/>
+          <w:i w:val="0"/>
+          <w:sz w:val="22"/>
+        </w:rPr>
+        <w:t>These five challenges are the reason this report is organized the way it is: Section 6 addresses the third and fourth (what standardization can and cannot do), and Sections 7 through 9 build and demonstrate the diagnostic tooling that addresses the first, second and fifth directly.</w:t>
+      </w:r>
+    </w:p>
+    <w:p>
+      <w:r>
+        <w:br w:type="page"/>
+      </w:r>
+    </w:p>
+    <w:p>
+      <w:pPr>
+        <w:pStyle w:val="Heading1"/>
       </w:pPr>
       <w:r>
         <w:rPr>
           <w:color w:val="1A1A1A"/>
         </w:rPr>
-        <w:t>1.1 The problem: models are confident even when they are wrong</w:t>
+        <w:t>3. Motivation</w:t>
+      </w:r>
+    </w:p>
+    <w:p>
+      <w:pPr>
+        <w:spacing w:after="160"/>
+      </w:pPr>
+      <w:r>
+        <w:rPr>
+          <w:b w:val="0"/>
+          <w:i w:val="0"/>
+          <w:sz w:val="22"/>
+        </w:rPr>
+        <w:t>None of the challenges in Section 2 are new in principle. What has changed is that three independent trends are accelerating at the same time, and the gap between them is exactly where this toolkit sits.</w:t>
+      </w:r>
+    </w:p>
+    <w:p>
+      <w:pPr>
+        <w:pStyle w:val="Heading2"/>
+      </w:pPr>
+      <w:r>
+        <w:rPr>
+          <w:color w:val="1A1A1A"/>
+        </w:rPr>
+        <w:t>3.1 Clinical AI is being deployed faster than it is being validated across sites</w:t>
+      </w:r>
+    </w:p>
+    <w:p>
+      <w:pPr>
+        <w:spacing w:after="160"/>
+      </w:pPr>
+      <w:r>
+        <w:rPr>
+          <w:b w:val="0"/>
+          <w:i w:val="0"/>
+          <w:sz w:val="22"/>
+        </w:rPr>
+        <w:t>The number of AI- and machine-learning-enabled tools cleared for clinical use has grown substantially in recent years, and that growth has outpaced the development of standard practice for validating those tools beyond the site (or sites) where they were trained. It is now well documented in the clinical-ML literature that models validated at one hospital can underperform when deployed at another -- differences in patient case-mix, equipment, and measurement practice are enough to degrade performance even when the input schema is identical. Regulators have taken notice: evolving FDA guidance on AI/ML-based software as a medical device explicitly calls for real-world performance monitoring across sites and subpopulations after deployment, not just a single pre-market validation number. That is precisely the per-site, per-subgroup accountability this toolkit's diagnostics are built to provide.</w:t>
+      </w:r>
+    </w:p>
+    <w:p>
+      <w:pPr>
+        <w:pStyle w:val="Heading2"/>
+      </w:pPr>
+      <w:r>
+        <w:rPr>
+          <w:color w:val="1A1A1A"/>
+        </w:rPr>
+        <w:t>3.2 Federated learning has moved from research curiosity to practical necessity</w:t>
+      </w:r>
+    </w:p>
+    <w:p>
+      <w:pPr>
+        <w:spacing w:after="160"/>
+      </w:pPr>
+      <w:r>
+        <w:rPr>
+          <w:b w:val="0"/>
+          <w:i w:val="0"/>
+          <w:sz w:val="22"/>
+        </w:rPr>
+        <w:t>Federated learning -- training a shared model by exchanging weights instead of data -- was popularized around 2016-17 for keyboard-prediction models on phones, where centralizing personal keystroke data was undesirable but not legally prohibitive. In healthcare the same architecture has become close to mandatory rather than optional, because (as Section 4 details) centralizing patient-level records across institutions is frequently not something a legal and regulatory process will approve on any reasonable timeline. The result is a fast-growing body of federated clinical-ML research and infrastructure -- multi-hospital consortia, federated benchmark suites such as FLamby, and federated extensions of standard toolkits -- all converging on the same constraint this report's simulator is built around: train without moving the data.</w:t>
+      </w:r>
+    </w:p>
+    <w:p>
+      <w:pPr>
+        <w:pStyle w:val="Heading2"/>
+      </w:pPr>
+      <w:r>
+        <w:rPr>
+          <w:color w:val="1A1A1A"/>
+        </w:rPr>
+        <w:t>3.3 Interoperability is now a regulatory mandate, which raises the stakes on the semantic gap</w:t>
+      </w:r>
+    </w:p>
+    <w:p>
+      <w:pPr>
+        <w:spacing w:after="160"/>
+      </w:pPr>
+      <w:r>
+        <w:rPr>
+          <w:b w:val="0"/>
+          <w:i w:val="0"/>
+          <w:sz w:val="22"/>
+        </w:rPr>
+        <w:t>In the United States, the ONC's 21st Century Cures Act Final Rule requires certified health IT systems to expose standardized, FHIR-based APIs, and the Trusted Exchange Framework and Common Agreement (TEFCA) is actively rolling out a nationwide "network of networks" for health information exchange. The European Union's proposed European Health Data Space regulation aims at a similar cross-border standard. These are genuine, significant achievements -- but they mandate *structural* interoperability (can the bytes move, in an agreed format) far more directly than *semantic* interoperability (does the moved value mean the same clinical fact everywhere). As more institutions become technically interoperable by mandate, the silent semantic gap this report measures becomes more consequential, not less: it is now the primary remaining barrier standing between "the data arrived" and "the data can be trusted," which is exactly the subject of Section 6.</w:t>
+      </w:r>
+    </w:p>
+    <w:p>
+      <w:pPr>
+        <w:pStyle w:val="Heading2"/>
+      </w:pPr>
+      <w:r>
+        <w:rPr>
+          <w:color w:val="1A1A1A"/>
+        </w:rPr>
+        <w:t>3.4 Trustworthy, auditable uncertainty is a fast-growing requirement of its own</w:t>
+      </w:r>
+    </w:p>
+    <w:p>
+      <w:pPr>
+        <w:spacing w:after="160"/>
+      </w:pPr>
+      <w:r>
+        <w:rPr>
+          <w:b w:val="0"/>
+          <w:i w:val="0"/>
+          <w:sz w:val="22"/>
+        </w:rPr>
+        <w:t>Alongside interoperability mandates, there is growing regulatory and clinical demand for AI systems that can quantify their own uncertainty in a way that can be audited, not just asserted. Conformal prediction is one of very few uncertainty-quantification methods that offers a distribution-free, finite-sample coverage guarantee -- it does not depend on the underlying model being well-specified or Bayesian, which is a large part of why it has seen rapid adoption in exactly this kind of high-stakes, regulated setting over the past few years.</w:t>
+      </w:r>
+    </w:p>
+    <w:p>
+      <w:pPr>
+        <w:spacing w:after="160"/>
+      </w:pPr>
+      <w:r>
+        <w:rPr>
+          <w:b w:val="0"/>
+          <w:i w:val="0"/>
+          <w:sz w:val="22"/>
+        </w:rPr>
+        <w:t>Put together: clinical AI deployment, mandated data interoperability, and demand for auditable uncertainty are each independently accelerating right now, and the space between the second and third trend -- interoperable, but not yet verifiably trustworthy -- is precisely the open problem this report and its accompanying toolkit are built to make tractable.</w:t>
+      </w:r>
+    </w:p>
+    <w:p>
+      <w:r>
+        <w:br w:type="page"/>
+      </w:r>
+    </w:p>
+    <w:p>
+      <w:pPr>
+        <w:pStyle w:val="Heading1"/>
+      </w:pPr>
+      <w:r>
+        <w:rPr>
+          <w:color w:val="1A1A1A"/>
+        </w:rPr>
+        <w:t>4. The Difficulty of Working With Real Clinical Data</w:t>
+      </w:r>
+    </w:p>
+    <w:p>
+      <w:pPr>
+        <w:spacing w:after="160"/>
+      </w:pPr>
+      <w:r>
+        <w:rPr>
+          <w:b w:val="0"/>
+          <w:i w:val="0"/>
+          <w:sz w:val="22"/>
+        </w:rPr>
+        <w:t>A technical report on cross-site heterogeneity can make the whole problem sound like a pure modeling exercise. It is not. The reason so much clinical-ML research relies on the same handful of datasets, and the reason multi-institution studies are rarer than single-site ones, is a set of real, well-justified legal and ethical barriers that sit upstream of any modeling choice. Understanding them is necessary to understand why this workshop's dataset (Section 5) is unusual, and why federated learning (Section 3.2) is often not a stylistic preference but the only architecture actually available.</w:t>
+      </w:r>
+    </w:p>
+    <w:p>
+      <w:pPr>
+        <w:pStyle w:val="Heading2"/>
+      </w:pPr>
+      <w:r>
+        <w:rPr>
+          <w:color w:val="1A1A1A"/>
+        </w:rPr>
+        <w:t>4.1 IRB review and the Common Rule</w:t>
+      </w:r>
+    </w:p>
+    <w:p>
+      <w:pPr>
+        <w:spacing w:after="160"/>
+      </w:pPr>
+      <w:r>
+        <w:rPr>
+          <w:b w:val="0"/>
+          <w:i w:val="0"/>
+          <w:sz w:val="22"/>
+        </w:rPr>
+        <w:t>In the United States, essentially any use of data involving human subjects for research -- including a purely retrospective, secondary analysis of existing clinical records -- falls under the Common Rule (45 CFR 46) and requires review by an Institutional Review Board (IRB). Even when a researcher believes an analysis poses minimal risk and may qualify for an exemption, that determination itself has to be made by the IRB, not assumed by the researcher. This review exists for good reason -- it is the primary safeguard for patient rights and welfare in research -- but it also means that before a single row of data can be analyzed, a formal, often multi-week institutional process has to run its course, and it has to run separately at every participating institution in a multi-site study.</w:t>
+      </w:r>
+    </w:p>
+    <w:p>
+      <w:pPr>
+        <w:pStyle w:val="Heading2"/>
+      </w:pPr>
+      <w:r>
+        <w:rPr>
+          <w:color w:val="1A1A1A"/>
+        </w:rPr>
+        <w:t>4.2 HIPAA, de-identification, and data use agreements</w:t>
+      </w:r>
+    </w:p>
+    <w:p>
+      <w:pPr>
+        <w:spacing w:after="160"/>
+      </w:pPr>
+      <w:r>
+        <w:rPr>
+          <w:b w:val="0"/>
+          <w:i w:val="0"/>
+          <w:sz w:val="22"/>
+        </w:rPr>
+        <w:t>Separately from IRB review, the HIPAA Privacy Rule governs any data that qualifies as Protected Health Information (PHI) held by a covered entity. Sharing PHI outside the originating institution requires patient authorization, a waiver, or de-identification meeting one of two recognized standards: Safe Harbor (removing eighteen specific categories of identifier) or Expert Determination (a qualified statistician formally certifies that re-identification risk is very small). Both routes require real expertise and institutional sign-off, not just deleting a name column. Moving data between institutions at all typically also requires a negotiated Data Use Agreement (DUA) -- a legal contract specifying permitted uses, security controls, and publication rights -- and DUAs are usually negotiated per pair of institutions, which is a large part of why genuinely multi-site datasets are so much rarer than single-site ones: a four-hospital study does not need one DUA, it potentially needs up to six.</w:t>
+      </w:r>
+    </w:p>
+    <w:p>
+      <w:pPr>
+        <w:pStyle w:val="Heading2"/>
+      </w:pPr>
+      <w:r>
+        <w:rPr>
+          <w:color w:val="1A1A1A"/>
+        </w:rPr>
+        <w:t>4.3 Even "open" datasets are usually credentialed, not public</w:t>
+      </w:r>
+    </w:p>
+    <w:p>
+      <w:pPr>
+        <w:spacing w:after="160"/>
+      </w:pPr>
+      <w:r>
+        <w:rPr>
+          <w:b w:val="0"/>
+          <w:i w:val="0"/>
+          <w:sz w:val="22"/>
+        </w:rPr>
+        <w:t>Some of the best-known multi-institution clinical datasets are still gated behind a credentialing process rather than being truly public downloads. PhysioNet's MIMIC-IV and eICU Collaborative Research Database, for example, require a signed data use agreement and completion of human-subjects-research training (commonly the CITI "Data or Specimens Only Research" course) before an individual researcher can download the data -- a reasonable and proportionate safeguard, but a real barrier for a live, drop-in teaching setting where attendees cannot be expected to complete a multi-day credentialing process in advance.</w:t>
+      </w:r>
+    </w:p>
+    <w:p>
+      <w:pPr>
+        <w:spacing w:after="160"/>
+      </w:pPr>
+      <w:r>
+        <w:rPr>
+          <w:b/>
+          <w:i w:val="0"/>
+          <w:sz w:val="21"/>
+        </w:rPr>
+        <w:t>Table 4.1 -- The layered barriers between a clinical dataset and a public download</w:t>
+      </w:r>
+    </w:p>
+    <w:tbl>
+      <w:tblPr>
+        <w:tblStyle w:val="TableGrid"/>
+        <w:tblW w:type="auto" w:w="0"/>
+        <w:jc w:val="center"/>
+        <w:tblLook w:firstColumn="1" w:firstRow="1" w:lastColumn="0" w:lastRow="0" w:noHBand="0" w:noVBand="1" w:val="04A0"/>
+      </w:tblPr>
+      <w:tblGrid>
+        <w:gridCol w:w="2880"/>
+        <w:gridCol w:w="2880"/>
+        <w:gridCol w:w="2880"/>
+      </w:tblGrid>
+      <w:tr>
+        <w:tc>
+          <w:tcPr>
+            <w:tcW w:type="dxa" w:w="2880"/>
+            <w:shd w:fill="2A78D6"/>
+          </w:tcPr>
+          <w:p>
+            <w:r/>
+            <w:r>
+              <w:rPr>
+                <w:b/>
+                <w:color w:val="FFFFFF"/>
+                <w:sz w:val="20"/>
+              </w:rPr>
+              <w:t>Barrier</w:t>
+            </w:r>
+          </w:p>
+        </w:tc>
+        <w:tc>
+          <w:tcPr>
+            <w:tcW w:type="dxa" w:w="2880"/>
+            <w:shd w:fill="2A78D6"/>
+          </w:tcPr>
+          <w:p>
+            <w:r/>
+            <w:r>
+              <w:rPr>
+                <w:b/>
+                <w:color w:val="FFFFFF"/>
+                <w:sz w:val="20"/>
+              </w:rPr>
+              <w:t>What it requires</w:t>
+            </w:r>
+          </w:p>
+        </w:tc>
+        <w:tc>
+          <w:tcPr>
+            <w:tcW w:type="dxa" w:w="2880"/>
+            <w:shd w:fill="2A78D6"/>
+          </w:tcPr>
+          <w:p>
+            <w:r/>
+            <w:r>
+              <w:rPr>
+                <w:b/>
+                <w:color w:val="FFFFFF"/>
+                <w:sz w:val="20"/>
+              </w:rPr>
+              <w:t>Typical effect</w:t>
+            </w:r>
+          </w:p>
+        </w:tc>
+      </w:tr>
+      <w:tr>
+        <w:tc>
+          <w:tcPr>
+            <w:tcW w:type="dxa" w:w="2880"/>
+          </w:tcPr>
+          <w:p>
+            <w:r/>
+            <w:r>
+              <w:rPr>
+                <w:sz w:val="19"/>
+              </w:rPr>
+              <w:t>IRB / Common Rule review</w:t>
+            </w:r>
+          </w:p>
+        </w:tc>
+        <w:tc>
+          <w:tcPr>
+            <w:tcW w:type="dxa" w:w="2880"/>
+          </w:tcPr>
+          <w:p>
+            <w:r/>
+            <w:r>
+              <w:rPr>
+                <w:sz w:val="19"/>
+              </w:rPr>
+              <w:t>Review (or a formal exemption determination) for essentially any human-subjects research use, including retrospective analysis</w:t>
+            </w:r>
+          </w:p>
+        </w:tc>
+        <w:tc>
+          <w:tcPr>
+            <w:tcW w:type="dxa" w:w="2880"/>
+          </w:tcPr>
+          <w:p>
+            <w:r/>
+            <w:r>
+              <w:rPr>
+                <w:sz w:val="19"/>
+              </w:rPr>
+              <w:t>Weeks to months, separately at every participating institution</w:t>
+            </w:r>
+          </w:p>
+        </w:tc>
+      </w:tr>
+      <w:tr>
+        <w:tc>
+          <w:tcPr>
+            <w:tcW w:type="dxa" w:w="2880"/>
+          </w:tcPr>
+          <w:p>
+            <w:r/>
+            <w:r>
+              <w:rPr>
+                <w:sz w:val="19"/>
+              </w:rPr>
+              <w:t>HIPAA Privacy Rule</w:t>
+            </w:r>
+          </w:p>
+        </w:tc>
+        <w:tc>
+          <w:tcPr>
+            <w:tcW w:type="dxa" w:w="2880"/>
+          </w:tcPr>
+          <w:p>
+            <w:r/>
+            <w:r>
+              <w:rPr>
+                <w:sz w:val="19"/>
+              </w:rPr>
+              <w:t>De-identification via Safe Harbor (18 identifiers removed) or Expert Determination (statistician-certified) before data can leave the covered entity</w:t>
+            </w:r>
+          </w:p>
+        </w:tc>
+        <w:tc>
+          <w:tcPr>
+            <w:tcW w:type="dxa" w:w="2880"/>
+          </w:tcPr>
+          <w:p>
+            <w:r/>
+            <w:r>
+              <w:rPr>
+                <w:sz w:val="19"/>
+              </w:rPr>
+              <w:t>Requires dedicated expertise; incomplete de-identification blocks release entirely</w:t>
+            </w:r>
+          </w:p>
+        </w:tc>
+      </w:tr>
+      <w:tr>
+        <w:tc>
+          <w:tcPr>
+            <w:tcW w:type="dxa" w:w="2880"/>
+          </w:tcPr>
+          <w:p>
+            <w:r/>
+            <w:r>
+              <w:rPr>
+                <w:sz w:val="19"/>
+              </w:rPr>
+              <w:t>Data Use Agreement (DUA)</w:t>
+            </w:r>
+          </w:p>
+        </w:tc>
+        <w:tc>
+          <w:tcPr>
+            <w:tcW w:type="dxa" w:w="2880"/>
+          </w:tcPr>
+          <w:p>
+            <w:r/>
+            <w:r>
+              <w:rPr>
+                <w:sz w:val="19"/>
+              </w:rPr>
+              <w:t>A negotiated legal contract between every pair of sharing institutions, covering permitted uses, security and publication rights</w:t>
+            </w:r>
+          </w:p>
+        </w:tc>
+        <w:tc>
+          <w:tcPr>
+            <w:tcW w:type="dxa" w:w="2880"/>
+          </w:tcPr>
+          <w:p>
+            <w:r/>
+            <w:r>
+              <w:rPr>
+                <w:sz w:val="19"/>
+              </w:rPr>
+              <w:t>Often months per institution pair; scales roughly quadratically with the number of sites</w:t>
+            </w:r>
+          </w:p>
+        </w:tc>
+      </w:tr>
+      <w:tr>
+        <w:tc>
+          <w:tcPr>
+            <w:tcW w:type="dxa" w:w="2880"/>
+          </w:tcPr>
+          <w:p>
+            <w:r/>
+            <w:r>
+              <w:rPr>
+                <w:sz w:val="19"/>
+              </w:rPr>
+              <w:t>Credentialing (e.g. PhysioNet)</w:t>
+            </w:r>
+          </w:p>
+        </w:tc>
+        <w:tc>
+          <w:tcPr>
+            <w:tcW w:type="dxa" w:w="2880"/>
+          </w:tcPr>
+          <w:p>
+            <w:r/>
+            <w:r>
+              <w:rPr>
+                <w:sz w:val="19"/>
+              </w:rPr>
+              <w:t>Signed DUA plus completed human-subjects training (e.g. CITI) before an individual researcher may download</w:t>
+            </w:r>
+          </w:p>
+        </w:tc>
+        <w:tc>
+          <w:tcPr>
+            <w:tcW w:type="dxa" w:w="2880"/>
+          </w:tcPr>
+          <w:p>
+            <w:r/>
+            <w:r>
+              <w:rPr>
+                <w:sz w:val="19"/>
+              </w:rPr>
+              <w:t>Days to weeks per researcher, periodically renewed</w:t>
+            </w:r>
+          </w:p>
+        </w:tc>
+      </w:tr>
+      <w:tr>
+        <w:tc>
+          <w:tcPr>
+            <w:tcW w:type="dxa" w:w="2880"/>
+          </w:tcPr>
+          <w:p>
+            <w:r/>
+            <w:r>
+              <w:rPr>
+                <w:sz w:val="19"/>
+              </w:rPr>
+              <w:t>Net effect</w:t>
+            </w:r>
+          </w:p>
+        </w:tc>
+        <w:tc>
+          <w:tcPr>
+            <w:tcW w:type="dxa" w:w="2880"/>
+          </w:tcPr>
+          <w:p>
+            <w:r/>
+            <w:r>
+              <w:rPr>
+                <w:sz w:val="19"/>
+              </w:rPr>
+              <w:t>The large majority of clinical data never becomes a public, redistributable research dataset</w:t>
+            </w:r>
+          </w:p>
+        </w:tc>
+        <w:tc>
+          <w:tcPr>
+            <w:tcW w:type="dxa" w:w="2880"/>
+          </w:tcPr>
+          <w:p>
+            <w:r/>
+            <w:r>
+              <w:rPr>
+                <w:sz w:val="19"/>
+              </w:rPr>
+              <w:t>Federated learning becomes a practical necessity for genuine multi-site study, not just a preferred architecture</w:t>
+            </w:r>
+          </w:p>
+        </w:tc>
+      </w:tr>
+    </w:tbl>
+    <w:p>
+      <w:pPr>
+        <w:spacing w:after="80"/>
+      </w:pPr>
+    </w:p>
+    <w:p>
+      <w:pPr>
+        <w:spacing w:after="160"/>
+      </w:pPr>
+      <w:r>
+        <w:rPr>
+          <w:b w:val="0"/>
+          <w:i w:val="0"/>
+          <w:sz w:val="22"/>
+        </w:rPr>
+        <w:t>This is what makes the dataset in Section 5 genuinely unusual. It was donated to the public UCI Machine Learning Repository in 1988-89 -- more than a decade before the HIPAA Privacy Rule was finalized (2000) and took effect (2003) -- and released with the explicit intent of open reuse. A comparable four-hospital dataset collected today would, even with every institution fully willing to share, face a materially higher bar to public release than this one did. That historical accident is precisely why a workshop can hand attendees real, multi-institution patient data with zero credentialing, and it is the direct bridge into the next section.</w:t>
+      </w:r>
+    </w:p>
+    <w:p>
+      <w:r>
+        <w:br w:type="page"/>
+      </w:r>
+    </w:p>
+    <w:p>
+      <w:pPr>
+        <w:pStyle w:val="Heading1"/>
+      </w:pPr>
+      <w:r>
+        <w:rPr>
+          <w:color w:val="1A1A1A"/>
+        </w:rPr>
+        <w:t>5. Our Dataset: The UCI Heart Disease Federation</w:t>
+      </w:r>
+    </w:p>
+    <w:p>
+      <w:pPr>
+        <w:spacing w:after="160"/>
+      </w:pPr>
+      <w:r>
+        <w:rPr>
+          <w:b w:val="0"/>
+          <w:i w:val="0"/>
+          <w:sz w:val="22"/>
+        </w:rPr>
+        <w:t>A good demonstration dataset for "interoperability is not comparability" needs one property above all else: the four sources must genuinely be interoperable -- same variables, same coding, same case-report form -- while still differing underneath in ways that matter. A synthetic split of one hospital's data into four random pieces would be trivially comparable (there is no real difference to find) and would teach nothing. The UCI Heart Disease federation is close to the opposite extreme: it is one of the very few open clinical datasets where four *real, independent* hospitals filled out the *same* form, so every difference we measure is a genuine site effect, not an artefact of how the demonstration was constructed -- and, as Section 4 explained, one of the very few such datasets that carries no access barrier at all.</w:t>
+      </w:r>
+    </w:p>
+    <w:p>
+      <w:pPr>
+        <w:pStyle w:val="Heading2"/>
+      </w:pPr>
+      <w:r>
+        <w:rPr>
+          <w:color w:val="1A1A1A"/>
+        </w:rPr>
+        <w:t>5.1 The four sites at a glance</w:t>
+      </w:r>
+    </w:p>
+    <w:p>
+      <w:pPr>
+        <w:spacing w:after="160"/>
+      </w:pPr>
+      <w:r>
+        <w:rPr>
+          <w:b/>
+          <w:i w:val="0"/>
+          <w:sz w:val="21"/>
+        </w:rPr>
+        <w:t>Table 5.1 -- The four hospital sites</w:t>
+      </w:r>
+    </w:p>
+    <w:tbl>
+      <w:tblPr>
+        <w:tblStyle w:val="TableGrid"/>
+        <w:tblW w:type="auto" w:w="0"/>
+        <w:jc w:val="center"/>
+        <w:tblLook w:firstColumn="1" w:firstRow="1" w:lastColumn="0" w:lastRow="0" w:noHBand="0" w:noVBand="1" w:val="04A0"/>
+      </w:tblPr>
+      <w:tblGrid>
+        <w:gridCol w:w="1728"/>
+        <w:gridCol w:w="1728"/>
+        <w:gridCol w:w="1728"/>
+        <w:gridCol w:w="1728"/>
+        <w:gridCol w:w="1728"/>
+      </w:tblGrid>
+      <w:tr>
+        <w:tc>
+          <w:tcPr>
+            <w:tcW w:type="dxa" w:w="1728"/>
+            <w:shd w:fill="2A78D6"/>
+          </w:tcPr>
+          <w:p>
+            <w:r/>
+            <w:r>
+              <w:rPr>
+                <w:b/>
+                <w:color w:val="FFFFFF"/>
+                <w:sz w:val="20"/>
+              </w:rPr>
+              <w:t>Site</w:t>
+            </w:r>
+          </w:p>
+        </w:tc>
+        <w:tc>
+          <w:tcPr>
+            <w:tcW w:type="dxa" w:w="1728"/>
+            <w:shd w:fill="2A78D6"/>
+          </w:tcPr>
+          <w:p>
+            <w:r/>
+            <w:r>
+              <w:rPr>
+                <w:b/>
+                <w:color w:val="FFFFFF"/>
+                <w:sz w:val="20"/>
+              </w:rPr>
+              <w:t>Institution</w:t>
+            </w:r>
+          </w:p>
+        </w:tc>
+        <w:tc>
+          <w:tcPr>
+            <w:tcW w:type="dxa" w:w="1728"/>
+            <w:shd w:fill="2A78D6"/>
+          </w:tcPr>
+          <w:p>
+            <w:r/>
+            <w:r>
+              <w:rPr>
+                <w:b/>
+                <w:color w:val="FFFFFF"/>
+                <w:sz w:val="20"/>
+              </w:rPr>
+              <w:t>Patients</w:t>
+            </w:r>
+          </w:p>
+        </w:tc>
+        <w:tc>
+          <w:tcPr>
+            <w:tcW w:type="dxa" w:w="1728"/>
+            <w:shd w:fill="2A78D6"/>
+          </w:tcPr>
+          <w:p>
+            <w:r/>
+            <w:r>
+              <w:rPr>
+                <w:b/>
+                <w:color w:val="FFFFFF"/>
+                <w:sz w:val="20"/>
+              </w:rPr>
+              <w:t>Any-disease prevalence</w:t>
+            </w:r>
+          </w:p>
+        </w:tc>
+        <w:tc>
+          <w:tcPr>
+            <w:tcW w:type="dxa" w:w="1728"/>
+            <w:shd w:fill="2A78D6"/>
+          </w:tcPr>
+          <w:p>
+            <w:r/>
+            <w:r>
+              <w:rPr>
+                <w:b/>
+                <w:color w:val="FFFFFF"/>
+                <w:sz w:val="20"/>
+              </w:rPr>
+              <w:t>Most common severity</w:t>
+            </w:r>
+          </w:p>
+        </w:tc>
+      </w:tr>
+      <w:tr>
+        <w:tc>
+          <w:tcPr>
+            <w:tcW w:type="dxa" w:w="1728"/>
+          </w:tcPr>
+          <w:p>
+            <w:r/>
+            <w:r>
+              <w:rPr>
+                <w:sz w:val="19"/>
+              </w:rPr>
+              <w:t>Cleveland</w:t>
+            </w:r>
+          </w:p>
+        </w:tc>
+        <w:tc>
+          <w:tcPr>
+            <w:tcW w:type="dxa" w:w="1728"/>
+          </w:tcPr>
+          <w:p>
+            <w:r/>
+            <w:r>
+              <w:rPr>
+                <w:sz w:val="19"/>
+              </w:rPr>
+              <w:t>Cleveland Clinic Foundation</w:t>
+            </w:r>
+          </w:p>
+        </w:tc>
+        <w:tc>
+          <w:tcPr>
+            <w:tcW w:type="dxa" w:w="1728"/>
+          </w:tcPr>
+          <w:p>
+            <w:r/>
+            <w:r>
+              <w:rPr>
+                <w:sz w:val="19"/>
+              </w:rPr>
+              <w:t>303</w:t>
+            </w:r>
+          </w:p>
+        </w:tc>
+        <w:tc>
+          <w:tcPr>
+            <w:tcW w:type="dxa" w:w="1728"/>
+          </w:tcPr>
+          <w:p>
+            <w:r/>
+            <w:r>
+              <w:rPr>
+                <w:sz w:val="19"/>
+              </w:rPr>
+              <w:t>45.9%</w:t>
+            </w:r>
+          </w:p>
+        </w:tc>
+        <w:tc>
+          <w:tcPr>
+            <w:tcW w:type="dxa" w:w="1728"/>
+          </w:tcPr>
+          <w:p>
+            <w:r/>
+            <w:r>
+              <w:rPr>
+                <w:sz w:val="19"/>
+              </w:rPr>
+              <w:t>No disease (54.1%)</w:t>
+            </w:r>
+          </w:p>
+        </w:tc>
+      </w:tr>
+      <w:tr>
+        <w:tc>
+          <w:tcPr>
+            <w:tcW w:type="dxa" w:w="1728"/>
+          </w:tcPr>
+          <w:p>
+            <w:r/>
+            <w:r>
+              <w:rPr>
+                <w:sz w:val="19"/>
+              </w:rPr>
+              <w:t>Hungary</w:t>
+            </w:r>
+          </w:p>
+        </w:tc>
+        <w:tc>
+          <w:tcPr>
+            <w:tcW w:type="dxa" w:w="1728"/>
+          </w:tcPr>
+          <w:p>
+            <w:r/>
+            <w:r>
+              <w:rPr>
+                <w:sz w:val="19"/>
+              </w:rPr>
+              <w:t>Hungarian Institute of Cardiology</w:t>
+            </w:r>
+          </w:p>
+        </w:tc>
+        <w:tc>
+          <w:tcPr>
+            <w:tcW w:type="dxa" w:w="1728"/>
+          </w:tcPr>
+          <w:p>
+            <w:r/>
+            <w:r>
+              <w:rPr>
+                <w:sz w:val="19"/>
+              </w:rPr>
+              <w:t>294</w:t>
+            </w:r>
+          </w:p>
+        </w:tc>
+        <w:tc>
+          <w:tcPr>
+            <w:tcW w:type="dxa" w:w="1728"/>
+          </w:tcPr>
+          <w:p>
+            <w:r/>
+            <w:r>
+              <w:rPr>
+                <w:sz w:val="19"/>
+              </w:rPr>
+              <w:t>36.1%</w:t>
+            </w:r>
+          </w:p>
+        </w:tc>
+        <w:tc>
+          <w:tcPr>
+            <w:tcW w:type="dxa" w:w="1728"/>
+          </w:tcPr>
+          <w:p>
+            <w:r/>
+            <w:r>
+              <w:rPr>
+                <w:sz w:val="19"/>
+              </w:rPr>
+              <w:t>No disease (63.9%)</w:t>
+            </w:r>
+          </w:p>
+        </w:tc>
+      </w:tr>
+      <w:tr>
+        <w:tc>
+          <w:tcPr>
+            <w:tcW w:type="dxa" w:w="1728"/>
+          </w:tcPr>
+          <w:p>
+            <w:r/>
+            <w:r>
+              <w:rPr>
+                <w:sz w:val="19"/>
+              </w:rPr>
+              <w:t>Switzerland</w:t>
+            </w:r>
+          </w:p>
+        </w:tc>
+        <w:tc>
+          <w:tcPr>
+            <w:tcW w:type="dxa" w:w="1728"/>
+          </w:tcPr>
+          <w:p>
+            <w:r/>
+            <w:r>
+              <w:rPr>
+                <w:sz w:val="19"/>
+              </w:rPr>
+              <w:t>Univ. Hospital Zurich / Basel</w:t>
+            </w:r>
+          </w:p>
+        </w:tc>
+        <w:tc>
+          <w:tcPr>
+            <w:tcW w:type="dxa" w:w="1728"/>
+          </w:tcPr>
+          <w:p>
+            <w:r/>
+            <w:r>
+              <w:rPr>
+                <w:sz w:val="19"/>
+              </w:rPr>
+              <w:t>123</w:t>
+            </w:r>
+          </w:p>
+        </w:tc>
+        <w:tc>
+          <w:tcPr>
+            <w:tcW w:type="dxa" w:w="1728"/>
+          </w:tcPr>
+          <w:p>
+            <w:r/>
+            <w:r>
+              <w:rPr>
+                <w:sz w:val="19"/>
+              </w:rPr>
+              <w:t>93.5%</w:t>
+            </w:r>
+          </w:p>
+        </w:tc>
+        <w:tc>
+          <w:tcPr>
+            <w:tcW w:type="dxa" w:w="1728"/>
+          </w:tcPr>
+          <w:p>
+            <w:r/>
+            <w:r>
+              <w:rPr>
+                <w:sz w:val="19"/>
+              </w:rPr>
+              <w:t>Mild (39.0%)</w:t>
+            </w:r>
+          </w:p>
+        </w:tc>
+      </w:tr>
+      <w:tr>
+        <w:tc>
+          <w:tcPr>
+            <w:tcW w:type="dxa" w:w="1728"/>
+          </w:tcPr>
+          <w:p>
+            <w:r/>
+            <w:r>
+              <w:rPr>
+                <w:sz w:val="19"/>
+              </w:rPr>
+              <w:t>V.A. Long Beach</w:t>
+            </w:r>
+          </w:p>
+        </w:tc>
+        <w:tc>
+          <w:tcPr>
+            <w:tcW w:type="dxa" w:w="1728"/>
+          </w:tcPr>
+          <w:p>
+            <w:r/>
+            <w:r>
+              <w:rPr>
+                <w:sz w:val="19"/>
+              </w:rPr>
+              <w:t>V.A. Medical Center</w:t>
+            </w:r>
+          </w:p>
+        </w:tc>
+        <w:tc>
+          <w:tcPr>
+            <w:tcW w:type="dxa" w:w="1728"/>
+          </w:tcPr>
+          <w:p>
+            <w:r/>
+            <w:r>
+              <w:rPr>
+                <w:sz w:val="19"/>
+              </w:rPr>
+              <w:t>200</w:t>
+            </w:r>
+          </w:p>
+        </w:tc>
+        <w:tc>
+          <w:tcPr>
+            <w:tcW w:type="dxa" w:w="1728"/>
+          </w:tcPr>
+          <w:p>
+            <w:r/>
+            <w:r>
+              <w:rPr>
+                <w:sz w:val="19"/>
+              </w:rPr>
+              <w:t>74.5%</w:t>
+            </w:r>
+          </w:p>
+        </w:tc>
+        <w:tc>
+          <w:tcPr>
+            <w:tcW w:type="dxa" w:w="1728"/>
+          </w:tcPr>
+          <w:p>
+            <w:r/>
+            <w:r>
+              <w:rPr>
+                <w:sz w:val="19"/>
+              </w:rPr>
+              <w:t>Mild (28.0%)</w:t>
+            </w:r>
+          </w:p>
+        </w:tc>
+      </w:tr>
+      <w:tr>
+        <w:tc>
+          <w:tcPr>
+            <w:tcW w:type="dxa" w:w="1728"/>
+          </w:tcPr>
+          <w:p>
+            <w:r/>
+            <w:r>
+              <w:rPr>
+                <w:sz w:val="19"/>
+              </w:rPr>
+              <w:t>Total</w:t>
+            </w:r>
+          </w:p>
+        </w:tc>
+        <w:tc>
+          <w:tcPr>
+            <w:tcW w:type="dxa" w:w="1728"/>
+          </w:tcPr>
+          <w:p>
+            <w:r/>
+            <w:r>
+              <w:rPr>
+                <w:sz w:val="19"/>
+              </w:rPr>
+              <w:t xml:space="preserve">-- </w:t>
+            </w:r>
+          </w:p>
+        </w:tc>
+        <w:tc>
+          <w:tcPr>
+            <w:tcW w:type="dxa" w:w="1728"/>
+          </w:tcPr>
+          <w:p>
+            <w:r/>
+            <w:r>
+              <w:rPr>
+                <w:sz w:val="19"/>
+              </w:rPr>
+              <w:t>920</w:t>
+            </w:r>
+          </w:p>
+        </w:tc>
+        <w:tc>
+          <w:tcPr>
+            <w:tcW w:type="dxa" w:w="1728"/>
+          </w:tcPr>
+          <w:p>
+            <w:r/>
+            <w:r>
+              <w:rPr>
+                <w:sz w:val="19"/>
+              </w:rPr>
+              <w:t>55.3% pooled</w:t>
+            </w:r>
+          </w:p>
+        </w:tc>
+        <w:tc>
+          <w:tcPr>
+            <w:tcW w:type="dxa" w:w="1728"/>
+          </w:tcPr>
+          <w:p>
+            <w:r/>
+            <w:r>
+              <w:rPr>
+                <w:sz w:val="19"/>
+              </w:rPr>
+              <w:t xml:space="preserve">-- </w:t>
+            </w:r>
+          </w:p>
+        </w:tc>
+      </w:tr>
+    </w:tbl>
+    <w:p>
+      <w:pPr>
+        <w:spacing w:after="80"/>
+      </w:pPr>
+    </w:p>
+    <w:p>
+      <w:pPr>
+        <w:spacing w:after="160"/>
+      </w:pPr>
+      <w:r>
+        <w:rPr>
+          <w:b w:val="0"/>
+          <w:i w:val="0"/>
+          <w:sz w:val="22"/>
+        </w:rPr>
+        <w:t>Prevalence alone ranges nearly threefold, from 36% to 94% -- this is what the report calls *true* distributional shift: Switzerland is a tertiary referral centre that sees a sicker, pre-selected population, not a data problem.</w:t>
+      </w:r>
+    </w:p>
+    <w:p>
+      <w:pPr>
+        <w:pStyle w:val="Heading2"/>
+      </w:pPr>
+      <w:r>
+        <w:rPr>
+          <w:color w:val="1A1A1A"/>
+        </w:rPr>
+        <w:t>5.2 Two different heterogeneity fingerprints, side by side</w:t>
+      </w:r>
+    </w:p>
+    <w:p>
+      <w:pPr>
+        <w:spacing w:after="160"/>
+      </w:pPr>
+      <w:r>
+        <w:rPr>
+          <w:b w:val="0"/>
+          <w:i w:val="0"/>
+          <w:sz w:val="22"/>
+        </w:rPr>
+        <w:t>The dataset is unusually good at teaching the difference between real population variation and broken measurement, because it contains a clean example of each, at very different scales.</w:t>
+      </w:r>
+    </w:p>
+    <w:p>
+      <w:pPr>
+        <w:spacing w:after="160"/>
+      </w:pPr>
+      <w:r>
+        <w:rPr>
+          <w:b/>
+          <w:i w:val="0"/>
+          <w:sz w:val="21"/>
+        </w:rPr>
+        <w:t>Table 5.2 -- Two heterogeneity fingerprints, by site</w:t>
+      </w:r>
+    </w:p>
+    <w:tbl>
+      <w:tblPr>
+        <w:tblStyle w:val="TableGrid"/>
+        <w:tblW w:type="auto" w:w="0"/>
+        <w:jc w:val="center"/>
+        <w:tblLook w:firstColumn="1" w:firstRow="1" w:lastColumn="0" w:lastRow="0" w:noHBand="0" w:noVBand="1" w:val="04A0"/>
+      </w:tblPr>
+      <w:tblGrid>
+        <w:gridCol w:w="1234"/>
+        <w:gridCol w:w="1234"/>
+        <w:gridCol w:w="1234"/>
+        <w:gridCol w:w="1234"/>
+        <w:gridCol w:w="1234"/>
+        <w:gridCol w:w="1234"/>
+        <w:gridCol w:w="1234"/>
+      </w:tblGrid>
+      <w:tr>
+        <w:tc>
+          <w:tcPr>
+            <w:tcW w:type="dxa" w:w="1234"/>
+            <w:shd w:fill="2A78D6"/>
+          </w:tcPr>
+          <w:p>
+            <w:r/>
+            <w:r>
+              <w:rPr>
+                <w:b/>
+                <w:color w:val="FFFFFF"/>
+                <w:sz w:val="20"/>
+              </w:rPr>
+              <w:t>Feature</w:t>
+            </w:r>
+          </w:p>
+        </w:tc>
+        <w:tc>
+          <w:tcPr>
+            <w:tcW w:type="dxa" w:w="1234"/>
+            <w:shd w:fill="2A78D6"/>
+          </w:tcPr>
+          <w:p>
+            <w:r/>
+            <w:r>
+              <w:rPr>
+                <w:b/>
+                <w:color w:val="FFFFFF"/>
+                <w:sz w:val="20"/>
+              </w:rPr>
+              <w:t>What it measures</w:t>
+            </w:r>
+          </w:p>
+        </w:tc>
+        <w:tc>
+          <w:tcPr>
+            <w:tcW w:type="dxa" w:w="1234"/>
+            <w:shd w:fill="2A78D6"/>
+          </w:tcPr>
+          <w:p>
+            <w:r/>
+            <w:r>
+              <w:rPr>
+                <w:b/>
+                <w:color w:val="FFFFFF"/>
+                <w:sz w:val="20"/>
+              </w:rPr>
+              <w:t>Cleveland</w:t>
+            </w:r>
+          </w:p>
+        </w:tc>
+        <w:tc>
+          <w:tcPr>
+            <w:tcW w:type="dxa" w:w="1234"/>
+            <w:shd w:fill="2A78D6"/>
+          </w:tcPr>
+          <w:p>
+            <w:r/>
+            <w:r>
+              <w:rPr>
+                <w:b/>
+                <w:color w:val="FFFFFF"/>
+                <w:sz w:val="20"/>
+              </w:rPr>
+              <w:t>Hungary</w:t>
+            </w:r>
+          </w:p>
+        </w:tc>
+        <w:tc>
+          <w:tcPr>
+            <w:tcW w:type="dxa" w:w="1234"/>
+            <w:shd w:fill="2A78D6"/>
+          </w:tcPr>
+          <w:p>
+            <w:r/>
+            <w:r>
+              <w:rPr>
+                <w:b/>
+                <w:color w:val="FFFFFF"/>
+                <w:sz w:val="20"/>
+              </w:rPr>
+              <w:t>Switzerland</w:t>
+            </w:r>
+          </w:p>
+        </w:tc>
+        <w:tc>
+          <w:tcPr>
+            <w:tcW w:type="dxa" w:w="1234"/>
+            <w:shd w:fill="2A78D6"/>
+          </w:tcPr>
+          <w:p>
+            <w:r/>
+            <w:r>
+              <w:rPr>
+                <w:b/>
+                <w:color w:val="FFFFFF"/>
+                <w:sz w:val="20"/>
+              </w:rPr>
+              <w:t>V.A.</w:t>
+            </w:r>
+          </w:p>
+        </w:tc>
+        <w:tc>
+          <w:tcPr>
+            <w:tcW w:type="dxa" w:w="1234"/>
+            <w:shd w:fill="2A78D6"/>
+          </w:tcPr>
+          <w:p>
+            <w:r/>
+            <w:r>
+              <w:rPr>
+                <w:b/>
+                <w:color w:val="FFFFFF"/>
+                <w:sz w:val="20"/>
+              </w:rPr>
+              <w:t>Fingerprint</w:t>
+            </w:r>
+          </w:p>
+        </w:tc>
+      </w:tr>
+      <w:tr>
+        <w:tc>
+          <w:tcPr>
+            <w:tcW w:type="dxa" w:w="1234"/>
+          </w:tcPr>
+          <w:p>
+            <w:r/>
+            <w:r>
+              <w:rPr>
+                <w:sz w:val="19"/>
+              </w:rPr>
+              <w:t>chol</w:t>
+            </w:r>
+          </w:p>
+        </w:tc>
+        <w:tc>
+          <w:tcPr>
+            <w:tcW w:type="dxa" w:w="1234"/>
+          </w:tcPr>
+          <w:p>
+            <w:r/>
+            <w:r>
+              <w:rPr>
+                <w:sz w:val="19"/>
+              </w:rPr>
+              <w:t>Serum cholesterol coded 0 when not recorded</w:t>
+            </w:r>
+          </w:p>
+        </w:tc>
+        <w:tc>
+          <w:tcPr>
+            <w:tcW w:type="dxa" w:w="1234"/>
+          </w:tcPr>
+          <w:p>
+            <w:r/>
+            <w:r>
+              <w:rPr>
+                <w:sz w:val="19"/>
+              </w:rPr>
+              <w:t>0.0%</w:t>
+            </w:r>
+          </w:p>
+        </w:tc>
+        <w:tc>
+          <w:tcPr>
+            <w:tcW w:type="dxa" w:w="1234"/>
+          </w:tcPr>
+          <w:p>
+            <w:r/>
+            <w:r>
+              <w:rPr>
+                <w:sz w:val="19"/>
+              </w:rPr>
+              <w:t>0.0%</w:t>
+            </w:r>
+          </w:p>
+        </w:tc>
+        <w:tc>
+          <w:tcPr>
+            <w:tcW w:type="dxa" w:w="1234"/>
+          </w:tcPr>
+          <w:p>
+            <w:r/>
+            <w:r>
+              <w:rPr>
+                <w:sz w:val="19"/>
+              </w:rPr>
+              <w:t>100.0%</w:t>
+            </w:r>
+          </w:p>
+        </w:tc>
+        <w:tc>
+          <w:tcPr>
+            <w:tcW w:type="dxa" w:w="1234"/>
+          </w:tcPr>
+          <w:p>
+            <w:r/>
+            <w:r>
+              <w:rPr>
+                <w:sz w:val="19"/>
+              </w:rPr>
+              <w:t>24.5%</w:t>
+            </w:r>
+          </w:p>
+        </w:tc>
+        <w:tc>
+          <w:tcPr>
+            <w:tcW w:type="dxa" w:w="1234"/>
+          </w:tcPr>
+          <w:p>
+            <w:r/>
+            <w:r>
+              <w:rPr>
+                <w:sz w:val="19"/>
+              </w:rPr>
+              <w:t>Measurement artefact (site-specific)</w:t>
+            </w:r>
+          </w:p>
+        </w:tc>
+      </w:tr>
+      <w:tr>
+        <w:tc>
+          <w:tcPr>
+            <w:tcW w:type="dxa" w:w="1234"/>
+          </w:tcPr>
+          <w:p>
+            <w:r/>
+            <w:r>
+              <w:rPr>
+                <w:sz w:val="19"/>
+              </w:rPr>
+              <w:t>ca</w:t>
+            </w:r>
+          </w:p>
+        </w:tc>
+        <w:tc>
+          <w:tcPr>
+            <w:tcW w:type="dxa" w:w="1234"/>
+          </w:tcPr>
+          <w:p>
+            <w:r/>
+            <w:r>
+              <w:rPr>
+                <w:sz w:val="19"/>
+              </w:rPr>
+              <w:t># vessels by fluoroscopy, coded '?'/'-9' when missing</w:t>
+            </w:r>
+          </w:p>
+        </w:tc>
+        <w:tc>
+          <w:tcPr>
+            <w:tcW w:type="dxa" w:w="1234"/>
+          </w:tcPr>
+          <w:p>
+            <w:r/>
+            <w:r>
+              <w:rPr>
+                <w:sz w:val="19"/>
+              </w:rPr>
+              <w:t>1.3%</w:t>
+            </w:r>
+          </w:p>
+        </w:tc>
+        <w:tc>
+          <w:tcPr>
+            <w:tcW w:type="dxa" w:w="1234"/>
+          </w:tcPr>
+          <w:p>
+            <w:r/>
+            <w:r>
+              <w:rPr>
+                <w:sz w:val="19"/>
+              </w:rPr>
+              <w:t>98.6%</w:t>
+            </w:r>
+          </w:p>
+        </w:tc>
+        <w:tc>
+          <w:tcPr>
+            <w:tcW w:type="dxa" w:w="1234"/>
+          </w:tcPr>
+          <w:p>
+            <w:r/>
+            <w:r>
+              <w:rPr>
+                <w:sz w:val="19"/>
+              </w:rPr>
+              <w:t>95.9%</w:t>
+            </w:r>
+          </w:p>
+        </w:tc>
+        <w:tc>
+          <w:tcPr>
+            <w:tcW w:type="dxa" w:w="1234"/>
+          </w:tcPr>
+          <w:p>
+            <w:r/>
+            <w:r>
+              <w:rPr>
+                <w:sz w:val="19"/>
+              </w:rPr>
+              <w:t>99.0%</w:t>
+            </w:r>
+          </w:p>
+        </w:tc>
+        <w:tc>
+          <w:tcPr>
+            <w:tcW w:type="dxa" w:w="1234"/>
+          </w:tcPr>
+          <w:p>
+            <w:r/>
+            <w:r>
+              <w:rPr>
+                <w:sz w:val="19"/>
+              </w:rPr>
+              <w:t>Measurement artefact (near-universal outside Cleveland)</w:t>
+            </w:r>
+          </w:p>
+        </w:tc>
+      </w:tr>
+      <w:tr>
+        <w:tc>
+          <w:tcPr>
+            <w:tcW w:type="dxa" w:w="1234"/>
+          </w:tcPr>
+          <w:p>
+            <w:r/>
+            <w:r>
+              <w:rPr>
+                <w:sz w:val="19"/>
+              </w:rPr>
+              <w:t>thal</w:t>
+            </w:r>
+          </w:p>
+        </w:tc>
+        <w:tc>
+          <w:tcPr>
+            <w:tcW w:type="dxa" w:w="1234"/>
+          </w:tcPr>
+          <w:p>
+            <w:r/>
+            <w:r>
+              <w:rPr>
+                <w:sz w:val="19"/>
+              </w:rPr>
+              <w:t>Thallium stress-test result, same missing coding</w:t>
+            </w:r>
+          </w:p>
+        </w:tc>
+        <w:tc>
+          <w:tcPr>
+            <w:tcW w:type="dxa" w:w="1234"/>
+          </w:tcPr>
+          <w:p>
+            <w:r/>
+            <w:r>
+              <w:rPr>
+                <w:sz w:val="19"/>
+              </w:rPr>
+              <w:t>0.7%</w:t>
+            </w:r>
+          </w:p>
+        </w:tc>
+        <w:tc>
+          <w:tcPr>
+            <w:tcW w:type="dxa" w:w="1234"/>
+          </w:tcPr>
+          <w:p>
+            <w:r/>
+            <w:r>
+              <w:rPr>
+                <w:sz w:val="19"/>
+              </w:rPr>
+              <w:t>90.5%</w:t>
+            </w:r>
+          </w:p>
+        </w:tc>
+        <w:tc>
+          <w:tcPr>
+            <w:tcW w:type="dxa" w:w="1234"/>
+          </w:tcPr>
+          <w:p>
+            <w:r/>
+            <w:r>
+              <w:rPr>
+                <w:sz w:val="19"/>
+              </w:rPr>
+              <w:t>42.3%</w:t>
+            </w:r>
+          </w:p>
+        </w:tc>
+        <w:tc>
+          <w:tcPr>
+            <w:tcW w:type="dxa" w:w="1234"/>
+          </w:tcPr>
+          <w:p>
+            <w:r/>
+            <w:r>
+              <w:rPr>
+                <w:sz w:val="19"/>
+              </w:rPr>
+              <w:t>83.0%</w:t>
+            </w:r>
+          </w:p>
+        </w:tc>
+        <w:tc>
+          <w:tcPr>
+            <w:tcW w:type="dxa" w:w="1234"/>
+          </w:tcPr>
+          <w:p>
+            <w:r/>
+            <w:r>
+              <w:rPr>
+                <w:sz w:val="19"/>
+              </w:rPr>
+              <w:t>Measurement artefact (near-universal outside Cleveland)</w:t>
+            </w:r>
+          </w:p>
+        </w:tc>
+      </w:tr>
+      <w:tr>
+        <w:tc>
+          <w:tcPr>
+            <w:tcW w:type="dxa" w:w="1234"/>
+          </w:tcPr>
+          <w:p>
+            <w:r/>
+            <w:r>
+              <w:rPr>
+                <w:sz w:val="19"/>
+              </w:rPr>
+              <w:t>target severity</w:t>
+            </w:r>
+          </w:p>
+        </w:tc>
+        <w:tc>
+          <w:tcPr>
+            <w:tcW w:type="dxa" w:w="1234"/>
+          </w:tcPr>
+          <w:p>
+            <w:r/>
+            <w:r>
+              <w:rPr>
+                <w:sz w:val="19"/>
+              </w:rPr>
+              <w:t>0-4 disease severity</w:t>
+            </w:r>
+          </w:p>
+        </w:tc>
+        <w:tc>
+          <w:tcPr>
+            <w:tcW w:type="dxa" w:w="1234"/>
+          </w:tcPr>
+          <w:p>
+            <w:r/>
+            <w:r>
+              <w:rPr>
+                <w:sz w:val="19"/>
+              </w:rPr>
+              <w:t>mixed</w:t>
+            </w:r>
+          </w:p>
+        </w:tc>
+        <w:tc>
+          <w:tcPr>
+            <w:tcW w:type="dxa" w:w="1234"/>
+          </w:tcPr>
+          <w:p>
+            <w:r/>
+            <w:r>
+              <w:rPr>
+                <w:sz w:val="19"/>
+              </w:rPr>
+              <w:t>skews 0</w:t>
+            </w:r>
+          </w:p>
+        </w:tc>
+        <w:tc>
+          <w:tcPr>
+            <w:tcW w:type="dxa" w:w="1234"/>
+          </w:tcPr>
+          <w:p>
+            <w:r/>
+            <w:r>
+              <w:rPr>
+                <w:sz w:val="19"/>
+              </w:rPr>
+              <w:t>skews 1-2</w:t>
+            </w:r>
+          </w:p>
+        </w:tc>
+        <w:tc>
+          <w:tcPr>
+            <w:tcW w:type="dxa" w:w="1234"/>
+          </w:tcPr>
+          <w:p>
+            <w:r/>
+            <w:r>
+              <w:rPr>
+                <w:sz w:val="19"/>
+              </w:rPr>
+              <w:t>mixed</w:t>
+            </w:r>
+          </w:p>
+        </w:tc>
+        <w:tc>
+          <w:tcPr>
+            <w:tcW w:type="dxa" w:w="1234"/>
+          </w:tcPr>
+          <w:p>
+            <w:r/>
+            <w:r>
+              <w:rPr>
+                <w:sz w:val="19"/>
+              </w:rPr>
+              <w:t>True distributional shift</w:t>
+            </w:r>
+          </w:p>
+        </w:tc>
+      </w:tr>
+    </w:tbl>
+    <w:p>
+      <w:pPr>
+        <w:spacing w:after="80"/>
+      </w:pPr>
+    </w:p>
+    <w:p>
+      <w:pPr>
+        <w:spacing w:after="160"/>
+      </w:pPr>
+      <w:r>
+        <w:rPr>
+          <w:b w:val="0"/>
+          <w:i w:val="0"/>
+          <w:sz w:val="22"/>
+        </w:rPr>
+        <w:t>Cholesterol is the textbook example used throughout the workshop framing: Switzerland's field is not "low cholesterol," it is "never measured," coded as a literal zero directly in the source file. But the far larger gap, and one this project's pipeline surfaces that a cursory look would not, is `ca` and `thal`: outside Cleveland, both are missing for 80-99% of patients at every hospital. Any model trained naively across all four sites is, for those two features, running on an imputed placeholder value for the overwhelming majority of non-Cleveland patients -- a measurement gap roughly twenty times larger than the well-known cholesterol example, and invisible unless someone explicitly checks for it. That is precisely the curation risk this toolkit is built to catch before it reaches a model.</w:t>
+      </w:r>
+    </w:p>
+    <w:p>
+      <w:pPr>
+        <w:jc w:val="center"/>
+      </w:pPr>
+      <w:r>
+        <w:drawing>
+          <wp:inline xmlns:a="http://schemas.openxmlformats.org/drawingml/2006/main" xmlns:pic="http://schemas.openxmlformats.org/drawingml/2006/picture">
+            <wp:extent cx="5669280" cy="2682738"/>
+            <wp:docPr id="1" name="Picture 1"/>
+            <wp:cNvGraphicFramePr>
+              <a:graphicFrameLocks noChangeAspect="1"/>
+            </wp:cNvGraphicFramePr>
+            <a:graphic>
+              <a:graphicData uri="http://schemas.openxmlformats.org/drawingml/2006/picture">
+                <pic:pic>
+                  <pic:nvPicPr>
+                    <pic:cNvPr id="0" name="02_missingness.png"/>
+                    <pic:cNvPicPr/>
+                  </pic:nvPicPr>
+                  <pic:blipFill>
+                    <a:blip r:embed="rId9"/>
+                    <a:stretch>
+                      <a:fillRect/>
+                    </a:stretch>
+                  </pic:blipFill>
+                  <pic:spPr>
+                    <a:xfrm>
+                      <a:off x="0" y="0"/>
+                      <a:ext cx="5669280" cy="2682738"/>
+                    </a:xfrm>
+                    <a:prstGeom prst="rect"/>
+                  </pic:spPr>
+                </pic:pic>
+              </a:graphicData>
+            </a:graphic>
+          </wp:inline>
+        </w:drawing>
+      </w:r>
+    </w:p>
+    <w:p>
+      <w:pPr>
+        <w:spacing w:after="320"/>
+        <w:jc w:val="center"/>
+      </w:pPr>
+      <w:r>
+        <w:rPr>
+          <w:i/>
+          <w:color w:val="606060"/>
+          <w:sz w:val="19"/>
+        </w:rPr>
+        <w:t>Figure 5.1 -- Fraction of unrecorded values per feature per site, both fingerprints side by side. Cholesterol's 100% gap at Switzerland is visible; so is the much larger, near-universal gap in `ca` and `thal` outside Cleveland. Produced by viz.plot_missingness, from heterogeneity.missingness_report.</w:t>
+      </w:r>
+    </w:p>
+    <w:p>
+      <w:pPr>
+        <w:spacing w:after="160"/>
+      </w:pPr>
+      <w:r>
+        <w:rPr>
+          <w:b w:val="0"/>
+          <w:i w:val="0"/>
+          <w:sz w:val="22"/>
+        </w:rPr>
+        <w:t>The heatmap above summarizes the fraction missing; the next figure shows what the measured values actually look like once the unrecorded cases are excluded rather than silently treated as zero.</w:t>
+      </w:r>
+    </w:p>
+    <w:p>
+      <w:pPr>
+        <w:jc w:val="center"/>
+      </w:pPr>
+      <w:r>
+        <w:drawing>
+          <wp:inline xmlns:a="http://schemas.openxmlformats.org/drawingml/2006/main" xmlns:pic="http://schemas.openxmlformats.org/drawingml/2006/picture">
+            <wp:extent cx="5669280" cy="2930729"/>
+            <wp:docPr id="2" name="Picture 2"/>
+            <wp:cNvGraphicFramePr>
+              <a:graphicFrameLocks noChangeAspect="1"/>
+            </wp:cNvGraphicFramePr>
+            <a:graphic>
+              <a:graphicData uri="http://schemas.openxmlformats.org/drawingml/2006/picture">
+                <pic:pic>
+                  <pic:nvPicPr>
+                    <pic:cNvPr id="0" name="03_chol_distributions.png"/>
+                    <pic:cNvPicPr/>
+                  </pic:nvPicPr>
+                  <pic:blipFill>
+                    <a:blip r:embed="rId10"/>
+                    <a:stretch>
+                      <a:fillRect/>
+                    </a:stretch>
+                  </pic:blipFill>
+                  <pic:spPr>
+                    <a:xfrm>
+                      <a:off x="0" y="0"/>
+                      <a:ext cx="5669280" cy="2930729"/>
+                    </a:xfrm>
+                    <a:prstGeom prst="rect"/>
+                  </pic:spPr>
+                </pic:pic>
+              </a:graphicData>
+            </a:graphic>
+          </wp:inline>
+        </w:drawing>
+      </w:r>
+    </w:p>
+    <w:p>
+      <w:pPr>
+        <w:spacing w:after="320"/>
+        <w:jc w:val="center"/>
+      </w:pPr>
+      <w:r>
+        <w:rPr>
+          <w:i/>
+          <w:color w:val="606060"/>
+          <w:sz w:val="19"/>
+        </w:rPr>
+        <w:t>Figure 5.2 -- Per-site distribution of measured cholesterol values (Switzerland has none to plot -- it is marked as fully unrecorded rather than silently included as zero). Produced by viz.plot_feature_distributions.</w:t>
+      </w:r>
+    </w:p>
+    <w:p>
+      <w:pPr>
+        <w:pStyle w:val="Heading2"/>
+      </w:pPr>
+      <w:r>
+        <w:rPr>
+          <w:color w:val="1A1A1A"/>
+        </w:rPr>
+        <w:t>5.3 True label shift: what we predict differs sharply by site</w:t>
+      </w:r>
+    </w:p>
+    <w:p>
+      <w:pPr>
+        <w:spacing w:after="160"/>
+      </w:pPr>
+      <w:r>
+        <w:rPr>
+          <w:b/>
+          <w:i w:val="0"/>
+          <w:sz w:val="21"/>
+        </w:rPr>
+        <w:t>Table 5.3 -- Severity class counts by site</w:t>
+      </w:r>
+    </w:p>
+    <w:tbl>
+      <w:tblPr>
+        <w:tblStyle w:val="TableGrid"/>
+        <w:tblW w:type="auto" w:w="0"/>
+        <w:jc w:val="center"/>
+        <w:tblLook w:firstColumn="1" w:firstRow="1" w:lastColumn="0" w:lastRow="0" w:noHBand="0" w:noVBand="1" w:val="04A0"/>
+      </w:tblPr>
+      <w:tblGrid>
+        <w:gridCol w:w="1440"/>
+        <w:gridCol w:w="1440"/>
+        <w:gridCol w:w="1440"/>
+        <w:gridCol w:w="1440"/>
+        <w:gridCol w:w="1440"/>
+        <w:gridCol w:w="1440"/>
+      </w:tblGrid>
+      <w:tr>
+        <w:tc>
+          <w:tcPr>
+            <w:tcW w:type="dxa" w:w="1440"/>
+            <w:shd w:fill="2A78D6"/>
+          </w:tcPr>
+          <w:p>
+            <w:r/>
+            <w:r>
+              <w:rPr>
+                <w:b/>
+                <w:color w:val="FFFFFF"/>
+                <w:sz w:val="20"/>
+              </w:rPr>
+              <w:t>Severity class</w:t>
+            </w:r>
+          </w:p>
+        </w:tc>
+        <w:tc>
+          <w:tcPr>
+            <w:tcW w:type="dxa" w:w="1440"/>
+            <w:shd w:fill="2A78D6"/>
+          </w:tcPr>
+          <w:p>
+            <w:r/>
+            <w:r>
+              <w:rPr>
+                <w:b/>
+                <w:color w:val="FFFFFF"/>
+                <w:sz w:val="20"/>
+              </w:rPr>
+              <w:t>Cleveland</w:t>
+            </w:r>
+          </w:p>
+        </w:tc>
+        <w:tc>
+          <w:tcPr>
+            <w:tcW w:type="dxa" w:w="1440"/>
+            <w:shd w:fill="2A78D6"/>
+          </w:tcPr>
+          <w:p>
+            <w:r/>
+            <w:r>
+              <w:rPr>
+                <w:b/>
+                <w:color w:val="FFFFFF"/>
+                <w:sz w:val="20"/>
+              </w:rPr>
+              <w:t>Hungary</w:t>
+            </w:r>
+          </w:p>
+        </w:tc>
+        <w:tc>
+          <w:tcPr>
+            <w:tcW w:type="dxa" w:w="1440"/>
+            <w:shd w:fill="2A78D6"/>
+          </w:tcPr>
+          <w:p>
+            <w:r/>
+            <w:r>
+              <w:rPr>
+                <w:b/>
+                <w:color w:val="FFFFFF"/>
+                <w:sz w:val="20"/>
+              </w:rPr>
+              <w:t>Switzerland</w:t>
+            </w:r>
+          </w:p>
+        </w:tc>
+        <w:tc>
+          <w:tcPr>
+            <w:tcW w:type="dxa" w:w="1440"/>
+            <w:shd w:fill="2A78D6"/>
+          </w:tcPr>
+          <w:p>
+            <w:r/>
+            <w:r>
+              <w:rPr>
+                <w:b/>
+                <w:color w:val="FFFFFF"/>
+                <w:sz w:val="20"/>
+              </w:rPr>
+              <w:t>V.A.</w:t>
+            </w:r>
+          </w:p>
+        </w:tc>
+        <w:tc>
+          <w:tcPr>
+            <w:tcW w:type="dxa" w:w="1440"/>
+            <w:shd w:fill="2A78D6"/>
+          </w:tcPr>
+          <w:p>
+            <w:r/>
+            <w:r>
+              <w:rPr>
+                <w:b/>
+                <w:color w:val="FFFFFF"/>
+                <w:sz w:val="20"/>
+              </w:rPr>
+              <w:t>Pooled total</w:t>
+            </w:r>
+          </w:p>
+        </w:tc>
+      </w:tr>
+      <w:tr>
+        <w:tc>
+          <w:tcPr>
+            <w:tcW w:type="dxa" w:w="1440"/>
+          </w:tcPr>
+          <w:p>
+            <w:r/>
+            <w:r>
+              <w:rPr>
+                <w:sz w:val="19"/>
+              </w:rPr>
+              <w:t>0 -- No disease</w:t>
+            </w:r>
+          </w:p>
+        </w:tc>
+        <w:tc>
+          <w:tcPr>
+            <w:tcW w:type="dxa" w:w="1440"/>
+          </w:tcPr>
+          <w:p>
+            <w:r/>
+            <w:r>
+              <w:rPr>
+                <w:sz w:val="19"/>
+              </w:rPr>
+              <w:t>164</w:t>
+            </w:r>
+          </w:p>
+        </w:tc>
+        <w:tc>
+          <w:tcPr>
+            <w:tcW w:type="dxa" w:w="1440"/>
+          </w:tcPr>
+          <w:p>
+            <w:r/>
+            <w:r>
+              <w:rPr>
+                <w:sz w:val="19"/>
+              </w:rPr>
+              <w:t>188</w:t>
+            </w:r>
+          </w:p>
+        </w:tc>
+        <w:tc>
+          <w:tcPr>
+            <w:tcW w:type="dxa" w:w="1440"/>
+          </w:tcPr>
+          <w:p>
+            <w:r/>
+            <w:r>
+              <w:rPr>
+                <w:sz w:val="19"/>
+              </w:rPr>
+              <w:t>8</w:t>
+            </w:r>
+          </w:p>
+        </w:tc>
+        <w:tc>
+          <w:tcPr>
+            <w:tcW w:type="dxa" w:w="1440"/>
+          </w:tcPr>
+          <w:p>
+            <w:r/>
+            <w:r>
+              <w:rPr>
+                <w:sz w:val="19"/>
+              </w:rPr>
+              <w:t>51</w:t>
+            </w:r>
+          </w:p>
+        </w:tc>
+        <w:tc>
+          <w:tcPr>
+            <w:tcW w:type="dxa" w:w="1440"/>
+          </w:tcPr>
+          <w:p>
+            <w:r/>
+            <w:r>
+              <w:rPr>
+                <w:sz w:val="19"/>
+              </w:rPr>
+              <w:t>411 (44.7%)</w:t>
+            </w:r>
+          </w:p>
+        </w:tc>
+      </w:tr>
+      <w:tr>
+        <w:tc>
+          <w:tcPr>
+            <w:tcW w:type="dxa" w:w="1440"/>
+          </w:tcPr>
+          <w:p>
+            <w:r/>
+            <w:r>
+              <w:rPr>
+                <w:sz w:val="19"/>
+              </w:rPr>
+              <w:t>1 -- Mild</w:t>
+            </w:r>
+          </w:p>
+        </w:tc>
+        <w:tc>
+          <w:tcPr>
+            <w:tcW w:type="dxa" w:w="1440"/>
+          </w:tcPr>
+          <w:p>
+            <w:r/>
+            <w:r>
+              <w:rPr>
+                <w:sz w:val="19"/>
+              </w:rPr>
+              <w:t>55</w:t>
+            </w:r>
+          </w:p>
+        </w:tc>
+        <w:tc>
+          <w:tcPr>
+            <w:tcW w:type="dxa" w:w="1440"/>
+          </w:tcPr>
+          <w:p>
+            <w:r/>
+            <w:r>
+              <w:rPr>
+                <w:sz w:val="19"/>
+              </w:rPr>
+              <w:t>37</w:t>
+            </w:r>
+          </w:p>
+        </w:tc>
+        <w:tc>
+          <w:tcPr>
+            <w:tcW w:type="dxa" w:w="1440"/>
+          </w:tcPr>
+          <w:p>
+            <w:r/>
+            <w:r>
+              <w:rPr>
+                <w:sz w:val="19"/>
+              </w:rPr>
+              <w:t>48</w:t>
+            </w:r>
+          </w:p>
+        </w:tc>
+        <w:tc>
+          <w:tcPr>
+            <w:tcW w:type="dxa" w:w="1440"/>
+          </w:tcPr>
+          <w:p>
+            <w:r/>
+            <w:r>
+              <w:rPr>
+                <w:sz w:val="19"/>
+              </w:rPr>
+              <w:t>56</w:t>
+            </w:r>
+          </w:p>
+        </w:tc>
+        <w:tc>
+          <w:tcPr>
+            <w:tcW w:type="dxa" w:w="1440"/>
+          </w:tcPr>
+          <w:p>
+            <w:r/>
+            <w:r>
+              <w:rPr>
+                <w:sz w:val="19"/>
+              </w:rPr>
+              <w:t>196 (21.3%)</w:t>
+            </w:r>
+          </w:p>
+        </w:tc>
+      </w:tr>
+      <w:tr>
+        <w:tc>
+          <w:tcPr>
+            <w:tcW w:type="dxa" w:w="1440"/>
+          </w:tcPr>
+          <w:p>
+            <w:r/>
+            <w:r>
+              <w:rPr>
+                <w:sz w:val="19"/>
+              </w:rPr>
+              <w:t>2 -- Moderate</w:t>
+            </w:r>
+          </w:p>
+        </w:tc>
+        <w:tc>
+          <w:tcPr>
+            <w:tcW w:type="dxa" w:w="1440"/>
+          </w:tcPr>
+          <w:p>
+            <w:r/>
+            <w:r>
+              <w:rPr>
+                <w:sz w:val="19"/>
+              </w:rPr>
+              <w:t>36</w:t>
+            </w:r>
+          </w:p>
+        </w:tc>
+        <w:tc>
+          <w:tcPr>
+            <w:tcW w:type="dxa" w:w="1440"/>
+          </w:tcPr>
+          <w:p>
+            <w:r/>
+            <w:r>
+              <w:rPr>
+                <w:sz w:val="19"/>
+              </w:rPr>
+              <w:t>26</w:t>
+            </w:r>
+          </w:p>
+        </w:tc>
+        <w:tc>
+          <w:tcPr>
+            <w:tcW w:type="dxa" w:w="1440"/>
+          </w:tcPr>
+          <w:p>
+            <w:r/>
+            <w:r>
+              <w:rPr>
+                <w:sz w:val="19"/>
+              </w:rPr>
+              <w:t>32</w:t>
+            </w:r>
+          </w:p>
+        </w:tc>
+        <w:tc>
+          <w:tcPr>
+            <w:tcW w:type="dxa" w:w="1440"/>
+          </w:tcPr>
+          <w:p>
+            <w:r/>
+            <w:r>
+              <w:rPr>
+                <w:sz w:val="19"/>
+              </w:rPr>
+              <w:t>41</w:t>
+            </w:r>
+          </w:p>
+        </w:tc>
+        <w:tc>
+          <w:tcPr>
+            <w:tcW w:type="dxa" w:w="1440"/>
+          </w:tcPr>
+          <w:p>
+            <w:r/>
+            <w:r>
+              <w:rPr>
+                <w:sz w:val="19"/>
+              </w:rPr>
+              <w:t>135 (14.7%)</w:t>
+            </w:r>
+          </w:p>
+        </w:tc>
+      </w:tr>
+      <w:tr>
+        <w:tc>
+          <w:tcPr>
+            <w:tcW w:type="dxa" w:w="1440"/>
+          </w:tcPr>
+          <w:p>
+            <w:r/>
+            <w:r>
+              <w:rPr>
+                <w:sz w:val="19"/>
+              </w:rPr>
+              <w:t>3 -- Severe</w:t>
+            </w:r>
+          </w:p>
+        </w:tc>
+        <w:tc>
+          <w:tcPr>
+            <w:tcW w:type="dxa" w:w="1440"/>
+          </w:tcPr>
+          <w:p>
+            <w:r/>
+            <w:r>
+              <w:rPr>
+                <w:sz w:val="19"/>
+              </w:rPr>
+              <w:t>35</w:t>
+            </w:r>
+          </w:p>
+        </w:tc>
+        <w:tc>
+          <w:tcPr>
+            <w:tcW w:type="dxa" w:w="1440"/>
+          </w:tcPr>
+          <w:p>
+            <w:r/>
+            <w:r>
+              <w:rPr>
+                <w:sz w:val="19"/>
+              </w:rPr>
+              <w:t>28</w:t>
+            </w:r>
+          </w:p>
+        </w:tc>
+        <w:tc>
+          <w:tcPr>
+            <w:tcW w:type="dxa" w:w="1440"/>
+          </w:tcPr>
+          <w:p>
+            <w:r/>
+            <w:r>
+              <w:rPr>
+                <w:sz w:val="19"/>
+              </w:rPr>
+              <w:t>30</w:t>
+            </w:r>
+          </w:p>
+        </w:tc>
+        <w:tc>
+          <w:tcPr>
+            <w:tcW w:type="dxa" w:w="1440"/>
+          </w:tcPr>
+          <w:p>
+            <w:r/>
+            <w:r>
+              <w:rPr>
+                <w:sz w:val="19"/>
+              </w:rPr>
+              <w:t>42</w:t>
+            </w:r>
+          </w:p>
+        </w:tc>
+        <w:tc>
+          <w:tcPr>
+            <w:tcW w:type="dxa" w:w="1440"/>
+          </w:tcPr>
+          <w:p>
+            <w:r/>
+            <w:r>
+              <w:rPr>
+                <w:sz w:val="19"/>
+              </w:rPr>
+              <w:t>135 (14.7%)</w:t>
+            </w:r>
+          </w:p>
+        </w:tc>
+      </w:tr>
+      <w:tr>
+        <w:tc>
+          <w:tcPr>
+            <w:tcW w:type="dxa" w:w="1440"/>
+          </w:tcPr>
+          <w:p>
+            <w:r/>
+            <w:r>
+              <w:rPr>
+                <w:sz w:val="19"/>
+              </w:rPr>
+              <w:t>4 -- Critical</w:t>
+            </w:r>
+          </w:p>
+        </w:tc>
+        <w:tc>
+          <w:tcPr>
+            <w:tcW w:type="dxa" w:w="1440"/>
+          </w:tcPr>
+          <w:p>
+            <w:r/>
+            <w:r>
+              <w:rPr>
+                <w:sz w:val="19"/>
+              </w:rPr>
+              <w:t>13</w:t>
+            </w:r>
+          </w:p>
+        </w:tc>
+        <w:tc>
+          <w:tcPr>
+            <w:tcW w:type="dxa" w:w="1440"/>
+          </w:tcPr>
+          <w:p>
+            <w:r/>
+            <w:r>
+              <w:rPr>
+                <w:sz w:val="19"/>
+              </w:rPr>
+              <w:t>15</w:t>
+            </w:r>
+          </w:p>
+        </w:tc>
+        <w:tc>
+          <w:tcPr>
+            <w:tcW w:type="dxa" w:w="1440"/>
+          </w:tcPr>
+          <w:p>
+            <w:r/>
+            <w:r>
+              <w:rPr>
+                <w:sz w:val="19"/>
+              </w:rPr>
+              <w:t>5</w:t>
+            </w:r>
+          </w:p>
+        </w:tc>
+        <w:tc>
+          <w:tcPr>
+            <w:tcW w:type="dxa" w:w="1440"/>
+          </w:tcPr>
+          <w:p>
+            <w:r/>
+            <w:r>
+              <w:rPr>
+                <w:sz w:val="19"/>
+              </w:rPr>
+              <w:t>10</w:t>
+            </w:r>
+          </w:p>
+        </w:tc>
+        <w:tc>
+          <w:tcPr>
+            <w:tcW w:type="dxa" w:w="1440"/>
+          </w:tcPr>
+          <w:p>
+            <w:r/>
+            <w:r>
+              <w:rPr>
+                <w:sz w:val="19"/>
+              </w:rPr>
+              <w:t>43 (4.7%)</w:t>
+            </w:r>
+          </w:p>
+        </w:tc>
+      </w:tr>
+    </w:tbl>
+    <w:p>
+      <w:pPr>
+        <w:spacing w:after="80"/>
+      </w:pPr>
+    </w:p>
+    <w:p>
+      <w:pPr>
+        <w:spacing w:after="160"/>
+      </w:pPr>
+      <w:r>
+        <w:rPr>
+          <w:b w:val="0"/>
+          <w:i w:val="0"/>
+          <w:sz w:val="22"/>
+        </w:rPr>
+        <w:t>Hungary skews heavily toward "no disease"; Switzerland is almost entirely disease-positive and, unusually, has more "mild" cases than "no disease" cases -- consistent with a referral population rather than a screening population.</w:t>
+      </w:r>
+    </w:p>
+    <w:p>
+      <w:pPr>
+        <w:jc w:val="center"/>
+      </w:pPr>
+      <w:r>
+        <w:drawing>
+          <wp:inline xmlns:a="http://schemas.openxmlformats.org/drawingml/2006/main" xmlns:pic="http://schemas.openxmlformats.org/drawingml/2006/picture">
+            <wp:extent cx="5669280" cy="2250322"/>
+            <wp:docPr id="3" name="Picture 3"/>
+            <wp:cNvGraphicFramePr>
+              <a:graphicFrameLocks noChangeAspect="1"/>
+            </wp:cNvGraphicFramePr>
+            <a:graphic>
+              <a:graphicData uri="http://schemas.openxmlformats.org/drawingml/2006/picture">
+                <pic:pic>
+                  <pic:nvPicPr>
+                    <pic:cNvPr id="0" name="e01_target_distribution.png"/>
+                    <pic:cNvPicPr/>
+                  </pic:nvPicPr>
+                  <pic:blipFill>
+                    <a:blip r:embed="rId11"/>
+                    <a:stretch>
+                      <a:fillRect/>
+                    </a:stretch>
+                  </pic:blipFill>
+                  <pic:spPr>
+                    <a:xfrm>
+                      <a:off x="0" y="0"/>
+                      <a:ext cx="5669280" cy="2250322"/>
+                    </a:xfrm>
+                    <a:prstGeom prst="rect"/>
+                  </pic:spPr>
+                </pic:pic>
+              </a:graphicData>
+            </a:graphic>
+          </wp:inline>
+        </w:drawing>
+      </w:r>
+    </w:p>
+    <w:p>
+      <w:pPr>
+        <w:spacing w:after="320"/>
+        <w:jc w:val="center"/>
+      </w:pPr>
+      <w:r>
+        <w:rPr>
+          <w:i/>
+          <w:color w:val="606060"/>
+          <w:sz w:val="19"/>
+        </w:rPr>
+        <w:t>Figure 5.3 -- Pooled 5-class severity distribution, and the derived binary any-disease summary. Produced by eda.plot_target_distribution.</w:t>
+      </w:r>
+    </w:p>
+    <w:p>
+      <w:pPr>
+        <w:spacing w:after="160"/>
+      </w:pPr>
+      <w:r>
+        <w:rPr>
+          <w:b w:val="0"/>
+          <w:i w:val="0"/>
+          <w:sz w:val="22"/>
+        </w:rPr>
+        <w:t>The pooled breakdown above hides which hospital contributes which severities; splitting it out by site makes the label shift from Table 5.3 directly visible.</w:t>
+      </w:r>
+    </w:p>
+    <w:p>
+      <w:pPr>
+        <w:jc w:val="center"/>
+      </w:pPr>
+      <w:r>
+        <w:drawing>
+          <wp:inline xmlns:a="http://schemas.openxmlformats.org/drawingml/2006/main" xmlns:pic="http://schemas.openxmlformats.org/drawingml/2006/picture">
+            <wp:extent cx="5669280" cy="2886972"/>
+            <wp:docPr id="4" name="Picture 4"/>
+            <wp:cNvGraphicFramePr>
+              <a:graphicFrameLocks noChangeAspect="1"/>
+            </wp:cNvGraphicFramePr>
+            <a:graphic>
+              <a:graphicData uri="http://schemas.openxmlformats.org/drawingml/2006/picture">
+                <pic:pic>
+                  <pic:nvPicPr>
+                    <pic:cNvPr id="0" name="e02_target_by_site.png"/>
+                    <pic:cNvPicPr/>
+                  </pic:nvPicPr>
+                  <pic:blipFill>
+                    <a:blip r:embed="rId12"/>
+                    <a:stretch>
+                      <a:fillRect/>
+                    </a:stretch>
+                  </pic:blipFill>
+                  <pic:spPr>
+                    <a:xfrm>
+                      <a:off x="0" y="0"/>
+                      <a:ext cx="5669280" cy="2886972"/>
+                    </a:xfrm>
+                    <a:prstGeom prst="rect"/>
+                  </pic:spPr>
+                </pic:pic>
+              </a:graphicData>
+            </a:graphic>
+          </wp:inline>
+        </w:drawing>
+      </w:r>
+    </w:p>
+    <w:p>
+      <w:pPr>
+        <w:spacing w:after="320"/>
+        <w:jc w:val="center"/>
+      </w:pPr>
+      <w:r>
+        <w:rPr>
+          <w:i/>
+          <w:color w:val="606060"/>
+          <w:sz w:val="19"/>
+        </w:rPr>
+        <w:t>Figure 5.4 -- The same severity breakdown, split by site -- the label-shift story from Table 5.3 made visual. Produced by eda.plot_target_by_site.</w:t>
+      </w:r>
+    </w:p>
+    <w:p>
+      <w:pPr>
+        <w:pStyle w:val="Heading2"/>
+      </w:pPr>
+      <w:r>
+        <w:rPr>
+          <w:color w:val="1A1A1A"/>
+        </w:rPr>
+        <w:t>5.4 Covariate shift: the sites are statistically -- and visibly -- separable</w:t>
+      </w:r>
+    </w:p>
+    <w:p>
+      <w:pPr>
+        <w:spacing w:after="160"/>
+      </w:pPr>
+      <w:r>
+        <w:rPr>
+          <w:b w:val="0"/>
+          <w:i w:val="0"/>
+          <w:sz w:val="22"/>
+        </w:rPr>
+        <w:t>A more rigorous check than eyeballing histograms is to ask: can a simple classifier, given only a patient's clinical features (never told which hospital they came from), guess the hospital? If it cannot do better than a coin flip (AUC around 0.5), the sites are statistically indistinguishable and any model or calibration should transfer cleanly. If it can guess almost perfectly (AUC near 1.0), the sites occupy different regions of feature space and nothing trained at one is guaranteed to behave sensibly at another.</w:t>
+      </w:r>
+    </w:p>
+    <w:p>
+      <w:pPr>
+        <w:spacing w:after="160"/>
+      </w:pPr>
+      <w:r>
+        <w:rPr>
+          <w:b/>
+          <w:i w:val="0"/>
+          <w:sz w:val="21"/>
+        </w:rPr>
+        <w:t>Table 5.4 -- Pairwise domain-classifier AUC (5-fold cross-validated logistic regression)</w:t>
+      </w:r>
+    </w:p>
+    <w:tbl>
+      <w:tblPr>
+        <w:tblStyle w:val="TableGrid"/>
+        <w:tblW w:type="auto" w:w="0"/>
+        <w:jc w:val="center"/>
+        <w:tblLook w:firstColumn="1" w:firstRow="1" w:lastColumn="0" w:lastRow="0" w:noHBand="0" w:noVBand="1" w:val="04A0"/>
+      </w:tblPr>
+      <w:tblGrid>
+        <w:gridCol w:w="1728"/>
+        <w:gridCol w:w="1728"/>
+        <w:gridCol w:w="1728"/>
+        <w:gridCol w:w="1728"/>
+        <w:gridCol w:w="1728"/>
+      </w:tblGrid>
+      <w:tr>
+        <w:tc>
+          <w:tcPr>
+            <w:tcW w:type="dxa" w:w="1728"/>
+            <w:shd w:fill="2A78D6"/>
+          </w:tcPr>
+          <w:p>
+            <w:r/>
+            <w:r>
+              <w:rPr>
+                <w:b/>
+                <w:color w:val="FFFFFF"/>
+                <w:sz w:val="20"/>
+              </w:rPr>
+            </w:r>
+          </w:p>
+        </w:tc>
+        <w:tc>
+          <w:tcPr>
+            <w:tcW w:type="dxa" w:w="1728"/>
+            <w:shd w:fill="2A78D6"/>
+          </w:tcPr>
+          <w:p>
+            <w:r/>
+            <w:r>
+              <w:rPr>
+                <w:b/>
+                <w:color w:val="FFFFFF"/>
+                <w:sz w:val="20"/>
+              </w:rPr>
+              <w:t>Cleveland</w:t>
+            </w:r>
+          </w:p>
+        </w:tc>
+        <w:tc>
+          <w:tcPr>
+            <w:tcW w:type="dxa" w:w="1728"/>
+            <w:shd w:fill="2A78D6"/>
+          </w:tcPr>
+          <w:p>
+            <w:r/>
+            <w:r>
+              <w:rPr>
+                <w:b/>
+                <w:color w:val="FFFFFF"/>
+                <w:sz w:val="20"/>
+              </w:rPr>
+              <w:t>Hungary</w:t>
+            </w:r>
+          </w:p>
+        </w:tc>
+        <w:tc>
+          <w:tcPr>
+            <w:tcW w:type="dxa" w:w="1728"/>
+            <w:shd w:fill="2A78D6"/>
+          </w:tcPr>
+          <w:p>
+            <w:r/>
+            <w:r>
+              <w:rPr>
+                <w:b/>
+                <w:color w:val="FFFFFF"/>
+                <w:sz w:val="20"/>
+              </w:rPr>
+              <w:t>Switzerland</w:t>
+            </w:r>
+          </w:p>
+        </w:tc>
+        <w:tc>
+          <w:tcPr>
+            <w:tcW w:type="dxa" w:w="1728"/>
+            <w:shd w:fill="2A78D6"/>
+          </w:tcPr>
+          <w:p>
+            <w:r/>
+            <w:r>
+              <w:rPr>
+                <w:b/>
+                <w:color w:val="FFFFFF"/>
+                <w:sz w:val="20"/>
+              </w:rPr>
+              <w:t>V.A.</w:t>
+            </w:r>
+          </w:p>
+        </w:tc>
+      </w:tr>
+      <w:tr>
+        <w:tc>
+          <w:tcPr>
+            <w:tcW w:type="dxa" w:w="1728"/>
+          </w:tcPr>
+          <w:p>
+            <w:r/>
+            <w:r>
+              <w:rPr>
+                <w:sz w:val="19"/>
+              </w:rPr>
+              <w:t>Cleveland</w:t>
+            </w:r>
+          </w:p>
+        </w:tc>
+        <w:tc>
+          <w:tcPr>
+            <w:tcW w:type="dxa" w:w="1728"/>
+          </w:tcPr>
+          <w:p>
+            <w:r/>
+            <w:r>
+              <w:rPr>
+                <w:sz w:val="19"/>
+              </w:rPr>
+              <w:t>0.50</w:t>
+            </w:r>
+          </w:p>
+        </w:tc>
+        <w:tc>
+          <w:tcPr>
+            <w:tcW w:type="dxa" w:w="1728"/>
+          </w:tcPr>
+          <w:p>
+            <w:r/>
+            <w:r>
+              <w:rPr>
+                <w:sz w:val="19"/>
+              </w:rPr>
+              <w:t>0.89</w:t>
+            </w:r>
+          </w:p>
+        </w:tc>
+        <w:tc>
+          <w:tcPr>
+            <w:tcW w:type="dxa" w:w="1728"/>
+          </w:tcPr>
+          <w:p>
+            <w:r/>
+            <w:r>
+              <w:rPr>
+                <w:sz w:val="19"/>
+              </w:rPr>
+              <w:t>1.00</w:t>
+            </w:r>
+          </w:p>
+        </w:tc>
+        <w:tc>
+          <w:tcPr>
+            <w:tcW w:type="dxa" w:w="1728"/>
+          </w:tcPr>
+          <w:p>
+            <w:r/>
+            <w:r>
+              <w:rPr>
+                <w:sz w:val="19"/>
+              </w:rPr>
+              <w:t>0.88</w:t>
+            </w:r>
+          </w:p>
+        </w:tc>
+      </w:tr>
+      <w:tr>
+        <w:tc>
+          <w:tcPr>
+            <w:tcW w:type="dxa" w:w="1728"/>
+          </w:tcPr>
+          <w:p>
+            <w:r/>
+            <w:r>
+              <w:rPr>
+                <w:sz w:val="19"/>
+              </w:rPr>
+              <w:t>Hungary</w:t>
+            </w:r>
+          </w:p>
+        </w:tc>
+        <w:tc>
+          <w:tcPr>
+            <w:tcW w:type="dxa" w:w="1728"/>
+          </w:tcPr>
+          <w:p>
+            <w:r/>
+            <w:r>
+              <w:rPr>
+                <w:sz w:val="19"/>
+              </w:rPr>
+              <w:t>0.89</w:t>
+            </w:r>
+          </w:p>
+        </w:tc>
+        <w:tc>
+          <w:tcPr>
+            <w:tcW w:type="dxa" w:w="1728"/>
+          </w:tcPr>
+          <w:p>
+            <w:r/>
+            <w:r>
+              <w:rPr>
+                <w:sz w:val="19"/>
+              </w:rPr>
+              <w:t>0.50</w:t>
+            </w:r>
+          </w:p>
+        </w:tc>
+        <w:tc>
+          <w:tcPr>
+            <w:tcW w:type="dxa" w:w="1728"/>
+          </w:tcPr>
+          <w:p>
+            <w:r/>
+            <w:r>
+              <w:rPr>
+                <w:sz w:val="19"/>
+              </w:rPr>
+              <w:t>1.00</w:t>
+            </w:r>
+          </w:p>
+        </w:tc>
+        <w:tc>
+          <w:tcPr>
+            <w:tcW w:type="dxa" w:w="1728"/>
+          </w:tcPr>
+          <w:p>
+            <w:r/>
+            <w:r>
+              <w:rPr>
+                <w:sz w:val="19"/>
+              </w:rPr>
+              <w:t>0.93</w:t>
+            </w:r>
+          </w:p>
+        </w:tc>
+      </w:tr>
+      <w:tr>
+        <w:tc>
+          <w:tcPr>
+            <w:tcW w:type="dxa" w:w="1728"/>
+          </w:tcPr>
+          <w:p>
+            <w:r/>
+            <w:r>
+              <w:rPr>
+                <w:sz w:val="19"/>
+              </w:rPr>
+              <w:t>Switzerland</w:t>
+            </w:r>
+          </w:p>
+        </w:tc>
+        <w:tc>
+          <w:tcPr>
+            <w:tcW w:type="dxa" w:w="1728"/>
+          </w:tcPr>
+          <w:p>
+            <w:r/>
+            <w:r>
+              <w:rPr>
+                <w:sz w:val="19"/>
+              </w:rPr>
+              <w:t>1.00</w:t>
+            </w:r>
+          </w:p>
+        </w:tc>
+        <w:tc>
+          <w:tcPr>
+            <w:tcW w:type="dxa" w:w="1728"/>
+          </w:tcPr>
+          <w:p>
+            <w:r/>
+            <w:r>
+              <w:rPr>
+                <w:sz w:val="19"/>
+              </w:rPr>
+              <w:t>1.00</w:t>
+            </w:r>
+          </w:p>
+        </w:tc>
+        <w:tc>
+          <w:tcPr>
+            <w:tcW w:type="dxa" w:w="1728"/>
+          </w:tcPr>
+          <w:p>
+            <w:r/>
+            <w:r>
+              <w:rPr>
+                <w:sz w:val="19"/>
+              </w:rPr>
+              <w:t>0.50</w:t>
+            </w:r>
+          </w:p>
+        </w:tc>
+        <w:tc>
+          <w:tcPr>
+            <w:tcW w:type="dxa" w:w="1728"/>
+          </w:tcPr>
+          <w:p>
+            <w:r/>
+            <w:r>
+              <w:rPr>
+                <w:sz w:val="19"/>
+              </w:rPr>
+              <w:t>0.88</w:t>
+            </w:r>
+          </w:p>
+        </w:tc>
+      </w:tr>
+      <w:tr>
+        <w:tc>
+          <w:tcPr>
+            <w:tcW w:type="dxa" w:w="1728"/>
+          </w:tcPr>
+          <w:p>
+            <w:r/>
+            <w:r>
+              <w:rPr>
+                <w:sz w:val="19"/>
+              </w:rPr>
+              <w:t>V.A.</w:t>
+            </w:r>
+          </w:p>
+        </w:tc>
+        <w:tc>
+          <w:tcPr>
+            <w:tcW w:type="dxa" w:w="1728"/>
+          </w:tcPr>
+          <w:p>
+            <w:r/>
+            <w:r>
+              <w:rPr>
+                <w:sz w:val="19"/>
+              </w:rPr>
+              <w:t>0.88</w:t>
+            </w:r>
+          </w:p>
+        </w:tc>
+        <w:tc>
+          <w:tcPr>
+            <w:tcW w:type="dxa" w:w="1728"/>
+          </w:tcPr>
+          <w:p>
+            <w:r/>
+            <w:r>
+              <w:rPr>
+                <w:sz w:val="19"/>
+              </w:rPr>
+              <w:t>0.93</w:t>
+            </w:r>
+          </w:p>
+        </w:tc>
+        <w:tc>
+          <w:tcPr>
+            <w:tcW w:type="dxa" w:w="1728"/>
+          </w:tcPr>
+          <w:p>
+            <w:r/>
+            <w:r>
+              <w:rPr>
+                <w:sz w:val="19"/>
+              </w:rPr>
+              <w:t>0.88</w:t>
+            </w:r>
+          </w:p>
+        </w:tc>
+        <w:tc>
+          <w:tcPr>
+            <w:tcW w:type="dxa" w:w="1728"/>
+          </w:tcPr>
+          <w:p>
+            <w:r/>
+            <w:r>
+              <w:rPr>
+                <w:sz w:val="19"/>
+              </w:rPr>
+              <w:t>0.50</w:t>
+            </w:r>
+          </w:p>
+        </w:tc>
+      </w:tr>
+    </w:tbl>
+    <w:p>
+      <w:pPr>
+        <w:spacing w:after="80"/>
+      </w:pPr>
+    </w:p>
+    <w:p>
+      <w:pPr>
+        <w:spacing w:after="160"/>
+      </w:pPr>
+      <w:r>
+        <w:rPr>
+          <w:b w:val="0"/>
+          <w:i/>
+          <w:color w:val="606060"/>
+          <w:sz w:val="20"/>
+        </w:rPr>
+        <w:t>Every off-diagonal value is 0.88 or higher -- these hospitals are almost perfectly separable from features alone.</w:t>
+      </w:r>
+    </w:p>
+    <w:p>
+      <w:pPr>
+        <w:jc w:val="center"/>
+      </w:pPr>
+      <w:r>
+        <w:drawing>
+          <wp:inline xmlns:a="http://schemas.openxmlformats.org/drawingml/2006/main" xmlns:pic="http://schemas.openxmlformats.org/drawingml/2006/picture">
+            <wp:extent cx="5669280" cy="4832716"/>
+            <wp:docPr id="5" name="Picture 5"/>
+            <wp:cNvGraphicFramePr>
+              <a:graphicFrameLocks noChangeAspect="1"/>
+            </wp:cNvGraphicFramePr>
+            <a:graphic>
+              <a:graphicData uri="http://schemas.openxmlformats.org/drawingml/2006/picture">
+                <pic:pic>
+                  <pic:nvPicPr>
+                    <pic:cNvPr id="0" name="05_domain_auc.png"/>
+                    <pic:cNvPicPr/>
+                  </pic:nvPicPr>
+                  <pic:blipFill>
+                    <a:blip r:embed="rId13"/>
+                    <a:stretch>
+                      <a:fillRect/>
+                    </a:stretch>
+                  </pic:blipFill>
+                  <pic:spPr>
+                    <a:xfrm>
+                      <a:off x="0" y="0"/>
+                      <a:ext cx="5669280" cy="4832716"/>
+                    </a:xfrm>
+                    <a:prstGeom prst="rect"/>
+                  </pic:spPr>
+                </pic:pic>
+              </a:graphicData>
+            </a:graphic>
+          </wp:inline>
+        </w:drawing>
+      </w:r>
+    </w:p>
+    <w:p>
+      <w:pPr>
+        <w:spacing w:after="320"/>
+        <w:jc w:val="center"/>
+      </w:pPr>
+      <w:r>
+        <w:rPr>
+          <w:i/>
+          <w:color w:val="606060"/>
+          <w:sz w:val="19"/>
+        </w:rPr>
+        <w:t>Figure 5.5 -- The AUC matrix as a heatmap. Produced by viz.plot_divergence_matrix, from heterogeneity.domain_auc_matrix.</w:t>
+      </w:r>
+    </w:p>
+    <w:p>
+      <w:pPr>
+        <w:spacing w:after="160"/>
+      </w:pPr>
+      <w:r>
+        <w:rPr>
+          <w:b w:val="0"/>
+          <w:i w:val="0"/>
+          <w:sz w:val="22"/>
+        </w:rPr>
+        <w:t>The AUC matrix asks whether a classifier can tell sites apart; Jensen-Shannon divergence asks a narrower, complementary question directly about one feature's distribution shape, without needing to train anything.</w:t>
+      </w:r>
+    </w:p>
+    <w:p>
+      <w:pPr>
+        <w:jc w:val="center"/>
+      </w:pPr>
+      <w:r>
+        <w:drawing>
+          <wp:inline xmlns:a="http://schemas.openxmlformats.org/drawingml/2006/main" xmlns:pic="http://schemas.openxmlformats.org/drawingml/2006/picture">
+            <wp:extent cx="5669280" cy="4832716"/>
+            <wp:docPr id="6" name="Picture 6"/>
+            <wp:cNvGraphicFramePr>
+              <a:graphicFrameLocks noChangeAspect="1"/>
+            </wp:cNvGraphicFramePr>
+            <a:graphic>
+              <a:graphicData uri="http://schemas.openxmlformats.org/drawingml/2006/picture">
+                <pic:pic>
+                  <pic:nvPicPr>
+                    <pic:cNvPr id="0" name="04_js_divergence.png"/>
+                    <pic:cNvPicPr/>
+                  </pic:nvPicPr>
+                  <pic:blipFill>
+                    <a:blip r:embed="rId14"/>
+                    <a:stretch>
+                      <a:fillRect/>
+                    </a:stretch>
+                  </pic:blipFill>
+                  <pic:spPr>
+                    <a:xfrm>
+                      <a:off x="0" y="0"/>
+                      <a:ext cx="5669280" cy="4832716"/>
+                    </a:xfrm>
+                    <a:prstGeom prst="rect"/>
+                  </pic:spPr>
+                </pic:pic>
+              </a:graphicData>
+            </a:graphic>
+          </wp:inline>
+        </w:drawing>
+      </w:r>
+    </w:p>
+    <w:p>
+      <w:pPr>
+        <w:spacing w:after="320"/>
+        <w:jc w:val="center"/>
+      </w:pPr>
+      <w:r>
+        <w:rPr>
+          <w:i/>
+          <w:color w:val="606060"/>
+          <w:sz w:val="19"/>
+        </w:rPr>
+        <w:t>Figure 5.6 -- Jensen-Shannon divergence between sites for maximum heart rate (thalach): a second, distribution-shape-based confirmation of the same covariate-shift story, in a [0, 1] score where 0 means identical distributions. Produced by viz.plot_divergence_matrix, from heterogeneity.js_divergence_matrix.</w:t>
+      </w:r>
+    </w:p>
+    <w:p>
+      <w:pPr>
+        <w:spacing w:after="160"/>
+      </w:pPr>
+      <w:r>
+        <w:rPr>
+          <w:b w:val="0"/>
+          <w:i w:val="0"/>
+          <w:sz w:val="22"/>
+        </w:rPr>
+        <w:t>The domain-classifier number is convincing but abstract. Two scatterplots make the same finding directly visible -- something no figure in the original pipeline provided, so both were added specifically for this report.</w:t>
+      </w:r>
+    </w:p>
+    <w:p>
+      <w:pPr>
+        <w:jc w:val="center"/>
+      </w:pPr>
+      <w:r>
+        <w:drawing>
+          <wp:inline xmlns:a="http://schemas.openxmlformats.org/drawingml/2006/main" xmlns:pic="http://schemas.openxmlformats.org/drawingml/2006/picture">
+            <wp:extent cx="5669280" cy="4491056"/>
+            <wp:docPr id="7" name="Picture 7"/>
+            <wp:cNvGraphicFramePr>
+              <a:graphicFrameLocks noChangeAspect="1"/>
+            </wp:cNvGraphicFramePr>
+            <a:graphic>
+              <a:graphicData uri="http://schemas.openxmlformats.org/drawingml/2006/picture">
+                <pic:pic>
+                  <pic:nvPicPr>
+                    <pic:cNvPr id="0" name="x01_pca_scatter.png"/>
+                    <pic:cNvPicPr/>
+                  </pic:nvPicPr>
+                  <pic:blipFill>
+                    <a:blip r:embed="rId15"/>
+                    <a:stretch>
+                      <a:fillRect/>
+                    </a:stretch>
+                  </pic:blipFill>
+                  <pic:spPr>
+                    <a:xfrm>
+                      <a:off x="0" y="0"/>
+                      <a:ext cx="5669280" cy="4491056"/>
+                    </a:xfrm>
+                    <a:prstGeom prst="rect"/>
+                  </pic:spPr>
+                </pic:pic>
+              </a:graphicData>
+            </a:graphic>
+          </wp:inline>
+        </w:drawing>
+      </w:r>
+    </w:p>
+    <w:p>
+      <w:pPr>
+        <w:spacing w:after="320"/>
+        <w:jc w:val="center"/>
+      </w:pPr>
+      <w:r>
+        <w:rPr>
+          <w:i/>
+          <w:color w:val="606060"/>
+          <w:sz w:val="19"/>
+        </w:rPr>
+        <w:t>Figure 5.7 (new) -- Every patient's 13 standardized clinical features compressed to two principal components and colored by site. Even in just two dimensions -- a small fraction of the original information -- Switzerland (green) forms a visually distinct lower cluster and Cleveland (blue) skews toward the upper right; the clouds are not on top of each other. This is the geometric picture behind the domain-classifier AUC numbers in Table 5.4. Produced by the newly added viz.plot_pca_scatter, via scripts/run_supplementary_figures.py.</w:t>
+      </w:r>
+    </w:p>
+    <w:p>
+      <w:pPr>
+        <w:spacing w:after="160"/>
+      </w:pPr>
+      <w:r>
+        <w:rPr>
+          <w:b w:val="0"/>
+          <w:i w:val="0"/>
+          <w:sz w:val="22"/>
+        </w:rPr>
+        <w:t>The PCA view above compresses all 13 features at once; the next scatterplot instead picks two features a clinician would recognize, to show the same separability in familiar clinical units rather than abstract components.</w:t>
+      </w:r>
+    </w:p>
+    <w:p>
+      <w:pPr>
+        <w:jc w:val="center"/>
+      </w:pPr>
+      <w:r>
+        <w:drawing>
+          <wp:inline xmlns:a="http://schemas.openxmlformats.org/drawingml/2006/main" xmlns:pic="http://schemas.openxmlformats.org/drawingml/2006/picture">
+            <wp:extent cx="5669280" cy="3987237"/>
+            <wp:docPr id="8" name="Picture 8"/>
+            <wp:cNvGraphicFramePr>
+              <a:graphicFrameLocks noChangeAspect="1"/>
+            </wp:cNvGraphicFramePr>
+            <a:graphic>
+              <a:graphicData uri="http://schemas.openxmlformats.org/drawingml/2006/picture">
+                <pic:pic>
+                  <pic:nvPicPr>
+                    <pic:cNvPr id="0" name="x02_age_thalach_scatter.png"/>
+                    <pic:cNvPicPr/>
+                  </pic:nvPicPr>
+                  <pic:blipFill>
+                    <a:blip r:embed="rId16"/>
+                    <a:stretch>
+                      <a:fillRect/>
+                    </a:stretch>
+                  </pic:blipFill>
+                  <pic:spPr>
+                    <a:xfrm>
+                      <a:off x="0" y="0"/>
+                      <a:ext cx="5669280" cy="3987237"/>
+                    </a:xfrm>
+                    <a:prstGeom prst="rect"/>
+                  </pic:spPr>
+                </pic:pic>
+              </a:graphicData>
+            </a:graphic>
+          </wp:inline>
+        </w:drawing>
+      </w:r>
+    </w:p>
+    <w:p>
+      <w:pPr>
+        <w:spacing w:after="320"/>
+        <w:jc w:val="center"/>
+      </w:pPr>
+      <w:r>
+        <w:rPr>
+          <w:i/>
+          <w:color w:val="606060"/>
+          <w:sz w:val="19"/>
+        </w:rPr>
+        <w:t>Figure 5.8 (new) -- Age vs. maximum heart rate achieved, colored by site. The downward trend (older patients reach a lower max heart rate) holds at every hospital -- the underlying physiology is universal -- but the V.A. and Switzerland clouds sit measurably lower than Cleveland's for the same age, and Hungary's patients skew younger overall. Same biology, shifted measurement range: precisely the 'interoperable but not identical' picture this dataset is valuable for. Produced by the newly added viz.plot_age_thalach_scatter, via scripts/run_supplementary_figures.py.</w:t>
+      </w:r>
+    </w:p>
+    <w:p>
+      <w:pPr>
+        <w:spacing w:after="160"/>
+      </w:pPr>
+      <w:r>
+        <w:rPr>
+          <w:b w:val="0"/>
+          <w:i w:val="0"/>
+          <w:sz w:val="22"/>
+        </w:rPr>
+        <w:t>Having established that sites differ (Figures 5.5-5.8), the next four figures return to the underlying input data itself and ask which individual features actually drive that difference and which ones drive the disease-severity prediction task.</w:t>
+      </w:r>
+    </w:p>
+    <w:p>
+      <w:pPr>
+        <w:jc w:val="center"/>
+      </w:pPr>
+      <w:r>
+        <w:drawing>
+          <wp:inline xmlns:a="http://schemas.openxmlformats.org/drawingml/2006/main" xmlns:pic="http://schemas.openxmlformats.org/drawingml/2006/picture">
+            <wp:extent cx="5669280" cy="3395829"/>
+            <wp:docPr id="9" name="Picture 9"/>
+            <wp:cNvGraphicFramePr>
+              <a:graphicFrameLocks noChangeAspect="1"/>
+            </wp:cNvGraphicFramePr>
+            <a:graphic>
+              <a:graphicData uri="http://schemas.openxmlformats.org/drawingml/2006/picture">
+                <pic:pic>
+                  <pic:nvPicPr>
+                    <pic:cNvPr id="0" name="e03_continuous_grid.png"/>
+                    <pic:cNvPicPr/>
+                  </pic:nvPicPr>
+                  <pic:blipFill>
+                    <a:blip r:embed="rId17"/>
+                    <a:stretch>
+                      <a:fillRect/>
+                    </a:stretch>
+                  </pic:blipFill>
+                  <pic:spPr>
+                    <a:xfrm>
+                      <a:off x="0" y="0"/>
+                      <a:ext cx="5669280" cy="3395829"/>
+                    </a:xfrm>
+                    <a:prstGeom prst="rect"/>
+                  </pic:spPr>
+                </pic:pic>
+              </a:graphicData>
+            </a:graphic>
+          </wp:inline>
+        </w:drawing>
+      </w:r>
+    </w:p>
+    <w:p>
+      <w:pPr>
+        <w:spacing w:after="320"/>
+        <w:jc w:val="center"/>
+      </w:pPr>
+      <w:r>
+        <w:rPr>
+          <w:i/>
+          <w:color w:val="606060"/>
+          <w:sz w:val="19"/>
+        </w:rPr>
+        <w:t>Figure 5.9 -- All five continuous features, split by severity class. Where the five severity curves separate, that feature is informative for the model; where they overlap, it is not. Produced by eda.plot_continuous_grid.</w:t>
+      </w:r>
+    </w:p>
+    <w:p>
+      <w:pPr>
+        <w:spacing w:after="160"/>
+      </w:pPr>
+      <w:r>
+        <w:rPr>
+          <w:b w:val="0"/>
+          <w:i w:val="0"/>
+          <w:sz w:val="22"/>
+        </w:rPr>
+        <w:t>Max heart rate stood out in Figure 5.9 as one of the more separated features by severity; the box plots below isolate it by site instead, for a cleaner read on the shift than the scatter in Figure 5.8 alone provides.</w:t>
+      </w:r>
+    </w:p>
+    <w:p>
+      <w:pPr>
+        <w:jc w:val="center"/>
+      </w:pPr>
+      <w:r>
+        <w:drawing>
+          <wp:inline xmlns:a="http://schemas.openxmlformats.org/drawingml/2006/main" xmlns:pic="http://schemas.openxmlformats.org/drawingml/2006/picture">
+            <wp:extent cx="5669280" cy="2926080"/>
+            <wp:docPr id="10" name="Picture 10"/>
+            <wp:cNvGraphicFramePr>
+              <a:graphicFrameLocks noChangeAspect="1"/>
+            </wp:cNvGraphicFramePr>
+            <a:graphic>
+              <a:graphicData uri="http://schemas.openxmlformats.org/drawingml/2006/picture">
+                <pic:pic>
+                  <pic:nvPicPr>
+                    <pic:cNvPr id="0" name="e04_thalach_by_site.png"/>
+                    <pic:cNvPicPr/>
+                  </pic:nvPicPr>
+                  <pic:blipFill>
+                    <a:blip r:embed="rId18"/>
+                    <a:stretch>
+                      <a:fillRect/>
+                    </a:stretch>
+                  </pic:blipFill>
+                  <pic:spPr>
+                    <a:xfrm>
+                      <a:off x="0" y="0"/>
+                      <a:ext cx="5669280" cy="2926080"/>
+                    </a:xfrm>
+                    <a:prstGeom prst="rect"/>
+                  </pic:spPr>
+                </pic:pic>
+              </a:graphicData>
+            </a:graphic>
+          </wp:inline>
+        </w:drawing>
+      </w:r>
+    </w:p>
+    <w:p>
+      <w:pPr>
+        <w:spacing w:after="320"/>
+        <w:jc w:val="center"/>
+      </w:pPr>
+      <w:r>
+        <w:rPr>
+          <w:i/>
+          <w:color w:val="606060"/>
+          <w:sz w:val="19"/>
+        </w:rPr>
+        <w:t>Figure 5.10 -- Max heart rate distribution by site as box plots -- the same shift visible in Figure 5.8, without the age dimension. Produced by eda.plot_feature_boxplots_by_site.</w:t>
+      </w:r>
+    </w:p>
+    <w:p>
+      <w:pPr>
+        <w:spacing w:after="160"/>
+      </w:pPr>
+      <w:r>
+        <w:rPr>
+          <w:b w:val="0"/>
+          <w:i w:val="0"/>
+          <w:sz w:val="22"/>
+        </w:rPr>
+        <w:t>The continuous features above are only half the picture; the categorical and ordinal clinical variables (chest-pain type, exercise angina, ST slope, thalassemia result, and others) carry at least as much signal.</w:t>
+      </w:r>
+    </w:p>
+    <w:p>
+      <w:pPr>
+        <w:jc w:val="center"/>
+      </w:pPr>
+      <w:r>
+        <w:drawing>
+          <wp:inline xmlns:a="http://schemas.openxmlformats.org/drawingml/2006/main" xmlns:pic="http://schemas.openxmlformats.org/drawingml/2006/picture">
+            <wp:extent cx="5669280" cy="3388828"/>
+            <wp:docPr id="11" name="Picture 11"/>
+            <wp:cNvGraphicFramePr>
+              <a:graphicFrameLocks noChangeAspect="1"/>
+            </wp:cNvGraphicFramePr>
+            <a:graphic>
+              <a:graphicData uri="http://schemas.openxmlformats.org/drawingml/2006/picture">
+                <pic:pic>
+                  <pic:nvPicPr>
+                    <pic:cNvPr id="0" name="e05_categorical_grid.png"/>
+                    <pic:cNvPicPr/>
+                  </pic:nvPicPr>
+                  <pic:blipFill>
+                    <a:blip r:embed="rId19"/>
+                    <a:stretch>
+                      <a:fillRect/>
+                    </a:stretch>
+                  </pic:blipFill>
+                  <pic:spPr>
+                    <a:xfrm>
+                      <a:off x="0" y="0"/>
+                      <a:ext cx="5669280" cy="3388828"/>
+                    </a:xfrm>
+                    <a:prstGeom prst="rect"/>
+                  </pic:spPr>
+                </pic:pic>
+              </a:graphicData>
+            </a:graphic>
+          </wp:inline>
+        </w:drawing>
+      </w:r>
+    </w:p>
+    <w:p>
+      <w:pPr>
+        <w:spacing w:after="320"/>
+        <w:jc w:val="center"/>
+      </w:pPr>
+      <w:r>
+        <w:rPr>
+          <w:i/>
+          <w:color w:val="606060"/>
+          <w:sz w:val="19"/>
+        </w:rPr>
+        <w:t>Figure 5.11 -- Mean severity within each level of six categorical features (chest-pain type, sex, exercise angina, ST slope, resting ECG, thalassemia result). Asymptomatic chest pain, exercise-induced angina, a flat/down ST slope and a reversible thalassemia defect all carry substantially higher mean severity -- clinically sensible relationships the model can exploit, and a sanity check that the loaded data behaves the way cardiology domain knowledge predicts. Produced by eda.plot_categorical_grid.</w:t>
+      </w:r>
+    </w:p>
+    <w:p>
+      <w:pPr>
+        <w:spacing w:after="160"/>
+      </w:pPr>
+      <w:r>
+        <w:rPr>
+          <w:b w:val="0"/>
+          <w:i w:val="0"/>
+          <w:sz w:val="22"/>
+        </w:rPr>
+        <w:t>Finally, viewing every feature relationship at once as a correlation matrix confirms nothing in Figures 5.9-5.11 is contradicted by the pairwise structure of the data.</w:t>
+      </w:r>
+    </w:p>
+    <w:p>
+      <w:pPr>
+        <w:jc w:val="center"/>
+      </w:pPr>
+      <w:r>
+        <w:drawing>
+          <wp:inline xmlns:a="http://schemas.openxmlformats.org/drawingml/2006/main" xmlns:pic="http://schemas.openxmlformats.org/drawingml/2006/picture">
+            <wp:extent cx="5669280" cy="4645472"/>
+            <wp:docPr id="12" name="Picture 12"/>
+            <wp:cNvGraphicFramePr>
+              <a:graphicFrameLocks noChangeAspect="1"/>
+            </wp:cNvGraphicFramePr>
+            <a:graphic>
+              <a:graphicData uri="http://schemas.openxmlformats.org/drawingml/2006/picture">
+                <pic:pic>
+                  <pic:nvPicPr>
+                    <pic:cNvPr id="0" name="e06_correlation.png"/>
+                    <pic:cNvPicPr/>
+                  </pic:nvPicPr>
+                  <pic:blipFill>
+                    <a:blip r:embed="rId20"/>
+                    <a:stretch>
+                      <a:fillRect/>
+                    </a:stretch>
+                  </pic:blipFill>
+                  <pic:spPr>
+                    <a:xfrm>
+                      <a:off x="0" y="0"/>
+                      <a:ext cx="5669280" cy="4645472"/>
+                    </a:xfrm>
+                    <a:prstGeom prst="rect"/>
+                  </pic:spPr>
+                </pic:pic>
+              </a:graphicData>
+            </a:graphic>
+          </wp:inline>
+        </w:drawing>
+      </w:r>
+    </w:p>
+    <w:p>
+      <w:pPr>
+        <w:spacing w:after="320"/>
+        <w:jc w:val="center"/>
+      </w:pPr>
+      <w:r>
+        <w:rPr>
+          <w:i/>
+          <w:color w:val="606060"/>
+          <w:sz w:val="19"/>
+        </w:rPr>
+        <w:t>Figure 5.12 -- Pearson correlation among all 13 features and the 5-class severity target. Chest-pain type, exercise angina, ST depression, max heart rate and vessel count are the strongest correlates of severity. Produced by eda.plot_correlation_heatmap.</w:t>
+      </w:r>
+    </w:p>
+    <w:p>
+      <w:pPr>
+        <w:pStyle w:val="Heading2"/>
+      </w:pPr>
+      <w:r>
+        <w:rPr>
+          <w:color w:val="1A1A1A"/>
+        </w:rPr>
+        <w:t>5.5 The secondary task confirms this is not a fluke of one label choice</w:t>
+      </w:r>
+    </w:p>
+    <w:p>
+      <w:pPr>
+        <w:spacing w:after="160"/>
+      </w:pPr>
+      <w:r>
+        <w:rPr>
+          <w:b w:val="0"/>
+          <w:i w:val="0"/>
+          <w:sz w:val="22"/>
+        </w:rPr>
+        <w:t>If the heterogeneity story depended on the specific choice of "predict disease severity," it would be a weaker argument. The toolkit supports a second, independent task on the same four sites -- predicting chest-pain type instead of disease severity -- and label shift shows up there too, just as clearly, confirming the effect is a property of the sites, not of one particular target.</w:t>
+      </w:r>
+    </w:p>
+    <w:p>
+      <w:pPr>
+        <w:jc w:val="center"/>
+      </w:pPr>
+      <w:r>
+        <w:drawing>
+          <wp:inline xmlns:a="http://schemas.openxmlformats.org/drawingml/2006/main" xmlns:pic="http://schemas.openxmlformats.org/drawingml/2006/picture">
+            <wp:extent cx="5669280" cy="2843178"/>
+            <wp:docPr id="13" name="Picture 13"/>
+            <wp:cNvGraphicFramePr>
+              <a:graphicFrameLocks noChangeAspect="1"/>
+            </wp:cNvGraphicFramePr>
+            <a:graphic>
+              <a:graphicData uri="http://schemas.openxmlformats.org/drawingml/2006/picture">
+                <pic:pic>
+                  <pic:nvPicPr>
+                    <pic:cNvPr id="0" name="c01_class_distribution.png"/>
+                    <pic:cNvPicPr/>
+                  </pic:nvPicPr>
+                  <pic:blipFill>
+                    <a:blip r:embed="rId21"/>
+                    <a:stretch>
+                      <a:fillRect/>
+                    </a:stretch>
+                  </pic:blipFill>
+                  <pic:spPr>
+                    <a:xfrm>
+                      <a:off x="0" y="0"/>
+                      <a:ext cx="5669280" cy="2843178"/>
+                    </a:xfrm>
+                    <a:prstGeom prst="rect"/>
+                  </pic:spPr>
+                </pic:pic>
+              </a:graphicData>
+            </a:graphic>
+          </wp:inline>
+        </w:drawing>
+      </w:r>
+    </w:p>
+    <w:p>
+      <w:pPr>
+        <w:spacing w:after="320"/>
+        <w:jc w:val="center"/>
+      </w:pPr>
+      <w:r>
+        <w:rPr>
+          <w:i/>
+          <w:color w:val="606060"/>
+          <w:sz w:val="19"/>
+        </w:rPr>
+        <w:t>Figure 5.13 -- Chest-pain-type distribution by site, the secondary-task analogue of Figure 5.4. Hungary is heavy on atypical angina; Switzerland is roughly 80% asymptomatic. Produced by viz.plot_class_distribution_by_site, via scripts/run_chest_pain_pipeline.py.</w:t>
+      </w:r>
+    </w:p>
+    <w:p>
+      <w:pPr>
+        <w:pStyle w:val="Heading2"/>
+      </w:pPr>
+      <w:r>
+        <w:rPr>
+          <w:color w:val="1A1A1A"/>
+        </w:rPr>
+        <w:t>5.6 Summary: what makes this dataset ideal</w:t>
+      </w:r>
+    </w:p>
+    <w:p>
+      <w:pPr>
+        <w:pStyle w:val="ListBullet"/>
+      </w:pPr>
+      <w:r>
+        <w:rPr>
+          <w:sz w:val="22"/>
+        </w:rPr>
+        <w:t>Genuinely interoperable: all four sites used the same case-report form and the same 13-variable schema -- there is no format barrier to integration, which isolates the *meaning* problem from the *plumbing* problem.</w:t>
+      </w:r>
+    </w:p>
+    <w:p>
+      <w:pPr>
+        <w:pStyle w:val="ListBullet"/>
+      </w:pPr>
+      <w:r>
+        <w:rPr>
+          <w:sz w:val="22"/>
+        </w:rPr>
+        <w:t>Genuinely heterogeneous, and in two distinguishable ways at once: a true population difference (prevalence 36%-94%) and a measurement artefact (chol, and far more severely, ca/thal), so the toolkit's core distinction is not hypothetical.</w:t>
+      </w:r>
+    </w:p>
+    <w:p>
+      <w:pPr>
+        <w:pStyle w:val="ListBullet"/>
+      </w:pPr>
+      <w:r>
+        <w:rPr>
+          <w:sz w:val="22"/>
+        </w:rPr>
+        <w:t>Small enough to train and calibrate live in a workshop (920 patients, sub-second training), large enough that the effects are statistically real rather than noise (Beta-band-checked in Section 7.3).</w:t>
+      </w:r>
+    </w:p>
+    <w:p>
+      <w:pPr>
+        <w:pStyle w:val="ListBullet"/>
+      </w:pPr>
+      <w:r>
+        <w:rPr>
+          <w:sz w:val="22"/>
+        </w:rPr>
+        <w:t>Open, credential-free, and citable, for the historical reasons explained in Section 4 -- no data-use agreement stands between a workshop attendee and running the code themselves.</w:t>
+      </w:r>
+    </w:p>
+    <w:p>
+      <w:pPr>
+        <w:pStyle w:val="ListBullet"/>
+      </w:pPr>
+      <w:r>
+        <w:rPr>
+          <w:sz w:val="22"/>
+        </w:rPr>
+        <w:t>The finding replicates on a second, independently chosen prediction task on the same sites (Figure 5.13), which is evidence the heterogeneity is a property of the hospitals, not an artefact of the modeling choice.</w:t>
+      </w:r>
+    </w:p>
+    <w:p>
+      <w:r>
+        <w:br w:type="page"/>
+      </w:r>
+    </w:p>
+    <w:p>
+      <w:pPr>
+        <w:pStyle w:val="Heading1"/>
+      </w:pPr>
+      <w:r>
+        <w:rPr>
+          <w:color w:val="1A1A1A"/>
+        </w:rPr>
+        <w:t>6. Methods of Interoperability: Choosing a Standard</w:t>
+      </w:r>
+    </w:p>
+    <w:p>
+      <w:pPr>
+        <w:spacing w:after="160"/>
+      </w:pPr>
+      <w:r>
+        <w:rPr>
+          <w:b w:val="0"/>
+          <w:i w:val="0"/>
+          <w:sz w:val="22"/>
+        </w:rPr>
+        <w:t>Section 5 relied on a lucky historical accident: four hospitals happened to fill out the same paper case-report form. A real curation pipeline built today does not get to rely on luck -- it has to deliberately choose a data standard. This section surveys the realistic options and recommends one, and then explains exactly what adopting it does, and does not, solve.</w:t>
+      </w:r>
+    </w:p>
+    <w:p>
+      <w:pPr>
+        <w:pStyle w:val="Heading2"/>
+      </w:pPr>
+      <w:r>
+        <w:rPr>
+          <w:color w:val="1A1A1A"/>
+        </w:rPr>
+        <w:t>6.1 Interoperability has levels, and most mandates stop at the easy ones</w:t>
+      </w:r>
+    </w:p>
+    <w:p>
+      <w:pPr>
+        <w:spacing w:after="160"/>
+      </w:pPr>
+      <w:r>
+        <w:rPr>
+          <w:b w:val="0"/>
+          <w:i w:val="0"/>
+          <w:sz w:val="22"/>
+        </w:rPr>
+        <w:t>HIMSS (the Healthcare Information and Management Systems Society) distinguishes four levels of interoperability: foundational (data can move from one system to another at all), structural (the format and structure of the exchanged data is standardized, e.g. a consistent field for "cholesterol"), semantic (the exchanged value carries a standardized, shared meaning, e.g. a specific LOINC code that both systems interpret identically), and organizational (the governance, policy and workflow context needed for the exchange to actually happen in practice). Most current regulatory mandates (Section 3.3) are strongest at the foundational and structural levels. Semantic interoperability -- the level where this report's entire heterogeneity story lives -- is the hardest to mandate and the easiest to get only partway to.</w:t>
+      </w:r>
+    </w:p>
+    <w:p>
+      <w:pPr>
+        <w:pStyle w:val="Heading2"/>
+      </w:pPr>
+      <w:r>
+        <w:rPr>
+          <w:color w:val="1A1A1A"/>
+        </w:rPr>
+        <w:t>6.2 The standards landscape</w:t>
+      </w:r>
+    </w:p>
+    <w:p>
+      <w:pPr>
+        <w:spacing w:after="160"/>
+      </w:pPr>
+      <w:r>
+        <w:rPr>
+          <w:b/>
+          <w:i w:val="0"/>
+          <w:sz w:val="21"/>
+        </w:rPr>
+        <w:t>Table 6.1 -- Clinical data standards compared for this workshop's use case</w:t>
+      </w:r>
+    </w:p>
+    <w:tbl>
+      <w:tblPr>
+        <w:tblStyle w:val="TableGrid"/>
+        <w:tblW w:type="auto" w:w="0"/>
+        <w:jc w:val="center"/>
+        <w:tblLook w:firstColumn="1" w:firstRow="1" w:lastColumn="0" w:lastRow="0" w:noHBand="0" w:noVBand="1" w:val="04A0"/>
+      </w:tblPr>
+      <w:tblGrid>
+        <w:gridCol w:w="1728"/>
+        <w:gridCol w:w="1728"/>
+        <w:gridCol w:w="1728"/>
+        <w:gridCol w:w="1728"/>
+        <w:gridCol w:w="1728"/>
+      </w:tblGrid>
+      <w:tr>
+        <w:tc>
+          <w:tcPr>
+            <w:tcW w:type="dxa" w:w="1728"/>
+            <w:shd w:fill="2A78D6"/>
+          </w:tcPr>
+          <w:p>
+            <w:r/>
+            <w:r>
+              <w:rPr>
+                <w:b/>
+                <w:color w:val="FFFFFF"/>
+                <w:sz w:val="20"/>
+              </w:rPr>
+              <w:t>Standard</w:t>
+            </w:r>
+          </w:p>
+        </w:tc>
+        <w:tc>
+          <w:tcPr>
+            <w:tcW w:type="dxa" w:w="1728"/>
+            <w:shd w:fill="2A78D6"/>
+          </w:tcPr>
+          <w:p>
+            <w:r/>
+            <w:r>
+              <w:rPr>
+                <w:b/>
+                <w:color w:val="FFFFFF"/>
+                <w:sz w:val="20"/>
+              </w:rPr>
+              <w:t>Primary use case</w:t>
+            </w:r>
+          </w:p>
+        </w:tc>
+        <w:tc>
+          <w:tcPr>
+            <w:tcW w:type="dxa" w:w="1728"/>
+            <w:shd w:fill="2A78D6"/>
+          </w:tcPr>
+          <w:p>
+            <w:r/>
+            <w:r>
+              <w:rPr>
+                <w:b/>
+                <w:color w:val="FFFFFF"/>
+                <w:sz w:val="20"/>
+              </w:rPr>
+              <w:t>Structural interoperability</w:t>
+            </w:r>
+          </w:p>
+        </w:tc>
+        <w:tc>
+          <w:tcPr>
+            <w:tcW w:type="dxa" w:w="1728"/>
+            <w:shd w:fill="2A78D6"/>
+          </w:tcPr>
+          <w:p>
+            <w:r/>
+            <w:r>
+              <w:rPr>
+                <w:b/>
+                <w:color w:val="FFFFFF"/>
+                <w:sz w:val="20"/>
+              </w:rPr>
+              <w:t>Semantic interoperability</w:t>
+            </w:r>
+          </w:p>
+        </w:tc>
+        <w:tc>
+          <w:tcPr>
+            <w:tcW w:type="dxa" w:w="1728"/>
+            <w:shd w:fill="2A78D6"/>
+          </w:tcPr>
+          <w:p>
+            <w:r/>
+            <w:r>
+              <w:rPr>
+                <w:b/>
+                <w:color w:val="FFFFFF"/>
+                <w:sz w:val="20"/>
+              </w:rPr>
+              <w:t>Fit for multi-site research</w:t>
+            </w:r>
+          </w:p>
+        </w:tc>
+      </w:tr>
+      <w:tr>
+        <w:tc>
+          <w:tcPr>
+            <w:tcW w:type="dxa" w:w="1728"/>
+          </w:tcPr>
+          <w:p>
+            <w:r/>
+            <w:r>
+              <w:rPr>
+                <w:sz w:val="19"/>
+              </w:rPr>
+              <w:t>HL7 v2 messaging</w:t>
+            </w:r>
+          </w:p>
+        </w:tc>
+        <w:tc>
+          <w:tcPr>
+            <w:tcW w:type="dxa" w:w="1728"/>
+          </w:tcPr>
+          <w:p>
+            <w:r/>
+            <w:r>
+              <w:rPr>
+                <w:sz w:val="19"/>
+              </w:rPr>
+              <w:t>Legacy point-to-point clinical messaging (labs, admissions, orders)</w:t>
+            </w:r>
+          </w:p>
+        </w:tc>
+        <w:tc>
+          <w:tcPr>
+            <w:tcW w:type="dxa" w:w="1728"/>
+          </w:tcPr>
+          <w:p>
+            <w:r/>
+            <w:r>
+              <w:rPr>
+                <w:sz w:val="19"/>
+              </w:rPr>
+              <w:t>Moderate -- widely implemented but loosely enforced</w:t>
+            </w:r>
+          </w:p>
+        </w:tc>
+        <w:tc>
+          <w:tcPr>
+            <w:tcW w:type="dxa" w:w="1728"/>
+          </w:tcPr>
+          <w:p>
+            <w:r/>
+            <w:r>
+              <w:rPr>
+                <w:sz w:val="19"/>
+              </w:rPr>
+              <w:t>Weak -- minimal standard vocabulary binding</w:t>
+            </w:r>
+          </w:p>
+        </w:tc>
+        <w:tc>
+          <w:tcPr>
+            <w:tcW w:type="dxa" w:w="1728"/>
+          </w:tcPr>
+          <w:p>
+            <w:r/>
+            <w:r>
+              <w:rPr>
+                <w:sz w:val="19"/>
+              </w:rPr>
+              <w:t>Poor: still the production backbone in many hospitals, but not designed for pooled research analysis</w:t>
+            </w:r>
+          </w:p>
+        </w:tc>
+      </w:tr>
+      <w:tr>
+        <w:tc>
+          <w:tcPr>
+            <w:tcW w:type="dxa" w:w="1728"/>
+          </w:tcPr>
+          <w:p>
+            <w:r/>
+            <w:r>
+              <w:rPr>
+                <w:sz w:val="19"/>
+              </w:rPr>
+              <w:t>HL7 FHIR</w:t>
+            </w:r>
+          </w:p>
+        </w:tc>
+        <w:tc>
+          <w:tcPr>
+            <w:tcW w:type="dxa" w:w="1728"/>
+          </w:tcPr>
+          <w:p>
+            <w:r/>
+            <w:r>
+              <w:rPr>
+                <w:sz w:val="19"/>
+              </w:rPr>
+              <w:t>Modern REST/JSON API exchange; the standard named in current US/EU interoperability mandates</w:t>
+            </w:r>
+          </w:p>
+        </w:tc>
+        <w:tc>
+          <w:tcPr>
+            <w:tcW w:type="dxa" w:w="1728"/>
+          </w:tcPr>
+          <w:p>
+            <w:r/>
+            <w:r>
+              <w:rPr>
+                <w:sz w:val="19"/>
+              </w:rPr>
+              <w:t>Strong</w:t>
+            </w:r>
+          </w:p>
+        </w:tc>
+        <w:tc>
+          <w:tcPr>
+            <w:tcW w:type="dxa" w:w="1728"/>
+          </w:tcPr>
+          <w:p>
+            <w:r/>
+            <w:r>
+              <w:rPr>
+                <w:sz w:val="19"/>
+              </w:rPr>
+              <w:t>Moderate-to-strong when paired with standard terminologies (LOINC, SNOMED CT, RxNorm) -- inconsistently adopted site to site</w:t>
+            </w:r>
+          </w:p>
+        </w:tc>
+        <w:tc>
+          <w:tcPr>
+            <w:tcW w:type="dxa" w:w="1728"/>
+          </w:tcPr>
+          <w:p>
+            <w:r/>
+            <w:r>
+              <w:rPr>
+                <w:sz w:val="19"/>
+              </w:rPr>
+              <w:t>Good for live exchange; not itself a research-analysis data model</w:t>
+            </w:r>
+          </w:p>
+        </w:tc>
+      </w:tr>
+      <w:tr>
+        <w:tc>
+          <w:tcPr>
+            <w:tcW w:type="dxa" w:w="1728"/>
+          </w:tcPr>
+          <w:p>
+            <w:r/>
+            <w:r>
+              <w:rPr>
+                <w:sz w:val="19"/>
+              </w:rPr>
+              <w:t>OMOP Common Data Model (OHDSI)</w:t>
+            </w:r>
+          </w:p>
+        </w:tc>
+        <w:tc>
+          <w:tcPr>
+            <w:tcW w:type="dxa" w:w="1728"/>
+          </w:tcPr>
+          <w:p>
+            <w:r/>
+            <w:r>
+              <w:rPr>
+                <w:sz w:val="19"/>
+              </w:rPr>
+              <w:t>Standardizing observational health data from many institutions into one schema and vocabulary for pooled/federated research</w:t>
+            </w:r>
+          </w:p>
+        </w:tc>
+        <w:tc>
+          <w:tcPr>
+            <w:tcW w:type="dxa" w:w="1728"/>
+          </w:tcPr>
+          <w:p>
+            <w:r/>
+            <w:r>
+              <w:rPr>
+                <w:sz w:val="19"/>
+              </w:rPr>
+              <w:t>Strong</w:t>
+            </w:r>
+          </w:p>
+        </w:tc>
+        <w:tc>
+          <w:tcPr>
+            <w:tcW w:type="dxa" w:w="1728"/>
+          </w:tcPr>
+          <w:p>
+            <w:r/>
+            <w:r>
+              <w:rPr>
+                <w:sz w:val="19"/>
+              </w:rPr>
+              <w:t>Strong -- the standard vocabulary mapping is the point of the model</w:t>
+            </w:r>
+          </w:p>
+        </w:tc>
+        <w:tc>
+          <w:tcPr>
+            <w:tcW w:type="dxa" w:w="1728"/>
+          </w:tcPr>
+          <w:p>
+            <w:r/>
+            <w:r>
+              <w:rPr>
+                <w:sz w:val="19"/>
+              </w:rPr>
+              <w:t>Excellent: purpose-built for exactly this report's use case</w:t>
+            </w:r>
+          </w:p>
+        </w:tc>
+      </w:tr>
+      <w:tr>
+        <w:tc>
+          <w:tcPr>
+            <w:tcW w:type="dxa" w:w="1728"/>
+          </w:tcPr>
+          <w:p>
+            <w:r/>
+            <w:r>
+              <w:rPr>
+                <w:sz w:val="19"/>
+              </w:rPr>
+              <w:t>openEHR</w:t>
+            </w:r>
+          </w:p>
+        </w:tc>
+        <w:tc>
+          <w:tcPr>
+            <w:tcW w:type="dxa" w:w="1728"/>
+          </w:tcPr>
+          <w:p>
+            <w:r/>
+            <w:r>
+              <w:rPr>
+                <w:sz w:val="19"/>
+              </w:rPr>
+              <w:t>Archetype-based clinical modeling with very high semantic expressiveness</w:t>
+            </w:r>
+          </w:p>
+        </w:tc>
+        <w:tc>
+          <w:tcPr>
+            <w:tcW w:type="dxa" w:w="1728"/>
+          </w:tcPr>
+          <w:p>
+            <w:r/>
+            <w:r>
+              <w:rPr>
+                <w:sz w:val="19"/>
+              </w:rPr>
+              <w:t>Strong</w:t>
+            </w:r>
+          </w:p>
+        </w:tc>
+        <w:tc>
+          <w:tcPr>
+            <w:tcW w:type="dxa" w:w="1728"/>
+          </w:tcPr>
+          <w:p>
+            <w:r/>
+            <w:r>
+              <w:rPr>
+                <w:sz w:val="19"/>
+              </w:rPr>
+              <w:t>Strong</w:t>
+            </w:r>
+          </w:p>
+        </w:tc>
+        <w:tc>
+          <w:tcPr>
+            <w:tcW w:type="dxa" w:w="1728"/>
+          </w:tcPr>
+          <w:p>
+            <w:r/>
+            <w:r>
+              <w:rPr>
+                <w:sz w:val="19"/>
+              </w:rPr>
+              <w:t>Good in principle; limited adoption in US hospital systems specifically</w:t>
+            </w:r>
+          </w:p>
+        </w:tc>
+      </w:tr>
+      <w:tr>
+        <w:tc>
+          <w:tcPr>
+            <w:tcW w:type="dxa" w:w="1728"/>
+          </w:tcPr>
+          <w:p>
+            <w:r/>
+            <w:r>
+              <w:rPr>
+                <w:sz w:val="19"/>
+              </w:rPr>
+              <w:t>CDISC SDTM / ADaM</w:t>
+            </w:r>
+          </w:p>
+        </w:tc>
+        <w:tc>
+          <w:tcPr>
+            <w:tcW w:type="dxa" w:w="1728"/>
+          </w:tcPr>
+          <w:p>
+            <w:r/>
+            <w:r>
+              <w:rPr>
+                <w:sz w:val="19"/>
+              </w:rPr>
+              <w:t>Regulated clinical-trial data submission to FDA/EMA</w:t>
+            </w:r>
+          </w:p>
+        </w:tc>
+        <w:tc>
+          <w:tcPr>
+            <w:tcW w:type="dxa" w:w="1728"/>
+          </w:tcPr>
+          <w:p>
+            <w:r/>
+            <w:r>
+              <w:rPr>
+                <w:sz w:val="19"/>
+              </w:rPr>
+              <w:t>Strong</w:t>
+            </w:r>
+          </w:p>
+        </w:tc>
+        <w:tc>
+          <w:tcPr>
+            <w:tcW w:type="dxa" w:w="1728"/>
+          </w:tcPr>
+          <w:p>
+            <w:r/>
+            <w:r>
+              <w:rPr>
+                <w:sz w:val="19"/>
+              </w:rPr>
+              <w:t>Strong, within the trial-data domain</w:t>
+            </w:r>
+          </w:p>
+        </w:tc>
+        <w:tc>
+          <w:tcPr>
+            <w:tcW w:type="dxa" w:w="1728"/>
+          </w:tcPr>
+          <w:p>
+            <w:r/>
+            <w:r>
+              <w:rPr>
+                <w:sz w:val="19"/>
+              </w:rPr>
+              <w:t>Poor fit: built for trials, not observational multi-site EHR data</w:t>
+            </w:r>
+          </w:p>
+        </w:tc>
+      </w:tr>
+      <w:tr>
+        <w:tc>
+          <w:tcPr>
+            <w:tcW w:type="dxa" w:w="1728"/>
+          </w:tcPr>
+          <w:p>
+            <w:r/>
+            <w:r>
+              <w:rPr>
+                <w:sz w:val="19"/>
+              </w:rPr>
+              <w:t>DICOM</w:t>
+            </w:r>
+          </w:p>
+        </w:tc>
+        <w:tc>
+          <w:tcPr>
+            <w:tcW w:type="dxa" w:w="1728"/>
+          </w:tcPr>
+          <w:p>
+            <w:r/>
+            <w:r>
+              <w:rPr>
+                <w:sz w:val="19"/>
+              </w:rPr>
+              <w:t>Medical imaging exchange and storage</w:t>
+            </w:r>
+          </w:p>
+        </w:tc>
+        <w:tc>
+          <w:tcPr>
+            <w:tcW w:type="dxa" w:w="1728"/>
+          </w:tcPr>
+          <w:p>
+            <w:r/>
+            <w:r>
+              <w:rPr>
+                <w:sz w:val="19"/>
+              </w:rPr>
+              <w:t>Strong (imaging-specific)</w:t>
+            </w:r>
+          </w:p>
+        </w:tc>
+        <w:tc>
+          <w:tcPr>
+            <w:tcW w:type="dxa" w:w="1728"/>
+          </w:tcPr>
+          <w:p>
+            <w:r/>
+            <w:r>
+              <w:rPr>
+                <w:sz w:val="19"/>
+              </w:rPr>
+              <w:t>Strong (imaging-specific)</w:t>
+            </w:r>
+          </w:p>
+        </w:tc>
+        <w:tc>
+          <w:tcPr>
+            <w:tcW w:type="dxa" w:w="1728"/>
+          </w:tcPr>
+          <w:p>
+            <w:r/>
+            <w:r>
+              <w:rPr>
+                <w:sz w:val="19"/>
+              </w:rPr>
+              <w:t>Not applicable to this workshop's tabular clinical variables, but the correct standard once imaging enters a curation pipeline</w:t>
+            </w:r>
+          </w:p>
+        </w:tc>
+      </w:tr>
+    </w:tbl>
+    <w:p>
+      <w:pPr>
+        <w:spacing w:after="80"/>
+      </w:pPr>
+    </w:p>
+    <w:p>
+      <w:pPr>
+        <w:pStyle w:val="Heading2"/>
+      </w:pPr>
+      <w:r>
+        <w:rPr>
+          <w:color w:val="1A1A1A"/>
+        </w:rPr>
+        <w:t>6.3 Recommendation</w:t>
+      </w:r>
+    </w:p>
+    <w:p>
+      <w:pPr>
+        <w:spacing w:after="160"/>
+      </w:pPr>
+      <w:r>
+        <w:rPr>
+          <w:b w:val="0"/>
+          <w:i w:val="0"/>
+          <w:sz w:val="22"/>
+        </w:rPr>
+        <w:t>For this workshop's specific problem -- tabular, structured, multi-site observational data, aimed at pooled or federated statistical analysis rather than a real-time clinical transaction -- the OMOP Common Data Model is the standard best matched to the goal. Its entire design purpose is forcing every participating site to map its local coding of, say, "chest pain type" or "cholesterol" onto the same standard concept before analysis, which is exactly the step that would have flagged (though not eliminated -- see below) the kind of silent semantic drift Sections 5, 7 and 8 spend most of this report measuring after the fact. OMOP is not a niche proposal: the OHDSI research network built on it already spans a very large, multi-national federation of observational health databases used for exactly this kind of pooled and federated study.</w:t>
+      </w:r>
+    </w:p>
+    <w:p>
+      <w:pPr>
+        <w:spacing w:after="160"/>
+      </w:pPr>
+      <w:r>
+        <w:rPr>
+          <w:b w:val="0"/>
+          <w:i w:val="0"/>
+          <w:sz w:val="22"/>
+        </w:rPr>
+        <w:t>FHIR remains the right choice for the transport and live-exchange layer -- it is the standard actually named in current US and EU regulatory mandates (Section 3.3), and it is what a hospital system's electronic health record will expose today. A realistic production recommendation is therefore not "OMOP instead of FHIR," but a two-layer stack: FHIR to move data out of clinical systems, OMOP CDM (or an equivalent research-purpose common data model) as the harmonized analytic layer built from what FHIR delivers.</w:t>
+      </w:r>
+    </w:p>
+    <w:p>
+      <w:pPr>
+        <w:spacing w:after="160"/>
+      </w:pPr>
+      <w:r>
+        <w:rPr>
+          <w:b w:val="0"/>
+          <w:i w:val="0"/>
+          <w:sz w:val="22"/>
+        </w:rPr>
+        <w:t>The essential caveat, and the reason this recommendation does not make the rest of this report unnecessary, is that adopting either standard is necessary but not sufficient. A common schema and a common vocabulary reduce, but do not eliminate, measurement-process heterogeneity -- a hospital can code cholesterol correctly to the right LOINC concept and still simply order that test less often than another hospital does, which reproduces Switzerland's missingness pattern (Section 5.2) inside a perfectly standards-compliant pipeline. No coding standard changes the fact that a tertiary referral centre sees a sicker, pre-selected population either. That is why this toolkit's heterogeneity diagnostics (Section 5) and conformal-coverage diagnostics (Sections 7-8) belong *downstream* of any standardization effort as a mandatory verification step, not as a one-time substitute for one.</w:t>
+      </w:r>
+    </w:p>
+    <w:p>
+      <w:pPr>
+        <w:spacing w:after="160"/>
+      </w:pPr>
+      <w:r>
+        <w:rPr>
+          <w:b w:val="0"/>
+          <w:i/>
+          <w:color w:val="606060"/>
+          <w:sz w:val="22"/>
+        </w:rPr>
+        <w:t>It is worth being explicit that the UCI dataset itself predates and does not use any of these standards -- it is distributed as raw, fixed-format, per-site flat files. That is a feature for this report's purposes, not a flaw: it shows what pre-standardization interoperability looked like, and every figure in Section 5 is a direct, honest picture of what a modern common data model would, and would not, have caught. Standardizing the format would have caught nothing about the true prevalence swing across sites (Table 5.1) -- that is real biology, not a coding problem -- and would very likely have caught, or at least flagged, the `ca`/`thal` measurement gap (Table 5.2), since a well-governed common-data-model pipeline typically reports per-site concept-level completeness as a matter of course.</w:t>
+      </w:r>
+    </w:p>
+    <w:p>
+      <w:r>
+        <w:br w:type="page"/>
+      </w:r>
+    </w:p>
+    <w:p>
+      <w:pPr>
+        <w:pStyle w:val="Heading1"/>
+      </w:pPr>
+      <w:r>
+        <w:rPr>
+          <w:color w:val="1A1A1A"/>
+        </w:rPr>
+        <w:t>7. Why Conformal Prediction Helps With Site-Level Heterogeneity</w:t>
+      </w:r>
+    </w:p>
+    <w:p>
+      <w:pPr>
+        <w:pStyle w:val="Heading2"/>
+      </w:pPr>
+      <w:r>
+        <w:rPr>
+          <w:color w:val="1A1A1A"/>
+        </w:rPr>
+        <w:t>7.1 The problem: models are confident even when they are wrong</w:t>
       </w:r>
     </w:p>
     <w:p>
@@ -243,7 +4700,7 @@
           <w:i w:val="0"/>
           <w:sz w:val="22"/>
         </w:rPr>
-        <w:t>Interoperability standards solve the problem of *getting the data there*. They do nothing to solve this problem, because the failure is not about the data format -- it is about whether the statistical relationship the model learned at Hospital A still holds at Hospital B. Two hospitals can use an identical schema, an identical column called "cholesterol," and still have that column mean something different in practice (measured routinely at one site, almost never measured at another). A model cannot tell the difference between a hospital with genuinely different patients and a hospital with a broken measurement pipeline unless something is specifically built to check.</w:t>
+        <w:t>Interoperability standards (Section 6) solve the problem of *getting the data there*. They do nothing to solve this problem, because the failure is not about the data format -- it is about whether the statistical relationship the model learned at Hospital A still holds at Hospital B. Two hospitals can use an identical schema, an identical column called "cholesterol," and still have that column mean something different in practice (measured routinely at one site, almost never measured at another). A model cannot tell the difference between a hospital with genuinely different patients and a hospital with a broken measurement pipeline unless something is specifically built to check.</w:t>
       </w:r>
     </w:p>
     <w:p>
@@ -254,7 +4711,7 @@
         <w:rPr>
           <w:color w:val="1A1A1A"/>
         </w:rPr>
-        <w:t>1.2 What conformal prediction actually does</w:t>
+        <w:t>7.2 What conformal prediction actually does</w:t>
       </w:r>
     </w:p>
     <w:p>
@@ -280,7 +4737,7 @@
           <w:i w:val="0"/>
           <w:sz w:val="22"/>
         </w:rPr>
-        <w:t>That condition -- formally called *exchangeability*, discussed in Section 2 -- is exactly where site heterogeneity enters the picture. Calibrating a conformal predictor at one hospital and deploying it at another silently assumes the two hospitals are exchangeable. If they are not, the 90% promise degrades to whatever the real cross-site agreement supports, and conformal prediction becomes a *measuring instrument* for that degradation: you calibrate at one site, check the empirical coverage at every other site, and the gap between the promised rate and the observed rate is a direct, quantitative readout of how much that pair of sites disagrees. No other common technique gives you a single interpretable number for "how much can I trust this model somewhere it hasn't been tested."</w:t>
+        <w:t>That condition -- formally called *exchangeability*, discussed in Section 8 -- is exactly where site heterogeneity enters the picture. Calibrating a conformal predictor at one hospital and deploying it at another silently assumes the two hospitals are exchangeable. If they are not, the 90% promise degrades to whatever the real cross-site agreement supports, and conformal prediction becomes a *measuring instrument* for that degradation: you calibrate at one site, check the empirical coverage at every other site, and the gap between the promised rate and the observed rate is a direct, quantitative readout of how much that pair of sites disagrees. No other common technique gives you a single interpretable number for "how much can I trust this model somewhere it hasn't been tested."</w:t>
       </w:r>
     </w:p>
     <w:p>
@@ -291,7 +4748,7 @@
         <w:rPr>
           <w:color w:val="1A1A1A"/>
         </w:rPr>
-        <w:t>1.3 Averages hide the failure -- you have to look per site</w:t>
+        <w:t>7.3 Averages hide the failure -- you have to look per site</w:t>
       </w:r>
     </w:p>
     <w:p>
@@ -304,7 +4761,7 @@
           <w:i w:val="0"/>
           <w:sz w:val="22"/>
         </w:rPr>
-        <w:t>The single most important lesson in this toolkit is that a pooled, dataset-wide coverage number can look perfect while hiding a badly broken subgroup. A conformal predictor calibrated across all four hospitals together can report 90% coverage overall while one hospital sits at 70% and the others compensate by over-covering. This is exactly what we observe: a model federated over Cleveland, Hungary and the V.A., then calibrated using only Cleveland patients and deployed everywhere, hits 90-91% coverage at Cleveland, Hungary and the V.A. -- and drops to 71% at Switzerland, the hospital the federation never trained on (Figure 1.3). Reported as one pooled number, this problem is invisible. Reported per site, it is impossible to miss. That is the practical argument for conformal prediction in a curation pipeline: it is cheap to compute, attaches to any model you already have, and turns "is this data comparable across sites" from a qualitative judgment call into a number you can put in a table and set a threshold on.</w:t>
+        <w:t>The single most important lesson in this toolkit is that a pooled, dataset-wide coverage number can look perfect while hiding a badly broken subgroup. A conformal predictor calibrated across all four hospitals together can report 90% coverage overall while one hospital sits at 70% and the others compensate by over-covering. This is exactly what we observe: a model federated over Cleveland, Hungary and the V.A., then calibrated using only Cleveland patients and deployed everywhere, hits 90-91% coverage at Cleveland, Hungary and the V.A. -- and drops to 71% at Switzerland, the hospital the federation never trained on (Figure 7.3). Reported as one pooled number, this problem is invisible. Reported per site, it is impossible to miss. That is the practical argument for conformal prediction in a curation pipeline: it is cheap to compute, attaches to any model you already have, and turns "is this data comparable across sites" from a qualitative judgment call into a number you can put in a table and set a threshold on.</w:t>
       </w:r>
     </w:p>
     <w:p>
@@ -315,7 +4772,7 @@
         <w:drawing>
           <wp:inline xmlns:a="http://schemas.openxmlformats.org/drawingml/2006/main" xmlns:pic="http://schemas.openxmlformats.org/drawingml/2006/picture">
             <wp:extent cx="5669280" cy="2241343"/>
-            <wp:docPr id="1" name="Picture 1"/>
+            <wp:docPr id="14" name="Picture 14"/>
             <wp:cNvGraphicFramePr>
               <a:graphicFrameLocks noChangeAspect="1"/>
             </wp:cNvGraphicFramePr>
@@ -327,7 +4784,7 @@
                     <pic:cNvPicPr/>
                   </pic:nvPicPr>
                   <pic:blipFill>
-                    <a:blip r:embed="rId9"/>
+                    <a:blip r:embed="rId22"/>
                     <a:stretch>
                       <a:fillRect/>
                     </a:stretch>
@@ -357,7 +4814,20 @@
           <w:color w:val="606060"/>
           <w:sz w:val="19"/>
         </w:rPr>
-        <w:t>Figure 1.1 -- Patients per site and disease prevalence per site. Prevalence swings from 36% (Hungary) to 94% (Switzerland): a genuine difference in patient population (true distributional shift), not a data-entry artefact. Produced by viz.plot_site_overview, called from data.summarize_sites.</w:t>
+        <w:t>Figure 7.1 -- Patients per site and disease prevalence per site. Prevalence swings from 36% (Hungary) to 94% (Switzerland): a genuine difference in patient population (true distributional shift), not a data-entry artefact. Produced by viz.plot_site_overview, called from data.summarize_sites.</w:t>
+      </w:r>
+    </w:p>
+    <w:p>
+      <w:pPr>
+        <w:spacing w:after="160"/>
+      </w:pPr>
+      <w:r>
+        <w:rPr>
+          <w:b w:val="0"/>
+          <w:i w:val="0"/>
+          <w:sz w:val="22"/>
+        </w:rPr>
+        <w:t>Before showing the empirical result, it helps to see the distinction it depends on drawn schematically first.</w:t>
       </w:r>
     </w:p>
     <w:p>
@@ -368,7 +4838,7 @@
         <w:drawing>
           <wp:inline xmlns:a="http://schemas.openxmlformats.org/drawingml/2006/main" xmlns:pic="http://schemas.openxmlformats.org/drawingml/2006/picture">
             <wp:extent cx="5669280" cy="2114901"/>
-            <wp:docPr id="2" name="Picture 2"/>
+            <wp:docPr id="15" name="Picture 15"/>
             <wp:cNvGraphicFramePr>
               <a:graphicFrameLocks noChangeAspect="1"/>
             </wp:cNvGraphicFramePr>
@@ -380,7 +4850,7 @@
                     <pic:cNvPicPr/>
                   </pic:nvPicPr>
                   <pic:blipFill>
-                    <a:blip r:embed="rId10"/>
+                    <a:blip r:embed="rId23"/>
                     <a:stretch>
                       <a:fillRect/>
                     </a:stretch>
@@ -410,7 +4880,20 @@
           <w:color w:val="606060"/>
           <w:sz w:val="19"/>
         </w:rPr>
-        <w:t>Figure 1.2 -- The distinction this whole report rests on, drawn schematically for two groups. Left: no coverage guarantee at all. Middle: 'marginal' coverage -- the overall average looks fine (green dots) while one group is quietly failing (concentrated red dots). Right: 'conditional' coverage -- every group is covered at the target rate individually. Produced by paper_figures.fig10_coverage_notions, a recreation of Figure 10 in Angelopoulos &amp; Bates (2022).</w:t>
+        <w:t>Figure 7.2 -- The distinction this whole report rests on, drawn schematically for two groups. Left: no coverage guarantee at all. Middle: 'marginal' coverage -- the overall average looks fine (green dots) while one group is quietly failing (concentrated red dots). Right: 'conditional' coverage -- every group is covered at the target rate individually. Produced by paper_figures.fig10_coverage_notions, a recreation of Figure 10 in Angelopoulos &amp; Bates (2022).</w:t>
+      </w:r>
+    </w:p>
+    <w:p>
+      <w:pPr>
+        <w:spacing w:after="160"/>
+      </w:pPr>
+      <w:r>
+        <w:rPr>
+          <w:b w:val="0"/>
+          <w:i w:val="0"/>
+          <w:sz w:val="22"/>
+        </w:rPr>
+        <w:t>That schematic is not hypothetical here -- this is the real measurement on this project's data.</w:t>
       </w:r>
     </w:p>
     <w:p>
@@ -421,7 +4904,7 @@
         <w:drawing>
           <wp:inline xmlns:a="http://schemas.openxmlformats.org/drawingml/2006/main" xmlns:pic="http://schemas.openxmlformats.org/drawingml/2006/picture">
             <wp:extent cx="5669280" cy="3063240"/>
-            <wp:docPr id="3" name="Picture 3"/>
+            <wp:docPr id="16" name="Picture 16"/>
             <wp:cNvGraphicFramePr>
               <a:graphicFrameLocks noChangeAspect="1"/>
             </wp:cNvGraphicFramePr>
@@ -433,7 +4916,7 @@
                     <pic:cNvPicPr/>
                   </pic:nvPicPr>
                   <pic:blipFill>
-                    <a:blip r:embed="rId11"/>
+                    <a:blip r:embed="rId24"/>
                     <a:stretch>
                       <a:fillRect/>
                     </a:stretch>
@@ -463,7 +4946,20 @@
           <w:color w:val="606060"/>
           <w:sz w:val="19"/>
         </w:rPr>
-        <w:t>Figure 1.3 -- The headline empirical result. A conformal predictor calibrated only on Cleveland data is deployed at all four hospitals. It meets the 90% target at Cleveland, Hungary and the V.A., and silently drops to 71% at Switzerland -- well outside the shaded 'benign fluctuation' band that captures ordinary sampling noise, meaning this drop is a real effect, not chance. Produced by viz.plot_coverage_by_site, using conformal.LACPredictor and evaluate.coverage.</w:t>
+        <w:t>Figure 7.3 -- The headline empirical result. A conformal predictor calibrated only on Cleveland data is deployed at all four hospitals. It meets the 90% target at Cleveland, Hungary and the V.A., and silently drops to 71% at Switzerland -- well outside the shaded 'benign fluctuation' band that captures ordinary sampling noise, meaning this drop is a real effect, not chance. Produced by viz.plot_coverage_by_site, using conformal.LACPredictor and evaluate.coverage.</w:t>
+      </w:r>
+    </w:p>
+    <w:p>
+      <w:pPr>
+        <w:spacing w:after="160"/>
+      </w:pPr>
+      <w:r>
+        <w:rPr>
+          <w:b w:val="0"/>
+          <w:i w:val="0"/>
+          <w:sz w:val="22"/>
+        </w:rPr>
+        <w:t>Figure 7.3 fixed the calibration site at Cleveland; the transfer matrix below generalizes that to every possible calibrate/deploy pairing at once.</w:t>
       </w:r>
     </w:p>
     <w:p>
@@ -474,7 +4970,7 @@
         <w:drawing>
           <wp:inline xmlns:a="http://schemas.openxmlformats.org/drawingml/2006/main" xmlns:pic="http://schemas.openxmlformats.org/drawingml/2006/picture">
             <wp:extent cx="5669280" cy="4723363"/>
-            <wp:docPr id="4" name="Picture 4"/>
+            <wp:docPr id="17" name="Picture 17"/>
             <wp:cNvGraphicFramePr>
               <a:graphicFrameLocks noChangeAspect="1"/>
             </wp:cNvGraphicFramePr>
@@ -486,7 +4982,7 @@
                     <pic:cNvPicPr/>
                   </pic:nvPicPr>
                   <pic:blipFill>
-                    <a:blip r:embed="rId12"/>
+                    <a:blip r:embed="rId25"/>
                     <a:stretch>
                       <a:fillRect/>
                     </a:stretch>
@@ -516,7 +5012,7 @@
           <w:color w:val="606060"/>
           <w:sz w:val="19"/>
         </w:rPr>
-        <w:t>Figure 1.4 -- The full picture: calibrate at the row's hospital, deploy at the column's hospital, read off coverage. The diagonal (calibrate and deploy at the same hospital) is healthy everywhere. Off-diagonal cells show what happens when a hospital's calibration is exported elsewhere -- deploying anything calibrated on Cleveland, Hungary or the V.A. at Switzerland lands around 70-72%, while a Switzerland-calibrated predictor over-covers everywhere else (its patients are on average sicker, so its threshold is looser than it needs to be elsewhere). Produced by viz.plot_transfer_matrix.</w:t>
+        <w:t>Figure 7.4 -- The full picture: calibrate at the row's hospital, deploy at the column's hospital, read off coverage. The diagonal (calibrate and deploy at the same hospital) is healthy everywhere. Off-diagonal cells show what happens when a hospital's calibration is exported elsewhere -- deploying anything calibrated on Cleveland, Hungary or the V.A. at Switzerland lands around 70-72%, while a Switzerland-calibrated predictor over-covers everywhere else (its patients are on average sicker, so its threshold is looser than it needs to be elsewhere). Produced by viz.plot_transfer_matrix.</w:t>
       </w:r>
     </w:p>
     <w:p>
@@ -529,7 +5025,7 @@
           <w:i w:val="0"/>
           <w:sz w:val="21"/>
         </w:rPr>
-        <w:t>Table 1.1 -- Coverage of a Cleveland-calibrated predictor, by deployment site (target: 90%, calibration set = 303 Cleveland patients, split-conformal LAC score, alpha = 0.10)</w:t>
+        <w:t>Table 7.1 -- Coverage of a Cleveland-calibrated predictor, by deployment site (target: 90%, calibration set = 303 Cleveland patients, split-conformal LAC score, α = 0.10)</w:t>
       </w:r>
     </w:p>
     <w:tbl>
@@ -880,7 +5376,7 @@
         <w:rPr>
           <w:color w:val="1A1A1A"/>
         </w:rPr>
-        <w:t>2. The Mathematics, and What Every Piece of Code Produces</w:t>
+        <w:t>8. The Mathematics, and What Every Piece of Code Produces</w:t>
       </w:r>
     </w:p>
     <w:p>
@@ -904,7 +5400,7 @@
         <w:rPr>
           <w:color w:val="1A1A1A"/>
         </w:rPr>
-        <w:t>2.1 The one assumption everything rests on: exchangeability</w:t>
+        <w:t>8.1 The one assumption everything rests on: exchangeability</w:t>
       </w:r>
     </w:p>
     <w:p>
@@ -928,7 +5424,7 @@
         <w:rPr>
           <w:color w:val="1A1A1A"/>
         </w:rPr>
-        <w:t>2.2 The nonconformity score and the conformal quantile</w:t>
+        <w:t>8.2 The nonconformity score and the conformal quantile</w:t>
       </w:r>
     </w:p>
     <w:p>
@@ -952,13 +5448,45 @@
       </w:pPr>
       <w:r>
         <w:rPr>
-          <w:rFonts w:ascii="Consolas" w:hAnsi="Consolas"/>
+          <w:rFonts w:ascii="Cambria Math" w:hAnsi="Cambria Math"/>
           <w:color w:val="1C5CAB"/>
-          <w:sz w:val="25"/>
+          <w:sz w:val="27"/>
         </w:rPr>
-        <w:t>q_hat  =  the  ceil( (n + 1) x (1 - alpha) ) / n   empirical quantile of the</w:t>
-        <w:br/>
-        <w:t xml:space="preserve">          calibration scores  { s_1, ..., s_n }</w:t>
+        <w:t>q̂  =  Quantile( s</w:t>
+      </w:r>
+      <w:r>
+        <w:rPr>
+          <w:rFonts w:ascii="Cambria Math" w:hAnsi="Cambria Math"/>
+          <w:color w:val="1C5CAB"/>
+          <w:sz w:val="27"/>
+          <w:vertAlign w:val="subscript"/>
+        </w:rPr>
+        <w:t>1</w:t>
+      </w:r>
+      <w:r>
+        <w:rPr>
+          <w:rFonts w:ascii="Cambria Math" w:hAnsi="Cambria Math"/>
+          <w:color w:val="1C5CAB"/>
+          <w:sz w:val="27"/>
+        </w:rPr>
+        <w:t>, …, s</w:t>
+      </w:r>
+      <w:r>
+        <w:rPr>
+          <w:rFonts w:ascii="Cambria Math" w:hAnsi="Cambria Math"/>
+          <w:color w:val="1C5CAB"/>
+          <w:sz w:val="27"/>
+          <w:vertAlign w:val="subscript"/>
+        </w:rPr>
+        <w:t>n</w:t>
+      </w:r>
+      <w:r>
+        <w:rPr>
+          <w:rFonts w:ascii="Cambria Math" w:hAnsi="Cambria Math"/>
+          <w:color w:val="1C5CAB"/>
+          <w:sz w:val="27"/>
+        </w:rPr>
+        <w:t xml:space="preserve"> ;  ⌈(n + 1)(1 − α)⌉ / n )</w:t>
       </w:r>
     </w:p>
     <w:p>
@@ -971,7 +5499,7 @@
           <w:i w:val="0"/>
           <w:sz w:val="22"/>
         </w:rPr>
-        <w:t>Here n is the number of calibration points and alpha is the error rate you are willing to accept (alpha = 0.10 throughout this report, i.e. a 90% target). Step four: for any new patient, build the prediction set by keeping every candidate label whose score would not have exceeded q_hat:</w:t>
+        <w:t>Here n is the number of calibration points and α (alpha) is the error rate you are willing to accept (α = 0.10 throughout this report, i.e. a 90% target). Step four: for any new patient, build the prediction set by keeping every candidate label whose score would not have exceeded q̂ ("q-hat"):</w:t>
       </w:r>
     </w:p>
     <w:p>
@@ -982,11 +5510,11 @@
       </w:pPr>
       <w:r>
         <w:rPr>
-          <w:rFonts w:ascii="Consolas" w:hAnsi="Consolas"/>
+          <w:rFonts w:ascii="Cambria Math" w:hAnsi="Cambria Math"/>
           <w:color w:val="1C5CAB"/>
-          <w:sz w:val="25"/>
+          <w:sz w:val="27"/>
         </w:rPr>
-        <w:t>C(x)  =  { y : score(x, y)  &lt;=  q_hat }</w:t>
+        <w:t>C(x)  =  { y : s(x, y) ≤ q̂ }</w:t>
       </w:r>
     </w:p>
     <w:p>
@@ -999,7 +5527,7 @@
           <w:i w:val="0"/>
           <w:sz w:val="22"/>
         </w:rPr>
-        <w:t>This is the entire method. The proof that P(true label in C(x)) &gt;= 1 - alpha is a short exchangeability argument (Angelopoulos &amp; Bates, 2022, Section 2) -- the important practical point is that it works for *any* nonconformity score and *any* underlying model. Implementation: conformal.conformal_quantile(scores, alpha). Both predictors described below call it as their calibration step.</w:t>
+        <w:t>This is the entire method. The proof that P(true label ∈ C(x)) ≥ 1 − α is a short exchangeability argument (Angelopoulos &amp; Bates, 2022, Section 2) -- the important practical point is that it works for *any* nonconformity score and *any* underlying model. Implementation: conformal.conformal_quantile(scores, alpha). Both predictors described below call it as their calibration step.</w:t>
       </w:r>
     </w:p>
     <w:p>
@@ -1010,7 +5538,7 @@
         <w:rPr>
           <w:color w:val="1A1A1A"/>
         </w:rPr>
-        <w:t>2.3 Two ways to define the score: LAC and APS</w:t>
+        <w:t>8.3 Two ways to define the score: LAC and APS</w:t>
       </w:r>
     </w:p>
     <w:p>
@@ -1034,11 +5562,63 @@
       </w:pPr>
       <w:r>
         <w:rPr>
-          <w:rFonts w:ascii="Consolas" w:hAnsi="Consolas"/>
+          <w:rFonts w:ascii="Cambria Math" w:hAnsi="Cambria Math"/>
           <w:color w:val="1C5CAB"/>
-          <w:sz w:val="25"/>
+          <w:sz w:val="27"/>
         </w:rPr>
-        <w:t>s_i  =  1  -  f_hat(x_i)_{y_i}</w:t>
+        <w:t>s</w:t>
+      </w:r>
+      <w:r>
+        <w:rPr>
+          <w:rFonts w:ascii="Cambria Math" w:hAnsi="Cambria Math"/>
+          <w:color w:val="1C5CAB"/>
+          <w:sz w:val="27"/>
+          <w:vertAlign w:val="subscript"/>
+        </w:rPr>
+        <w:t>i</w:t>
+      </w:r>
+      <w:r>
+        <w:rPr>
+          <w:rFonts w:ascii="Cambria Math" w:hAnsi="Cambria Math"/>
+          <w:color w:val="1C5CAB"/>
+          <w:sz w:val="27"/>
+        </w:rPr>
+        <w:t xml:space="preserve">  =  1 − f̂(x</w:t>
+      </w:r>
+      <w:r>
+        <w:rPr>
+          <w:rFonts w:ascii="Cambria Math" w:hAnsi="Cambria Math"/>
+          <w:color w:val="1C5CAB"/>
+          <w:sz w:val="27"/>
+          <w:vertAlign w:val="subscript"/>
+        </w:rPr>
+        <w:t>i</w:t>
+      </w:r>
+      <w:r>
+        <w:rPr>
+          <w:rFonts w:ascii="Cambria Math" w:hAnsi="Cambria Math"/>
+          <w:color w:val="1C5CAB"/>
+          <w:sz w:val="27"/>
+        </w:rPr>
+        <w:t>)</w:t>
+      </w:r>
+      <w:r>
+        <w:rPr>
+          <w:rFonts w:ascii="Cambria Math" w:hAnsi="Cambria Math"/>
+          <w:color w:val="1C5CAB"/>
+          <w:sz w:val="27"/>
+          <w:vertAlign w:val="subscript"/>
+        </w:rPr>
+        <w:t>y</w:t>
+      </w:r>
+      <w:r>
+        <w:rPr>
+          <w:rFonts w:ascii="Cambria Math" w:hAnsi="Cambria Math"/>
+          <w:color w:val="1C5CAB"/>
+          <w:sz w:val="27"/>
+          <w:vertAlign w:val="subscript"/>
+        </w:rPr>
+        <w:t>i</w:t>
       </w:r>
     </w:p>
     <w:p>
@@ -1075,13 +5655,75 @@
       </w:pPr>
       <w:r>
         <w:rPr>
-          <w:rFonts w:ascii="Consolas" w:hAnsi="Consolas"/>
+          <w:rFonts w:ascii="Cambria Math" w:hAnsi="Cambria Math"/>
           <w:color w:val="1C5CAB"/>
-          <w:sz w:val="25"/>
+          <w:sz w:val="27"/>
         </w:rPr>
-        <w:t>s_i  =  sum of softmax probabilities for every class ranked</w:t>
-        <w:br/>
-        <w:t xml:space="preserve">        at or above the true class y_i, in descending order</w:t>
+        <w:t xml:space="preserve">s(x, y)  =  </w:t>
+      </w:r>
+      <w:r>
+        <w:rPr>
+          <w:rFonts w:ascii="Cambria Math" w:hAnsi="Cambria Math"/>
+          <w:color w:val="1C5CAB"/>
+          <w:sz w:val="27"/>
+        </w:rPr>
+        <w:t>Σ</w:t>
+      </w:r>
+      <w:r>
+        <w:rPr>
+          <w:rFonts w:ascii="Cambria Math" w:hAnsi="Cambria Math"/>
+          <w:color w:val="1C5CAB"/>
+          <w:sz w:val="27"/>
+          <w:vertAlign w:val="subscript"/>
+        </w:rPr>
+        <w:t>j=1</w:t>
+      </w:r>
+      <w:r>
+        <w:rPr>
+          <w:rFonts w:ascii="Cambria Math" w:hAnsi="Cambria Math"/>
+          <w:color w:val="1C5CAB"/>
+          <w:sz w:val="27"/>
+          <w:vertAlign w:val="superscript"/>
+        </w:rPr>
+        <w:t>o(y)</w:t>
+      </w:r>
+      <w:r>
+        <w:rPr>
+          <w:rFonts w:ascii="Cambria Math" w:hAnsi="Cambria Math"/>
+          <w:color w:val="1C5CAB"/>
+          <w:sz w:val="27"/>
+        </w:rPr>
+        <w:t xml:space="preserve">  π̂</w:t>
+      </w:r>
+      <w:r>
+        <w:rPr>
+          <w:rFonts w:ascii="Cambria Math" w:hAnsi="Cambria Math"/>
+          <w:color w:val="1C5CAB"/>
+          <w:sz w:val="27"/>
+          <w:vertAlign w:val="subscript"/>
+        </w:rPr>
+        <w:t>(j)</w:t>
+      </w:r>
+      <w:r>
+        <w:rPr>
+          <w:rFonts w:ascii="Cambria Math" w:hAnsi="Cambria Math"/>
+          <w:color w:val="1C5CAB"/>
+          <w:sz w:val="27"/>
+        </w:rPr>
+        <w:t>(x)</w:t>
+      </w:r>
+    </w:p>
+    <w:p>
+      <w:pPr>
+        <w:spacing w:after="160"/>
+      </w:pPr>
+      <w:r>
+        <w:rPr>
+          <w:b w:val="0"/>
+          <w:i w:val="0"/>
+          <w:sz w:val="22"/>
+        </w:rPr>
+        <w:t>where the classes are sorted by decreasing predicted probability π̂₁(x) ≥ π̂₂(x) ≥ … , π̂₍ⱼ₎(x) denotes the probability of the class ranked j-th in that order, and o(y) is the rank of the true class y itself -- so the score is just the cumulative probability mass swept up to and including the true class.</w:t>
       </w:r>
     </w:p>
     <w:p>
@@ -1105,7 +5747,7 @@
         <w:drawing>
           <wp:inline xmlns:a="http://schemas.openxmlformats.org/drawingml/2006/main" xmlns:pic="http://schemas.openxmlformats.org/drawingml/2006/picture">
             <wp:extent cx="5669280" cy="1804264"/>
-            <wp:docPr id="5" name="Picture 5"/>
+            <wp:docPr id="18" name="Picture 18"/>
             <wp:cNvGraphicFramePr>
               <a:graphicFrameLocks noChangeAspect="1"/>
             </wp:cNvGraphicFramePr>
@@ -1117,7 +5759,7 @@
                     <pic:cNvPicPr/>
                   </pic:nvPicPr>
                   <pic:blipFill>
-                    <a:blip r:embed="rId13"/>
+                    <a:blip r:embed="rId26"/>
                     <a:stretch>
                       <a:fillRect/>
                     </a:stretch>
@@ -1147,7 +5789,20 @@
           <w:color w:val="606060"/>
           <w:sz w:val="19"/>
         </w:rPr>
-        <w:t>Figure 2.1 -- The method end to end, worked through visually on a 5-class example. Panel 1: compute the score on one calibration point (how far the model's probability on the true class fell short of 1). Panel 2: histogram the scores across the whole calibration set and mark the quantile q_hat. Panel 3: for a brand-new patient, keep every class whose predicted probability clears the 1 - q_hat bar -- the surviving classes are the prediction set. Produced by paper_figures.fig02_conformal_illustration (Figure 2 of Angelopoulos &amp; Bates, recreated with the same 5-class severity framing used throughout this report).</w:t>
+        <w:t>Figure 8.1 -- The method end to end, worked through visually on a 5-class example. Panel 1: compute the score on one calibration point (how far the model's probability on the true class fell short of 1). Panel 2: histogram the scores across the whole calibration set and mark the quantile q̂. Panel 3: for a brand-new patient, keep every class whose predicted probability clears the 1 - q̂ bar -- the surviving classes are the prediction set. Produced by paper_figures.fig02_conformal_illustration (Figure 2 of Angelopoulos &amp; Bates, recreated with the same 5-class severity framing used throughout this report).</w:t>
+      </w:r>
+    </w:p>
+    <w:p>
+      <w:pPr>
+        <w:spacing w:after="160"/>
+      </w:pPr>
+      <w:r>
+        <w:rPr>
+          <w:b w:val="0"/>
+          <w:i w:val="0"/>
+          <w:sz w:val="22"/>
+        </w:rPr>
+        <w:t>Figure 8.1 showed the LAC score end to end; the same three-step recipe applies to APS, with the sorting-and-accumulating mechanic shown separately below.</w:t>
       </w:r>
     </w:p>
     <w:p>
@@ -1158,7 +5813,7 @@
         <w:drawing>
           <wp:inline xmlns:a="http://schemas.openxmlformats.org/drawingml/2006/main" xmlns:pic="http://schemas.openxmlformats.org/drawingml/2006/picture">
             <wp:extent cx="5669280" cy="1998380"/>
-            <wp:docPr id="6" name="Picture 6"/>
+            <wp:docPr id="19" name="Picture 19"/>
             <wp:cNvGraphicFramePr>
               <a:graphicFrameLocks noChangeAspect="1"/>
             </wp:cNvGraphicFramePr>
@@ -1170,7 +5825,7 @@
                     <pic:cNvPicPr/>
                   </pic:nvPicPr>
                   <pic:blipFill>
-                    <a:blip r:embed="rId14"/>
+                    <a:blip r:embed="rId27"/>
                     <a:stretch>
                       <a:fillRect/>
                     </a:stretch>
@@ -1200,7 +5855,20 @@
           <w:color w:val="606060"/>
           <w:sz w:val="19"/>
         </w:rPr>
-        <w:t>Figure 2.2 -- The APS mechanic specifically: sort classes by predicted probability (left), accumulate that probability (right) until the running total crosses q_hat, and the classes up to that point form the set. Produced by paper_figures.fig04_aps_illustration (Figure 4).</w:t>
+        <w:t>Figure 8.2 -- The APS mechanic specifically: sort classes by predicted probability (left), accumulate that probability (right) until the running total crosses q̂, and the classes up to that point form the set. Produced by paper_figures.fig04_aps_illustration (Figure 4).</w:t>
+      </w:r>
+    </w:p>
+    <w:p>
+      <w:pPr>
+        <w:spacing w:after="160"/>
+      </w:pPr>
+      <w:r>
+        <w:rPr>
+          <w:b w:val="0"/>
+          <w:i w:val="0"/>
+          <w:sz w:val="22"/>
+        </w:rPr>
+        <w:t>Both illustrations above use synthetic scores chosen to make the mechanic legible; the histogram below is the real LAC calibration-score distribution from this project's federated model.</w:t>
       </w:r>
     </w:p>
     <w:p>
@@ -1211,7 +5879,7 @@
         <w:drawing>
           <wp:inline xmlns:a="http://schemas.openxmlformats.org/drawingml/2006/main" xmlns:pic="http://schemas.openxmlformats.org/drawingml/2006/picture">
             <wp:extent cx="5669280" cy="2930729"/>
-            <wp:docPr id="7" name="Picture 7"/>
+            <wp:docPr id="20" name="Picture 20"/>
             <wp:cNvGraphicFramePr>
               <a:graphicFrameLocks noChangeAspect="1"/>
             </wp:cNvGraphicFramePr>
@@ -1223,7 +5891,7 @@
                     <pic:cNvPicPr/>
                   </pic:nvPicPr>
                   <pic:blipFill>
-                    <a:blip r:embed="rId15"/>
+                    <a:blip r:embed="rId28"/>
                     <a:stretch>
                       <a:fillRect/>
                     </a:stretch>
@@ -1253,7 +5921,7 @@
           <w:color w:val="606060"/>
           <w:sz w:val="19"/>
         </w:rPr>
-        <w:t>Figure 2.3 -- The actual calibration-score histogram from this project's data (not a synthetic illustration): LAC scores from a model trained across Cleveland, Hungary and the V.A., calibrated on a held-out pool. The red line is q_hat -- everything to its left calibrates the 90% target. Produced by viz.plot_calibration_scores inside scripts/run_end_to_end_pipeline.py.</w:t>
+        <w:t>Figure 8.3 -- The actual calibration-score histogram from this project's data (not a synthetic illustration): LAC scores from a model trained across Cleveland, Hungary and the V.A., calibrated on a held-out pool. The red line is q̂ -- everything to its left calibrates the 90% target. Produced by viz.plot_calibration_scores inside scripts/run_end_to_end_pipeline.py.</w:t>
       </w:r>
     </w:p>
     <w:p>
@@ -1264,7 +5932,7 @@
         <w:rPr>
           <w:color w:val="1A1A1A"/>
         </w:rPr>
-        <w:t>2.4 Why the calibration-set size matters</w:t>
+        <w:t>8.4 Why the calibration-set size matters</w:t>
       </w:r>
     </w:p>
     <w:p>
@@ -1277,7 +5945,7 @@
           <w:i w:val="0"/>
           <w:sz w:val="22"/>
         </w:rPr>
-        <w:t>Because q_hat is estimated from a finite sample, the *realized* coverage on any particular test set is itself a random quantity -- it will not sit exactly on 90% every time, even when every assumption holds. Vovk (2012) showed this randomness follows a Beta distribution with parameters tied directly to the calibration-set size n and alpha:</w:t>
+        <w:t>Because q̂ is estimated from a finite sample, the *realized* coverage on any particular test set is itself a random quantity -- it will not sit exactly on 90% every time, even when every assumption holds. Vovk (2012) showed this randomness follows a Beta distribution with parameters tied directly to the calibration-set size n and α:</w:t>
       </w:r>
     </w:p>
     <w:p>
@@ -1288,11 +5956,11 @@
       </w:pPr>
       <w:r>
         <w:rPr>
-          <w:rFonts w:ascii="Consolas" w:hAnsi="Consolas"/>
+          <w:rFonts w:ascii="Cambria Math" w:hAnsi="Cambria Math"/>
           <w:color w:val="1C5CAB"/>
-          <w:sz w:val="25"/>
+          <w:sz w:val="27"/>
         </w:rPr>
-        <w:t>Coverage  ~  Beta( n + 1 - l ,  l )     where   l = floor( (n + 1) x alpha )</w:t>
+        <w:t>Coverage  ∼  Beta( n + 1 − ℓ , ℓ )     where     ℓ = ⌊ (n + 1) α ⌋</w:t>
       </w:r>
     </w:p>
     <w:p>
@@ -1316,7 +5984,7 @@
         <w:drawing>
           <wp:inline xmlns:a="http://schemas.openxmlformats.org/drawingml/2006/main" xmlns:pic="http://schemas.openxmlformats.org/drawingml/2006/picture">
             <wp:extent cx="5669280" cy="3079668"/>
-            <wp:docPr id="8" name="Picture 8"/>
+            <wp:docPr id="21" name="Picture 21"/>
             <wp:cNvGraphicFramePr>
               <a:graphicFrameLocks noChangeAspect="1"/>
             </wp:cNvGraphicFramePr>
@@ -1328,7 +5996,7 @@
                     <pic:cNvPicPr/>
                   </pic:nvPicPr>
                   <pic:blipFill>
-                    <a:blip r:embed="rId16"/>
+                    <a:blip r:embed="rId29"/>
                     <a:stretch>
                       <a:fillRect/>
                     </a:stretch>
@@ -1358,7 +6026,20 @@
           <w:color w:val="606060"/>
           <w:sz w:val="19"/>
         </w:rPr>
-        <w:t>Figure 2.4 -- The Beta distribution of coverage at three calibration-set sizes (50, 150, 1000). The smaller the calibration set, the wider and more uncertain the true coverage really is around the 90% target -- context for judging whether an observed drop is a real site effect or just noise. Produced by viz.plot_coverage_beta.</w:t>
+        <w:t>Figure 8.4 -- The Beta distribution of coverage at three calibration-set sizes (50, 150, 1000). The smaller the calibration set, the wider and more uncertain the true coverage really is around the 90% target -- context for judging whether an observed drop is a real site effect or just noise. Produced by viz.plot_coverage_beta.</w:t>
+      </w:r>
+    </w:p>
+    <w:p>
+      <w:pPr>
+        <w:spacing w:after="160"/>
+      </w:pPr>
+      <w:r>
+        <w:rPr>
+          <w:b w:val="0"/>
+          <w:i w:val="0"/>
+          <w:sz w:val="22"/>
+        </w:rPr>
+        <w:t>Figure 8.4 used calibration sizes matched to this project's actual sites (50-1,000 patients); the recreation below repeats the same idea at the much larger scale used in the original paper, for comparison.</w:t>
       </w:r>
     </w:p>
     <w:p>
@@ -1369,7 +6050,7 @@
         <w:drawing>
           <wp:inline xmlns:a="http://schemas.openxmlformats.org/drawingml/2006/main" xmlns:pic="http://schemas.openxmlformats.org/drawingml/2006/picture">
             <wp:extent cx="5669280" cy="3063240"/>
-            <wp:docPr id="9" name="Picture 9"/>
+            <wp:docPr id="22" name="Picture 22"/>
             <wp:cNvGraphicFramePr>
               <a:graphicFrameLocks noChangeAspect="1"/>
             </wp:cNvGraphicFramePr>
@@ -1381,7 +6062,7 @@
                     <pic:cNvPicPr/>
                   </pic:nvPicPr>
                   <pic:blipFill>
-                    <a:blip r:embed="rId17"/>
+                    <a:blip r:embed="rId30"/>
                     <a:stretch>
                       <a:fillRect/>
                     </a:stretch>
@@ -1411,7 +6092,7 @@
           <w:color w:val="606060"/>
           <w:sz w:val="19"/>
         </w:rPr>
-        <w:t>Figure 2.5 -- The same idea recreated at the scale used in the original paper (n = 100, 1,000, 10,000), showing how sharply the distribution narrows as the calibration set grows. Produced by paper_figures.fig11_coverage_distribution (Figure 11).</w:t>
+        <w:t>Figure 8.5 -- The same idea recreated at the scale used in the original paper (n = 100, 1,000, 10,000), showing how sharply the distribution narrows as the calibration set grows. Produced by paper_figures.fig11_coverage_distribution (Figure 11).</w:t>
       </w:r>
     </w:p>
     <w:p>
@@ -1422,7 +6103,7 @@
         <w:rPr>
           <w:color w:val="1A1A1A"/>
         </w:rPr>
-        <w:t>2.5 Adaptivity: are the sets actually bigger where the model is unsure?</w:t>
+        <w:t>8.5 Adaptivity: are the sets actually bigger where the model is unsure?</w:t>
       </w:r>
     </w:p>
     <w:p>
@@ -1446,7 +6127,7 @@
         <w:drawing>
           <wp:inline xmlns:a="http://schemas.openxmlformats.org/drawingml/2006/main" xmlns:pic="http://schemas.openxmlformats.org/drawingml/2006/picture">
             <wp:extent cx="5669280" cy="2728075"/>
-            <wp:docPr id="10" name="Picture 10"/>
+            <wp:docPr id="23" name="Picture 23"/>
             <wp:cNvGraphicFramePr>
               <a:graphicFrameLocks noChangeAspect="1"/>
             </wp:cNvGraphicFramePr>
@@ -1458,7 +6139,7 @@
                     <pic:cNvPicPr/>
                   </pic:nvPicPr>
                   <pic:blipFill>
-                    <a:blip r:embed="rId18"/>
+                    <a:blip r:embed="rId31"/>
                     <a:stretch>
                       <a:fillRect/>
                     </a:stretch>
@@ -1488,7 +6169,7 @@
           <w:color w:val="606060"/>
           <w:sz w:val="19"/>
         </w:rPr>
-        <w:t>Figure 2.6 -- Distribution of prediction-set sizes by site (5-class disease-severity task). Larger sets at a given site mean the model is systematically less certain about patients from that hospital. Produced by viz.plot_set_size_distribution.</w:t>
+        <w:t>Figure 8.6 -- Distribution of prediction-set sizes by site (5-class disease-severity task). Larger sets at a given site mean the model is systematically less certain about patients from that hospital. Produced by viz.plot_set_size_distribution.</w:t>
       </w:r>
     </w:p>
     <w:p>
@@ -1499,7 +6180,7 @@
         <w:rPr>
           <w:color w:val="1A1A1A"/>
         </w:rPr>
-        <w:t>2.6 The subtler failure: class-conditional coverage</w:t>
+        <w:t>8.6 The subtler failure: class-conditional coverage</w:t>
       </w:r>
     </w:p>
     <w:p>
@@ -1523,7 +6204,7 @@
         <w:drawing>
           <wp:inline xmlns:a="http://schemas.openxmlformats.org/drawingml/2006/main" xmlns:pic="http://schemas.openxmlformats.org/drawingml/2006/picture">
             <wp:extent cx="5669280" cy="2855953"/>
-            <wp:docPr id="11" name="Picture 11"/>
+            <wp:docPr id="24" name="Picture 24"/>
             <wp:cNvGraphicFramePr>
               <a:graphicFrameLocks noChangeAspect="1"/>
             </wp:cNvGraphicFramePr>
@@ -1535,7 +6216,7 @@
                     <pic:cNvPicPr/>
                   </pic:nvPicPr>
                   <pic:blipFill>
-                    <a:blip r:embed="rId19"/>
+                    <a:blip r:embed="rId32"/>
                     <a:stretch>
                       <a:fillRect/>
                     </a:stretch>
@@ -1565,7 +6246,7 @@
           <w:color w:val="606060"/>
           <w:sz w:val="19"/>
         </w:rPr>
-        <w:t>Figure 2.7 -- Coverage broken out by true chest-pain class. The rare class (typical angina, n = 23) is covered only 26% of the time against a 90% target -- invisible in the pooled 90% marginal number, and exactly the sub-population a curation pipeline is most likely to serve under-represented patients in. Produced by viz.plot_class_conditional_coverage inside scripts/run_chest_pain_pipeline.py.</w:t>
+        <w:t>Figure 8.7 -- Coverage broken out by true chest-pain class. The rare class (typical angina, n = 23) is covered only 26% of the time against a 90% target -- invisible in the pooled 90% marginal number, and exactly the sub-population a curation pipeline is most likely to serve under-represented patients in. Produced by viz.plot_class_conditional_coverage inside scripts/run_chest_pain_pipeline.py.</w:t>
       </w:r>
     </w:p>
     <w:p>
@@ -1576,7 +6257,7 @@
         <w:rPr>
           <w:color w:val="1A1A1A"/>
         </w:rPr>
-        <w:t>2.7 Beyond classification: the same idea generalizes</w:t>
+        <w:t>8.7 Beyond classification: the same idea generalizes</w:t>
       </w:r>
     </w:p>
     <w:p>
@@ -1589,7 +6270,7 @@
           <w:i w:val="0"/>
           <w:sz w:val="22"/>
         </w:rPr>
-        <w:t>The prediction-set idea is not specific to classification. paper_figures.py recreates three further illustrations from Angelopoulos &amp; Bates showing the same 'score, quantile, widen' recipe applied to (a) quantile regression, where the conformal step widens a fitted prediction interval by exactly q_hat to reach guaranteed coverage; (b) a generic point prediction plus an uncertainty scalar u(x), widened the same way; and (c) a Bayesian posterior predictive density, where the prediction set becomes the region above a probability threshold. These three figures use small synthetic examples, exactly as the original paper does, rather than this project's clinical data -- they are included for conceptual completeness (the workshop's method is not limited to classification) and are not part of the empirical results in Sections 1, 3 or 4.</w:t>
+        <w:t>The prediction-set idea is not specific to classification. paper_figures.py recreates three further illustrations from Angelopoulos &amp; Bates showing the same 'score, quantile, widen' recipe applied to (a) quantile regression, where the conformal step widens a fitted prediction interval by exactly q̂ to reach guaranteed coverage; (b) a generic point prediction plus an uncertainty scalar u(x), widened the same way; and (c) a Bayesian posterior predictive density, where the prediction set becomes the region above a probability threshold. These three figures use small synthetic examples, exactly as the original paper does, rather than this project's clinical data -- they are included for conceptual completeness (the workshop's method is not limited to classification) and are not part of the empirical results in Sections 5, 7 or 9.</w:t>
       </w:r>
     </w:p>
     <w:p>
@@ -1600,7 +6281,7 @@
         <w:drawing>
           <wp:inline xmlns:a="http://schemas.openxmlformats.org/drawingml/2006/main" xmlns:pic="http://schemas.openxmlformats.org/drawingml/2006/picture">
             <wp:extent cx="5669280" cy="3363132"/>
-            <wp:docPr id="12" name="Picture 12"/>
+            <wp:docPr id="25" name="Picture 25"/>
             <wp:cNvGraphicFramePr>
               <a:graphicFrameLocks noChangeAspect="1"/>
             </wp:cNvGraphicFramePr>
@@ -1612,7 +6293,7 @@
                     <pic:cNvPicPr/>
                   </pic:nvPicPr>
                   <pic:blipFill>
-                    <a:blip r:embed="rId20"/>
+                    <a:blip r:embed="rId33"/>
                     <a:stretch>
                       <a:fillRect/>
                     </a:stretch>
@@ -1642,7 +6323,20 @@
           <w:color w:val="606060"/>
           <w:sz w:val="19"/>
         </w:rPr>
-        <w:t>Figure 2.8 -- Conformalized quantile regression: a fitted quantile band (dashed) widened by q_hat (solid) to reach the coverage guarantee. Synthetic illustration. Produced by paper_figures.fig06_cqr_illustration (Figure 6).</w:t>
+        <w:t>Figure 8.8 -- Conformalized quantile regression: a fitted quantile band (dashed) widened by q̂ (solid) to reach the coverage guarantee. Synthetic illustration. Produced by paper_figures.fig06_cqr_illustration (Figure 6).</w:t>
+      </w:r>
+    </w:p>
+    <w:p>
+      <w:pPr>
+        <w:spacing w:after="160"/>
+      </w:pPr>
+      <w:r>
+        <w:rPr>
+          <w:b w:val="0"/>
+          <w:i w:val="0"/>
+          <w:sz w:val="22"/>
+        </w:rPr>
+        <w:t>The quantile-regression band above widens an already-interval-valued prediction; the next illustration instead starts from a single point prediction and conformalizes it with a generic uncertainty scalar.</w:t>
       </w:r>
     </w:p>
     <w:p>
@@ -1653,7 +6347,7 @@
         <w:drawing>
           <wp:inline xmlns:a="http://schemas.openxmlformats.org/drawingml/2006/main" xmlns:pic="http://schemas.openxmlformats.org/drawingml/2006/picture">
             <wp:extent cx="5669280" cy="3363132"/>
-            <wp:docPr id="13" name="Picture 13"/>
+            <wp:docPr id="26" name="Picture 26"/>
             <wp:cNvGraphicFramePr>
               <a:graphicFrameLocks noChangeAspect="1"/>
             </wp:cNvGraphicFramePr>
@@ -1665,7 +6359,7 @@
                     <pic:cNvPicPr/>
                   </pic:nvPicPr>
                   <pic:blipFill>
-                    <a:blip r:embed="rId21"/>
+                    <a:blip r:embed="rId34"/>
                     <a:stretch>
                       <a:fillRect/>
                     </a:stretch>
@@ -1695,7 +6389,20 @@
           <w:color w:val="606060"/>
           <w:sz w:val="19"/>
         </w:rPr>
-        <w:t>Figure 2.9 -- A point prediction f(x) with a symmetric conformalized band q_hat * u(x). Synthetic illustration. Produced by paper_figures.fig08_uncertainty_scalar (Figure 8).</w:t>
+        <w:t>Figure 8.9 -- A point prediction f(x) with a symmetric conformalized band q̂ · u(x). Synthetic illustration. Produced by paper_figures.fig08_uncertainty_scalar (Figure 8).</w:t>
+      </w:r>
+    </w:p>
+    <w:p>
+      <w:pPr>
+        <w:spacing w:after="160"/>
+      </w:pPr>
+      <w:r>
+        <w:rPr>
+          <w:b w:val="0"/>
+          <w:i w:val="0"/>
+          <w:sz w:val="22"/>
+        </w:rPr>
+        <w:t>The final variant swaps a frequentist point prediction for a full Bayesian posterior predictive density, and takes the prediction set to be the region where that density is highest.</w:t>
       </w:r>
     </w:p>
     <w:p>
@@ -1706,7 +6413,7 @@
         <w:drawing>
           <wp:inline xmlns:a="http://schemas.openxmlformats.org/drawingml/2006/main" xmlns:pic="http://schemas.openxmlformats.org/drawingml/2006/picture">
             <wp:extent cx="5669280" cy="3218998"/>
-            <wp:docPr id="14" name="Picture 14"/>
+            <wp:docPr id="27" name="Picture 27"/>
             <wp:cNvGraphicFramePr>
               <a:graphicFrameLocks noChangeAspect="1"/>
             </wp:cNvGraphicFramePr>
@@ -1718,7 +6425,7 @@
                     <pic:cNvPicPr/>
                   </pic:nvPicPr>
                   <pic:blipFill>
-                    <a:blip r:embed="rId22"/>
+                    <a:blip r:embed="rId35"/>
                     <a:stretch>
                       <a:fillRect/>
                     </a:stretch>
@@ -1748,7 +6455,7 @@
           <w:color w:val="606060"/>
           <w:sz w:val="19"/>
         </w:rPr>
-        <w:t>Figure 2.10 -- Conformalized Bayes: the prediction set as the superlevel set of a posterior predictive density. Synthetic illustration. Produced by paper_figures.fig09_bayes_superlevel (Figure 9).</w:t>
+        <w:t>Figure 8.10 -- Conformalized Bayes: the prediction set as the superlevel set of a posterior predictive density. Synthetic illustration. Produced by paper_figures.fig09_bayes_superlevel (Figure 9).</w:t>
       </w:r>
     </w:p>
     <w:p>
@@ -1759,7 +6466,7 @@
         <w:rPr>
           <w:color w:val="1A1A1A"/>
         </w:rPr>
-        <w:t>2.8 Code-to-purpose map</w:t>
+        <w:t>8.8 Code-to-purpose map</w:t>
       </w:r>
     </w:p>
     <w:p>
@@ -1768,12 +6475,11 @@
       </w:pPr>
       <w:r>
         <w:rPr>
-          <w:b w:val="0"/>
-          <w:i/>
-          <w:color w:val="606060"/>
-          <w:sz w:val="22"/>
+          <w:b/>
+          <w:i w:val="0"/>
+          <w:sz w:val="21"/>
         </w:rPr>
-        <w:t>Every module in src/fedconformal/, what it is responsible for, and which figure(s) in this report it produces.</w:t>
+        <w:t>Table 8.1 -- Every module in src/fedconformal/, its responsibility, and the figures it produces</w:t>
       </w:r>
     </w:p>
     <w:tbl>
@@ -1970,7 +6676,7 @@
               <w:rPr>
                 <w:sz w:val="19"/>
               </w:rPr>
-              <w:t>2, 4, 5</w:t>
+              <w:t>Figs. 5.1, 5.5, 5.6</w:t>
             </w:r>
           </w:p>
         </w:tc>
@@ -2028,7 +6734,7 @@
               <w:rPr>
                 <w:sz w:val="19"/>
               </w:rPr>
-              <w:t>e01-e06</w:t>
+              <w:t>Figs. 5.3, 5.4, 5.9-5.12</w:t>
             </w:r>
           </w:p>
         </w:tc>
@@ -2086,7 +6792,7 @@
               <w:rPr>
                 <w:sz w:val="19"/>
               </w:rPr>
-              <w:t>6, cp/c02</w:t>
+              <w:t>Figs. 9.2, 9.3</w:t>
             </w:r>
           </w:p>
         </w:tc>
@@ -2144,7 +6850,7 @@
               <w:rPr>
                 <w:sz w:val="19"/>
               </w:rPr>
-              <w:t>2.1, 2.2, 7</w:t>
+              <w:t>Underlies every coverage/set figure (Figs. 7.3, 7.4, 8.1, 8.2, ...)</w:t>
             </w:r>
           </w:p>
         </w:tc>
@@ -2202,7 +6908,7 @@
               <w:rPr>
                 <w:sz w:val="19"/>
               </w:rPr>
-              <w:t>2.4, 2.5, 2.6</w:t>
+              <w:t>Figs. 8.4, 8.6, 8.7</w:t>
             </w:r>
           </w:p>
         </w:tc>
@@ -2318,7 +7024,7 @@
               <w:rPr>
                 <w:sz w:val="19"/>
               </w:rPr>
-              <w:t>2.1, 2.2, 2.4, 2.8, 2.9, 2.10, 1.2</w:t>
+              <w:t>Figs. 7.2, 8.1, 8.2, 8.5, 8.8-8.10</w:t>
             </w:r>
           </w:p>
         </w:tc>
@@ -2342,2910 +7048,7 @@
         <w:rPr>
           <w:color w:val="1A1A1A"/>
         </w:rPr>
-        <w:t>3. Why This Dataset Is an Ideal Testbed for Interoperability</w:t>
-      </w:r>
-    </w:p>
-    <w:p>
-      <w:pPr>
-        <w:spacing w:after="160"/>
-      </w:pPr>
-      <w:r>
-        <w:rPr>
-          <w:b w:val="0"/>
-          <w:i w:val="0"/>
-          <w:sz w:val="22"/>
-        </w:rPr>
-        <w:t>A good demonstration dataset for "interoperability is not comparability" needs one property above all else: the four sources must genuinely be interoperable -- same variables, same coding, same case-report form -- while still differing underneath in ways that matter. A synthetic split of one hospital's data into four random pieces would be trivially comparable (there is no real difference to find) and would teach nothing. The UCI Heart Disease federation is close to the opposite extreme: it is one of the very few open clinical datasets where four *real, independent* hospitals filled out the *same* form, so every difference we measure is a genuine site effect, not an artefact of how the demonstration was constructed.</w:t>
-      </w:r>
-    </w:p>
-    <w:p>
-      <w:pPr>
-        <w:pStyle w:val="Heading2"/>
-      </w:pPr>
-      <w:r>
-        <w:rPr>
-          <w:color w:val="1A1A1A"/>
-        </w:rPr>
-        <w:t>3.1 The four sites at a glance</w:t>
-      </w:r>
-    </w:p>
-    <w:tbl>
-      <w:tblPr>
-        <w:tblStyle w:val="TableGrid"/>
-        <w:tblW w:type="auto" w:w="0"/>
-        <w:jc w:val="center"/>
-        <w:tblLook w:firstColumn="1" w:firstRow="1" w:lastColumn="0" w:lastRow="0" w:noHBand="0" w:noVBand="1" w:val="04A0"/>
-      </w:tblPr>
-      <w:tblGrid>
-        <w:gridCol w:w="1728"/>
-        <w:gridCol w:w="1728"/>
-        <w:gridCol w:w="1728"/>
-        <w:gridCol w:w="1728"/>
-        <w:gridCol w:w="1728"/>
-      </w:tblGrid>
-      <w:tr>
-        <w:tc>
-          <w:tcPr>
-            <w:tcW w:type="dxa" w:w="1728"/>
-            <w:shd w:fill="2A78D6"/>
-          </w:tcPr>
-          <w:p>
-            <w:r/>
-            <w:r>
-              <w:rPr>
-                <w:b/>
-                <w:color w:val="FFFFFF"/>
-                <w:sz w:val="20"/>
-              </w:rPr>
-              <w:t>Site</w:t>
-            </w:r>
-          </w:p>
-        </w:tc>
-        <w:tc>
-          <w:tcPr>
-            <w:tcW w:type="dxa" w:w="1728"/>
-            <w:shd w:fill="2A78D6"/>
-          </w:tcPr>
-          <w:p>
-            <w:r/>
-            <w:r>
-              <w:rPr>
-                <w:b/>
-                <w:color w:val="FFFFFF"/>
-                <w:sz w:val="20"/>
-              </w:rPr>
-              <w:t>Institution</w:t>
-            </w:r>
-          </w:p>
-        </w:tc>
-        <w:tc>
-          <w:tcPr>
-            <w:tcW w:type="dxa" w:w="1728"/>
-            <w:shd w:fill="2A78D6"/>
-          </w:tcPr>
-          <w:p>
-            <w:r/>
-            <w:r>
-              <w:rPr>
-                <w:b/>
-                <w:color w:val="FFFFFF"/>
-                <w:sz w:val="20"/>
-              </w:rPr>
-              <w:t>Patients</w:t>
-            </w:r>
-          </w:p>
-        </w:tc>
-        <w:tc>
-          <w:tcPr>
-            <w:tcW w:type="dxa" w:w="1728"/>
-            <w:shd w:fill="2A78D6"/>
-          </w:tcPr>
-          <w:p>
-            <w:r/>
-            <w:r>
-              <w:rPr>
-                <w:b/>
-                <w:color w:val="FFFFFF"/>
-                <w:sz w:val="20"/>
-              </w:rPr>
-              <w:t>Any-disease prevalence</w:t>
-            </w:r>
-          </w:p>
-        </w:tc>
-        <w:tc>
-          <w:tcPr>
-            <w:tcW w:type="dxa" w:w="1728"/>
-            <w:shd w:fill="2A78D6"/>
-          </w:tcPr>
-          <w:p>
-            <w:r/>
-            <w:r>
-              <w:rPr>
-                <w:b/>
-                <w:color w:val="FFFFFF"/>
-                <w:sz w:val="20"/>
-              </w:rPr>
-              <w:t>Most common severity</w:t>
-            </w:r>
-          </w:p>
-        </w:tc>
-      </w:tr>
-      <w:tr>
-        <w:tc>
-          <w:tcPr>
-            <w:tcW w:type="dxa" w:w="1728"/>
-          </w:tcPr>
-          <w:p>
-            <w:r/>
-            <w:r>
-              <w:rPr>
-                <w:sz w:val="19"/>
-              </w:rPr>
-              <w:t>Cleveland</w:t>
-            </w:r>
-          </w:p>
-        </w:tc>
-        <w:tc>
-          <w:tcPr>
-            <w:tcW w:type="dxa" w:w="1728"/>
-          </w:tcPr>
-          <w:p>
-            <w:r/>
-            <w:r>
-              <w:rPr>
-                <w:sz w:val="19"/>
-              </w:rPr>
-              <w:t>Cleveland Clinic Foundation</w:t>
-            </w:r>
-          </w:p>
-        </w:tc>
-        <w:tc>
-          <w:tcPr>
-            <w:tcW w:type="dxa" w:w="1728"/>
-          </w:tcPr>
-          <w:p>
-            <w:r/>
-            <w:r>
-              <w:rPr>
-                <w:sz w:val="19"/>
-              </w:rPr>
-              <w:t>303</w:t>
-            </w:r>
-          </w:p>
-        </w:tc>
-        <w:tc>
-          <w:tcPr>
-            <w:tcW w:type="dxa" w:w="1728"/>
-          </w:tcPr>
-          <w:p>
-            <w:r/>
-            <w:r>
-              <w:rPr>
-                <w:sz w:val="19"/>
-              </w:rPr>
-              <w:t>45.9%</w:t>
-            </w:r>
-          </w:p>
-        </w:tc>
-        <w:tc>
-          <w:tcPr>
-            <w:tcW w:type="dxa" w:w="1728"/>
-          </w:tcPr>
-          <w:p>
-            <w:r/>
-            <w:r>
-              <w:rPr>
-                <w:sz w:val="19"/>
-              </w:rPr>
-              <w:t>No disease (54.1%)</w:t>
-            </w:r>
-          </w:p>
-        </w:tc>
-      </w:tr>
-      <w:tr>
-        <w:tc>
-          <w:tcPr>
-            <w:tcW w:type="dxa" w:w="1728"/>
-          </w:tcPr>
-          <w:p>
-            <w:r/>
-            <w:r>
-              <w:rPr>
-                <w:sz w:val="19"/>
-              </w:rPr>
-              <w:t>Hungary</w:t>
-            </w:r>
-          </w:p>
-        </w:tc>
-        <w:tc>
-          <w:tcPr>
-            <w:tcW w:type="dxa" w:w="1728"/>
-          </w:tcPr>
-          <w:p>
-            <w:r/>
-            <w:r>
-              <w:rPr>
-                <w:sz w:val="19"/>
-              </w:rPr>
-              <w:t>Hungarian Institute of Cardiology</w:t>
-            </w:r>
-          </w:p>
-        </w:tc>
-        <w:tc>
-          <w:tcPr>
-            <w:tcW w:type="dxa" w:w="1728"/>
-          </w:tcPr>
-          <w:p>
-            <w:r/>
-            <w:r>
-              <w:rPr>
-                <w:sz w:val="19"/>
-              </w:rPr>
-              <w:t>294</w:t>
-            </w:r>
-          </w:p>
-        </w:tc>
-        <w:tc>
-          <w:tcPr>
-            <w:tcW w:type="dxa" w:w="1728"/>
-          </w:tcPr>
-          <w:p>
-            <w:r/>
-            <w:r>
-              <w:rPr>
-                <w:sz w:val="19"/>
-              </w:rPr>
-              <w:t>36.1%</w:t>
-            </w:r>
-          </w:p>
-        </w:tc>
-        <w:tc>
-          <w:tcPr>
-            <w:tcW w:type="dxa" w:w="1728"/>
-          </w:tcPr>
-          <w:p>
-            <w:r/>
-            <w:r>
-              <w:rPr>
-                <w:sz w:val="19"/>
-              </w:rPr>
-              <w:t>No disease (63.9%)</w:t>
-            </w:r>
-          </w:p>
-        </w:tc>
-      </w:tr>
-      <w:tr>
-        <w:tc>
-          <w:tcPr>
-            <w:tcW w:type="dxa" w:w="1728"/>
-          </w:tcPr>
-          <w:p>
-            <w:r/>
-            <w:r>
-              <w:rPr>
-                <w:sz w:val="19"/>
-              </w:rPr>
-              <w:t>Switzerland</w:t>
-            </w:r>
-          </w:p>
-        </w:tc>
-        <w:tc>
-          <w:tcPr>
-            <w:tcW w:type="dxa" w:w="1728"/>
-          </w:tcPr>
-          <w:p>
-            <w:r/>
-            <w:r>
-              <w:rPr>
-                <w:sz w:val="19"/>
-              </w:rPr>
-              <w:t>Univ. Hospital Zurich / Basel</w:t>
-            </w:r>
-          </w:p>
-        </w:tc>
-        <w:tc>
-          <w:tcPr>
-            <w:tcW w:type="dxa" w:w="1728"/>
-          </w:tcPr>
-          <w:p>
-            <w:r/>
-            <w:r>
-              <w:rPr>
-                <w:sz w:val="19"/>
-              </w:rPr>
-              <w:t>123</w:t>
-            </w:r>
-          </w:p>
-        </w:tc>
-        <w:tc>
-          <w:tcPr>
-            <w:tcW w:type="dxa" w:w="1728"/>
-          </w:tcPr>
-          <w:p>
-            <w:r/>
-            <w:r>
-              <w:rPr>
-                <w:sz w:val="19"/>
-              </w:rPr>
-              <w:t>93.5%</w:t>
-            </w:r>
-          </w:p>
-        </w:tc>
-        <w:tc>
-          <w:tcPr>
-            <w:tcW w:type="dxa" w:w="1728"/>
-          </w:tcPr>
-          <w:p>
-            <w:r/>
-            <w:r>
-              <w:rPr>
-                <w:sz w:val="19"/>
-              </w:rPr>
-              <w:t>Mild (39.0%)</w:t>
-            </w:r>
-          </w:p>
-        </w:tc>
-      </w:tr>
-      <w:tr>
-        <w:tc>
-          <w:tcPr>
-            <w:tcW w:type="dxa" w:w="1728"/>
-          </w:tcPr>
-          <w:p>
-            <w:r/>
-            <w:r>
-              <w:rPr>
-                <w:sz w:val="19"/>
-              </w:rPr>
-              <w:t>V.A. Long Beach</w:t>
-            </w:r>
-          </w:p>
-        </w:tc>
-        <w:tc>
-          <w:tcPr>
-            <w:tcW w:type="dxa" w:w="1728"/>
-          </w:tcPr>
-          <w:p>
-            <w:r/>
-            <w:r>
-              <w:rPr>
-                <w:sz w:val="19"/>
-              </w:rPr>
-              <w:t>V.A. Medical Center</w:t>
-            </w:r>
-          </w:p>
-        </w:tc>
-        <w:tc>
-          <w:tcPr>
-            <w:tcW w:type="dxa" w:w="1728"/>
-          </w:tcPr>
-          <w:p>
-            <w:r/>
-            <w:r>
-              <w:rPr>
-                <w:sz w:val="19"/>
-              </w:rPr>
-              <w:t>200</w:t>
-            </w:r>
-          </w:p>
-        </w:tc>
-        <w:tc>
-          <w:tcPr>
-            <w:tcW w:type="dxa" w:w="1728"/>
-          </w:tcPr>
-          <w:p>
-            <w:r/>
-            <w:r>
-              <w:rPr>
-                <w:sz w:val="19"/>
-              </w:rPr>
-              <w:t>74.5%</w:t>
-            </w:r>
-          </w:p>
-        </w:tc>
-        <w:tc>
-          <w:tcPr>
-            <w:tcW w:type="dxa" w:w="1728"/>
-          </w:tcPr>
-          <w:p>
-            <w:r/>
-            <w:r>
-              <w:rPr>
-                <w:sz w:val="19"/>
-              </w:rPr>
-              <w:t>Mild (28.0%)</w:t>
-            </w:r>
-          </w:p>
-        </w:tc>
-      </w:tr>
-      <w:tr>
-        <w:tc>
-          <w:tcPr>
-            <w:tcW w:type="dxa" w:w="1728"/>
-          </w:tcPr>
-          <w:p>
-            <w:r/>
-            <w:r>
-              <w:rPr>
-                <w:sz w:val="19"/>
-              </w:rPr>
-              <w:t>Total</w:t>
-            </w:r>
-          </w:p>
-        </w:tc>
-        <w:tc>
-          <w:tcPr>
-            <w:tcW w:type="dxa" w:w="1728"/>
-          </w:tcPr>
-          <w:p>
-            <w:r/>
-            <w:r>
-              <w:rPr>
-                <w:sz w:val="19"/>
-              </w:rPr>
-              <w:t xml:space="preserve">-- </w:t>
-            </w:r>
-          </w:p>
-        </w:tc>
-        <w:tc>
-          <w:tcPr>
-            <w:tcW w:type="dxa" w:w="1728"/>
-          </w:tcPr>
-          <w:p>
-            <w:r/>
-            <w:r>
-              <w:rPr>
-                <w:sz w:val="19"/>
-              </w:rPr>
-              <w:t>920</w:t>
-            </w:r>
-          </w:p>
-        </w:tc>
-        <w:tc>
-          <w:tcPr>
-            <w:tcW w:type="dxa" w:w="1728"/>
-          </w:tcPr>
-          <w:p>
-            <w:r/>
-            <w:r>
-              <w:rPr>
-                <w:sz w:val="19"/>
-              </w:rPr>
-              <w:t>55.3% pooled</w:t>
-            </w:r>
-          </w:p>
-        </w:tc>
-        <w:tc>
-          <w:tcPr>
-            <w:tcW w:type="dxa" w:w="1728"/>
-          </w:tcPr>
-          <w:p>
-            <w:r/>
-            <w:r>
-              <w:rPr>
-                <w:sz w:val="19"/>
-              </w:rPr>
-              <w:t xml:space="preserve">-- </w:t>
-            </w:r>
-          </w:p>
-        </w:tc>
-      </w:tr>
-    </w:tbl>
-    <w:p>
-      <w:pPr>
-        <w:spacing w:after="80"/>
-      </w:pPr>
-    </w:p>
-    <w:p>
-      <w:pPr>
-        <w:spacing w:after="160"/>
-      </w:pPr>
-      <w:r>
-        <w:rPr>
-          <w:b w:val="0"/>
-          <w:i w:val="0"/>
-          <w:sz w:val="22"/>
-        </w:rPr>
-        <w:t>Prevalence alone ranges nearly threefold, from 36% to 94% -- this is what the report calls *true* distributional shift: Switzerland is a tertiary referral centre that sees a sicker, pre-selected population, not a data problem.</w:t>
-      </w:r>
-    </w:p>
-    <w:p>
-      <w:pPr>
-        <w:pStyle w:val="Heading2"/>
-      </w:pPr>
-      <w:r>
-        <w:rPr>
-          <w:color w:val="1A1A1A"/>
-        </w:rPr>
-        <w:t>3.2 Two different heterogeneity fingerprints, side by side</w:t>
-      </w:r>
-    </w:p>
-    <w:p>
-      <w:pPr>
-        <w:spacing w:after="160"/>
-      </w:pPr>
-      <w:r>
-        <w:rPr>
-          <w:b w:val="0"/>
-          <w:i w:val="0"/>
-          <w:sz w:val="22"/>
-        </w:rPr>
-        <w:t>The dataset is unusually good at teaching the difference between real population variation and broken measurement, because it contains a clean example of each, at very different scales.</w:t>
-      </w:r>
-    </w:p>
-    <w:tbl>
-      <w:tblPr>
-        <w:tblStyle w:val="TableGrid"/>
-        <w:tblW w:type="auto" w:w="0"/>
-        <w:jc w:val="center"/>
-        <w:tblLook w:firstColumn="1" w:firstRow="1" w:lastColumn="0" w:lastRow="0" w:noHBand="0" w:noVBand="1" w:val="04A0"/>
-      </w:tblPr>
-      <w:tblGrid>
-        <w:gridCol w:w="1234"/>
-        <w:gridCol w:w="1234"/>
-        <w:gridCol w:w="1234"/>
-        <w:gridCol w:w="1234"/>
-        <w:gridCol w:w="1234"/>
-        <w:gridCol w:w="1234"/>
-        <w:gridCol w:w="1234"/>
-      </w:tblGrid>
-      <w:tr>
-        <w:tc>
-          <w:tcPr>
-            <w:tcW w:type="dxa" w:w="1234"/>
-            <w:shd w:fill="2A78D6"/>
-          </w:tcPr>
-          <w:p>
-            <w:r/>
-            <w:r>
-              <w:rPr>
-                <w:b/>
-                <w:color w:val="FFFFFF"/>
-                <w:sz w:val="20"/>
-              </w:rPr>
-              <w:t>Feature</w:t>
-            </w:r>
-          </w:p>
-        </w:tc>
-        <w:tc>
-          <w:tcPr>
-            <w:tcW w:type="dxa" w:w="1234"/>
-            <w:shd w:fill="2A78D6"/>
-          </w:tcPr>
-          <w:p>
-            <w:r/>
-            <w:r>
-              <w:rPr>
-                <w:b/>
-                <w:color w:val="FFFFFF"/>
-                <w:sz w:val="20"/>
-              </w:rPr>
-              <w:t>What it measures</w:t>
-            </w:r>
-          </w:p>
-        </w:tc>
-        <w:tc>
-          <w:tcPr>
-            <w:tcW w:type="dxa" w:w="1234"/>
-            <w:shd w:fill="2A78D6"/>
-          </w:tcPr>
-          <w:p>
-            <w:r/>
-            <w:r>
-              <w:rPr>
-                <w:b/>
-                <w:color w:val="FFFFFF"/>
-                <w:sz w:val="20"/>
-              </w:rPr>
-              <w:t>Cleveland</w:t>
-            </w:r>
-          </w:p>
-        </w:tc>
-        <w:tc>
-          <w:tcPr>
-            <w:tcW w:type="dxa" w:w="1234"/>
-            <w:shd w:fill="2A78D6"/>
-          </w:tcPr>
-          <w:p>
-            <w:r/>
-            <w:r>
-              <w:rPr>
-                <w:b/>
-                <w:color w:val="FFFFFF"/>
-                <w:sz w:val="20"/>
-              </w:rPr>
-              <w:t>Hungary</w:t>
-            </w:r>
-          </w:p>
-        </w:tc>
-        <w:tc>
-          <w:tcPr>
-            <w:tcW w:type="dxa" w:w="1234"/>
-            <w:shd w:fill="2A78D6"/>
-          </w:tcPr>
-          <w:p>
-            <w:r/>
-            <w:r>
-              <w:rPr>
-                <w:b/>
-                <w:color w:val="FFFFFF"/>
-                <w:sz w:val="20"/>
-              </w:rPr>
-              <w:t>Switzerland</w:t>
-            </w:r>
-          </w:p>
-        </w:tc>
-        <w:tc>
-          <w:tcPr>
-            <w:tcW w:type="dxa" w:w="1234"/>
-            <w:shd w:fill="2A78D6"/>
-          </w:tcPr>
-          <w:p>
-            <w:r/>
-            <w:r>
-              <w:rPr>
-                <w:b/>
-                <w:color w:val="FFFFFF"/>
-                <w:sz w:val="20"/>
-              </w:rPr>
-              <w:t>V.A.</w:t>
-            </w:r>
-          </w:p>
-        </w:tc>
-        <w:tc>
-          <w:tcPr>
-            <w:tcW w:type="dxa" w:w="1234"/>
-            <w:shd w:fill="2A78D6"/>
-          </w:tcPr>
-          <w:p>
-            <w:r/>
-            <w:r>
-              <w:rPr>
-                <w:b/>
-                <w:color w:val="FFFFFF"/>
-                <w:sz w:val="20"/>
-              </w:rPr>
-              <w:t>Fingerprint</w:t>
-            </w:r>
-          </w:p>
-        </w:tc>
-      </w:tr>
-      <w:tr>
-        <w:tc>
-          <w:tcPr>
-            <w:tcW w:type="dxa" w:w="1234"/>
-          </w:tcPr>
-          <w:p>
-            <w:r/>
-            <w:r>
-              <w:rPr>
-                <w:sz w:val="19"/>
-              </w:rPr>
-              <w:t>chol</w:t>
-            </w:r>
-          </w:p>
-        </w:tc>
-        <w:tc>
-          <w:tcPr>
-            <w:tcW w:type="dxa" w:w="1234"/>
-          </w:tcPr>
-          <w:p>
-            <w:r/>
-            <w:r>
-              <w:rPr>
-                <w:sz w:val="19"/>
-              </w:rPr>
-              <w:t>Serum cholesterol coded 0 when not recorded</w:t>
-            </w:r>
-          </w:p>
-        </w:tc>
-        <w:tc>
-          <w:tcPr>
-            <w:tcW w:type="dxa" w:w="1234"/>
-          </w:tcPr>
-          <w:p>
-            <w:r/>
-            <w:r>
-              <w:rPr>
-                <w:sz w:val="19"/>
-              </w:rPr>
-              <w:t>0.0%</w:t>
-            </w:r>
-          </w:p>
-        </w:tc>
-        <w:tc>
-          <w:tcPr>
-            <w:tcW w:type="dxa" w:w="1234"/>
-          </w:tcPr>
-          <w:p>
-            <w:r/>
-            <w:r>
-              <w:rPr>
-                <w:sz w:val="19"/>
-              </w:rPr>
-              <w:t>0.0%</w:t>
-            </w:r>
-          </w:p>
-        </w:tc>
-        <w:tc>
-          <w:tcPr>
-            <w:tcW w:type="dxa" w:w="1234"/>
-          </w:tcPr>
-          <w:p>
-            <w:r/>
-            <w:r>
-              <w:rPr>
-                <w:sz w:val="19"/>
-              </w:rPr>
-              <w:t>100.0%</w:t>
-            </w:r>
-          </w:p>
-        </w:tc>
-        <w:tc>
-          <w:tcPr>
-            <w:tcW w:type="dxa" w:w="1234"/>
-          </w:tcPr>
-          <w:p>
-            <w:r/>
-            <w:r>
-              <w:rPr>
-                <w:sz w:val="19"/>
-              </w:rPr>
-              <w:t>24.5%</w:t>
-            </w:r>
-          </w:p>
-        </w:tc>
-        <w:tc>
-          <w:tcPr>
-            <w:tcW w:type="dxa" w:w="1234"/>
-          </w:tcPr>
-          <w:p>
-            <w:r/>
-            <w:r>
-              <w:rPr>
-                <w:sz w:val="19"/>
-              </w:rPr>
-              <w:t>Measurement artefact (site-specific)</w:t>
-            </w:r>
-          </w:p>
-        </w:tc>
-      </w:tr>
-      <w:tr>
-        <w:tc>
-          <w:tcPr>
-            <w:tcW w:type="dxa" w:w="1234"/>
-          </w:tcPr>
-          <w:p>
-            <w:r/>
-            <w:r>
-              <w:rPr>
-                <w:sz w:val="19"/>
-              </w:rPr>
-              <w:t>ca</w:t>
-            </w:r>
-          </w:p>
-        </w:tc>
-        <w:tc>
-          <w:tcPr>
-            <w:tcW w:type="dxa" w:w="1234"/>
-          </w:tcPr>
-          <w:p>
-            <w:r/>
-            <w:r>
-              <w:rPr>
-                <w:sz w:val="19"/>
-              </w:rPr>
-              <w:t># vessels by fluoroscopy, coded '?'/'-9' when missing</w:t>
-            </w:r>
-          </w:p>
-        </w:tc>
-        <w:tc>
-          <w:tcPr>
-            <w:tcW w:type="dxa" w:w="1234"/>
-          </w:tcPr>
-          <w:p>
-            <w:r/>
-            <w:r>
-              <w:rPr>
-                <w:sz w:val="19"/>
-              </w:rPr>
-              <w:t>1.3%</w:t>
-            </w:r>
-          </w:p>
-        </w:tc>
-        <w:tc>
-          <w:tcPr>
-            <w:tcW w:type="dxa" w:w="1234"/>
-          </w:tcPr>
-          <w:p>
-            <w:r/>
-            <w:r>
-              <w:rPr>
-                <w:sz w:val="19"/>
-              </w:rPr>
-              <w:t>98.6%</w:t>
-            </w:r>
-          </w:p>
-        </w:tc>
-        <w:tc>
-          <w:tcPr>
-            <w:tcW w:type="dxa" w:w="1234"/>
-          </w:tcPr>
-          <w:p>
-            <w:r/>
-            <w:r>
-              <w:rPr>
-                <w:sz w:val="19"/>
-              </w:rPr>
-              <w:t>95.9%</w:t>
-            </w:r>
-          </w:p>
-        </w:tc>
-        <w:tc>
-          <w:tcPr>
-            <w:tcW w:type="dxa" w:w="1234"/>
-          </w:tcPr>
-          <w:p>
-            <w:r/>
-            <w:r>
-              <w:rPr>
-                <w:sz w:val="19"/>
-              </w:rPr>
-              <w:t>99.0%</w:t>
-            </w:r>
-          </w:p>
-        </w:tc>
-        <w:tc>
-          <w:tcPr>
-            <w:tcW w:type="dxa" w:w="1234"/>
-          </w:tcPr>
-          <w:p>
-            <w:r/>
-            <w:r>
-              <w:rPr>
-                <w:sz w:val="19"/>
-              </w:rPr>
-              <w:t>Measurement artefact (near-universal outside Cleveland)</w:t>
-            </w:r>
-          </w:p>
-        </w:tc>
-      </w:tr>
-      <w:tr>
-        <w:tc>
-          <w:tcPr>
-            <w:tcW w:type="dxa" w:w="1234"/>
-          </w:tcPr>
-          <w:p>
-            <w:r/>
-            <w:r>
-              <w:rPr>
-                <w:sz w:val="19"/>
-              </w:rPr>
-              <w:t>thal</w:t>
-            </w:r>
-          </w:p>
-        </w:tc>
-        <w:tc>
-          <w:tcPr>
-            <w:tcW w:type="dxa" w:w="1234"/>
-          </w:tcPr>
-          <w:p>
-            <w:r/>
-            <w:r>
-              <w:rPr>
-                <w:sz w:val="19"/>
-              </w:rPr>
-              <w:t>Thallium stress-test result, same missing coding</w:t>
-            </w:r>
-          </w:p>
-        </w:tc>
-        <w:tc>
-          <w:tcPr>
-            <w:tcW w:type="dxa" w:w="1234"/>
-          </w:tcPr>
-          <w:p>
-            <w:r/>
-            <w:r>
-              <w:rPr>
-                <w:sz w:val="19"/>
-              </w:rPr>
-              <w:t>0.7%</w:t>
-            </w:r>
-          </w:p>
-        </w:tc>
-        <w:tc>
-          <w:tcPr>
-            <w:tcW w:type="dxa" w:w="1234"/>
-          </w:tcPr>
-          <w:p>
-            <w:r/>
-            <w:r>
-              <w:rPr>
-                <w:sz w:val="19"/>
-              </w:rPr>
-              <w:t>90.5%</w:t>
-            </w:r>
-          </w:p>
-        </w:tc>
-        <w:tc>
-          <w:tcPr>
-            <w:tcW w:type="dxa" w:w="1234"/>
-          </w:tcPr>
-          <w:p>
-            <w:r/>
-            <w:r>
-              <w:rPr>
-                <w:sz w:val="19"/>
-              </w:rPr>
-              <w:t>42.3%</w:t>
-            </w:r>
-          </w:p>
-        </w:tc>
-        <w:tc>
-          <w:tcPr>
-            <w:tcW w:type="dxa" w:w="1234"/>
-          </w:tcPr>
-          <w:p>
-            <w:r/>
-            <w:r>
-              <w:rPr>
-                <w:sz w:val="19"/>
-              </w:rPr>
-              <w:t>83.0%</w:t>
-            </w:r>
-          </w:p>
-        </w:tc>
-        <w:tc>
-          <w:tcPr>
-            <w:tcW w:type="dxa" w:w="1234"/>
-          </w:tcPr>
-          <w:p>
-            <w:r/>
-            <w:r>
-              <w:rPr>
-                <w:sz w:val="19"/>
-              </w:rPr>
-              <w:t>Measurement artefact (near-universal outside Cleveland)</w:t>
-            </w:r>
-          </w:p>
-        </w:tc>
-      </w:tr>
-      <w:tr>
-        <w:tc>
-          <w:tcPr>
-            <w:tcW w:type="dxa" w:w="1234"/>
-          </w:tcPr>
-          <w:p>
-            <w:r/>
-            <w:r>
-              <w:rPr>
-                <w:sz w:val="19"/>
-              </w:rPr>
-              <w:t>target severity</w:t>
-            </w:r>
-          </w:p>
-        </w:tc>
-        <w:tc>
-          <w:tcPr>
-            <w:tcW w:type="dxa" w:w="1234"/>
-          </w:tcPr>
-          <w:p>
-            <w:r/>
-            <w:r>
-              <w:rPr>
-                <w:sz w:val="19"/>
-              </w:rPr>
-              <w:t>0-4 disease severity</w:t>
-            </w:r>
-          </w:p>
-        </w:tc>
-        <w:tc>
-          <w:tcPr>
-            <w:tcW w:type="dxa" w:w="1234"/>
-          </w:tcPr>
-          <w:p>
-            <w:r/>
-            <w:r>
-              <w:rPr>
-                <w:sz w:val="19"/>
-              </w:rPr>
-              <w:t>mixed</w:t>
-            </w:r>
-          </w:p>
-        </w:tc>
-        <w:tc>
-          <w:tcPr>
-            <w:tcW w:type="dxa" w:w="1234"/>
-          </w:tcPr>
-          <w:p>
-            <w:r/>
-            <w:r>
-              <w:rPr>
-                <w:sz w:val="19"/>
-              </w:rPr>
-              <w:t>skews 0</w:t>
-            </w:r>
-          </w:p>
-        </w:tc>
-        <w:tc>
-          <w:tcPr>
-            <w:tcW w:type="dxa" w:w="1234"/>
-          </w:tcPr>
-          <w:p>
-            <w:r/>
-            <w:r>
-              <w:rPr>
-                <w:sz w:val="19"/>
-              </w:rPr>
-              <w:t>skews 1-2</w:t>
-            </w:r>
-          </w:p>
-        </w:tc>
-        <w:tc>
-          <w:tcPr>
-            <w:tcW w:type="dxa" w:w="1234"/>
-          </w:tcPr>
-          <w:p>
-            <w:r/>
-            <w:r>
-              <w:rPr>
-                <w:sz w:val="19"/>
-              </w:rPr>
-              <w:t>mixed</w:t>
-            </w:r>
-          </w:p>
-        </w:tc>
-        <w:tc>
-          <w:tcPr>
-            <w:tcW w:type="dxa" w:w="1234"/>
-          </w:tcPr>
-          <w:p>
-            <w:r/>
-            <w:r>
-              <w:rPr>
-                <w:sz w:val="19"/>
-              </w:rPr>
-              <w:t>True distributional shift</w:t>
-            </w:r>
-          </w:p>
-        </w:tc>
-      </w:tr>
-    </w:tbl>
-    <w:p>
-      <w:pPr>
-        <w:spacing w:after="80"/>
-      </w:pPr>
-    </w:p>
-    <w:p>
-      <w:pPr>
-        <w:spacing w:after="160"/>
-      </w:pPr>
-      <w:r>
-        <w:rPr>
-          <w:b w:val="0"/>
-          <w:i w:val="0"/>
-          <w:sz w:val="22"/>
-        </w:rPr>
-        <w:t>Cholesterol is the textbook example used throughout the workshop framing: Switzerland's field is not "low cholesterol," it is "never measured," coded as a literal zero directly in the source file. But the far larger gap, and one this project's pipeline surfaces that a cursory look would not, is `ca` and `thal`: outside Cleveland, both are missing for 80-99% of patients at every hospital. Any model trained naively across all four sites is, for those two features, running on an imputed placeholder value for the overwhelming majority of non-Cleveland patients -- a measurement gap roughly twenty times larger than the well-known cholesterol example, and invisible unless someone explicitly checks for it. That is precisely the curation risk this toolkit is built to catch before it reaches a model.</w:t>
-      </w:r>
-    </w:p>
-    <w:p>
-      <w:pPr>
-        <w:jc w:val="center"/>
-      </w:pPr>
-      <w:r>
-        <w:drawing>
-          <wp:inline xmlns:a="http://schemas.openxmlformats.org/drawingml/2006/main" xmlns:pic="http://schemas.openxmlformats.org/drawingml/2006/picture">
-            <wp:extent cx="5669280" cy="2682738"/>
-            <wp:docPr id="15" name="Picture 15"/>
-            <wp:cNvGraphicFramePr>
-              <a:graphicFrameLocks noChangeAspect="1"/>
-            </wp:cNvGraphicFramePr>
-            <a:graphic>
-              <a:graphicData uri="http://schemas.openxmlformats.org/drawingml/2006/picture">
-                <pic:pic>
-                  <pic:nvPicPr>
-                    <pic:cNvPr id="0" name="02_missingness.png"/>
-                    <pic:cNvPicPr/>
-                  </pic:nvPicPr>
-                  <pic:blipFill>
-                    <a:blip r:embed="rId23"/>
-                    <a:stretch>
-                      <a:fillRect/>
-                    </a:stretch>
-                  </pic:blipFill>
-                  <pic:spPr>
-                    <a:xfrm>
-                      <a:off x="0" y="0"/>
-                      <a:ext cx="5669280" cy="2682738"/>
-                    </a:xfrm>
-                    <a:prstGeom prst="rect"/>
-                  </pic:spPr>
-                </pic:pic>
-              </a:graphicData>
-            </a:graphic>
-          </wp:inline>
-        </w:drawing>
-      </w:r>
-    </w:p>
-    <w:p>
-      <w:pPr>
-        <w:spacing w:after="320"/>
-        <w:jc w:val="center"/>
-      </w:pPr>
-      <w:r>
-        <w:rPr>
-          <w:i/>
-          <w:color w:val="606060"/>
-          <w:sz w:val="19"/>
-        </w:rPr>
-        <w:t>Figure 3.1 -- Fraction of unrecorded values per feature per site, both fingerprints side by side. Cholesterol's 100% gap at Switzerland is visible; so is the much larger, near-universal gap in `ca` and `thal` outside Cleveland. Produced by viz.plot_missingness, from heterogeneity.missingness_report.</w:t>
-      </w:r>
-    </w:p>
-    <w:p>
-      <w:pPr>
-        <w:jc w:val="center"/>
-      </w:pPr>
-      <w:r>
-        <w:drawing>
-          <wp:inline xmlns:a="http://schemas.openxmlformats.org/drawingml/2006/main" xmlns:pic="http://schemas.openxmlformats.org/drawingml/2006/picture">
-            <wp:extent cx="5669280" cy="2930729"/>
-            <wp:docPr id="16" name="Picture 16"/>
-            <wp:cNvGraphicFramePr>
-              <a:graphicFrameLocks noChangeAspect="1"/>
-            </wp:cNvGraphicFramePr>
-            <a:graphic>
-              <a:graphicData uri="http://schemas.openxmlformats.org/drawingml/2006/picture">
-                <pic:pic>
-                  <pic:nvPicPr>
-                    <pic:cNvPr id="0" name="03_chol_distributions.png"/>
-                    <pic:cNvPicPr/>
-                  </pic:nvPicPr>
-                  <pic:blipFill>
-                    <a:blip r:embed="rId24"/>
-                    <a:stretch>
-                      <a:fillRect/>
-                    </a:stretch>
-                  </pic:blipFill>
-                  <pic:spPr>
-                    <a:xfrm>
-                      <a:off x="0" y="0"/>
-                      <a:ext cx="5669280" cy="2930729"/>
-                    </a:xfrm>
-                    <a:prstGeom prst="rect"/>
-                  </pic:spPr>
-                </pic:pic>
-              </a:graphicData>
-            </a:graphic>
-          </wp:inline>
-        </w:drawing>
-      </w:r>
-    </w:p>
-    <w:p>
-      <w:pPr>
-        <w:spacing w:after="320"/>
-        <w:jc w:val="center"/>
-      </w:pPr>
-      <w:r>
-        <w:rPr>
-          <w:i/>
-          <w:color w:val="606060"/>
-          <w:sz w:val="19"/>
-        </w:rPr>
-        <w:t>Figure 3.2 -- Per-site distribution of measured cholesterol values (Switzerland has none to plot -- it is marked as fully unrecorded rather than silently included as zero). Produced by viz.plot_feature_distributions.</w:t>
-      </w:r>
-    </w:p>
-    <w:p>
-      <w:pPr>
-        <w:pStyle w:val="Heading2"/>
-      </w:pPr>
-      <w:r>
-        <w:rPr>
-          <w:color w:val="1A1A1A"/>
-        </w:rPr>
-        <w:t>3.3 True label shift: what we predict differs sharply by site</w:t>
-      </w:r>
-    </w:p>
-    <w:tbl>
-      <w:tblPr>
-        <w:tblStyle w:val="TableGrid"/>
-        <w:tblW w:type="auto" w:w="0"/>
-        <w:jc w:val="center"/>
-        <w:tblLook w:firstColumn="1" w:firstRow="1" w:lastColumn="0" w:lastRow="0" w:noHBand="0" w:noVBand="1" w:val="04A0"/>
-      </w:tblPr>
-      <w:tblGrid>
-        <w:gridCol w:w="1440"/>
-        <w:gridCol w:w="1440"/>
-        <w:gridCol w:w="1440"/>
-        <w:gridCol w:w="1440"/>
-        <w:gridCol w:w="1440"/>
-        <w:gridCol w:w="1440"/>
-      </w:tblGrid>
-      <w:tr>
-        <w:tc>
-          <w:tcPr>
-            <w:tcW w:type="dxa" w:w="1440"/>
-            <w:shd w:fill="2A78D6"/>
-          </w:tcPr>
-          <w:p>
-            <w:r/>
-            <w:r>
-              <w:rPr>
-                <w:b/>
-                <w:color w:val="FFFFFF"/>
-                <w:sz w:val="20"/>
-              </w:rPr>
-              <w:t>Severity class</w:t>
-            </w:r>
-          </w:p>
-        </w:tc>
-        <w:tc>
-          <w:tcPr>
-            <w:tcW w:type="dxa" w:w="1440"/>
-            <w:shd w:fill="2A78D6"/>
-          </w:tcPr>
-          <w:p>
-            <w:r/>
-            <w:r>
-              <w:rPr>
-                <w:b/>
-                <w:color w:val="FFFFFF"/>
-                <w:sz w:val="20"/>
-              </w:rPr>
-              <w:t>Cleveland</w:t>
-            </w:r>
-          </w:p>
-        </w:tc>
-        <w:tc>
-          <w:tcPr>
-            <w:tcW w:type="dxa" w:w="1440"/>
-            <w:shd w:fill="2A78D6"/>
-          </w:tcPr>
-          <w:p>
-            <w:r/>
-            <w:r>
-              <w:rPr>
-                <w:b/>
-                <w:color w:val="FFFFFF"/>
-                <w:sz w:val="20"/>
-              </w:rPr>
-              <w:t>Hungary</w:t>
-            </w:r>
-          </w:p>
-        </w:tc>
-        <w:tc>
-          <w:tcPr>
-            <w:tcW w:type="dxa" w:w="1440"/>
-            <w:shd w:fill="2A78D6"/>
-          </w:tcPr>
-          <w:p>
-            <w:r/>
-            <w:r>
-              <w:rPr>
-                <w:b/>
-                <w:color w:val="FFFFFF"/>
-                <w:sz w:val="20"/>
-              </w:rPr>
-              <w:t>Switzerland</w:t>
-            </w:r>
-          </w:p>
-        </w:tc>
-        <w:tc>
-          <w:tcPr>
-            <w:tcW w:type="dxa" w:w="1440"/>
-            <w:shd w:fill="2A78D6"/>
-          </w:tcPr>
-          <w:p>
-            <w:r/>
-            <w:r>
-              <w:rPr>
-                <w:b/>
-                <w:color w:val="FFFFFF"/>
-                <w:sz w:val="20"/>
-              </w:rPr>
-              <w:t>V.A.</w:t>
-            </w:r>
-          </w:p>
-        </w:tc>
-        <w:tc>
-          <w:tcPr>
-            <w:tcW w:type="dxa" w:w="1440"/>
-            <w:shd w:fill="2A78D6"/>
-          </w:tcPr>
-          <w:p>
-            <w:r/>
-            <w:r>
-              <w:rPr>
-                <w:b/>
-                <w:color w:val="FFFFFF"/>
-                <w:sz w:val="20"/>
-              </w:rPr>
-              <w:t>Pooled total</w:t>
-            </w:r>
-          </w:p>
-        </w:tc>
-      </w:tr>
-      <w:tr>
-        <w:tc>
-          <w:tcPr>
-            <w:tcW w:type="dxa" w:w="1440"/>
-          </w:tcPr>
-          <w:p>
-            <w:r/>
-            <w:r>
-              <w:rPr>
-                <w:sz w:val="19"/>
-              </w:rPr>
-              <w:t>0 -- No disease</w:t>
-            </w:r>
-          </w:p>
-        </w:tc>
-        <w:tc>
-          <w:tcPr>
-            <w:tcW w:type="dxa" w:w="1440"/>
-          </w:tcPr>
-          <w:p>
-            <w:r/>
-            <w:r>
-              <w:rPr>
-                <w:sz w:val="19"/>
-              </w:rPr>
-              <w:t>164</w:t>
-            </w:r>
-          </w:p>
-        </w:tc>
-        <w:tc>
-          <w:tcPr>
-            <w:tcW w:type="dxa" w:w="1440"/>
-          </w:tcPr>
-          <w:p>
-            <w:r/>
-            <w:r>
-              <w:rPr>
-                <w:sz w:val="19"/>
-              </w:rPr>
-              <w:t>188</w:t>
-            </w:r>
-          </w:p>
-        </w:tc>
-        <w:tc>
-          <w:tcPr>
-            <w:tcW w:type="dxa" w:w="1440"/>
-          </w:tcPr>
-          <w:p>
-            <w:r/>
-            <w:r>
-              <w:rPr>
-                <w:sz w:val="19"/>
-              </w:rPr>
-              <w:t>8</w:t>
-            </w:r>
-          </w:p>
-        </w:tc>
-        <w:tc>
-          <w:tcPr>
-            <w:tcW w:type="dxa" w:w="1440"/>
-          </w:tcPr>
-          <w:p>
-            <w:r/>
-            <w:r>
-              <w:rPr>
-                <w:sz w:val="19"/>
-              </w:rPr>
-              <w:t>51</w:t>
-            </w:r>
-          </w:p>
-        </w:tc>
-        <w:tc>
-          <w:tcPr>
-            <w:tcW w:type="dxa" w:w="1440"/>
-          </w:tcPr>
-          <w:p>
-            <w:r/>
-            <w:r>
-              <w:rPr>
-                <w:sz w:val="19"/>
-              </w:rPr>
-              <w:t>411 (44.7%)</w:t>
-            </w:r>
-          </w:p>
-        </w:tc>
-      </w:tr>
-      <w:tr>
-        <w:tc>
-          <w:tcPr>
-            <w:tcW w:type="dxa" w:w="1440"/>
-          </w:tcPr>
-          <w:p>
-            <w:r/>
-            <w:r>
-              <w:rPr>
-                <w:sz w:val="19"/>
-              </w:rPr>
-              <w:t>1 -- Mild</w:t>
-            </w:r>
-          </w:p>
-        </w:tc>
-        <w:tc>
-          <w:tcPr>
-            <w:tcW w:type="dxa" w:w="1440"/>
-          </w:tcPr>
-          <w:p>
-            <w:r/>
-            <w:r>
-              <w:rPr>
-                <w:sz w:val="19"/>
-              </w:rPr>
-              <w:t>55</w:t>
-            </w:r>
-          </w:p>
-        </w:tc>
-        <w:tc>
-          <w:tcPr>
-            <w:tcW w:type="dxa" w:w="1440"/>
-          </w:tcPr>
-          <w:p>
-            <w:r/>
-            <w:r>
-              <w:rPr>
-                <w:sz w:val="19"/>
-              </w:rPr>
-              <w:t>37</w:t>
-            </w:r>
-          </w:p>
-        </w:tc>
-        <w:tc>
-          <w:tcPr>
-            <w:tcW w:type="dxa" w:w="1440"/>
-          </w:tcPr>
-          <w:p>
-            <w:r/>
-            <w:r>
-              <w:rPr>
-                <w:sz w:val="19"/>
-              </w:rPr>
-              <w:t>48</w:t>
-            </w:r>
-          </w:p>
-        </w:tc>
-        <w:tc>
-          <w:tcPr>
-            <w:tcW w:type="dxa" w:w="1440"/>
-          </w:tcPr>
-          <w:p>
-            <w:r/>
-            <w:r>
-              <w:rPr>
-                <w:sz w:val="19"/>
-              </w:rPr>
-              <w:t>56</w:t>
-            </w:r>
-          </w:p>
-        </w:tc>
-        <w:tc>
-          <w:tcPr>
-            <w:tcW w:type="dxa" w:w="1440"/>
-          </w:tcPr>
-          <w:p>
-            <w:r/>
-            <w:r>
-              <w:rPr>
-                <w:sz w:val="19"/>
-              </w:rPr>
-              <w:t>196 (21.3%)</w:t>
-            </w:r>
-          </w:p>
-        </w:tc>
-      </w:tr>
-      <w:tr>
-        <w:tc>
-          <w:tcPr>
-            <w:tcW w:type="dxa" w:w="1440"/>
-          </w:tcPr>
-          <w:p>
-            <w:r/>
-            <w:r>
-              <w:rPr>
-                <w:sz w:val="19"/>
-              </w:rPr>
-              <w:t>2 -- Moderate</w:t>
-            </w:r>
-          </w:p>
-        </w:tc>
-        <w:tc>
-          <w:tcPr>
-            <w:tcW w:type="dxa" w:w="1440"/>
-          </w:tcPr>
-          <w:p>
-            <w:r/>
-            <w:r>
-              <w:rPr>
-                <w:sz w:val="19"/>
-              </w:rPr>
-              <w:t>36</w:t>
-            </w:r>
-          </w:p>
-        </w:tc>
-        <w:tc>
-          <w:tcPr>
-            <w:tcW w:type="dxa" w:w="1440"/>
-          </w:tcPr>
-          <w:p>
-            <w:r/>
-            <w:r>
-              <w:rPr>
-                <w:sz w:val="19"/>
-              </w:rPr>
-              <w:t>26</w:t>
-            </w:r>
-          </w:p>
-        </w:tc>
-        <w:tc>
-          <w:tcPr>
-            <w:tcW w:type="dxa" w:w="1440"/>
-          </w:tcPr>
-          <w:p>
-            <w:r/>
-            <w:r>
-              <w:rPr>
-                <w:sz w:val="19"/>
-              </w:rPr>
-              <w:t>32</w:t>
-            </w:r>
-          </w:p>
-        </w:tc>
-        <w:tc>
-          <w:tcPr>
-            <w:tcW w:type="dxa" w:w="1440"/>
-          </w:tcPr>
-          <w:p>
-            <w:r/>
-            <w:r>
-              <w:rPr>
-                <w:sz w:val="19"/>
-              </w:rPr>
-              <w:t>41</w:t>
-            </w:r>
-          </w:p>
-        </w:tc>
-        <w:tc>
-          <w:tcPr>
-            <w:tcW w:type="dxa" w:w="1440"/>
-          </w:tcPr>
-          <w:p>
-            <w:r/>
-            <w:r>
-              <w:rPr>
-                <w:sz w:val="19"/>
-              </w:rPr>
-              <w:t>135 (14.7%)</w:t>
-            </w:r>
-          </w:p>
-        </w:tc>
-      </w:tr>
-      <w:tr>
-        <w:tc>
-          <w:tcPr>
-            <w:tcW w:type="dxa" w:w="1440"/>
-          </w:tcPr>
-          <w:p>
-            <w:r/>
-            <w:r>
-              <w:rPr>
-                <w:sz w:val="19"/>
-              </w:rPr>
-              <w:t>3 -- Severe</w:t>
-            </w:r>
-          </w:p>
-        </w:tc>
-        <w:tc>
-          <w:tcPr>
-            <w:tcW w:type="dxa" w:w="1440"/>
-          </w:tcPr>
-          <w:p>
-            <w:r/>
-            <w:r>
-              <w:rPr>
-                <w:sz w:val="19"/>
-              </w:rPr>
-              <w:t>35</w:t>
-            </w:r>
-          </w:p>
-        </w:tc>
-        <w:tc>
-          <w:tcPr>
-            <w:tcW w:type="dxa" w:w="1440"/>
-          </w:tcPr>
-          <w:p>
-            <w:r/>
-            <w:r>
-              <w:rPr>
-                <w:sz w:val="19"/>
-              </w:rPr>
-              <w:t>28</w:t>
-            </w:r>
-          </w:p>
-        </w:tc>
-        <w:tc>
-          <w:tcPr>
-            <w:tcW w:type="dxa" w:w="1440"/>
-          </w:tcPr>
-          <w:p>
-            <w:r/>
-            <w:r>
-              <w:rPr>
-                <w:sz w:val="19"/>
-              </w:rPr>
-              <w:t>30</w:t>
-            </w:r>
-          </w:p>
-        </w:tc>
-        <w:tc>
-          <w:tcPr>
-            <w:tcW w:type="dxa" w:w="1440"/>
-          </w:tcPr>
-          <w:p>
-            <w:r/>
-            <w:r>
-              <w:rPr>
-                <w:sz w:val="19"/>
-              </w:rPr>
-              <w:t>42</w:t>
-            </w:r>
-          </w:p>
-        </w:tc>
-        <w:tc>
-          <w:tcPr>
-            <w:tcW w:type="dxa" w:w="1440"/>
-          </w:tcPr>
-          <w:p>
-            <w:r/>
-            <w:r>
-              <w:rPr>
-                <w:sz w:val="19"/>
-              </w:rPr>
-              <w:t>135 (14.7%)</w:t>
-            </w:r>
-          </w:p>
-        </w:tc>
-      </w:tr>
-      <w:tr>
-        <w:tc>
-          <w:tcPr>
-            <w:tcW w:type="dxa" w:w="1440"/>
-          </w:tcPr>
-          <w:p>
-            <w:r/>
-            <w:r>
-              <w:rPr>
-                <w:sz w:val="19"/>
-              </w:rPr>
-              <w:t>4 -- Critical</w:t>
-            </w:r>
-          </w:p>
-        </w:tc>
-        <w:tc>
-          <w:tcPr>
-            <w:tcW w:type="dxa" w:w="1440"/>
-          </w:tcPr>
-          <w:p>
-            <w:r/>
-            <w:r>
-              <w:rPr>
-                <w:sz w:val="19"/>
-              </w:rPr>
-              <w:t>13</w:t>
-            </w:r>
-          </w:p>
-        </w:tc>
-        <w:tc>
-          <w:tcPr>
-            <w:tcW w:type="dxa" w:w="1440"/>
-          </w:tcPr>
-          <w:p>
-            <w:r/>
-            <w:r>
-              <w:rPr>
-                <w:sz w:val="19"/>
-              </w:rPr>
-              <w:t>15</w:t>
-            </w:r>
-          </w:p>
-        </w:tc>
-        <w:tc>
-          <w:tcPr>
-            <w:tcW w:type="dxa" w:w="1440"/>
-          </w:tcPr>
-          <w:p>
-            <w:r/>
-            <w:r>
-              <w:rPr>
-                <w:sz w:val="19"/>
-              </w:rPr>
-              <w:t>5</w:t>
-            </w:r>
-          </w:p>
-        </w:tc>
-        <w:tc>
-          <w:tcPr>
-            <w:tcW w:type="dxa" w:w="1440"/>
-          </w:tcPr>
-          <w:p>
-            <w:r/>
-            <w:r>
-              <w:rPr>
-                <w:sz w:val="19"/>
-              </w:rPr>
-              <w:t>10</w:t>
-            </w:r>
-          </w:p>
-        </w:tc>
-        <w:tc>
-          <w:tcPr>
-            <w:tcW w:type="dxa" w:w="1440"/>
-          </w:tcPr>
-          <w:p>
-            <w:r/>
-            <w:r>
-              <w:rPr>
-                <w:sz w:val="19"/>
-              </w:rPr>
-              <w:t>43 (4.7%)</w:t>
-            </w:r>
-          </w:p>
-        </w:tc>
-      </w:tr>
-    </w:tbl>
-    <w:p>
-      <w:pPr>
-        <w:spacing w:after="80"/>
-      </w:pPr>
-    </w:p>
-    <w:p>
-      <w:pPr>
-        <w:spacing w:after="160"/>
-      </w:pPr>
-      <w:r>
-        <w:rPr>
-          <w:b w:val="0"/>
-          <w:i w:val="0"/>
-          <w:sz w:val="22"/>
-        </w:rPr>
-        <w:t>Hungary skews heavily toward "no disease"; Switzerland is almost entirely disease-positive and, unusually, has more "mild" cases than "no disease" cases -- consistent with a referral population rather than a screening population.</w:t>
-      </w:r>
-    </w:p>
-    <w:p>
-      <w:pPr>
-        <w:jc w:val="center"/>
-      </w:pPr>
-      <w:r>
-        <w:drawing>
-          <wp:inline xmlns:a="http://schemas.openxmlformats.org/drawingml/2006/main" xmlns:pic="http://schemas.openxmlformats.org/drawingml/2006/picture">
-            <wp:extent cx="5669280" cy="2250322"/>
-            <wp:docPr id="17" name="Picture 17"/>
-            <wp:cNvGraphicFramePr>
-              <a:graphicFrameLocks noChangeAspect="1"/>
-            </wp:cNvGraphicFramePr>
-            <a:graphic>
-              <a:graphicData uri="http://schemas.openxmlformats.org/drawingml/2006/picture">
-                <pic:pic>
-                  <pic:nvPicPr>
-                    <pic:cNvPr id="0" name="e01_target_distribution.png"/>
-                    <pic:cNvPicPr/>
-                  </pic:nvPicPr>
-                  <pic:blipFill>
-                    <a:blip r:embed="rId25"/>
-                    <a:stretch>
-                      <a:fillRect/>
-                    </a:stretch>
-                  </pic:blipFill>
-                  <pic:spPr>
-                    <a:xfrm>
-                      <a:off x="0" y="0"/>
-                      <a:ext cx="5669280" cy="2250322"/>
-                    </a:xfrm>
-                    <a:prstGeom prst="rect"/>
-                  </pic:spPr>
-                </pic:pic>
-              </a:graphicData>
-            </a:graphic>
-          </wp:inline>
-        </w:drawing>
-      </w:r>
-    </w:p>
-    <w:p>
-      <w:pPr>
-        <w:spacing w:after="320"/>
-        <w:jc w:val="center"/>
-      </w:pPr>
-      <w:r>
-        <w:rPr>
-          <w:i/>
-          <w:color w:val="606060"/>
-          <w:sz w:val="19"/>
-        </w:rPr>
-        <w:t>Figure 3.3 -- Pooled 5-class severity distribution, and the derived binary any-disease summary. Produced by eda.plot_target_distribution.</w:t>
-      </w:r>
-    </w:p>
-    <w:p>
-      <w:pPr>
-        <w:jc w:val="center"/>
-      </w:pPr>
-      <w:r>
-        <w:drawing>
-          <wp:inline xmlns:a="http://schemas.openxmlformats.org/drawingml/2006/main" xmlns:pic="http://schemas.openxmlformats.org/drawingml/2006/picture">
-            <wp:extent cx="5669280" cy="2886972"/>
-            <wp:docPr id="18" name="Picture 18"/>
-            <wp:cNvGraphicFramePr>
-              <a:graphicFrameLocks noChangeAspect="1"/>
-            </wp:cNvGraphicFramePr>
-            <a:graphic>
-              <a:graphicData uri="http://schemas.openxmlformats.org/drawingml/2006/picture">
-                <pic:pic>
-                  <pic:nvPicPr>
-                    <pic:cNvPr id="0" name="e02_target_by_site.png"/>
-                    <pic:cNvPicPr/>
-                  </pic:nvPicPr>
-                  <pic:blipFill>
-                    <a:blip r:embed="rId26"/>
-                    <a:stretch>
-                      <a:fillRect/>
-                    </a:stretch>
-                  </pic:blipFill>
-                  <pic:spPr>
-                    <a:xfrm>
-                      <a:off x="0" y="0"/>
-                      <a:ext cx="5669280" cy="2886972"/>
-                    </a:xfrm>
-                    <a:prstGeom prst="rect"/>
-                  </pic:spPr>
-                </pic:pic>
-              </a:graphicData>
-            </a:graphic>
-          </wp:inline>
-        </w:drawing>
-      </w:r>
-    </w:p>
-    <w:p>
-      <w:pPr>
-        <w:spacing w:after="320"/>
-        <w:jc w:val="center"/>
-      </w:pPr>
-      <w:r>
-        <w:rPr>
-          <w:i/>
-          <w:color w:val="606060"/>
-          <w:sz w:val="19"/>
-        </w:rPr>
-        <w:t>Figure 3.4 -- The same severity breakdown, split by site -- the label-shift story from Table 3.3 made visual. Produced by eda.plot_target_by_site.</w:t>
-      </w:r>
-    </w:p>
-    <w:p>
-      <w:pPr>
-        <w:pStyle w:val="Heading2"/>
-      </w:pPr>
-      <w:r>
-        <w:rPr>
-          <w:color w:val="1A1A1A"/>
-        </w:rPr>
-        <w:t>3.4 Covariate shift: the sites are statistically -- and visibly -- separable</w:t>
-      </w:r>
-    </w:p>
-    <w:p>
-      <w:pPr>
-        <w:spacing w:after="160"/>
-      </w:pPr>
-      <w:r>
-        <w:rPr>
-          <w:b w:val="0"/>
-          <w:i w:val="0"/>
-          <w:sz w:val="22"/>
-        </w:rPr>
-        <w:t>A more rigorous check than eyeballing histograms is to ask: can a simple classifier, given only a patient's clinical features (never told which hospital they came from), guess the hospital? If it cannot do better than a coin flip (AUC around 0.5), the sites are statistically indistinguishable and any model or calibration should transfer cleanly. If it can guess almost perfectly (AUC near 1.0), the sites occupy different regions of feature space and nothing trained at one is guaranteed to behave sensibly at another.</w:t>
-      </w:r>
-    </w:p>
-    <w:tbl>
-      <w:tblPr>
-        <w:tblStyle w:val="TableGrid"/>
-        <w:tblW w:type="auto" w:w="0"/>
-        <w:jc w:val="center"/>
-        <w:tblLook w:firstColumn="1" w:firstRow="1" w:lastColumn="0" w:lastRow="0" w:noHBand="0" w:noVBand="1" w:val="04A0"/>
-      </w:tblPr>
-      <w:tblGrid>
-        <w:gridCol w:w="1728"/>
-        <w:gridCol w:w="1728"/>
-        <w:gridCol w:w="1728"/>
-        <w:gridCol w:w="1728"/>
-        <w:gridCol w:w="1728"/>
-      </w:tblGrid>
-      <w:tr>
-        <w:tc>
-          <w:tcPr>
-            <w:tcW w:type="dxa" w:w="1728"/>
-            <w:shd w:fill="2A78D6"/>
-          </w:tcPr>
-          <w:p>
-            <w:r/>
-            <w:r>
-              <w:rPr>
-                <w:b/>
-                <w:color w:val="FFFFFF"/>
-                <w:sz w:val="20"/>
-              </w:rPr>
-            </w:r>
-          </w:p>
-        </w:tc>
-        <w:tc>
-          <w:tcPr>
-            <w:tcW w:type="dxa" w:w="1728"/>
-            <w:shd w:fill="2A78D6"/>
-          </w:tcPr>
-          <w:p>
-            <w:r/>
-            <w:r>
-              <w:rPr>
-                <w:b/>
-                <w:color w:val="FFFFFF"/>
-                <w:sz w:val="20"/>
-              </w:rPr>
-              <w:t>Cleveland</w:t>
-            </w:r>
-          </w:p>
-        </w:tc>
-        <w:tc>
-          <w:tcPr>
-            <w:tcW w:type="dxa" w:w="1728"/>
-            <w:shd w:fill="2A78D6"/>
-          </w:tcPr>
-          <w:p>
-            <w:r/>
-            <w:r>
-              <w:rPr>
-                <w:b/>
-                <w:color w:val="FFFFFF"/>
-                <w:sz w:val="20"/>
-              </w:rPr>
-              <w:t>Hungary</w:t>
-            </w:r>
-          </w:p>
-        </w:tc>
-        <w:tc>
-          <w:tcPr>
-            <w:tcW w:type="dxa" w:w="1728"/>
-            <w:shd w:fill="2A78D6"/>
-          </w:tcPr>
-          <w:p>
-            <w:r/>
-            <w:r>
-              <w:rPr>
-                <w:b/>
-                <w:color w:val="FFFFFF"/>
-                <w:sz w:val="20"/>
-              </w:rPr>
-              <w:t>Switzerland</w:t>
-            </w:r>
-          </w:p>
-        </w:tc>
-        <w:tc>
-          <w:tcPr>
-            <w:tcW w:type="dxa" w:w="1728"/>
-            <w:shd w:fill="2A78D6"/>
-          </w:tcPr>
-          <w:p>
-            <w:r/>
-            <w:r>
-              <w:rPr>
-                <w:b/>
-                <w:color w:val="FFFFFF"/>
-                <w:sz w:val="20"/>
-              </w:rPr>
-              <w:t>V.A.</w:t>
-            </w:r>
-          </w:p>
-        </w:tc>
-      </w:tr>
-      <w:tr>
-        <w:tc>
-          <w:tcPr>
-            <w:tcW w:type="dxa" w:w="1728"/>
-          </w:tcPr>
-          <w:p>
-            <w:r/>
-            <w:r>
-              <w:rPr>
-                <w:sz w:val="19"/>
-              </w:rPr>
-              <w:t>Cleveland</w:t>
-            </w:r>
-          </w:p>
-        </w:tc>
-        <w:tc>
-          <w:tcPr>
-            <w:tcW w:type="dxa" w:w="1728"/>
-          </w:tcPr>
-          <w:p>
-            <w:r/>
-            <w:r>
-              <w:rPr>
-                <w:sz w:val="19"/>
-              </w:rPr>
-              <w:t>0.50</w:t>
-            </w:r>
-          </w:p>
-        </w:tc>
-        <w:tc>
-          <w:tcPr>
-            <w:tcW w:type="dxa" w:w="1728"/>
-          </w:tcPr>
-          <w:p>
-            <w:r/>
-            <w:r>
-              <w:rPr>
-                <w:sz w:val="19"/>
-              </w:rPr>
-              <w:t>0.89</w:t>
-            </w:r>
-          </w:p>
-        </w:tc>
-        <w:tc>
-          <w:tcPr>
-            <w:tcW w:type="dxa" w:w="1728"/>
-          </w:tcPr>
-          <w:p>
-            <w:r/>
-            <w:r>
-              <w:rPr>
-                <w:sz w:val="19"/>
-              </w:rPr>
-              <w:t>1.00</w:t>
-            </w:r>
-          </w:p>
-        </w:tc>
-        <w:tc>
-          <w:tcPr>
-            <w:tcW w:type="dxa" w:w="1728"/>
-          </w:tcPr>
-          <w:p>
-            <w:r/>
-            <w:r>
-              <w:rPr>
-                <w:sz w:val="19"/>
-              </w:rPr>
-              <w:t>0.88</w:t>
-            </w:r>
-          </w:p>
-        </w:tc>
-      </w:tr>
-      <w:tr>
-        <w:tc>
-          <w:tcPr>
-            <w:tcW w:type="dxa" w:w="1728"/>
-          </w:tcPr>
-          <w:p>
-            <w:r/>
-            <w:r>
-              <w:rPr>
-                <w:sz w:val="19"/>
-              </w:rPr>
-              <w:t>Hungary</w:t>
-            </w:r>
-          </w:p>
-        </w:tc>
-        <w:tc>
-          <w:tcPr>
-            <w:tcW w:type="dxa" w:w="1728"/>
-          </w:tcPr>
-          <w:p>
-            <w:r/>
-            <w:r>
-              <w:rPr>
-                <w:sz w:val="19"/>
-              </w:rPr>
-              <w:t>0.89</w:t>
-            </w:r>
-          </w:p>
-        </w:tc>
-        <w:tc>
-          <w:tcPr>
-            <w:tcW w:type="dxa" w:w="1728"/>
-          </w:tcPr>
-          <w:p>
-            <w:r/>
-            <w:r>
-              <w:rPr>
-                <w:sz w:val="19"/>
-              </w:rPr>
-              <w:t>0.50</w:t>
-            </w:r>
-          </w:p>
-        </w:tc>
-        <w:tc>
-          <w:tcPr>
-            <w:tcW w:type="dxa" w:w="1728"/>
-          </w:tcPr>
-          <w:p>
-            <w:r/>
-            <w:r>
-              <w:rPr>
-                <w:sz w:val="19"/>
-              </w:rPr>
-              <w:t>1.00</w:t>
-            </w:r>
-          </w:p>
-        </w:tc>
-        <w:tc>
-          <w:tcPr>
-            <w:tcW w:type="dxa" w:w="1728"/>
-          </w:tcPr>
-          <w:p>
-            <w:r/>
-            <w:r>
-              <w:rPr>
-                <w:sz w:val="19"/>
-              </w:rPr>
-              <w:t>0.93</w:t>
-            </w:r>
-          </w:p>
-        </w:tc>
-      </w:tr>
-      <w:tr>
-        <w:tc>
-          <w:tcPr>
-            <w:tcW w:type="dxa" w:w="1728"/>
-          </w:tcPr>
-          <w:p>
-            <w:r/>
-            <w:r>
-              <w:rPr>
-                <w:sz w:val="19"/>
-              </w:rPr>
-              <w:t>Switzerland</w:t>
-            </w:r>
-          </w:p>
-        </w:tc>
-        <w:tc>
-          <w:tcPr>
-            <w:tcW w:type="dxa" w:w="1728"/>
-          </w:tcPr>
-          <w:p>
-            <w:r/>
-            <w:r>
-              <w:rPr>
-                <w:sz w:val="19"/>
-              </w:rPr>
-              <w:t>1.00</w:t>
-            </w:r>
-          </w:p>
-        </w:tc>
-        <w:tc>
-          <w:tcPr>
-            <w:tcW w:type="dxa" w:w="1728"/>
-          </w:tcPr>
-          <w:p>
-            <w:r/>
-            <w:r>
-              <w:rPr>
-                <w:sz w:val="19"/>
-              </w:rPr>
-              <w:t>1.00</w:t>
-            </w:r>
-          </w:p>
-        </w:tc>
-        <w:tc>
-          <w:tcPr>
-            <w:tcW w:type="dxa" w:w="1728"/>
-          </w:tcPr>
-          <w:p>
-            <w:r/>
-            <w:r>
-              <w:rPr>
-                <w:sz w:val="19"/>
-              </w:rPr>
-              <w:t>0.50</w:t>
-            </w:r>
-          </w:p>
-        </w:tc>
-        <w:tc>
-          <w:tcPr>
-            <w:tcW w:type="dxa" w:w="1728"/>
-          </w:tcPr>
-          <w:p>
-            <w:r/>
-            <w:r>
-              <w:rPr>
-                <w:sz w:val="19"/>
-              </w:rPr>
-              <w:t>0.88</w:t>
-            </w:r>
-          </w:p>
-        </w:tc>
-      </w:tr>
-      <w:tr>
-        <w:tc>
-          <w:tcPr>
-            <w:tcW w:type="dxa" w:w="1728"/>
-          </w:tcPr>
-          <w:p>
-            <w:r/>
-            <w:r>
-              <w:rPr>
-                <w:sz w:val="19"/>
-              </w:rPr>
-              <w:t>V.A.</w:t>
-            </w:r>
-          </w:p>
-        </w:tc>
-        <w:tc>
-          <w:tcPr>
-            <w:tcW w:type="dxa" w:w="1728"/>
-          </w:tcPr>
-          <w:p>
-            <w:r/>
-            <w:r>
-              <w:rPr>
-                <w:sz w:val="19"/>
-              </w:rPr>
-              <w:t>0.88</w:t>
-            </w:r>
-          </w:p>
-        </w:tc>
-        <w:tc>
-          <w:tcPr>
-            <w:tcW w:type="dxa" w:w="1728"/>
-          </w:tcPr>
-          <w:p>
-            <w:r/>
-            <w:r>
-              <w:rPr>
-                <w:sz w:val="19"/>
-              </w:rPr>
-              <w:t>0.93</w:t>
-            </w:r>
-          </w:p>
-        </w:tc>
-        <w:tc>
-          <w:tcPr>
-            <w:tcW w:type="dxa" w:w="1728"/>
-          </w:tcPr>
-          <w:p>
-            <w:r/>
-            <w:r>
-              <w:rPr>
-                <w:sz w:val="19"/>
-              </w:rPr>
-              <w:t>0.88</w:t>
-            </w:r>
-          </w:p>
-        </w:tc>
-        <w:tc>
-          <w:tcPr>
-            <w:tcW w:type="dxa" w:w="1728"/>
-          </w:tcPr>
-          <w:p>
-            <w:r/>
-            <w:r>
-              <w:rPr>
-                <w:sz w:val="19"/>
-              </w:rPr>
-              <w:t>0.50</w:t>
-            </w:r>
-          </w:p>
-        </w:tc>
-      </w:tr>
-    </w:tbl>
-    <w:p>
-      <w:pPr>
-        <w:spacing w:after="80"/>
-      </w:pPr>
-    </w:p>
-    <w:p>
-      <w:pPr>
-        <w:spacing w:after="160"/>
-      </w:pPr>
-      <w:r>
-        <w:rPr>
-          <w:b w:val="0"/>
-          <w:i/>
-          <w:color w:val="606060"/>
-          <w:sz w:val="20"/>
-        </w:rPr>
-        <w:t>Table 3.5 -- Pairwise domain-classifier AUC (5-fold cross-validated logistic regression). Every off-diagonal value is 0.88 or higher -- these hospitals are almost perfectly separable from features alone.</w:t>
-      </w:r>
-    </w:p>
-    <w:p>
-      <w:pPr>
-        <w:jc w:val="center"/>
-      </w:pPr>
-      <w:r>
-        <w:drawing>
-          <wp:inline xmlns:a="http://schemas.openxmlformats.org/drawingml/2006/main" xmlns:pic="http://schemas.openxmlformats.org/drawingml/2006/picture">
-            <wp:extent cx="5669280" cy="4832716"/>
-            <wp:docPr id="19" name="Picture 19"/>
-            <wp:cNvGraphicFramePr>
-              <a:graphicFrameLocks noChangeAspect="1"/>
-            </wp:cNvGraphicFramePr>
-            <a:graphic>
-              <a:graphicData uri="http://schemas.openxmlformats.org/drawingml/2006/picture">
-                <pic:pic>
-                  <pic:nvPicPr>
-                    <pic:cNvPr id="0" name="05_domain_auc.png"/>
-                    <pic:cNvPicPr/>
-                  </pic:nvPicPr>
-                  <pic:blipFill>
-                    <a:blip r:embed="rId27"/>
-                    <a:stretch>
-                      <a:fillRect/>
-                    </a:stretch>
-                  </pic:blipFill>
-                  <pic:spPr>
-                    <a:xfrm>
-                      <a:off x="0" y="0"/>
-                      <a:ext cx="5669280" cy="4832716"/>
-                    </a:xfrm>
-                    <a:prstGeom prst="rect"/>
-                  </pic:spPr>
-                </pic:pic>
-              </a:graphicData>
-            </a:graphic>
-          </wp:inline>
-        </w:drawing>
-      </w:r>
-    </w:p>
-    <w:p>
-      <w:pPr>
-        <w:spacing w:after="320"/>
-        <w:jc w:val="center"/>
-      </w:pPr>
-      <w:r>
-        <w:rPr>
-          <w:i/>
-          <w:color w:val="606060"/>
-          <w:sz w:val="19"/>
-        </w:rPr>
-        <w:t>Figure 3.5 -- The AUC matrix as a heatmap. Produced by viz.plot_divergence_matrix, from heterogeneity.domain_auc_matrix.</w:t>
-      </w:r>
-    </w:p>
-    <w:p>
-      <w:pPr>
-        <w:jc w:val="center"/>
-      </w:pPr>
-      <w:r>
-        <w:drawing>
-          <wp:inline xmlns:a="http://schemas.openxmlformats.org/drawingml/2006/main" xmlns:pic="http://schemas.openxmlformats.org/drawingml/2006/picture">
-            <wp:extent cx="5669280" cy="4832716"/>
-            <wp:docPr id="20" name="Picture 20"/>
-            <wp:cNvGraphicFramePr>
-              <a:graphicFrameLocks noChangeAspect="1"/>
-            </wp:cNvGraphicFramePr>
-            <a:graphic>
-              <a:graphicData uri="http://schemas.openxmlformats.org/drawingml/2006/picture">
-                <pic:pic>
-                  <pic:nvPicPr>
-                    <pic:cNvPr id="0" name="04_js_divergence.png"/>
-                    <pic:cNvPicPr/>
-                  </pic:nvPicPr>
-                  <pic:blipFill>
-                    <a:blip r:embed="rId28"/>
-                    <a:stretch>
-                      <a:fillRect/>
-                    </a:stretch>
-                  </pic:blipFill>
-                  <pic:spPr>
-                    <a:xfrm>
-                      <a:off x="0" y="0"/>
-                      <a:ext cx="5669280" cy="4832716"/>
-                    </a:xfrm>
-                    <a:prstGeom prst="rect"/>
-                  </pic:spPr>
-                </pic:pic>
-              </a:graphicData>
-            </a:graphic>
-          </wp:inline>
-        </w:drawing>
-      </w:r>
-    </w:p>
-    <w:p>
-      <w:pPr>
-        <w:spacing w:after="320"/>
-        <w:jc w:val="center"/>
-      </w:pPr>
-      <w:r>
-        <w:rPr>
-          <w:i/>
-          <w:color w:val="606060"/>
-          <w:sz w:val="19"/>
-        </w:rPr>
-        <w:t>Figure 3.6 -- Jensen-Shannon divergence between sites for maximum heart rate (thalach): a second, distribution-shape-based confirmation of the same covariate-shift story, in a [0, 1] score where 0 means identical distributions. Produced by viz.plot_divergence_matrix, from heterogeneity.js_divergence_matrix.</w:t>
-      </w:r>
-    </w:p>
-    <w:p>
-      <w:pPr>
-        <w:spacing w:after="160"/>
-      </w:pPr>
-      <w:r>
-        <w:rPr>
-          <w:b w:val="0"/>
-          <w:i w:val="0"/>
-          <w:sz w:val="22"/>
-        </w:rPr>
-        <w:t>The domain-classifier number is convincing but abstract. Two scatterplots make the same finding directly visible -- something no figure in the original pipeline provided, so both were added specifically for this report.</w:t>
-      </w:r>
-    </w:p>
-    <w:p>
-      <w:pPr>
-        <w:jc w:val="center"/>
-      </w:pPr>
-      <w:r>
-        <w:drawing>
-          <wp:inline xmlns:a="http://schemas.openxmlformats.org/drawingml/2006/main" xmlns:pic="http://schemas.openxmlformats.org/drawingml/2006/picture">
-            <wp:extent cx="5669280" cy="4491056"/>
-            <wp:docPr id="21" name="Picture 21"/>
-            <wp:cNvGraphicFramePr>
-              <a:graphicFrameLocks noChangeAspect="1"/>
-            </wp:cNvGraphicFramePr>
-            <a:graphic>
-              <a:graphicData uri="http://schemas.openxmlformats.org/drawingml/2006/picture">
-                <pic:pic>
-                  <pic:nvPicPr>
-                    <pic:cNvPr id="0" name="x01_pca_scatter.png"/>
-                    <pic:cNvPicPr/>
-                  </pic:nvPicPr>
-                  <pic:blipFill>
-                    <a:blip r:embed="rId29"/>
-                    <a:stretch>
-                      <a:fillRect/>
-                    </a:stretch>
-                  </pic:blipFill>
-                  <pic:spPr>
-                    <a:xfrm>
-                      <a:off x="0" y="0"/>
-                      <a:ext cx="5669280" cy="4491056"/>
-                    </a:xfrm>
-                    <a:prstGeom prst="rect"/>
-                  </pic:spPr>
-                </pic:pic>
-              </a:graphicData>
-            </a:graphic>
-          </wp:inline>
-        </w:drawing>
-      </w:r>
-    </w:p>
-    <w:p>
-      <w:pPr>
-        <w:spacing w:after="320"/>
-        <w:jc w:val="center"/>
-      </w:pPr>
-      <w:r>
-        <w:rPr>
-          <w:i/>
-          <w:color w:val="606060"/>
-          <w:sz w:val="19"/>
-        </w:rPr>
-        <w:t>Figure 3.7 (new) -- Every patient's 13 standardized clinical features compressed to two principal components and colored by site. Even in just two dimensions -- a small fraction of the original information -- Switzerland (green) forms a visually distinct lower cluster and Cleveland (blue) skews toward the upper right; the clouds are not on top of each other. This is the geometric picture behind the domain-classifier AUC numbers in Table 3.5. Produced by the newly added viz.plot_pca_scatter, via scripts/run_supplementary_figures.py.</w:t>
-      </w:r>
-    </w:p>
-    <w:p>
-      <w:pPr>
-        <w:jc w:val="center"/>
-      </w:pPr>
-      <w:r>
-        <w:drawing>
-          <wp:inline xmlns:a="http://schemas.openxmlformats.org/drawingml/2006/main" xmlns:pic="http://schemas.openxmlformats.org/drawingml/2006/picture">
-            <wp:extent cx="5669280" cy="3987237"/>
-            <wp:docPr id="22" name="Picture 22"/>
-            <wp:cNvGraphicFramePr>
-              <a:graphicFrameLocks noChangeAspect="1"/>
-            </wp:cNvGraphicFramePr>
-            <a:graphic>
-              <a:graphicData uri="http://schemas.openxmlformats.org/drawingml/2006/picture">
-                <pic:pic>
-                  <pic:nvPicPr>
-                    <pic:cNvPr id="0" name="x02_age_thalach_scatter.png"/>
-                    <pic:cNvPicPr/>
-                  </pic:nvPicPr>
-                  <pic:blipFill>
-                    <a:blip r:embed="rId30"/>
-                    <a:stretch>
-                      <a:fillRect/>
-                    </a:stretch>
-                  </pic:blipFill>
-                  <pic:spPr>
-                    <a:xfrm>
-                      <a:off x="0" y="0"/>
-                      <a:ext cx="5669280" cy="3987237"/>
-                    </a:xfrm>
-                    <a:prstGeom prst="rect"/>
-                  </pic:spPr>
-                </pic:pic>
-              </a:graphicData>
-            </a:graphic>
-          </wp:inline>
-        </w:drawing>
-      </w:r>
-    </w:p>
-    <w:p>
-      <w:pPr>
-        <w:spacing w:after="320"/>
-        <w:jc w:val="center"/>
-      </w:pPr>
-      <w:r>
-        <w:rPr>
-          <w:i/>
-          <w:color w:val="606060"/>
-          <w:sz w:val="19"/>
-        </w:rPr>
-        <w:t>Figure 3.8 (new) -- Age vs. maximum heart rate achieved, colored by site. The downward trend (older patients reach a lower max heart rate) holds at every hospital -- the underlying physiology is universal -- but the V.A. and Switzerland clouds sit measurably lower than Cleveland's for the same age, and Hungary's patients skew younger overall. Same biology, shifted measurement range: precisely the 'interoperable but not identical' picture this dataset is valuable for. Produced by the newly added viz.plot_age_thalach_scatter, via scripts/run_supplementary_figures.py.</w:t>
-      </w:r>
-    </w:p>
-    <w:p>
-      <w:pPr>
-        <w:jc w:val="center"/>
-      </w:pPr>
-      <w:r>
-        <w:drawing>
-          <wp:inline xmlns:a="http://schemas.openxmlformats.org/drawingml/2006/main" xmlns:pic="http://schemas.openxmlformats.org/drawingml/2006/picture">
-            <wp:extent cx="5669280" cy="3395829"/>
-            <wp:docPr id="23" name="Picture 23"/>
-            <wp:cNvGraphicFramePr>
-              <a:graphicFrameLocks noChangeAspect="1"/>
-            </wp:cNvGraphicFramePr>
-            <a:graphic>
-              <a:graphicData uri="http://schemas.openxmlformats.org/drawingml/2006/picture">
-                <pic:pic>
-                  <pic:nvPicPr>
-                    <pic:cNvPr id="0" name="e03_continuous_grid.png"/>
-                    <pic:cNvPicPr/>
-                  </pic:nvPicPr>
-                  <pic:blipFill>
-                    <a:blip r:embed="rId31"/>
-                    <a:stretch>
-                      <a:fillRect/>
-                    </a:stretch>
-                  </pic:blipFill>
-                  <pic:spPr>
-                    <a:xfrm>
-                      <a:off x="0" y="0"/>
-                      <a:ext cx="5669280" cy="3395829"/>
-                    </a:xfrm>
-                    <a:prstGeom prst="rect"/>
-                  </pic:spPr>
-                </pic:pic>
-              </a:graphicData>
-            </a:graphic>
-          </wp:inline>
-        </w:drawing>
-      </w:r>
-    </w:p>
-    <w:p>
-      <w:pPr>
-        <w:spacing w:after="320"/>
-        <w:jc w:val="center"/>
-      </w:pPr>
-      <w:r>
-        <w:rPr>
-          <w:i/>
-          <w:color w:val="606060"/>
-          <w:sz w:val="19"/>
-        </w:rPr>
-        <w:t>Figure 3.9 -- All five continuous features, split by severity class. Where the five severity curves separate, that feature is informative for the model; where they overlap, it is not. Produced by eda.plot_continuous_grid.</w:t>
-      </w:r>
-    </w:p>
-    <w:p>
-      <w:pPr>
-        <w:jc w:val="center"/>
-      </w:pPr>
-      <w:r>
-        <w:drawing>
-          <wp:inline xmlns:a="http://schemas.openxmlformats.org/drawingml/2006/main" xmlns:pic="http://schemas.openxmlformats.org/drawingml/2006/picture">
-            <wp:extent cx="5669280" cy="2926080"/>
-            <wp:docPr id="24" name="Picture 24"/>
-            <wp:cNvGraphicFramePr>
-              <a:graphicFrameLocks noChangeAspect="1"/>
-            </wp:cNvGraphicFramePr>
-            <a:graphic>
-              <a:graphicData uri="http://schemas.openxmlformats.org/drawingml/2006/picture">
-                <pic:pic>
-                  <pic:nvPicPr>
-                    <pic:cNvPr id="0" name="e04_thalach_by_site.png"/>
-                    <pic:cNvPicPr/>
-                  </pic:nvPicPr>
-                  <pic:blipFill>
-                    <a:blip r:embed="rId32"/>
-                    <a:stretch>
-                      <a:fillRect/>
-                    </a:stretch>
-                  </pic:blipFill>
-                  <pic:spPr>
-                    <a:xfrm>
-                      <a:off x="0" y="0"/>
-                      <a:ext cx="5669280" cy="2926080"/>
-                    </a:xfrm>
-                    <a:prstGeom prst="rect"/>
-                  </pic:spPr>
-                </pic:pic>
-              </a:graphicData>
-            </a:graphic>
-          </wp:inline>
-        </w:drawing>
-      </w:r>
-    </w:p>
-    <w:p>
-      <w:pPr>
-        <w:spacing w:after="320"/>
-        <w:jc w:val="center"/>
-      </w:pPr>
-      <w:r>
-        <w:rPr>
-          <w:i/>
-          <w:color w:val="606060"/>
-          <w:sz w:val="19"/>
-        </w:rPr>
-        <w:t>Figure 3.10 -- Max heart rate distribution by site as box plots -- the same shift visible in Figure 3.8, without the age dimension. Produced by eda.plot_feature_boxplots_by_site.</w:t>
-      </w:r>
-    </w:p>
-    <w:p>
-      <w:pPr>
-        <w:jc w:val="center"/>
-      </w:pPr>
-      <w:r>
-        <w:drawing>
-          <wp:inline xmlns:a="http://schemas.openxmlformats.org/drawingml/2006/main" xmlns:pic="http://schemas.openxmlformats.org/drawingml/2006/picture">
-            <wp:extent cx="5669280" cy="3388828"/>
-            <wp:docPr id="25" name="Picture 25"/>
-            <wp:cNvGraphicFramePr>
-              <a:graphicFrameLocks noChangeAspect="1"/>
-            </wp:cNvGraphicFramePr>
-            <a:graphic>
-              <a:graphicData uri="http://schemas.openxmlformats.org/drawingml/2006/picture">
-                <pic:pic>
-                  <pic:nvPicPr>
-                    <pic:cNvPr id="0" name="e05_categorical_grid.png"/>
-                    <pic:cNvPicPr/>
-                  </pic:nvPicPr>
-                  <pic:blipFill>
-                    <a:blip r:embed="rId33"/>
-                    <a:stretch>
-                      <a:fillRect/>
-                    </a:stretch>
-                  </pic:blipFill>
-                  <pic:spPr>
-                    <a:xfrm>
-                      <a:off x="0" y="0"/>
-                      <a:ext cx="5669280" cy="3388828"/>
-                    </a:xfrm>
-                    <a:prstGeom prst="rect"/>
-                  </pic:spPr>
-                </pic:pic>
-              </a:graphicData>
-            </a:graphic>
-          </wp:inline>
-        </w:drawing>
-      </w:r>
-    </w:p>
-    <w:p>
-      <w:pPr>
-        <w:spacing w:after="320"/>
-        <w:jc w:val="center"/>
-      </w:pPr>
-      <w:r>
-        <w:rPr>
-          <w:i/>
-          <w:color w:val="606060"/>
-          <w:sz w:val="19"/>
-        </w:rPr>
-        <w:t>Figure 3.11 -- Mean severity within each level of six categorical features (chest-pain type, sex, exercise angina, ST slope, resting ECG, thalassemia result). Asymptomatic chest pain, exercise-induced angina, a flat/down ST slope and a reversible thalassemia defect all carry substantially higher mean severity -- clinically sensible relationships the model can exploit, and a sanity check that the loaded data behaves the way cardiology domain knowledge predicts. Produced by eda.plot_categorical_grid.</w:t>
-      </w:r>
-    </w:p>
-    <w:p>
-      <w:pPr>
-        <w:jc w:val="center"/>
-      </w:pPr>
-      <w:r>
-        <w:drawing>
-          <wp:inline xmlns:a="http://schemas.openxmlformats.org/drawingml/2006/main" xmlns:pic="http://schemas.openxmlformats.org/drawingml/2006/picture">
-            <wp:extent cx="5669280" cy="4645472"/>
-            <wp:docPr id="26" name="Picture 26"/>
-            <wp:cNvGraphicFramePr>
-              <a:graphicFrameLocks noChangeAspect="1"/>
-            </wp:cNvGraphicFramePr>
-            <a:graphic>
-              <a:graphicData uri="http://schemas.openxmlformats.org/drawingml/2006/picture">
-                <pic:pic>
-                  <pic:nvPicPr>
-                    <pic:cNvPr id="0" name="e06_correlation.png"/>
-                    <pic:cNvPicPr/>
-                  </pic:nvPicPr>
-                  <pic:blipFill>
-                    <a:blip r:embed="rId34"/>
-                    <a:stretch>
-                      <a:fillRect/>
-                    </a:stretch>
-                  </pic:blipFill>
-                  <pic:spPr>
-                    <a:xfrm>
-                      <a:off x="0" y="0"/>
-                      <a:ext cx="5669280" cy="4645472"/>
-                    </a:xfrm>
-                    <a:prstGeom prst="rect"/>
-                  </pic:spPr>
-                </pic:pic>
-              </a:graphicData>
-            </a:graphic>
-          </wp:inline>
-        </w:drawing>
-      </w:r>
-    </w:p>
-    <w:p>
-      <w:pPr>
-        <w:spacing w:after="320"/>
-        <w:jc w:val="center"/>
-      </w:pPr>
-      <w:r>
-        <w:rPr>
-          <w:i/>
-          <w:color w:val="606060"/>
-          <w:sz w:val="19"/>
-        </w:rPr>
-        <w:t>Figure 3.12 -- Pearson correlation among all 13 features and the 5-class severity target. Chest-pain type, exercise angina, ST depression, max heart rate and vessel count are the strongest correlates of severity. Produced by eda.plot_correlation_heatmap.</w:t>
-      </w:r>
-    </w:p>
-    <w:p>
-      <w:pPr>
-        <w:pStyle w:val="Heading2"/>
-      </w:pPr>
-      <w:r>
-        <w:rPr>
-          <w:color w:val="1A1A1A"/>
-        </w:rPr>
-        <w:t>3.5 The secondary task confirms this is not a fluke of one label choice</w:t>
-      </w:r>
-    </w:p>
-    <w:p>
-      <w:pPr>
-        <w:spacing w:after="160"/>
-      </w:pPr>
-      <w:r>
-        <w:rPr>
-          <w:b w:val="0"/>
-          <w:i w:val="0"/>
-          <w:sz w:val="22"/>
-        </w:rPr>
-        <w:t>If the heterogeneity story depended on the specific choice of "predict disease severity," it would be a weaker argument. The toolkit supports a second, independent task on the same four sites -- predicting chest-pain type instead of disease severity -- and label shift shows up there too, just as clearly, confirming the effect is a property of the sites, not of one particular target.</w:t>
-      </w:r>
-    </w:p>
-    <w:p>
-      <w:pPr>
-        <w:jc w:val="center"/>
-      </w:pPr>
-      <w:r>
-        <w:drawing>
-          <wp:inline xmlns:a="http://schemas.openxmlformats.org/drawingml/2006/main" xmlns:pic="http://schemas.openxmlformats.org/drawingml/2006/picture">
-            <wp:extent cx="5669280" cy="2843178"/>
-            <wp:docPr id="27" name="Picture 27"/>
-            <wp:cNvGraphicFramePr>
-              <a:graphicFrameLocks noChangeAspect="1"/>
-            </wp:cNvGraphicFramePr>
-            <a:graphic>
-              <a:graphicData uri="http://schemas.openxmlformats.org/drawingml/2006/picture">
-                <pic:pic>
-                  <pic:nvPicPr>
-                    <pic:cNvPr id="0" name="c01_class_distribution.png"/>
-                    <pic:cNvPicPr/>
-                  </pic:nvPicPr>
-                  <pic:blipFill>
-                    <a:blip r:embed="rId35"/>
-                    <a:stretch>
-                      <a:fillRect/>
-                    </a:stretch>
-                  </pic:blipFill>
-                  <pic:spPr>
-                    <a:xfrm>
-                      <a:off x="0" y="0"/>
-                      <a:ext cx="5669280" cy="2843178"/>
-                    </a:xfrm>
-                    <a:prstGeom prst="rect"/>
-                  </pic:spPr>
-                </pic:pic>
-              </a:graphicData>
-            </a:graphic>
-          </wp:inline>
-        </w:drawing>
-      </w:r>
-    </w:p>
-    <w:p>
-      <w:pPr>
-        <w:spacing w:after="320"/>
-        <w:jc w:val="center"/>
-      </w:pPr>
-      <w:r>
-        <w:rPr>
-          <w:i/>
-          <w:color w:val="606060"/>
-          <w:sz w:val="19"/>
-        </w:rPr>
-        <w:t>Figure 3.13 -- Chest-pain-type distribution by site, the secondary-task analogue of Figure 3.4. Hungary is heavy on atypical angina; Switzerland is roughly 80% asymptomatic. Produced by viz.plot_class_distribution_by_site, via scripts/run_chest_pain_pipeline.py.</w:t>
-      </w:r>
-    </w:p>
-    <w:p>
-      <w:pPr>
-        <w:pStyle w:val="Heading2"/>
-      </w:pPr>
-      <w:r>
-        <w:rPr>
-          <w:color w:val="1A1A1A"/>
-        </w:rPr>
-        <w:t>3.6 Summary: what makes this dataset ideal</w:t>
-      </w:r>
-    </w:p>
-    <w:p>
-      <w:pPr>
-        <w:pStyle w:val="ListBullet"/>
-      </w:pPr>
-      <w:r>
-        <w:rPr>
-          <w:sz w:val="22"/>
-        </w:rPr>
-        <w:t>Genuinely interoperable: all four sites used the same case-report form and the same 13-variable schema -- there is no format barrier to integration, which isolates the *meaning* problem from the *plumbing* problem.</w:t>
-      </w:r>
-    </w:p>
-    <w:p>
-      <w:pPr>
-        <w:pStyle w:val="ListBullet"/>
-      </w:pPr>
-      <w:r>
-        <w:rPr>
-          <w:sz w:val="22"/>
-        </w:rPr>
-        <w:t>Genuinely heterogeneous, and in two distinguishable ways at once: a true population difference (prevalence 36%-94%) and a measurement artefact (chol, and far more severely, ca/thal), so the toolkit's core distinction is not hypothetical.</w:t>
-      </w:r>
-    </w:p>
-    <w:p>
-      <w:pPr>
-        <w:pStyle w:val="ListBullet"/>
-      </w:pPr>
-      <w:r>
-        <w:rPr>
-          <w:sz w:val="22"/>
-        </w:rPr>
-        <w:t>Small enough to train and calibrate live in a workshop (920 patients, sub-second training), large enough that the effects are statistically real rather than noise (Beta-band-checked in Section 1.3).</w:t>
-      </w:r>
-    </w:p>
-    <w:p>
-      <w:pPr>
-        <w:pStyle w:val="ListBullet"/>
-      </w:pPr>
-      <w:r>
-        <w:rPr>
-          <w:sz w:val="22"/>
-        </w:rPr>
-        <w:t>Open, credential-free, and citable -- no data-use agreement stands between a workshop attendee and running the code themselves.</w:t>
-      </w:r>
-    </w:p>
-    <w:p>
-      <w:pPr>
-        <w:pStyle w:val="ListBullet"/>
-      </w:pPr>
-      <w:r>
-        <w:rPr>
-          <w:sz w:val="22"/>
-        </w:rPr>
-        <w:t>The finding replicates on a second, independently chosen prediction task on the same sites (Figure 3.13), which is evidence the heterogeneity is a property of the hospitals, not an artefact of the modeling choice.</w:t>
-      </w:r>
-    </w:p>
-    <w:p>
-      <w:r>
-        <w:br w:type="page"/>
-      </w:r>
-    </w:p>
-    <w:p>
-      <w:pPr>
-        <w:pStyle w:val="Heading1"/>
-      </w:pPr>
-      <w:r>
-        <w:rPr>
-          <w:color w:val="1A1A1A"/>
-        </w:rPr>
-        <w:t>4. Pipeline Walkthrough and Justification: Is This Enough?</w:t>
+        <w:t>9. Pipeline Walkthrough and Justification: Is This Enough?</w:t>
       </w:r>
     </w:p>
     <w:p>
@@ -5311,7 +7114,7 @@
           <w:color w:val="606060"/>
           <w:sz w:val="19"/>
         </w:rPr>
-        <w:t>Figure 4.1 (new) -- The five-stage pipeline, module by module. Data flows left to right: raw per-site files are loaded and imputed, heterogeneity is measured *before* anything is trained (deliberately -- this ordering is the whole point of the workshop's framing), a shared model is trained federatively, a conformal predictor is calibrated on top of it, and coverage is graded per site rather than pooled. Produced by the newly added viz.plot_pipeline_overview, via scripts/run_supplementary_figures.py. No equivalent overview figure existed before this report -- it was added because a reader arriving fresh at 33 figures benefits from one picture of how they connect.</w:t>
+        <w:t>Figure 9.1 (new) -- The five-stage pipeline, module by module. Data flows left to right: raw per-site files are loaded and imputed, heterogeneity is measured *before* anything is trained (deliberately -- this ordering is the whole point of the workshop's framing), a shared model is trained federatively, a conformal predictor is calibrated on top of it, and coverage is graded per site rather than pooled. Produced by the newly added viz.plot_pipeline_overview, via scripts/run_supplementary_figures.py. No equivalent overview figure existed before this report -- it was added because a reader arriving fresh at 35 figures benefits from one picture of how they connect.</w:t>
       </w:r>
     </w:p>
     <w:p>
@@ -5322,7 +7125,7 @@
         <w:rPr>
           <w:color w:val="1A1A1A"/>
         </w:rPr>
-        <w:t>4.1 Stage 3: federated training actually converges</w:t>
+        <w:t>9.1 Stage 3: federated training actually converges</w:t>
       </w:r>
     </w:p>
     <w:p>
@@ -5388,7 +7191,20 @@
           <w:color w:val="606060"/>
           <w:sz w:val="19"/>
         </w:rPr>
-        <w:t>Figure 4.2 -- Per-site training loss across FedAvg communication rounds, 5-class disease task. All three participating sites' losses fall together, confirming the federated procedure converges. Produced by viz.plot_fed_learning_curves.</w:t>
+        <w:t>Figure 9.2 -- Per-site training loss across FedAvg communication rounds, 5-class disease task. All three participating sites' losses fall together, confirming the federated procedure converges. Produced by viz.plot_fed_learning_curves.</w:t>
+      </w:r>
+    </w:p>
+    <w:p>
+      <w:pPr>
+        <w:spacing w:after="160"/>
+      </w:pPr>
+      <w:r>
+        <w:rPr>
+          <w:b w:val="0"/>
+          <w:i w:val="0"/>
+          <w:sz w:val="22"/>
+        </w:rPr>
+        <w:t>The same convergence check, repeated on the chest-pain task, confirms FedAvg is not something that happens to work only for the disease-severity target.</w:t>
       </w:r>
     </w:p>
     <w:p>
@@ -5441,7 +7257,7 @@
           <w:color w:val="606060"/>
           <w:sz w:val="19"/>
         </w:rPr>
-        <w:t>Figure 4.3 -- The same convergence check on the secondary chest-pain task, confirming FedAvg behaves consistently across two different targets. Produced by viz.plot_fed_learning_curves, via scripts/run_chest_pain_pipeline.py.</w:t>
+        <w:t>Figure 9.3 -- The same convergence check on the secondary chest-pain task, confirming FedAvg behaves consistently across two different targets. Produced by viz.plot_fed_learning_curves, via scripts/run_chest_pain_pipeline.py.</w:t>
       </w:r>
     </w:p>
     <w:p>
@@ -5452,7 +7268,7 @@
         <w:rPr>
           <w:color w:val="1A1A1A"/>
         </w:rPr>
-        <w:t>4.2 Does the story change with a different task and a different score function?</w:t>
+        <w:t>9.2 Does the story change with a different task and a different score function?</w:t>
       </w:r>
     </w:p>
     <w:p>
@@ -5466,6 +7282,19 @@
           <w:sz w:val="22"/>
         </w:rPr>
         <w:t>A natural objection: does the whole story depend on the particular choice of disease-severity prediction and the LAC score? scripts/compare_prediction_tasks.py runs the identical analysis -- label shift, covariate shift, cross-site conformal transfer, using the APS score this time -- on both the 5-class disease task and the 4-class chest-pain task, side by side.</w:t>
+      </w:r>
+    </w:p>
+    <w:p>
+      <w:pPr>
+        <w:spacing w:after="160"/>
+      </w:pPr>
+      <w:r>
+        <w:rPr>
+          <w:b/>
+          <w:i w:val="0"/>
+          <w:sz w:val="21"/>
+        </w:rPr>
+        <w:t>Table 9.1 -- The 5-class disease task and the 4-class chest-pain task, head to head</w:t>
       </w:r>
     </w:p>
     <w:tbl>
@@ -5910,7 +7739,7 @@
           <w:color w:val="606060"/>
           <w:sz w:val="19"/>
         </w:rPr>
-        <w:t>Figure 4.4 -- The comparison from Table 4.1, plotted: heterogeneity scores, average prediction-set size, and worst-case cross-site coverage, disease task vs. chest-pain task, side by side. Produced by compare_prediction_tasks.plot_comparison.</w:t>
+        <w:t>Figure 9.4 -- The comparison from Table 9.1, plotted: heterogeneity scores, average prediction-set size, and worst-case cross-site coverage, disease task vs. chest-pain task, side by side. Produced by compare_prediction_tasks.plot_comparison.</w:t>
       </w:r>
     </w:p>
     <w:p>
@@ -5921,7 +7750,7 @@
         <w:rPr>
           <w:color w:val="1A1A1A"/>
         </w:rPr>
-        <w:t>4.3 The secondary task's own conformal pipeline, run in full</w:t>
+        <w:t>9.3 The secondary task's own conformal pipeline, run in full</w:t>
       </w:r>
     </w:p>
     <w:p>
@@ -5934,7 +7763,7 @@
           <w:i w:val="0"/>
           <w:sz w:val="22"/>
         </w:rPr>
-        <w:t>For completeness, the chest-pain task's own cross-site transfer matrix and set-size distribution -- the same diagnostics as Section 1, applied to a different label -- are included below rather than only summarized in Table 4.1.</w:t>
+        <w:t>For completeness, the chest-pain task's own cross-site transfer matrix and set-size distribution -- the same diagnostics as Section 7, applied to a different label -- are included below rather than only summarized in Table 9.1.</w:t>
       </w:r>
     </w:p>
     <w:p>
@@ -5987,7 +7816,20 @@
           <w:color w:val="606060"/>
           <w:sz w:val="19"/>
         </w:rPr>
-        <w:t>Figure 4.5 -- Cross-site coverage transfer matrix for the chest-pain task (APS score). Produced by viz.plot_transfer_matrix, via scripts/run_chest_pain_pipeline.py.</w:t>
+        <w:t>Figure 9.5 -- Cross-site coverage transfer matrix for the chest-pain task (APS score). Produced by viz.plot_transfer_matrix, via scripts/run_chest_pain_pipeline.py.</w:t>
+      </w:r>
+    </w:p>
+    <w:p>
+      <w:pPr>
+        <w:spacing w:after="160"/>
+      </w:pPr>
+      <w:r>
+        <w:rPr>
+          <w:b w:val="0"/>
+          <w:i w:val="0"/>
+          <w:sz w:val="22"/>
+        </w:rPr>
+        <w:t>The transfer matrix above summarizes every calibrate/deploy pairing at once; fixing the calibration site at Cleveland specifically -- the same headline framing as Figure 7.3 -- makes the single-predictor case easier to read directly.</w:t>
       </w:r>
     </w:p>
     <w:p>
@@ -6040,7 +7882,20 @@
           <w:color w:val="606060"/>
           <w:sz w:val="19"/>
         </w:rPr>
-        <w:t>Figure 4.6 -- Coverage of a Cleveland-calibrated chest-pain predictor across all four sites. Produced by viz.plot_coverage_by_site, via scripts/run_chest_pain_pipeline.py.</w:t>
+        <w:t>Figure 9.6 -- Coverage of a Cleveland-calibrated chest-pain predictor across all four sites. Produced by viz.plot_coverage_by_site, via scripts/run_chest_pain_pipeline.py.</w:t>
+      </w:r>
+    </w:p>
+    <w:p>
+      <w:pPr>
+        <w:spacing w:after="160"/>
+      </w:pPr>
+      <w:r>
+        <w:rPr>
+          <w:b w:val="0"/>
+          <w:i w:val="0"/>
+          <w:sz w:val="22"/>
+        </w:rPr>
+        <w:t>Coverage alone does not show adaptivity; the set-size distribution below is the chest-pain task's analogue of Figure 8.6.</w:t>
       </w:r>
     </w:p>
     <w:p>
@@ -6093,7 +7948,20 @@
           <w:color w:val="606060"/>
           <w:sz w:val="19"/>
         </w:rPr>
-        <w:t>Figure 4.7 -- Prediction-set-size distribution by site, chest-pain task. Produced by viz.plot_set_size_distribution, via scripts/run_chest_pain_pipeline.py.</w:t>
+        <w:t>Figure 9.7 -- Prediction-set-size distribution by site, chest-pain task. Produced by viz.plot_set_size_distribution, via scripts/run_chest_pain_pipeline.py.</w:t>
+      </w:r>
+    </w:p>
+    <w:p>
+      <w:pPr>
+        <w:spacing w:after="160"/>
+      </w:pPr>
+      <w:r>
+        <w:rPr>
+          <w:b w:val="0"/>
+          <w:i w:val="0"/>
+          <w:sz w:val="22"/>
+        </w:rPr>
+        <w:t>Rounding out the secondary-task diagnostics, the calibration-score histogram below is the chest-pain analogue of Figure 8.3.</w:t>
       </w:r>
     </w:p>
     <w:p>
@@ -6146,7 +8014,7 @@
           <w:color w:val="606060"/>
           <w:sz w:val="19"/>
         </w:rPr>
-        <w:t>Figure 4.8 -- The chest-pain task's own calibration-score histogram, the secondary-task analogue of Figure 2.3. Produced by viz.plot_calibration_scores, via scripts/run_chest_pain_pipeline.py.</w:t>
+        <w:t>Figure 9.8 -- The chest-pain task's own calibration-score histogram, the secondary-task analogue of Figure 8.3. Produced by viz.plot_calibration_scores, via scripts/run_chest_pain_pipeline.py.</w:t>
       </w:r>
     </w:p>
     <w:p>
@@ -6157,7 +8025,7 @@
         <w:rPr>
           <w:color w:val="1A1A1A"/>
         </w:rPr>
-        <w:t>4.4 Verdict: is the pipeline right as it stands?</w:t>
+        <w:t>9.4 Verdict: is the pipeline right as it stands?</w:t>
       </w:r>
     </w:p>
     <w:p>
@@ -6205,7 +8073,7 @@
         <w:rPr>
           <w:sz w:val="22"/>
         </w:rPr>
-        <w:t>Feature-stratified coverage by patient subgroup (sex, age band), not only by site, is already implemented in evaluate.feature_stratified_coverage but is not currently plotted anywhere -- an easy addition that would extend the class-conditional-coverage lesson (Section 2.6) to demographic fairness within a single site.</w:t>
+        <w:t>Feature-stratified coverage by patient subgroup (sex, age band), not only by site, is already implemented in evaluate.feature_stratified_coverage but is not currently plotted anywhere -- an easy addition that would extend the class-conditional-coverage lesson (Section 8.6) to demographic fairness within a single site.</w:t>
       </w:r>
     </w:p>
     <w:p>
@@ -6239,6 +8107,17 @@
           <w:sz w:val="22"/>
         </w:rPr>
         <w:t>All four sites here are from one country each; a genuinely external validation site (a fifth hospital never touched during either development or the heterogeneity analysis itself) would strengthen the claim that the observed coverage drop generalizes beyond this specific four-hospital federation.</w:t>
+      </w:r>
+    </w:p>
+    <w:p>
+      <w:pPr>
+        <w:pStyle w:val="ListBullet"/>
+      </w:pPr>
+      <w:r>
+        <w:rPr>
+          <w:sz w:val="22"/>
+        </w:rPr>
+        <w:t>The interoperability-standards discussion in Section 6 is a recommendation, not an implementation -- an OMOP CDM mapping of this exact dataset, with per-concept completeness reported the way a real OHDSI network study would, would turn Section 6's argument from reasoned advocacy into a second, standards-based measurement of the same heterogeneity story.</w:t>
       </w:r>
     </w:p>
     <w:p>
@@ -6281,7 +8160,7 @@
           <w:i w:val="0"/>
           <w:sz w:val="22"/>
         </w:rPr>
-        <w:t>All 33 figures referenced in this report, in file order, with the script or notebook that generates each one. Every figure is reproducible by running the listed command from the repository root.</w:t>
+        <w:t>All 35 figures referenced in this report, in file order, with the script or notebook that generates each one. Every figure is reproducible by running the listed command from the repository root.</w:t>
       </w:r>
     </w:p>
     <w:tbl>
@@ -6388,7 +8267,7 @@
               <w:rPr>
                 <w:sz w:val="19"/>
               </w:rPr>
-              <w:t>Fig. 1.1</w:t>
+              <w:t>Fig. 7.1</w:t>
             </w:r>
           </w:p>
         </w:tc>
@@ -6432,7 +8311,7 @@
               <w:rPr>
                 <w:sz w:val="19"/>
               </w:rPr>
-              <w:t>Fig. 3.1</w:t>
+              <w:t>Fig. 5.1</w:t>
             </w:r>
           </w:p>
         </w:tc>
@@ -6476,7 +8355,7 @@
               <w:rPr>
                 <w:sz w:val="19"/>
               </w:rPr>
-              <w:t>Fig. 3.2</w:t>
+              <w:t>Fig. 5.2</w:t>
             </w:r>
           </w:p>
         </w:tc>
@@ -6520,7 +8399,7 @@
               <w:rPr>
                 <w:sz w:val="19"/>
               </w:rPr>
-              <w:t>Fig. 3.6</w:t>
+              <w:t>Fig. 5.6</w:t>
             </w:r>
           </w:p>
         </w:tc>
@@ -6564,7 +8443,7 @@
               <w:rPr>
                 <w:sz w:val="19"/>
               </w:rPr>
-              <w:t>Fig. 3.5</w:t>
+              <w:t>Fig. 5.5</w:t>
             </w:r>
           </w:p>
         </w:tc>
@@ -6608,7 +8487,7 @@
               <w:rPr>
                 <w:sz w:val="19"/>
               </w:rPr>
-              <w:t>Fig. 4.2</w:t>
+              <w:t>Fig. 9.2</w:t>
             </w:r>
           </w:p>
         </w:tc>
@@ -6652,7 +8531,7 @@
               <w:rPr>
                 <w:sz w:val="19"/>
               </w:rPr>
-              <w:t>Fig. 2.3</w:t>
+              <w:t>Fig. 8.3</w:t>
             </w:r>
           </w:p>
         </w:tc>
@@ -6696,7 +8575,7 @@
               <w:rPr>
                 <w:sz w:val="19"/>
               </w:rPr>
-              <w:t>Fig. 1.4</w:t>
+              <w:t>Fig. 7.4</w:t>
             </w:r>
           </w:p>
         </w:tc>
@@ -6740,7 +8619,7 @@
               <w:rPr>
                 <w:sz w:val="19"/>
               </w:rPr>
-              <w:t>Fig. 1.3</w:t>
+              <w:t>Fig. 7.3</w:t>
             </w:r>
           </w:p>
         </w:tc>
@@ -6784,7 +8663,7 @@
               <w:rPr>
                 <w:sz w:val="19"/>
               </w:rPr>
-              <w:t>Fig. 2.6</w:t>
+              <w:t>Fig. 8.6</w:t>
             </w:r>
           </w:p>
         </w:tc>
@@ -6828,7 +8707,7 @@
               <w:rPr>
                 <w:sz w:val="19"/>
               </w:rPr>
-              <w:t>Fig. 2.4</w:t>
+              <w:t>Fig. 8.4</w:t>
             </w:r>
           </w:p>
         </w:tc>
@@ -6872,7 +8751,7 @@
               <w:rPr>
                 <w:sz w:val="19"/>
               </w:rPr>
-              <w:t>Fig. 3.3</w:t>
+              <w:t>Fig. 5.3</w:t>
             </w:r>
           </w:p>
         </w:tc>
@@ -6916,7 +8795,7 @@
               <w:rPr>
                 <w:sz w:val="19"/>
               </w:rPr>
-              <w:t>Fig. 3.4</w:t>
+              <w:t>Fig. 5.4</w:t>
             </w:r>
           </w:p>
         </w:tc>
@@ -6960,7 +8839,7 @@
               <w:rPr>
                 <w:sz w:val="19"/>
               </w:rPr>
-              <w:t>Fig. 3.9</w:t>
+              <w:t>Fig. 5.9</w:t>
             </w:r>
           </w:p>
         </w:tc>
@@ -7004,7 +8883,7 @@
               <w:rPr>
                 <w:sz w:val="19"/>
               </w:rPr>
-              <w:t>Fig. 3.10</w:t>
+              <w:t>Fig. 5.10</w:t>
             </w:r>
           </w:p>
         </w:tc>
@@ -7048,7 +8927,7 @@
               <w:rPr>
                 <w:sz w:val="19"/>
               </w:rPr>
-              <w:t>Fig. 3.11</w:t>
+              <w:t>Fig. 5.11</w:t>
             </w:r>
           </w:p>
         </w:tc>
@@ -7092,7 +8971,7 @@
               <w:rPr>
                 <w:sz w:val="19"/>
               </w:rPr>
-              <w:t>Fig. 3.12</w:t>
+              <w:t>Fig. 5.12</w:t>
             </w:r>
           </w:p>
         </w:tc>
@@ -7136,7 +9015,7 @@
               <w:rPr>
                 <w:sz w:val="19"/>
               </w:rPr>
-              <w:t>Fig. 3.13</w:t>
+              <w:t>Fig. 5.13</w:t>
             </w:r>
           </w:p>
         </w:tc>
@@ -7180,7 +9059,7 @@
               <w:rPr>
                 <w:sz w:val="19"/>
               </w:rPr>
-              <w:t>Fig. 4.3</w:t>
+              <w:t>Fig. 9.3</w:t>
             </w:r>
           </w:p>
         </w:tc>
@@ -7224,7 +9103,7 @@
               <w:rPr>
                 <w:sz w:val="19"/>
               </w:rPr>
-              <w:t>Fig. 4.8</w:t>
+              <w:t>Fig. 9.8</w:t>
             </w:r>
           </w:p>
         </w:tc>
@@ -7268,7 +9147,7 @@
               <w:rPr>
                 <w:sz w:val="19"/>
               </w:rPr>
-              <w:t>Fig. 2.7</w:t>
+              <w:t>Fig. 8.7</w:t>
             </w:r>
           </w:p>
         </w:tc>
@@ -7312,7 +9191,7 @@
               <w:rPr>
                 <w:sz w:val="19"/>
               </w:rPr>
-              <w:t>Fig. 4.5</w:t>
+              <w:t>Fig. 9.5</w:t>
             </w:r>
           </w:p>
         </w:tc>
@@ -7356,7 +9235,7 @@
               <w:rPr>
                 <w:sz w:val="19"/>
               </w:rPr>
-              <w:t>Fig. 4.6</w:t>
+              <w:t>Fig. 9.6</w:t>
             </w:r>
           </w:p>
         </w:tc>
@@ -7400,7 +9279,7 @@
               <w:rPr>
                 <w:sz w:val="19"/>
               </w:rPr>
-              <w:t>Fig. 4.7</w:t>
+              <w:t>Fig. 9.7</w:t>
             </w:r>
           </w:p>
         </w:tc>
@@ -7444,7 +9323,7 @@
               <w:rPr>
                 <w:sz w:val="19"/>
               </w:rPr>
-              <w:t>Fig. 2.1</w:t>
+              <w:t>Fig. 8.1</w:t>
             </w:r>
           </w:p>
         </w:tc>
@@ -7488,7 +9367,7 @@
               <w:rPr>
                 <w:sz w:val="19"/>
               </w:rPr>
-              <w:t>Fig. 2.2</w:t>
+              <w:t>Fig. 8.2</w:t>
             </w:r>
           </w:p>
         </w:tc>
@@ -7532,7 +9411,7 @@
               <w:rPr>
                 <w:sz w:val="19"/>
               </w:rPr>
-              <w:t>Fig. 2.8</w:t>
+              <w:t>Fig. 8.8</w:t>
             </w:r>
           </w:p>
         </w:tc>
@@ -7576,7 +9455,7 @@
               <w:rPr>
                 <w:sz w:val="19"/>
               </w:rPr>
-              <w:t>Fig. 2.9</w:t>
+              <w:t>Fig. 8.9</w:t>
             </w:r>
           </w:p>
         </w:tc>
@@ -7620,7 +9499,7 @@
               <w:rPr>
                 <w:sz w:val="19"/>
               </w:rPr>
-              <w:t>Fig. 2.10</w:t>
+              <w:t>Fig. 8.10</w:t>
             </w:r>
           </w:p>
         </w:tc>
@@ -7664,7 +9543,7 @@
               <w:rPr>
                 <w:sz w:val="19"/>
               </w:rPr>
-              <w:t>Fig. 1.2</w:t>
+              <w:t>Fig. 7.2</w:t>
             </w:r>
           </w:p>
         </w:tc>
@@ -7708,7 +9587,7 @@
               <w:rPr>
                 <w:sz w:val="19"/>
               </w:rPr>
-              <w:t>Fig. 2.5</w:t>
+              <w:t>Fig. 8.5</w:t>
             </w:r>
           </w:p>
         </w:tc>
@@ -7752,7 +9631,7 @@
               <w:rPr>
                 <w:sz w:val="19"/>
               </w:rPr>
-              <w:t>Fig. 4.4</w:t>
+              <w:t>Fig. 9.4</w:t>
             </w:r>
           </w:p>
         </w:tc>
@@ -7796,7 +9675,7 @@
               <w:rPr>
                 <w:sz w:val="19"/>
               </w:rPr>
-              <w:t>Fig. 3.7</w:t>
+              <w:t>Fig. 5.7</w:t>
             </w:r>
           </w:p>
         </w:tc>
@@ -7840,7 +9719,7 @@
               <w:rPr>
                 <w:sz w:val="19"/>
               </w:rPr>
-              <w:t>Fig. 3.8</w:t>
+              <w:t>Fig. 5.8</w:t>
             </w:r>
           </w:p>
         </w:tc>
@@ -7884,7 +9763,7 @@
               <w:rPr>
                 <w:sz w:val="19"/>
               </w:rPr>
-              <w:t>Fig. 4.1</w:t>
+              <w:t>Fig. 9.1</w:t>
             </w:r>
           </w:p>
         </w:tc>

--- a/report/Beyond_Interoperability_Report.docx
+++ b/report/Beyond_Interoperability_Report.docx
@@ -41,7 +41,7 @@
         </w:rPr>
         <w:t>A technical report and workshop companion for the fedconformal-clinical toolkit</w:t>
         <w:br/>
-        <w:t>UCI Heart Disease federation · 4 hospitals · 920 patients · 35 figures</w:t>
+        <w:t>UCI Heart Disease federation · 4 hospitals · 920 patients · 33 figures</w:t>
       </w:r>
     </w:p>
     <w:p>
@@ -242,7 +242,7 @@
           <w:i w:val="0"/>
           <w:sz w:val="22"/>
         </w:rPr>
-        <w:t>This report walks through the full toolkit built to make that idea concrete and hands-on: the UCI Heart Disease dataset loaded from its four original hospital sites (Cleveland, Hungary, Switzerland, the V.A. Long Beach), a from-scratch federated-learning simulator, a from-scratch conformal-prediction library, and a battery of diagnostics that separate genuine population differences ("this hospital really does see sicker patients") from measurement artefacts ("this hospital simply never recorded this lab value"). Every figure the pipeline produces -- 35 in total -- is reproduced here with a plain-language explanation of what it shows and why it matters, alongside the mathematics behind the method and an honest assessment of what is solid and what could still be added.</w:t>
+        <w:t>This report walks through the full toolkit built to make that idea concrete and hands-on: the UCI Heart Disease dataset loaded from its four original hospital sites (Cleveland, Hungary, Switzerland, the V.A. Long Beach), a from-scratch federated-learning simulator, a from-scratch conformal-prediction library, and a battery of diagnostics that separate genuine population differences ("this hospital really does see sicker patients") from measurement artefacts ("this hospital simply never recorded this lab value"). Every figure the pipeline produces -- 33 in total -- is reproduced here with a plain-language explanation of what it shows and why it matters, alongside the mathematics behind the method and an honest assessment of what is solid and what could still be added.</w:t>
       </w:r>
     </w:p>
     <w:p>
@@ -3441,139 +3441,7 @@
           <w:i w:val="0"/>
           <w:sz w:val="22"/>
         </w:rPr>
-        <w:t>The domain-classifier number is convincing but abstract. Two scatterplots make the same finding directly visible -- something no figure in the original pipeline provided, so both were added specifically for this report.</w:t>
-      </w:r>
-    </w:p>
-    <w:p>
-      <w:pPr>
-        <w:jc w:val="center"/>
-      </w:pPr>
-      <w:r>
-        <w:drawing>
-          <wp:inline xmlns:a="http://schemas.openxmlformats.org/drawingml/2006/main" xmlns:pic="http://schemas.openxmlformats.org/drawingml/2006/picture">
-            <wp:extent cx="5669280" cy="4491056"/>
-            <wp:docPr id="7" name="Picture 7"/>
-            <wp:cNvGraphicFramePr>
-              <a:graphicFrameLocks noChangeAspect="1"/>
-            </wp:cNvGraphicFramePr>
-            <a:graphic>
-              <a:graphicData uri="http://schemas.openxmlformats.org/drawingml/2006/picture">
-                <pic:pic>
-                  <pic:nvPicPr>
-                    <pic:cNvPr id="0" name="x01_pca_scatter.png"/>
-                    <pic:cNvPicPr/>
-                  </pic:nvPicPr>
-                  <pic:blipFill>
-                    <a:blip r:embed="rId15"/>
-                    <a:stretch>
-                      <a:fillRect/>
-                    </a:stretch>
-                  </pic:blipFill>
-                  <pic:spPr>
-                    <a:xfrm>
-                      <a:off x="0" y="0"/>
-                      <a:ext cx="5669280" cy="4491056"/>
-                    </a:xfrm>
-                    <a:prstGeom prst="rect"/>
-                  </pic:spPr>
-                </pic:pic>
-              </a:graphicData>
-            </a:graphic>
-          </wp:inline>
-        </w:drawing>
-      </w:r>
-    </w:p>
-    <w:p>
-      <w:pPr>
-        <w:spacing w:after="320"/>
-        <w:jc w:val="center"/>
-      </w:pPr>
-      <w:r>
-        <w:rPr>
-          <w:i/>
-          <w:color w:val="606060"/>
-          <w:sz w:val="19"/>
-        </w:rPr>
-        <w:t>Figure 5.7 (new) -- Every patient's 13 standardized clinical features compressed to two principal components and colored by site. Even in just two dimensions -- a small fraction of the original information -- Switzerland (green) forms a visually distinct lower cluster and Cleveland (blue) skews toward the upper right; the clouds are not on top of each other. This is the geometric picture behind the domain-classifier AUC numbers in Table 5.4. Produced by the newly added viz.plot_pca_scatter, via scripts/run_supplementary_figures.py.</w:t>
-      </w:r>
-    </w:p>
-    <w:p>
-      <w:pPr>
-        <w:spacing w:after="160"/>
-      </w:pPr>
-      <w:r>
-        <w:rPr>
-          <w:b w:val="0"/>
-          <w:i w:val="0"/>
-          <w:sz w:val="22"/>
-        </w:rPr>
-        <w:t>The PCA view above compresses all 13 features at once; the next scatterplot instead picks two features a clinician would recognize, to show the same separability in familiar clinical units rather than abstract components.</w:t>
-      </w:r>
-    </w:p>
-    <w:p>
-      <w:pPr>
-        <w:jc w:val="center"/>
-      </w:pPr>
-      <w:r>
-        <w:drawing>
-          <wp:inline xmlns:a="http://schemas.openxmlformats.org/drawingml/2006/main" xmlns:pic="http://schemas.openxmlformats.org/drawingml/2006/picture">
-            <wp:extent cx="5669280" cy="3987237"/>
-            <wp:docPr id="8" name="Picture 8"/>
-            <wp:cNvGraphicFramePr>
-              <a:graphicFrameLocks noChangeAspect="1"/>
-            </wp:cNvGraphicFramePr>
-            <a:graphic>
-              <a:graphicData uri="http://schemas.openxmlformats.org/drawingml/2006/picture">
-                <pic:pic>
-                  <pic:nvPicPr>
-                    <pic:cNvPr id="0" name="x02_age_thalach_scatter.png"/>
-                    <pic:cNvPicPr/>
-                  </pic:nvPicPr>
-                  <pic:blipFill>
-                    <a:blip r:embed="rId16"/>
-                    <a:stretch>
-                      <a:fillRect/>
-                    </a:stretch>
-                  </pic:blipFill>
-                  <pic:spPr>
-                    <a:xfrm>
-                      <a:off x="0" y="0"/>
-                      <a:ext cx="5669280" cy="3987237"/>
-                    </a:xfrm>
-                    <a:prstGeom prst="rect"/>
-                  </pic:spPr>
-                </pic:pic>
-              </a:graphicData>
-            </a:graphic>
-          </wp:inline>
-        </w:drawing>
-      </w:r>
-    </w:p>
-    <w:p>
-      <w:pPr>
-        <w:spacing w:after="320"/>
-        <w:jc w:val="center"/>
-      </w:pPr>
-      <w:r>
-        <w:rPr>
-          <w:i/>
-          <w:color w:val="606060"/>
-          <w:sz w:val="19"/>
-        </w:rPr>
-        <w:t>Figure 5.8 (new) -- Age vs. maximum heart rate achieved, colored by site. The downward trend (older patients reach a lower max heart rate) holds at every hospital -- the underlying physiology is universal -- but the V.A. and Switzerland clouds sit measurably lower than Cleveland's for the same age, and Hungary's patients skew younger overall. Same biology, shifted measurement range: precisely the 'interoperable but not identical' picture this dataset is valuable for. Produced by the newly added viz.plot_age_thalach_scatter, via scripts/run_supplementary_figures.py.</w:t>
-      </w:r>
-    </w:p>
-    <w:p>
-      <w:pPr>
-        <w:spacing w:after="160"/>
-      </w:pPr>
-      <w:r>
-        <w:rPr>
-          <w:b w:val="0"/>
-          <w:i w:val="0"/>
-          <w:sz w:val="22"/>
-        </w:rPr>
-        <w:t>Having established that sites differ (Figures 5.5-5.8), the next four figures return to the underlying input data itself and ask which individual features actually drive that difference and which ones drive the disease-severity prediction task.</w:t>
+        <w:t>Having established that sites differ (Figures 5.5-5.6), the next four figures return to the underlying input data itself and ask which individual features actually drive that difference and which ones drive the disease-severity prediction task.</w:t>
       </w:r>
     </w:p>
     <w:p>
@@ -3584,7 +3452,7 @@
         <w:drawing>
           <wp:inline xmlns:a="http://schemas.openxmlformats.org/drawingml/2006/main" xmlns:pic="http://schemas.openxmlformats.org/drawingml/2006/picture">
             <wp:extent cx="5669280" cy="3395829"/>
-            <wp:docPr id="9" name="Picture 9"/>
+            <wp:docPr id="7" name="Picture 7"/>
             <wp:cNvGraphicFramePr>
               <a:graphicFrameLocks noChangeAspect="1"/>
             </wp:cNvGraphicFramePr>
@@ -3596,7 +3464,7 @@
                     <pic:cNvPicPr/>
                   </pic:nvPicPr>
                   <pic:blipFill>
-                    <a:blip r:embed="rId17"/>
+                    <a:blip r:embed="rId15"/>
                     <a:stretch>
                       <a:fillRect/>
                     </a:stretch>
@@ -3626,7 +3494,7 @@
           <w:color w:val="606060"/>
           <w:sz w:val="19"/>
         </w:rPr>
-        <w:t>Figure 5.9 -- All five continuous features, split by severity class. Where the five severity curves separate, that feature is informative for the model; where they overlap, it is not. Produced by eda.plot_continuous_grid.</w:t>
+        <w:t>Figure 5.7 -- All five continuous features, split by severity class. Where the five severity curves separate, that feature is informative for the model; where they overlap, it is not. Produced by eda.plot_continuous_grid.</w:t>
       </w:r>
     </w:p>
     <w:p>
@@ -3639,7 +3507,7 @@
           <w:i w:val="0"/>
           <w:sz w:val="22"/>
         </w:rPr>
-        <w:t>Max heart rate stood out in Figure 5.9 as one of the more separated features by severity; the box plots below isolate it by site instead, for a cleaner read on the shift than the scatter in Figure 5.8 alone provides.</w:t>
+        <w:t>Max heart rate stood out in Figure 5.7 as one of the more separated features by severity; the box plots below isolate it by site instead, for a cleaner, single-feature read on how its distribution shifts across hospitals.</w:t>
       </w:r>
     </w:p>
     <w:p>
@@ -3650,7 +3518,7 @@
         <w:drawing>
           <wp:inline xmlns:a="http://schemas.openxmlformats.org/drawingml/2006/main" xmlns:pic="http://schemas.openxmlformats.org/drawingml/2006/picture">
             <wp:extent cx="5669280" cy="2926080"/>
-            <wp:docPr id="10" name="Picture 10"/>
+            <wp:docPr id="8" name="Picture 8"/>
             <wp:cNvGraphicFramePr>
               <a:graphicFrameLocks noChangeAspect="1"/>
             </wp:cNvGraphicFramePr>
@@ -3662,7 +3530,7 @@
                     <pic:cNvPicPr/>
                   </pic:nvPicPr>
                   <pic:blipFill>
-                    <a:blip r:embed="rId18"/>
+                    <a:blip r:embed="rId16"/>
                     <a:stretch>
                       <a:fillRect/>
                     </a:stretch>
@@ -3692,7 +3560,7 @@
           <w:color w:val="606060"/>
           <w:sz w:val="19"/>
         </w:rPr>
-        <w:t>Figure 5.10 -- Max heart rate distribution by site as box plots -- the same shift visible in Figure 5.8, without the age dimension. Produced by eda.plot_feature_boxplots_by_site.</w:t>
+        <w:t>Figure 5.8 -- Max heart rate distribution by site as box plots. Produced by eda.plot_feature_boxplots_by_site.</w:t>
       </w:r>
     </w:p>
     <w:p>
@@ -3716,7 +3584,7 @@
         <w:drawing>
           <wp:inline xmlns:a="http://schemas.openxmlformats.org/drawingml/2006/main" xmlns:pic="http://schemas.openxmlformats.org/drawingml/2006/picture">
             <wp:extent cx="5669280" cy="3388828"/>
-            <wp:docPr id="11" name="Picture 11"/>
+            <wp:docPr id="9" name="Picture 9"/>
             <wp:cNvGraphicFramePr>
               <a:graphicFrameLocks noChangeAspect="1"/>
             </wp:cNvGraphicFramePr>
@@ -3728,7 +3596,7 @@
                     <pic:cNvPicPr/>
                   </pic:nvPicPr>
                   <pic:blipFill>
-                    <a:blip r:embed="rId19"/>
+                    <a:blip r:embed="rId17"/>
                     <a:stretch>
                       <a:fillRect/>
                     </a:stretch>
@@ -3758,7 +3626,7 @@
           <w:color w:val="606060"/>
           <w:sz w:val="19"/>
         </w:rPr>
-        <w:t>Figure 5.11 -- Mean severity within each level of six categorical features (chest-pain type, sex, exercise angina, ST slope, resting ECG, thalassemia result). Asymptomatic chest pain, exercise-induced angina, a flat/down ST slope and a reversible thalassemia defect all carry substantially higher mean severity -- clinically sensible relationships the model can exploit, and a sanity check that the loaded data behaves the way cardiology domain knowledge predicts. Produced by eda.plot_categorical_grid.</w:t>
+        <w:t>Figure 5.9 -- Mean severity within each level of six categorical features (chest-pain type, sex, exercise angina, ST slope, resting ECG, thalassemia result). Asymptomatic chest pain, exercise-induced angina, a flat/down ST slope and a reversible thalassemia defect all carry substantially higher mean severity -- clinically sensible relationships the model can exploit, and a sanity check that the loaded data behaves the way cardiology domain knowledge predicts. Produced by eda.plot_categorical_grid.</w:t>
       </w:r>
     </w:p>
     <w:p>
@@ -3771,7 +3639,7 @@
           <w:i w:val="0"/>
           <w:sz w:val="22"/>
         </w:rPr>
-        <w:t>Finally, viewing every feature relationship at once as a correlation matrix confirms nothing in Figures 5.9-5.11 is contradicted by the pairwise structure of the data.</w:t>
+        <w:t>Finally, viewing every feature relationship at once as a correlation matrix confirms nothing in Figures 5.7-5.9 is contradicted by the pairwise structure of the data.</w:t>
       </w:r>
     </w:p>
     <w:p>
@@ -3782,7 +3650,7 @@
         <w:drawing>
           <wp:inline xmlns:a="http://schemas.openxmlformats.org/drawingml/2006/main" xmlns:pic="http://schemas.openxmlformats.org/drawingml/2006/picture">
             <wp:extent cx="5669280" cy="4645472"/>
-            <wp:docPr id="12" name="Picture 12"/>
+            <wp:docPr id="10" name="Picture 10"/>
             <wp:cNvGraphicFramePr>
               <a:graphicFrameLocks noChangeAspect="1"/>
             </wp:cNvGraphicFramePr>
@@ -3794,7 +3662,7 @@
                     <pic:cNvPicPr/>
                   </pic:nvPicPr>
                   <pic:blipFill>
-                    <a:blip r:embed="rId20"/>
+                    <a:blip r:embed="rId18"/>
                     <a:stretch>
                       <a:fillRect/>
                     </a:stretch>
@@ -3824,7 +3692,7 @@
           <w:color w:val="606060"/>
           <w:sz w:val="19"/>
         </w:rPr>
-        <w:t>Figure 5.12 -- Pearson correlation among all 13 features and the 5-class severity target. Chest-pain type, exercise angina, ST depression, max heart rate and vessel count are the strongest correlates of severity. Produced by eda.plot_correlation_heatmap.</w:t>
+        <w:t>Figure 5.10 -- Pearson correlation among all 13 features and the 5-class severity target. Chest-pain type, exercise angina, ST depression, max heart rate and vessel count are the strongest correlates of severity. Produced by eda.plot_correlation_heatmap.</w:t>
       </w:r>
     </w:p>
     <w:p>
@@ -3859,7 +3727,7 @@
         <w:drawing>
           <wp:inline xmlns:a="http://schemas.openxmlformats.org/drawingml/2006/main" xmlns:pic="http://schemas.openxmlformats.org/drawingml/2006/picture">
             <wp:extent cx="5669280" cy="2843178"/>
-            <wp:docPr id="13" name="Picture 13"/>
+            <wp:docPr id="11" name="Picture 11"/>
             <wp:cNvGraphicFramePr>
               <a:graphicFrameLocks noChangeAspect="1"/>
             </wp:cNvGraphicFramePr>
@@ -3871,7 +3739,7 @@
                     <pic:cNvPicPr/>
                   </pic:nvPicPr>
                   <pic:blipFill>
-                    <a:blip r:embed="rId21"/>
+                    <a:blip r:embed="rId19"/>
                     <a:stretch>
                       <a:fillRect/>
                     </a:stretch>
@@ -3901,7 +3769,7 @@
           <w:color w:val="606060"/>
           <w:sz w:val="19"/>
         </w:rPr>
-        <w:t>Figure 5.13 -- Chest-pain-type distribution by site, the secondary-task analogue of Figure 5.4. Hungary is heavy on atypical angina; Switzerland is roughly 80% asymptomatic. Produced by viz.plot_class_distribution_by_site, via scripts/run_chest_pain_pipeline.py.</w:t>
+        <w:t>Figure 5.11 -- Chest-pain-type distribution by site, the secondary-task analogue of Figure 5.4. Hungary is heavy on atypical angina; Switzerland is roughly 80% asymptomatic. Produced by viz.plot_class_distribution_by_site, via scripts/run_chest_pain_pipeline.py.</w:t>
       </w:r>
     </w:p>
     <w:p>
@@ -3967,7 +3835,7 @@
         <w:rPr>
           <w:sz w:val="22"/>
         </w:rPr>
-        <w:t>The finding replicates on a second, independently chosen prediction task on the same sites (Figure 5.13), which is evidence the heterogeneity is a property of the hospitals, not an artefact of the modeling choice.</w:t>
+        <w:t>The finding replicates on a second, independently chosen prediction task on the same sites (Figure 5.11), which is evidence the heterogeneity is a property of the hospitals, not an artefact of the modeling choice.</w:t>
       </w:r>
     </w:p>
     <w:p>
@@ -4772,7 +4640,7 @@
         <w:drawing>
           <wp:inline xmlns:a="http://schemas.openxmlformats.org/drawingml/2006/main" xmlns:pic="http://schemas.openxmlformats.org/drawingml/2006/picture">
             <wp:extent cx="5669280" cy="2241343"/>
-            <wp:docPr id="14" name="Picture 14"/>
+            <wp:docPr id="12" name="Picture 12"/>
             <wp:cNvGraphicFramePr>
               <a:graphicFrameLocks noChangeAspect="1"/>
             </wp:cNvGraphicFramePr>
@@ -4784,7 +4652,7 @@
                     <pic:cNvPicPr/>
                   </pic:nvPicPr>
                   <pic:blipFill>
-                    <a:blip r:embed="rId22"/>
+                    <a:blip r:embed="rId20"/>
                     <a:stretch>
                       <a:fillRect/>
                     </a:stretch>
@@ -4838,7 +4706,7 @@
         <w:drawing>
           <wp:inline xmlns:a="http://schemas.openxmlformats.org/drawingml/2006/main" xmlns:pic="http://schemas.openxmlformats.org/drawingml/2006/picture">
             <wp:extent cx="5669280" cy="2114901"/>
-            <wp:docPr id="15" name="Picture 15"/>
+            <wp:docPr id="13" name="Picture 13"/>
             <wp:cNvGraphicFramePr>
               <a:graphicFrameLocks noChangeAspect="1"/>
             </wp:cNvGraphicFramePr>
@@ -4850,7 +4718,7 @@
                     <pic:cNvPicPr/>
                   </pic:nvPicPr>
                   <pic:blipFill>
-                    <a:blip r:embed="rId23"/>
+                    <a:blip r:embed="rId21"/>
                     <a:stretch>
                       <a:fillRect/>
                     </a:stretch>
@@ -4904,7 +4772,7 @@
         <w:drawing>
           <wp:inline xmlns:a="http://schemas.openxmlformats.org/drawingml/2006/main" xmlns:pic="http://schemas.openxmlformats.org/drawingml/2006/picture">
             <wp:extent cx="5669280" cy="3063240"/>
-            <wp:docPr id="16" name="Picture 16"/>
+            <wp:docPr id="14" name="Picture 14"/>
             <wp:cNvGraphicFramePr>
               <a:graphicFrameLocks noChangeAspect="1"/>
             </wp:cNvGraphicFramePr>
@@ -4916,7 +4784,7 @@
                     <pic:cNvPicPr/>
                   </pic:nvPicPr>
                   <pic:blipFill>
-                    <a:blip r:embed="rId24"/>
+                    <a:blip r:embed="rId22"/>
                     <a:stretch>
                       <a:fillRect/>
                     </a:stretch>
@@ -4970,7 +4838,7 @@
         <w:drawing>
           <wp:inline xmlns:a="http://schemas.openxmlformats.org/drawingml/2006/main" xmlns:pic="http://schemas.openxmlformats.org/drawingml/2006/picture">
             <wp:extent cx="5669280" cy="4723363"/>
-            <wp:docPr id="17" name="Picture 17"/>
+            <wp:docPr id="15" name="Picture 15"/>
             <wp:cNvGraphicFramePr>
               <a:graphicFrameLocks noChangeAspect="1"/>
             </wp:cNvGraphicFramePr>
@@ -4982,7 +4850,7 @@
                     <pic:cNvPicPr/>
                   </pic:nvPicPr>
                   <pic:blipFill>
-                    <a:blip r:embed="rId25"/>
+                    <a:blip r:embed="rId23"/>
                     <a:stretch>
                       <a:fillRect/>
                     </a:stretch>
@@ -5390,6 +5258,72 @@
           <w:sz w:val="22"/>
         </w:rPr>
         <w:t>This section explains the method in plain language first, gives the exact formula each idea corresponds to, and then says precisely which file and which function in the toolkit implements it and which figure it produces. Everything here is implemented in plain NumPy -- no black-box library -- specifically so every step can be read line by line.</w:t>
+      </w:r>
+    </w:p>
+    <w:p>
+      <w:pPr>
+        <w:spacing w:after="160"/>
+      </w:pPr>
+      <w:r>
+        <w:rPr>
+          <w:b w:val="0"/>
+          <w:i w:val="0"/>
+          <w:sz w:val="22"/>
+        </w:rPr>
+        <w:t>Before any of that, it helps to see the destination first -- what a prediction set actually looks like -- exactly the role Figure 1 plays at the start of the source paper, before its own Section 2 explains the method formally.</w:t>
+      </w:r>
+    </w:p>
+    <w:p>
+      <w:pPr>
+        <w:jc w:val="center"/>
+      </w:pPr>
+      <w:r>
+        <w:drawing>
+          <wp:inline xmlns:a="http://schemas.openxmlformats.org/drawingml/2006/main" xmlns:pic="http://schemas.openxmlformats.org/drawingml/2006/picture">
+            <wp:extent cx="5669280" cy="2358974"/>
+            <wp:docPr id="16" name="Picture 16"/>
+            <wp:cNvGraphicFramePr>
+              <a:graphicFrameLocks noChangeAspect="1"/>
+            </wp:cNvGraphicFramePr>
+            <a:graphic>
+              <a:graphicData uri="http://schemas.openxmlformats.org/drawingml/2006/picture">
+                <pic:pic>
+                  <pic:nvPicPr>
+                    <pic:cNvPr id="0" name="fig01_prediction_set_examples.png"/>
+                    <pic:cNvPicPr/>
+                  </pic:nvPicPr>
+                  <pic:blipFill>
+                    <a:blip r:embed="rId24"/>
+                    <a:stretch>
+                      <a:fillRect/>
+                    </a:stretch>
+                  </pic:blipFill>
+                  <pic:spPr>
+                    <a:xfrm>
+                      <a:off x="0" y="0"/>
+                      <a:ext cx="5669280" cy="2358974"/>
+                    </a:xfrm>
+                    <a:prstGeom prst="rect"/>
+                  </pic:spPr>
+                </pic:pic>
+              </a:graphicData>
+            </a:graphic>
+          </wp:inline>
+        </w:drawing>
+      </w:r>
+    </w:p>
+    <w:p>
+      <w:pPr>
+        <w:spacing w:after="320"/>
+        <w:jc w:val="center"/>
+      </w:pPr>
+      <w:r>
+        <w:rPr>
+          <w:i/>
+          <w:color w:val="606060"/>
+          <w:sz w:val="19"/>
+        </w:rPr>
+        <w:t>Figure 8.1 -- Three real patients from this project's own data, all truly "No disease," and the prediction set the calibrated model actually returns for each. Unlike every other figure in this section, this one is not illustrative: it trains the real federated model, calibrates a real APS conformal predictor (alpha = 0.10), and searches the held-out test patients for the most confident correctly-covered singleton, a representative 3-class case, and the least confident correctly-covered 4-class case -- all restricted to patients whose true label is "No disease," the only one of the five severity classes for which a full 1-4 spread of covered set sizes exists. In the hardest case the model's own top guess is "Severe," not the true "No disease" -- the true class is fourth, not first -- yet it still survives inside the set, which is the entire point of the coverage guarantee: it protects the true answer even when the model itself is confidently pointing elsewhere. This is a direct, non-illustrative echo of the source paper's own Figure 1, where a third fox-squirrel photograph fools the classifier into ranking "marmot" first. Produced by paper_figures.fig01_prediction_set_examples, via scripts/run_paper_figure_recreations.py.</w:t>
       </w:r>
     </w:p>
     <w:p>
@@ -5747,7 +5681,7 @@
         <w:drawing>
           <wp:inline xmlns:a="http://schemas.openxmlformats.org/drawingml/2006/main" xmlns:pic="http://schemas.openxmlformats.org/drawingml/2006/picture">
             <wp:extent cx="5669280" cy="1804264"/>
-            <wp:docPr id="18" name="Picture 18"/>
+            <wp:docPr id="17" name="Picture 17"/>
             <wp:cNvGraphicFramePr>
               <a:graphicFrameLocks noChangeAspect="1"/>
             </wp:cNvGraphicFramePr>
@@ -5759,7 +5693,7 @@
                     <pic:cNvPicPr/>
                   </pic:nvPicPr>
                   <pic:blipFill>
-                    <a:blip r:embed="rId26"/>
+                    <a:blip r:embed="rId25"/>
                     <a:stretch>
                       <a:fillRect/>
                     </a:stretch>
@@ -5789,7 +5723,7 @@
           <w:color w:val="606060"/>
           <w:sz w:val="19"/>
         </w:rPr>
-        <w:t>Figure 8.1 -- The method end to end, worked through visually on a 5-class example. Panel 1: compute the score on one calibration point (how far the model's probability on the true class fell short of 1). Panel 2: histogram the scores across the whole calibration set and mark the quantile q̂. Panel 3: for a brand-new patient, keep every class whose predicted probability clears the 1 - q̂ bar -- the surviving classes are the prediction set. Produced by paper_figures.fig02_conformal_illustration (Figure 2 of Angelopoulos &amp; Bates, recreated with the same 5-class severity framing used throughout this report).</w:t>
+        <w:t>Figure 8.2 -- The method end to end, worked through visually on a 5-class example. Panel 1: compute the score on one calibration point (how far the model's probability on the true class fell short of 1). Panel 2: histogram the scores across the whole calibration set and mark the quantile q̂. Panel 3: for a brand-new patient, keep every class whose predicted probability clears the 1 - q̂ bar -- the surviving classes are the prediction set. Produced by paper_figures.fig02_conformal_illustration (Figure 2 of Angelopoulos &amp; Bates, recreated with the same 5-class severity framing used throughout this report).</w:t>
       </w:r>
     </w:p>
     <w:p>
@@ -5802,7 +5736,7 @@
           <w:i w:val="0"/>
           <w:sz w:val="22"/>
         </w:rPr>
-        <w:t>Figure 8.1 showed the LAC score end to end; the same three-step recipe applies to APS, with the sorting-and-accumulating mechanic shown separately below.</w:t>
+        <w:t>Figure 8.2 showed the LAC score end to end; the same three-step recipe applies to APS, with the sorting-and-accumulating mechanic shown separately below.</w:t>
       </w:r>
     </w:p>
     <w:p>
@@ -5813,7 +5747,7 @@
         <w:drawing>
           <wp:inline xmlns:a="http://schemas.openxmlformats.org/drawingml/2006/main" xmlns:pic="http://schemas.openxmlformats.org/drawingml/2006/picture">
             <wp:extent cx="5669280" cy="1998380"/>
-            <wp:docPr id="19" name="Picture 19"/>
+            <wp:docPr id="18" name="Picture 18"/>
             <wp:cNvGraphicFramePr>
               <a:graphicFrameLocks noChangeAspect="1"/>
             </wp:cNvGraphicFramePr>
@@ -5825,7 +5759,7 @@
                     <pic:cNvPicPr/>
                   </pic:nvPicPr>
                   <pic:blipFill>
-                    <a:blip r:embed="rId27"/>
+                    <a:blip r:embed="rId26"/>
                     <a:stretch>
                       <a:fillRect/>
                     </a:stretch>
@@ -5855,7 +5789,7 @@
           <w:color w:val="606060"/>
           <w:sz w:val="19"/>
         </w:rPr>
-        <w:t>Figure 8.2 -- The APS mechanic specifically: sort classes by predicted probability (left), accumulate that probability (right) until the running total crosses q̂, and the classes up to that point form the set. Produced by paper_figures.fig04_aps_illustration (Figure 4).</w:t>
+        <w:t>Figure 8.3 -- The APS mechanic specifically: sort classes by predicted probability (left), accumulate that probability (right) until the running total crosses q̂, and the classes up to that point form the set. Produced by paper_figures.fig04_aps_illustration (Figure 4).</w:t>
       </w:r>
     </w:p>
     <w:p>
@@ -5879,7 +5813,7 @@
         <w:drawing>
           <wp:inline xmlns:a="http://schemas.openxmlformats.org/drawingml/2006/main" xmlns:pic="http://schemas.openxmlformats.org/drawingml/2006/picture">
             <wp:extent cx="5669280" cy="2930729"/>
-            <wp:docPr id="20" name="Picture 20"/>
+            <wp:docPr id="19" name="Picture 19"/>
             <wp:cNvGraphicFramePr>
               <a:graphicFrameLocks noChangeAspect="1"/>
             </wp:cNvGraphicFramePr>
@@ -5891,7 +5825,7 @@
                     <pic:cNvPicPr/>
                   </pic:nvPicPr>
                   <pic:blipFill>
-                    <a:blip r:embed="rId28"/>
+                    <a:blip r:embed="rId27"/>
                     <a:stretch>
                       <a:fillRect/>
                     </a:stretch>
@@ -5921,7 +5855,7 @@
           <w:color w:val="606060"/>
           <w:sz w:val="19"/>
         </w:rPr>
-        <w:t>Figure 8.3 -- The actual calibration-score histogram from this project's data (not a synthetic illustration): LAC scores from a model trained across Cleveland, Hungary and the V.A., calibrated on a held-out pool. The red line is q̂ -- everything to its left calibrates the 90% target. Produced by viz.plot_calibration_scores inside scripts/run_end_to_end_pipeline.py.</w:t>
+        <w:t>Figure 8.4 -- The actual calibration-score histogram from this project's data (not a synthetic illustration): LAC scores from a model trained across Cleveland, Hungary and the V.A., calibrated on a held-out pool. The red line is q̂ -- everything to its left calibrates the 90% target. Produced by viz.plot_calibration_scores inside scripts/run_end_to_end_pipeline.py.</w:t>
       </w:r>
     </w:p>
     <w:p>
@@ -5984,7 +5918,7 @@
         <w:drawing>
           <wp:inline xmlns:a="http://schemas.openxmlformats.org/drawingml/2006/main" xmlns:pic="http://schemas.openxmlformats.org/drawingml/2006/picture">
             <wp:extent cx="5669280" cy="3079668"/>
-            <wp:docPr id="21" name="Picture 21"/>
+            <wp:docPr id="20" name="Picture 20"/>
             <wp:cNvGraphicFramePr>
               <a:graphicFrameLocks noChangeAspect="1"/>
             </wp:cNvGraphicFramePr>
@@ -5996,7 +5930,7 @@
                     <pic:cNvPicPr/>
                   </pic:nvPicPr>
                   <pic:blipFill>
-                    <a:blip r:embed="rId29"/>
+                    <a:blip r:embed="rId28"/>
                     <a:stretch>
                       <a:fillRect/>
                     </a:stretch>
@@ -6026,7 +5960,7 @@
           <w:color w:val="606060"/>
           <w:sz w:val="19"/>
         </w:rPr>
-        <w:t>Figure 8.4 -- The Beta distribution of coverage at three calibration-set sizes (50, 150, 1000). The smaller the calibration set, the wider and more uncertain the true coverage really is around the 90% target -- context for judging whether an observed drop is a real site effect or just noise. Produced by viz.plot_coverage_beta.</w:t>
+        <w:t>Figure 8.5 -- The Beta distribution of coverage at three calibration-set sizes (50, 150, 1000). The smaller the calibration set, the wider and more uncertain the true coverage really is around the 90% target -- context for judging whether an observed drop is a real site effect or just noise. Produced by viz.plot_coverage_beta.</w:t>
       </w:r>
     </w:p>
     <w:p>
@@ -6039,7 +5973,7 @@
           <w:i w:val="0"/>
           <w:sz w:val="22"/>
         </w:rPr>
-        <w:t>Figure 8.4 used calibration sizes matched to this project's actual sites (50-1,000 patients); the recreation below repeats the same idea at the much larger scale used in the original paper, for comparison.</w:t>
+        <w:t>Figure 8.5 used calibration sizes matched to this project's actual sites (50-1,000 patients); the recreation below repeats the same idea at the much larger scale used in the original paper, for comparison.</w:t>
       </w:r>
     </w:p>
     <w:p>
@@ -6050,7 +5984,7 @@
         <w:drawing>
           <wp:inline xmlns:a="http://schemas.openxmlformats.org/drawingml/2006/main" xmlns:pic="http://schemas.openxmlformats.org/drawingml/2006/picture">
             <wp:extent cx="5669280" cy="3063240"/>
-            <wp:docPr id="22" name="Picture 22"/>
+            <wp:docPr id="21" name="Picture 21"/>
             <wp:cNvGraphicFramePr>
               <a:graphicFrameLocks noChangeAspect="1"/>
             </wp:cNvGraphicFramePr>
@@ -6062,7 +5996,7 @@
                     <pic:cNvPicPr/>
                   </pic:nvPicPr>
                   <pic:blipFill>
-                    <a:blip r:embed="rId30"/>
+                    <a:blip r:embed="rId29"/>
                     <a:stretch>
                       <a:fillRect/>
                     </a:stretch>
@@ -6092,7 +6026,7 @@
           <w:color w:val="606060"/>
           <w:sz w:val="19"/>
         </w:rPr>
-        <w:t>Figure 8.5 -- The same idea recreated at the scale used in the original paper (n = 100, 1,000, 10,000), showing how sharply the distribution narrows as the calibration set grows. Produced by paper_figures.fig11_coverage_distribution (Figure 11).</w:t>
+        <w:t>Figure 8.6 -- The same idea recreated at the scale used in the original paper (n = 100, 1,000, 10,000), showing how sharply the distribution narrows as the calibration set grows. Produced by paper_figures.fig11_coverage_distribution (Figure 11).</w:t>
       </w:r>
     </w:p>
     <w:p>
@@ -6127,7 +6061,7 @@
         <w:drawing>
           <wp:inline xmlns:a="http://schemas.openxmlformats.org/drawingml/2006/main" xmlns:pic="http://schemas.openxmlformats.org/drawingml/2006/picture">
             <wp:extent cx="5669280" cy="2728075"/>
-            <wp:docPr id="23" name="Picture 23"/>
+            <wp:docPr id="22" name="Picture 22"/>
             <wp:cNvGraphicFramePr>
               <a:graphicFrameLocks noChangeAspect="1"/>
             </wp:cNvGraphicFramePr>
@@ -6139,7 +6073,7 @@
                     <pic:cNvPicPr/>
                   </pic:nvPicPr>
                   <pic:blipFill>
-                    <a:blip r:embed="rId31"/>
+                    <a:blip r:embed="rId30"/>
                     <a:stretch>
                       <a:fillRect/>
                     </a:stretch>
@@ -6169,7 +6103,7 @@
           <w:color w:val="606060"/>
           <w:sz w:val="19"/>
         </w:rPr>
-        <w:t>Figure 8.6 -- Distribution of prediction-set sizes by site (5-class disease-severity task). Larger sets at a given site mean the model is systematically less certain about patients from that hospital. Produced by viz.plot_set_size_distribution.</w:t>
+        <w:t>Figure 8.7 -- Distribution of prediction-set sizes by site (5-class disease-severity task). Larger sets at a given site mean the model is systematically less certain about patients from that hospital. Produced by viz.plot_set_size_distribution.</w:t>
       </w:r>
     </w:p>
     <w:p>
@@ -6204,7 +6138,7 @@
         <w:drawing>
           <wp:inline xmlns:a="http://schemas.openxmlformats.org/drawingml/2006/main" xmlns:pic="http://schemas.openxmlformats.org/drawingml/2006/picture">
             <wp:extent cx="5669280" cy="2855953"/>
-            <wp:docPr id="24" name="Picture 24"/>
+            <wp:docPr id="23" name="Picture 23"/>
             <wp:cNvGraphicFramePr>
               <a:graphicFrameLocks noChangeAspect="1"/>
             </wp:cNvGraphicFramePr>
@@ -6216,7 +6150,7 @@
                     <pic:cNvPicPr/>
                   </pic:nvPicPr>
                   <pic:blipFill>
-                    <a:blip r:embed="rId32"/>
+                    <a:blip r:embed="rId31"/>
                     <a:stretch>
                       <a:fillRect/>
                     </a:stretch>
@@ -6246,7 +6180,7 @@
           <w:color w:val="606060"/>
           <w:sz w:val="19"/>
         </w:rPr>
-        <w:t>Figure 8.7 -- Coverage broken out by true chest-pain class. The rare class (typical angina, n = 23) is covered only 26% of the time against a 90% target -- invisible in the pooled 90% marginal number, and exactly the sub-population a curation pipeline is most likely to serve under-represented patients in. Produced by viz.plot_class_conditional_coverage inside scripts/run_chest_pain_pipeline.py.</w:t>
+        <w:t>Figure 8.8 -- Coverage broken out by true chest-pain class. The rare class (typical angina, n = 23) is covered only 26% of the time against a 90% target -- invisible in the pooled 90% marginal number, and exactly the sub-population a curation pipeline is most likely to serve under-represented patients in. Produced by viz.plot_class_conditional_coverage inside scripts/run_chest_pain_pipeline.py.</w:t>
       </w:r>
     </w:p>
     <w:p>
@@ -6271,6 +6205,72 @@
           <w:sz w:val="22"/>
         </w:rPr>
         <w:t>The prediction-set idea is not specific to classification. paper_figures.py recreates three further illustrations from Angelopoulos &amp; Bates showing the same 'score, quantile, widen' recipe applied to (a) quantile regression, where the conformal step widens a fitted prediction interval by exactly q̂ to reach guaranteed coverage; (b) a generic point prediction plus an uncertainty scalar u(x), widened the same way; and (c) a Bayesian posterior predictive density, where the prediction set becomes the region above a probability threshold. These three figures use small synthetic examples, exactly as the original paper does, rather than this project's clinical data -- they are included for conceptual completeness (the workshop's method is not limited to classification) and are not part of the empirical results in Sections 5, 7 or 9.</w:t>
+      </w:r>
+    </w:p>
+    <w:p>
+      <w:pPr>
+        <w:jc w:val="center"/>
+      </w:pPr>
+      <w:r>
+        <w:drawing>
+          <wp:inline xmlns:a="http://schemas.openxmlformats.org/drawingml/2006/main" xmlns:pic="http://schemas.openxmlformats.org/drawingml/2006/picture">
+            <wp:extent cx="5669280" cy="3363132"/>
+            <wp:docPr id="24" name="Picture 24"/>
+            <wp:cNvGraphicFramePr>
+              <a:graphicFrameLocks noChangeAspect="1"/>
+            </wp:cNvGraphicFramePr>
+            <a:graphic>
+              <a:graphicData uri="http://schemas.openxmlformats.org/drawingml/2006/picture">
+                <pic:pic>
+                  <pic:nvPicPr>
+                    <pic:cNvPr id="0" name="fig06_conformalized_quantile_regression.png"/>
+                    <pic:cNvPicPr/>
+                  </pic:nvPicPr>
+                  <pic:blipFill>
+                    <a:blip r:embed="rId32"/>
+                    <a:stretch>
+                      <a:fillRect/>
+                    </a:stretch>
+                  </pic:blipFill>
+                  <pic:spPr>
+                    <a:xfrm>
+                      <a:off x="0" y="0"/>
+                      <a:ext cx="5669280" cy="3363132"/>
+                    </a:xfrm>
+                    <a:prstGeom prst="rect"/>
+                  </pic:spPr>
+                </pic:pic>
+              </a:graphicData>
+            </a:graphic>
+          </wp:inline>
+        </w:drawing>
+      </w:r>
+    </w:p>
+    <w:p>
+      <w:pPr>
+        <w:spacing w:after="320"/>
+        <w:jc w:val="center"/>
+      </w:pPr>
+      <w:r>
+        <w:rPr>
+          <w:i/>
+          <w:color w:val="606060"/>
+          <w:sz w:val="19"/>
+        </w:rPr>
+        <w:t>Figure 8.9 -- Conformalized quantile regression: a fitted quantile band (dashed) widened by q̂ (solid) to reach the coverage guarantee. Synthetic illustration. Produced by paper_figures.fig06_cqr_illustration (Figure 6).</w:t>
+      </w:r>
+    </w:p>
+    <w:p>
+      <w:pPr>
+        <w:spacing w:after="160"/>
+      </w:pPr>
+      <w:r>
+        <w:rPr>
+          <w:b w:val="0"/>
+          <w:i w:val="0"/>
+          <w:sz w:val="22"/>
+        </w:rPr>
+        <w:t>The quantile-regression band above widens an already-interval-valued prediction; the next illustration instead starts from a single point prediction and conformalizes it with a generic uncertainty scalar.</w:t>
       </w:r>
     </w:p>
     <w:p>
@@ -6289,7 +6289,7 @@
               <a:graphicData uri="http://schemas.openxmlformats.org/drawingml/2006/picture">
                 <pic:pic>
                   <pic:nvPicPr>
-                    <pic:cNvPr id="0" name="fig06_conformalized_quantile_regression.png"/>
+                    <pic:cNvPr id="0" name="fig08_uncertainty_scalar.png"/>
                     <pic:cNvPicPr/>
                   </pic:nvPicPr>
                   <pic:blipFill>
@@ -6323,73 +6323,7 @@
           <w:color w:val="606060"/>
           <w:sz w:val="19"/>
         </w:rPr>
-        <w:t>Figure 8.8 -- Conformalized quantile regression: a fitted quantile band (dashed) widened by q̂ (solid) to reach the coverage guarantee. Synthetic illustration. Produced by paper_figures.fig06_cqr_illustration (Figure 6).</w:t>
-      </w:r>
-    </w:p>
-    <w:p>
-      <w:pPr>
-        <w:spacing w:after="160"/>
-      </w:pPr>
-      <w:r>
-        <w:rPr>
-          <w:b w:val="0"/>
-          <w:i w:val="0"/>
-          <w:sz w:val="22"/>
-        </w:rPr>
-        <w:t>The quantile-regression band above widens an already-interval-valued prediction; the next illustration instead starts from a single point prediction and conformalizes it with a generic uncertainty scalar.</w:t>
-      </w:r>
-    </w:p>
-    <w:p>
-      <w:pPr>
-        <w:jc w:val="center"/>
-      </w:pPr>
-      <w:r>
-        <w:drawing>
-          <wp:inline xmlns:a="http://schemas.openxmlformats.org/drawingml/2006/main" xmlns:pic="http://schemas.openxmlformats.org/drawingml/2006/picture">
-            <wp:extent cx="5669280" cy="3363132"/>
-            <wp:docPr id="26" name="Picture 26"/>
-            <wp:cNvGraphicFramePr>
-              <a:graphicFrameLocks noChangeAspect="1"/>
-            </wp:cNvGraphicFramePr>
-            <a:graphic>
-              <a:graphicData uri="http://schemas.openxmlformats.org/drawingml/2006/picture">
-                <pic:pic>
-                  <pic:nvPicPr>
-                    <pic:cNvPr id="0" name="fig08_uncertainty_scalar.png"/>
-                    <pic:cNvPicPr/>
-                  </pic:nvPicPr>
-                  <pic:blipFill>
-                    <a:blip r:embed="rId34"/>
-                    <a:stretch>
-                      <a:fillRect/>
-                    </a:stretch>
-                  </pic:blipFill>
-                  <pic:spPr>
-                    <a:xfrm>
-                      <a:off x="0" y="0"/>
-                      <a:ext cx="5669280" cy="3363132"/>
-                    </a:xfrm>
-                    <a:prstGeom prst="rect"/>
-                  </pic:spPr>
-                </pic:pic>
-              </a:graphicData>
-            </a:graphic>
-          </wp:inline>
-        </w:drawing>
-      </w:r>
-    </w:p>
-    <w:p>
-      <w:pPr>
-        <w:spacing w:after="320"/>
-        <w:jc w:val="center"/>
-      </w:pPr>
-      <w:r>
-        <w:rPr>
-          <w:i/>
-          <w:color w:val="606060"/>
-          <w:sz w:val="19"/>
-        </w:rPr>
-        <w:t>Figure 8.9 -- A point prediction f(x) with a symmetric conformalized band q̂ · u(x). Synthetic illustration. Produced by paper_figures.fig08_uncertainty_scalar (Figure 8).</w:t>
+        <w:t>Figure 8.10 -- A point prediction f(x) with a symmetric conformalized band q̂ · u(x). Synthetic illustration. Produced by paper_figures.fig08_uncertainty_scalar (Figure 8).</w:t>
       </w:r>
     </w:p>
     <w:p>
@@ -6413,7 +6347,7 @@
         <w:drawing>
           <wp:inline xmlns:a="http://schemas.openxmlformats.org/drawingml/2006/main" xmlns:pic="http://schemas.openxmlformats.org/drawingml/2006/picture">
             <wp:extent cx="5669280" cy="3218998"/>
-            <wp:docPr id="27" name="Picture 27"/>
+            <wp:docPr id="26" name="Picture 26"/>
             <wp:cNvGraphicFramePr>
               <a:graphicFrameLocks noChangeAspect="1"/>
             </wp:cNvGraphicFramePr>
@@ -6425,7 +6359,7 @@
                     <pic:cNvPicPr/>
                   </pic:nvPicPr>
                   <pic:blipFill>
-                    <a:blip r:embed="rId35"/>
+                    <a:blip r:embed="rId34"/>
                     <a:stretch>
                       <a:fillRect/>
                     </a:stretch>
@@ -6455,7 +6389,7 @@
           <w:color w:val="606060"/>
           <w:sz w:val="19"/>
         </w:rPr>
-        <w:t>Figure 8.10 -- Conformalized Bayes: the prediction set as the superlevel set of a posterior predictive density. Synthetic illustration. Produced by paper_figures.fig09_bayes_superlevel (Figure 9).</w:t>
+        <w:t>Figure 8.11 -- Conformalized Bayes: the prediction set as the superlevel set of a posterior predictive density. Synthetic illustration. Produced by paper_figures.fig09_bayes_superlevel (Figure 9).</w:t>
       </w:r>
     </w:p>
     <w:p>
@@ -6734,7 +6668,7 @@
               <w:rPr>
                 <w:sz w:val="19"/>
               </w:rPr>
-              <w:t>Figs. 5.3, 5.4, 5.9-5.12</w:t>
+              <w:t>Figs. 5.3, 5.4, 5.7-5.10</w:t>
             </w:r>
           </w:p>
         </w:tc>
@@ -6792,7 +6726,7 @@
               <w:rPr>
                 <w:sz w:val="19"/>
               </w:rPr>
-              <w:t>Figs. 9.2, 9.3</w:t>
+              <w:t>Figs. 9.1, 9.2</w:t>
             </w:r>
           </w:p>
         </w:tc>
@@ -6850,7 +6784,7 @@
               <w:rPr>
                 <w:sz w:val="19"/>
               </w:rPr>
-              <w:t>Underlies every coverage/set figure (Figs. 7.3, 7.4, 8.1, 8.2, ...)</w:t>
+              <w:t>Underlies every coverage/set figure (Figs. 7.3, 7.4, 8.2, 8.3, ...)</w:t>
             </w:r>
           </w:p>
         </w:tc>
@@ -6908,7 +6842,7 @@
               <w:rPr>
                 <w:sz w:val="19"/>
               </w:rPr>
-              <w:t>Figs. 8.4, 8.6, 8.7</w:t>
+              <w:t>Figs. 8.5, 8.7, 8.8</w:t>
             </w:r>
           </w:p>
         </w:tc>
@@ -6952,7 +6886,7 @@
               <w:rPr>
                 <w:sz w:val="19"/>
               </w:rPr>
-              <w:t>plot_site_overview, plot_coverage_by_site, plot_transfer_matrix, plot_pca_scatter, ...</w:t>
+              <w:t>plot_site_overview, plot_coverage_by_site, plot_transfer_matrix, plot_class_conditional_coverage, ...</w:t>
             </w:r>
           </w:p>
         </w:tc>
@@ -7010,7 +6944,7 @@
               <w:rPr>
                 <w:sz w:val="19"/>
               </w:rPr>
-              <w:t>fig02...fig11</w:t>
+              <w:t>fig01...fig11</w:t>
             </w:r>
           </w:p>
         </w:tc>
@@ -7024,7 +6958,7 @@
               <w:rPr>
                 <w:sz w:val="19"/>
               </w:rPr>
-              <w:t>Figs. 7.2, 8.1, 8.2, 8.5, 8.8-8.10</w:t>
+              <w:t>Figs. 7.2, 8.1, 8.2, 8.3, 8.6, 8.9-8.11</w:t>
             </w:r>
           </w:p>
         </w:tc>
@@ -7066,59 +7000,6 @@
     </w:p>
     <w:p>
       <w:pPr>
-        <w:jc w:val="center"/>
-      </w:pPr>
-      <w:r>
-        <w:drawing>
-          <wp:inline xmlns:a="http://schemas.openxmlformats.org/drawingml/2006/main" xmlns:pic="http://schemas.openxmlformats.org/drawingml/2006/picture">
-            <wp:extent cx="5669280" cy="1263104"/>
-            <wp:docPr id="28" name="Picture 28"/>
-            <wp:cNvGraphicFramePr>
-              <a:graphicFrameLocks noChangeAspect="1"/>
-            </wp:cNvGraphicFramePr>
-            <a:graphic>
-              <a:graphicData uri="http://schemas.openxmlformats.org/drawingml/2006/picture">
-                <pic:pic>
-                  <pic:nvPicPr>
-                    <pic:cNvPr id="0" name="x03_pipeline_overview.png"/>
-                    <pic:cNvPicPr/>
-                  </pic:nvPicPr>
-                  <pic:blipFill>
-                    <a:blip r:embed="rId36"/>
-                    <a:stretch>
-                      <a:fillRect/>
-                    </a:stretch>
-                  </pic:blipFill>
-                  <pic:spPr>
-                    <a:xfrm>
-                      <a:off x="0" y="0"/>
-                      <a:ext cx="5669280" cy="1263104"/>
-                    </a:xfrm>
-                    <a:prstGeom prst="rect"/>
-                  </pic:spPr>
-                </pic:pic>
-              </a:graphicData>
-            </a:graphic>
-          </wp:inline>
-        </w:drawing>
-      </w:r>
-    </w:p>
-    <w:p>
-      <w:pPr>
-        <w:spacing w:after="320"/>
-        <w:jc w:val="center"/>
-      </w:pPr>
-      <w:r>
-        <w:rPr>
-          <w:i/>
-          <w:color w:val="606060"/>
-          <w:sz w:val="19"/>
-        </w:rPr>
-        <w:t>Figure 9.1 (new) -- The five-stage pipeline, module by module. Data flows left to right: raw per-site files are loaded and imputed, heterogeneity is measured *before* anything is trained (deliberately -- this ordering is the whole point of the workshop's framing), a shared model is trained federatively, a conformal predictor is calibrated on top of it, and coverage is graded per site rather than pooled. Produced by the newly added viz.plot_pipeline_overview, via scripts/run_supplementary_figures.py. No equivalent overview figure existed before this report -- it was added because a reader arriving fresh at 35 figures benefits from one picture of how they connect.</w:t>
-      </w:r>
-    </w:p>
-    <w:p>
-      <w:pPr>
         <w:pStyle w:val="Heading2"/>
       </w:pPr>
       <w:r>
@@ -7149,7 +7030,7 @@
         <w:drawing>
           <wp:inline xmlns:a="http://schemas.openxmlformats.org/drawingml/2006/main" xmlns:pic="http://schemas.openxmlformats.org/drawingml/2006/picture">
             <wp:extent cx="5669280" cy="3074864"/>
-            <wp:docPr id="29" name="Picture 29"/>
+            <wp:docPr id="27" name="Picture 27"/>
             <wp:cNvGraphicFramePr>
               <a:graphicFrameLocks noChangeAspect="1"/>
             </wp:cNvGraphicFramePr>
@@ -7161,7 +7042,7 @@
                     <pic:cNvPicPr/>
                   </pic:nvPicPr>
                   <pic:blipFill>
-                    <a:blip r:embed="rId37"/>
+                    <a:blip r:embed="rId35"/>
                     <a:stretch>
                       <a:fillRect/>
                     </a:stretch>
@@ -7191,7 +7072,7 @@
           <w:color w:val="606060"/>
           <w:sz w:val="19"/>
         </w:rPr>
-        <w:t>Figure 9.2 -- Per-site training loss across FedAvg communication rounds, 5-class disease task. All three participating sites' losses fall together, confirming the federated procedure converges. Produced by viz.plot_fed_learning_curves.</w:t>
+        <w:t>Figure 9.1 -- Per-site training loss across FedAvg communication rounds, 5-class disease task. All three participating sites' losses fall together, confirming the federated procedure converges. Produced by viz.plot_fed_learning_curves.</w:t>
       </w:r>
     </w:p>
     <w:p>
@@ -7215,7 +7096,7 @@
         <w:drawing>
           <wp:inline xmlns:a="http://schemas.openxmlformats.org/drawingml/2006/main" xmlns:pic="http://schemas.openxmlformats.org/drawingml/2006/picture">
             <wp:extent cx="5669280" cy="3074864"/>
-            <wp:docPr id="30" name="Picture 30"/>
+            <wp:docPr id="28" name="Picture 28"/>
             <wp:cNvGraphicFramePr>
               <a:graphicFrameLocks noChangeAspect="1"/>
             </wp:cNvGraphicFramePr>
@@ -7227,7 +7108,7 @@
                     <pic:cNvPicPr/>
                   </pic:nvPicPr>
                   <pic:blipFill>
-                    <a:blip r:embed="rId38"/>
+                    <a:blip r:embed="rId36"/>
                     <a:stretch>
                       <a:fillRect/>
                     </a:stretch>
@@ -7257,7 +7138,7 @@
           <w:color w:val="606060"/>
           <w:sz w:val="19"/>
         </w:rPr>
-        <w:t>Figure 9.3 -- The same convergence check on the secondary chest-pain task, confirming FedAvg behaves consistently across two different targets. Produced by viz.plot_fed_learning_curves, via scripts/run_chest_pain_pipeline.py.</w:t>
+        <w:t>Figure 9.2 -- The same convergence check on the secondary chest-pain task, confirming FedAvg behaves consistently across two different targets. Produced by viz.plot_fed_learning_curves, via scripts/run_chest_pain_pipeline.py.</w:t>
       </w:r>
     </w:p>
     <w:p>
@@ -7697,7 +7578,7 @@
         <w:drawing>
           <wp:inline xmlns:a="http://schemas.openxmlformats.org/drawingml/2006/main" xmlns:pic="http://schemas.openxmlformats.org/drawingml/2006/picture">
             <wp:extent cx="5669280" cy="1934058"/>
-            <wp:docPr id="31" name="Picture 31"/>
+            <wp:docPr id="29" name="Picture 29"/>
             <wp:cNvGraphicFramePr>
               <a:graphicFrameLocks noChangeAspect="1"/>
             </wp:cNvGraphicFramePr>
@@ -7709,7 +7590,7 @@
                     <pic:cNvPicPr/>
                   </pic:nvPicPr>
                   <pic:blipFill>
-                    <a:blip r:embed="rId39"/>
+                    <a:blip r:embed="rId37"/>
                     <a:stretch>
                       <a:fillRect/>
                     </a:stretch>
@@ -7739,7 +7620,7 @@
           <w:color w:val="606060"/>
           <w:sz w:val="19"/>
         </w:rPr>
-        <w:t>Figure 9.4 -- The comparison from Table 9.1, plotted: heterogeneity scores, average prediction-set size, and worst-case cross-site coverage, disease task vs. chest-pain task, side by side. Produced by compare_prediction_tasks.plot_comparison.</w:t>
+        <w:t>Figure 9.3 -- The comparison from Table 9.1, plotted: heterogeneity scores, average prediction-set size, and worst-case cross-site coverage, disease task vs. chest-pain task, side by side. Produced by compare_prediction_tasks.plot_comparison.</w:t>
       </w:r>
     </w:p>
     <w:p>
@@ -7774,7 +7655,7 @@
         <w:drawing>
           <wp:inline xmlns:a="http://schemas.openxmlformats.org/drawingml/2006/main" xmlns:pic="http://schemas.openxmlformats.org/drawingml/2006/picture">
             <wp:extent cx="5669280" cy="4723363"/>
-            <wp:docPr id="32" name="Picture 32"/>
+            <wp:docPr id="30" name="Picture 30"/>
             <wp:cNvGraphicFramePr>
               <a:graphicFrameLocks noChangeAspect="1"/>
             </wp:cNvGraphicFramePr>
@@ -7786,7 +7667,7 @@
                     <pic:cNvPicPr/>
                   </pic:nvPicPr>
                   <pic:blipFill>
-                    <a:blip r:embed="rId40"/>
+                    <a:blip r:embed="rId38"/>
                     <a:stretch>
                       <a:fillRect/>
                     </a:stretch>
@@ -7816,7 +7697,7 @@
           <w:color w:val="606060"/>
           <w:sz w:val="19"/>
         </w:rPr>
-        <w:t>Figure 9.5 -- Cross-site coverage transfer matrix for the chest-pain task (APS score). Produced by viz.plot_transfer_matrix, via scripts/run_chest_pain_pipeline.py.</w:t>
+        <w:t>Figure 9.4 -- Cross-site coverage transfer matrix for the chest-pain task (APS score). Produced by viz.plot_transfer_matrix, via scripts/run_chest_pain_pipeline.py.</w:t>
       </w:r>
     </w:p>
     <w:p>
@@ -7840,7 +7721,7 @@
         <w:drawing>
           <wp:inline xmlns:a="http://schemas.openxmlformats.org/drawingml/2006/main" xmlns:pic="http://schemas.openxmlformats.org/drawingml/2006/picture">
             <wp:extent cx="5669280" cy="3063240"/>
-            <wp:docPr id="33" name="Picture 33"/>
+            <wp:docPr id="31" name="Picture 31"/>
             <wp:cNvGraphicFramePr>
               <a:graphicFrameLocks noChangeAspect="1"/>
             </wp:cNvGraphicFramePr>
@@ -7852,7 +7733,7 @@
                     <pic:cNvPicPr/>
                   </pic:nvPicPr>
                   <pic:blipFill>
-                    <a:blip r:embed="rId41"/>
+                    <a:blip r:embed="rId39"/>
                     <a:stretch>
                       <a:fillRect/>
                     </a:stretch>
@@ -7882,7 +7763,7 @@
           <w:color w:val="606060"/>
           <w:sz w:val="19"/>
         </w:rPr>
-        <w:t>Figure 9.6 -- Coverage of a Cleveland-calibrated chest-pain predictor across all four sites. Produced by viz.plot_coverage_by_site, via scripts/run_chest_pain_pipeline.py.</w:t>
+        <w:t>Figure 9.5 -- Coverage of a Cleveland-calibrated chest-pain predictor across all four sites. Produced by viz.plot_coverage_by_site, via scripts/run_chest_pain_pipeline.py.</w:t>
       </w:r>
     </w:p>
     <w:p>
@@ -7895,7 +7776,7 @@
           <w:i w:val="0"/>
           <w:sz w:val="22"/>
         </w:rPr>
-        <w:t>Coverage alone does not show adaptivity; the set-size distribution below is the chest-pain task's analogue of Figure 8.6.</w:t>
+        <w:t>Coverage alone does not show adaptivity; the set-size distribution below is the chest-pain task's analogue of Figure 8.7.</w:t>
       </w:r>
     </w:p>
     <w:p>
@@ -7906,7 +7787,7 @@
         <w:drawing>
           <wp:inline xmlns:a="http://schemas.openxmlformats.org/drawingml/2006/main" xmlns:pic="http://schemas.openxmlformats.org/drawingml/2006/picture">
             <wp:extent cx="5669280" cy="2732337"/>
-            <wp:docPr id="34" name="Picture 34"/>
+            <wp:docPr id="32" name="Picture 32"/>
             <wp:cNvGraphicFramePr>
               <a:graphicFrameLocks noChangeAspect="1"/>
             </wp:cNvGraphicFramePr>
@@ -7918,7 +7799,7 @@
                     <pic:cNvPicPr/>
                   </pic:nvPicPr>
                   <pic:blipFill>
-                    <a:blip r:embed="rId42"/>
+                    <a:blip r:embed="rId40"/>
                     <a:stretch>
                       <a:fillRect/>
                     </a:stretch>
@@ -7948,7 +7829,7 @@
           <w:color w:val="606060"/>
           <w:sz w:val="19"/>
         </w:rPr>
-        <w:t>Figure 9.7 -- Prediction-set-size distribution by site, chest-pain task. Produced by viz.plot_set_size_distribution, via scripts/run_chest_pain_pipeline.py.</w:t>
+        <w:t>Figure 9.6 -- Prediction-set-size distribution by site, chest-pain task. Produced by viz.plot_set_size_distribution, via scripts/run_chest_pain_pipeline.py.</w:t>
       </w:r>
     </w:p>
     <w:p>
@@ -7961,7 +7842,7 @@
           <w:i w:val="0"/>
           <w:sz w:val="22"/>
         </w:rPr>
-        <w:t>Rounding out the secondary-task diagnostics, the calibration-score histogram below is the chest-pain analogue of Figure 8.3.</w:t>
+        <w:t>Rounding out the secondary-task diagnostics, the calibration-score histogram below is the chest-pain analogue of Figure 8.4.</w:t>
       </w:r>
     </w:p>
     <w:p>
@@ -7972,7 +7853,7 @@
         <w:drawing>
           <wp:inline xmlns:a="http://schemas.openxmlformats.org/drawingml/2006/main" xmlns:pic="http://schemas.openxmlformats.org/drawingml/2006/picture">
             <wp:extent cx="5669280" cy="2930729"/>
-            <wp:docPr id="35" name="Picture 35"/>
+            <wp:docPr id="33" name="Picture 33"/>
             <wp:cNvGraphicFramePr>
               <a:graphicFrameLocks noChangeAspect="1"/>
             </wp:cNvGraphicFramePr>
@@ -7984,7 +7865,7 @@
                     <pic:cNvPicPr/>
                   </pic:nvPicPr>
                   <pic:blipFill>
-                    <a:blip r:embed="rId43"/>
+                    <a:blip r:embed="rId41"/>
                     <a:stretch>
                       <a:fillRect/>
                     </a:stretch>
@@ -8014,7 +7895,7 @@
           <w:color w:val="606060"/>
           <w:sz w:val="19"/>
         </w:rPr>
-        <w:t>Figure 9.8 -- The chest-pain task's own calibration-score histogram, the secondary-task analogue of Figure 8.3. Produced by viz.plot_calibration_scores, via scripts/run_chest_pain_pipeline.py.</w:t>
+        <w:t>Figure 9.7 -- The chest-pain task's own calibration-score histogram, the secondary-task analogue of Figure 8.4. Produced by viz.plot_calibration_scores, via scripts/run_chest_pain_pipeline.py.</w:t>
       </w:r>
     </w:p>
     <w:p>
@@ -8160,7 +8041,7 @@
           <w:i w:val="0"/>
           <w:sz w:val="22"/>
         </w:rPr>
-        <w:t>All 35 figures referenced in this report, in file order, with the script or notebook that generates each one. Every figure is reproducible by running the listed command from the repository root.</w:t>
+        <w:t>All 33 figures referenced in this report, in file order, with the script or notebook that generates each one. Every figure is reproducible by running the listed command from the repository root.</w:t>
       </w:r>
     </w:p>
     <w:tbl>
@@ -8487,7 +8368,7 @@
               <w:rPr>
                 <w:sz w:val="19"/>
               </w:rPr>
-              <w:t>Fig. 9.2</w:t>
+              <w:t>Fig. 9.1</w:t>
             </w:r>
           </w:p>
         </w:tc>
@@ -8531,7 +8412,7 @@
               <w:rPr>
                 <w:sz w:val="19"/>
               </w:rPr>
-              <w:t>Fig. 8.3</w:t>
+              <w:t>Fig. 8.4</w:t>
             </w:r>
           </w:p>
         </w:tc>
@@ -8663,7 +8544,7 @@
               <w:rPr>
                 <w:sz w:val="19"/>
               </w:rPr>
-              <w:t>Fig. 8.6</w:t>
+              <w:t>Fig. 8.7</w:t>
             </w:r>
           </w:p>
         </w:tc>
@@ -8707,7 +8588,7 @@
               <w:rPr>
                 <w:sz w:val="19"/>
               </w:rPr>
-              <w:t>Fig. 8.4</w:t>
+              <w:t>Fig. 8.5</w:t>
             </w:r>
           </w:p>
         </w:tc>
@@ -8839,7 +8720,7 @@
               <w:rPr>
                 <w:sz w:val="19"/>
               </w:rPr>
-              <w:t>Fig. 5.9</w:t>
+              <w:t>Fig. 5.7</w:t>
             </w:r>
           </w:p>
         </w:tc>
@@ -8883,7 +8764,7 @@
               <w:rPr>
                 <w:sz w:val="19"/>
               </w:rPr>
-              <w:t>Fig. 5.10</w:t>
+              <w:t>Fig. 5.8</w:t>
             </w:r>
           </w:p>
         </w:tc>
@@ -8927,7 +8808,7 @@
               <w:rPr>
                 <w:sz w:val="19"/>
               </w:rPr>
-              <w:t>Fig. 5.11</w:t>
+              <w:t>Fig. 5.9</w:t>
             </w:r>
           </w:p>
         </w:tc>
@@ -8971,7 +8852,7 @@
               <w:rPr>
                 <w:sz w:val="19"/>
               </w:rPr>
-              <w:t>Fig. 5.12</w:t>
+              <w:t>Fig. 5.10</w:t>
             </w:r>
           </w:p>
         </w:tc>
@@ -9015,7 +8896,7 @@
               <w:rPr>
                 <w:sz w:val="19"/>
               </w:rPr>
-              <w:t>Fig. 5.13</w:t>
+              <w:t>Fig. 5.11</w:t>
             </w:r>
           </w:p>
         </w:tc>
@@ -9059,7 +8940,7 @@
               <w:rPr>
                 <w:sz w:val="19"/>
               </w:rPr>
-              <w:t>Fig. 9.3</w:t>
+              <w:t>Fig. 9.2</w:t>
             </w:r>
           </w:p>
         </w:tc>
@@ -9103,7 +8984,7 @@
               <w:rPr>
                 <w:sz w:val="19"/>
               </w:rPr>
-              <w:t>Fig. 9.8</w:t>
+              <w:t>Fig. 9.7</w:t>
             </w:r>
           </w:p>
         </w:tc>
@@ -9147,7 +9028,7 @@
               <w:rPr>
                 <w:sz w:val="19"/>
               </w:rPr>
-              <w:t>Fig. 8.7</w:t>
+              <w:t>Fig. 8.8</w:t>
             </w:r>
           </w:p>
         </w:tc>
@@ -9191,7 +9072,7 @@
               <w:rPr>
                 <w:sz w:val="19"/>
               </w:rPr>
-              <w:t>Fig. 9.5</w:t>
+              <w:t>Fig. 9.4</w:t>
             </w:r>
           </w:p>
         </w:tc>
@@ -9235,7 +9116,7 @@
               <w:rPr>
                 <w:sz w:val="19"/>
               </w:rPr>
-              <w:t>Fig. 9.6</w:t>
+              <w:t>Fig. 9.5</w:t>
             </w:r>
           </w:p>
         </w:tc>
@@ -9279,7 +9160,7 @@
               <w:rPr>
                 <w:sz w:val="19"/>
               </w:rPr>
-              <w:t>Fig. 9.7</w:t>
+              <w:t>Fig. 9.6</w:t>
             </w:r>
           </w:p>
         </w:tc>
@@ -9295,7 +9176,7 @@
               <w:rPr>
                 <w:sz w:val="19"/>
               </w:rPr>
-              <w:t>figures/paper/fig02_conformal_illustration.png</w:t>
+              <w:t>figures/paper/fig01_prediction_set_examples.png</w:t>
             </w:r>
           </w:p>
         </w:tc>
@@ -9339,7 +9220,7 @@
               <w:rPr>
                 <w:sz w:val="19"/>
               </w:rPr>
-              <w:t>figures/paper/fig04_adaptive_prediction_sets.png</w:t>
+              <w:t>figures/paper/fig02_conformal_illustration.png</w:t>
             </w:r>
           </w:p>
         </w:tc>
@@ -9383,7 +9264,7 @@
               <w:rPr>
                 <w:sz w:val="19"/>
               </w:rPr>
-              <w:t>figures/paper/fig06_conformalized_quantile_regression.png</w:t>
+              <w:t>figures/paper/fig04_adaptive_prediction_sets.png</w:t>
             </w:r>
           </w:p>
         </w:tc>
@@ -9411,7 +9292,7 @@
               <w:rPr>
                 <w:sz w:val="19"/>
               </w:rPr>
-              <w:t>Fig. 8.8</w:t>
+              <w:t>Fig. 8.3</w:t>
             </w:r>
           </w:p>
         </w:tc>
@@ -9427,7 +9308,7 @@
               <w:rPr>
                 <w:sz w:val="19"/>
               </w:rPr>
-              <w:t>figures/paper/fig08_uncertainty_scalar.png</w:t>
+              <w:t>figures/paper/fig06_conformalized_quantile_regression.png</w:t>
             </w:r>
           </w:p>
         </w:tc>
@@ -9471,7 +9352,7 @@
               <w:rPr>
                 <w:sz w:val="19"/>
               </w:rPr>
-              <w:t>figures/paper/fig09_conformalized_bayes.png</w:t>
+              <w:t>figures/paper/fig08_uncertainty_scalar.png</w:t>
             </w:r>
           </w:p>
         </w:tc>
@@ -9515,7 +9396,7 @@
               <w:rPr>
                 <w:sz w:val="19"/>
               </w:rPr>
-              <w:t>figures/paper/fig10_coverage_notions.png</w:t>
+              <w:t>figures/paper/fig09_conformalized_bayes.png</w:t>
             </w:r>
           </w:p>
         </w:tc>
@@ -9543,7 +9424,7 @@
               <w:rPr>
                 <w:sz w:val="19"/>
               </w:rPr>
-              <w:t>Fig. 7.2</w:t>
+              <w:t>Fig. 8.11</w:t>
             </w:r>
           </w:p>
         </w:tc>
@@ -9559,7 +9440,7 @@
               <w:rPr>
                 <w:sz w:val="19"/>
               </w:rPr>
-              <w:t>figures/paper/fig11_coverage_distribution.png</w:t>
+              <w:t>figures/paper/fig10_coverage_notions.png</w:t>
             </w:r>
           </w:p>
         </w:tc>
@@ -9587,7 +9468,7 @@
               <w:rPr>
                 <w:sz w:val="19"/>
               </w:rPr>
-              <w:t>Fig. 8.5</w:t>
+              <w:t>Fig. 7.2</w:t>
             </w:r>
           </w:p>
         </w:tc>
@@ -9603,7 +9484,7 @@
               <w:rPr>
                 <w:sz w:val="19"/>
               </w:rPr>
-              <w:t>figures/compare/task_comparison.png</w:t>
+              <w:t>figures/paper/fig11_coverage_distribution.png</w:t>
             </w:r>
           </w:p>
         </w:tc>
@@ -9617,7 +9498,7 @@
               <w:rPr>
                 <w:sz w:val="19"/>
               </w:rPr>
-              <w:t>scripts/compare_prediction_tasks.py</w:t>
+              <w:t>scripts/run_paper_figure_recreations.py</w:t>
             </w:r>
           </w:p>
         </w:tc>
@@ -9631,7 +9512,7 @@
               <w:rPr>
                 <w:sz w:val="19"/>
               </w:rPr>
-              <w:t>Fig. 9.4</w:t>
+              <w:t>Fig. 8.6</w:t>
             </w:r>
           </w:p>
         </w:tc>
@@ -9647,7 +9528,7 @@
               <w:rPr>
                 <w:sz w:val="19"/>
               </w:rPr>
-              <w:t>figures/extra/x01_pca_scatter.png</w:t>
+              <w:t>figures/compare/task_comparison.png</w:t>
             </w:r>
           </w:p>
         </w:tc>
@@ -9661,7 +9542,7 @@
               <w:rPr>
                 <w:sz w:val="19"/>
               </w:rPr>
-              <w:t>scripts/run_supplementary_figures.py (new)</w:t>
+              <w:t>scripts/compare_prediction_tasks.py</w:t>
             </w:r>
           </w:p>
         </w:tc>
@@ -9675,95 +9556,7 @@
               <w:rPr>
                 <w:sz w:val="19"/>
               </w:rPr>
-              <w:t>Fig. 5.7</w:t>
-            </w:r>
-          </w:p>
-        </w:tc>
-      </w:tr>
-      <w:tr>
-        <w:tc>
-          <w:tcPr>
-            <w:tcW w:type="dxa" w:w="2880"/>
-          </w:tcPr>
-          <w:p>
-            <w:r/>
-            <w:r>
-              <w:rPr>
-                <w:sz w:val="19"/>
-              </w:rPr>
-              <w:t>figures/extra/x02_age_thalach_scatter.png</w:t>
-            </w:r>
-          </w:p>
-        </w:tc>
-        <w:tc>
-          <w:tcPr>
-            <w:tcW w:type="dxa" w:w="2880"/>
-          </w:tcPr>
-          <w:p>
-            <w:r/>
-            <w:r>
-              <w:rPr>
-                <w:sz w:val="19"/>
-              </w:rPr>
-              <w:t>scripts/run_supplementary_figures.py (new)</w:t>
-            </w:r>
-          </w:p>
-        </w:tc>
-        <w:tc>
-          <w:tcPr>
-            <w:tcW w:type="dxa" w:w="2880"/>
-          </w:tcPr>
-          <w:p>
-            <w:r/>
-            <w:r>
-              <w:rPr>
-                <w:sz w:val="19"/>
-              </w:rPr>
-              <w:t>Fig. 5.8</w:t>
-            </w:r>
-          </w:p>
-        </w:tc>
-      </w:tr>
-      <w:tr>
-        <w:tc>
-          <w:tcPr>
-            <w:tcW w:type="dxa" w:w="2880"/>
-          </w:tcPr>
-          <w:p>
-            <w:r/>
-            <w:r>
-              <w:rPr>
-                <w:sz w:val="19"/>
-              </w:rPr>
-              <w:t>figures/extra/x03_pipeline_overview.png</w:t>
-            </w:r>
-          </w:p>
-        </w:tc>
-        <w:tc>
-          <w:tcPr>
-            <w:tcW w:type="dxa" w:w="2880"/>
-          </w:tcPr>
-          <w:p>
-            <w:r/>
-            <w:r>
-              <w:rPr>
-                <w:sz w:val="19"/>
-              </w:rPr>
-              <w:t>scripts/run_supplementary_figures.py (new)</w:t>
-            </w:r>
-          </w:p>
-        </w:tc>
-        <w:tc>
-          <w:tcPr>
-            <w:tcW w:type="dxa" w:w="2880"/>
-          </w:tcPr>
-          <w:p>
-            <w:r/>
-            <w:r>
-              <w:rPr>
-                <w:sz w:val="19"/>
-              </w:rPr>
-              <w:t>Fig. 9.1</w:t>
+              <w:t>Fig. 9.3</w:t>
             </w:r>
           </w:p>
         </w:tc>
@@ -9785,7 +9578,7 @@
           <w:color w:val="606060"/>
           <w:sz w:val="19"/>
         </w:rPr>
-        <w:t>Reproduce everything: python scripts/run_end_to_end_pipeline.py &amp;&amp; python scripts/run_chest_pain_pipeline.py &amp;&amp; python scripts/run_exploratory_data_analysis.py &amp;&amp; python scripts/run_paper_figure_recreations.py &amp;&amp; python scripts/compare_prediction_tasks.py &amp;&amp; python scripts/run_supplementary_figures.py</w:t>
+        <w:t>Reproduce everything: python scripts/run_end_to_end_pipeline.py &amp;&amp; python scripts/run_chest_pain_pipeline.py &amp;&amp; python scripts/run_exploratory_data_analysis.py &amp;&amp; python scripts/run_paper_figure_recreations.py &amp;&amp; python scripts/compare_prediction_tasks.py</w:t>
       </w:r>
     </w:p>
     <w:sectPr>

--- a/report/Beyond_Interoperability_Report.docx
+++ b/report/Beyond_Interoperability_Report.docx
@@ -7124,8 +7124,464 @@
           <w:i w:val="0"/>
           <w:sz w:val="22"/>
         </w:rPr>
-        <w:t>Before conformal calibration means anything, the underlying model has to have actually learned something. FedAvg trains a shared softmax model across Cleveland, Hungary and the V.A. (holding Switzerland out entirely, to test genuine external validation) by having each site take a few local gradient steps and averaging the resulting weights, weighted by site size, every communication round -- no patient-level data ever leaves its hospital.</w:t>
+        <w:t>Before conformal calibration means anything, the underlying model has to have actually learned something. FedAvg trains a shared softmax model across Cleveland, Hungary and the V.A. (holding Switzerland out entirely, to test genuine external validation) by having each site take a few local gradient steps and averaging the resulting weights, weighted by site size, every communication round -- no patient-level data ever leaves its hospital. Table 9.1 documents the exact model and optimization configuration behind every federated result in this report.</w:t>
       </w:r>
+    </w:p>
+    <w:p>
+      <w:pPr>
+        <w:spacing w:after="160"/>
+      </w:pPr>
+      <w:r>
+        <w:rPr>
+          <w:b/>
+          <w:i w:val="0"/>
+          <w:sz w:val="21"/>
+        </w:rPr>
+        <w:t>Table 9.1 -- Model architecture and training configuration (disease-severity task)</w:t>
+      </w:r>
+    </w:p>
+    <w:tbl>
+      <w:tblPr>
+        <w:tblStyle w:val="TableGrid"/>
+        <w:tblW w:type="auto" w:w="0"/>
+        <w:jc w:val="center"/>
+        <w:tblLook w:firstColumn="1" w:firstRow="1" w:lastColumn="0" w:lastRow="0" w:noHBand="0" w:noVBand="1" w:val="04A0"/>
+      </w:tblPr>
+      <w:tblGrid>
+        <w:gridCol w:w="4320"/>
+        <w:gridCol w:w="4320"/>
+      </w:tblGrid>
+      <w:tr>
+        <w:tc>
+          <w:tcPr>
+            <w:tcW w:type="dxa" w:w="4320"/>
+            <w:shd w:fill="2A78D6"/>
+          </w:tcPr>
+          <w:p>
+            <w:r/>
+            <w:r>
+              <w:rPr>
+                <w:b/>
+                <w:color w:val="FFFFFF"/>
+                <w:sz w:val="20"/>
+              </w:rPr>
+              <w:t>Setting</w:t>
+            </w:r>
+          </w:p>
+        </w:tc>
+        <w:tc>
+          <w:tcPr>
+            <w:tcW w:type="dxa" w:w="4320"/>
+            <w:shd w:fill="2A78D6"/>
+          </w:tcPr>
+          <w:p>
+            <w:r/>
+            <w:r>
+              <w:rPr>
+                <w:b/>
+                <w:color w:val="FFFFFF"/>
+                <w:sz w:val="20"/>
+              </w:rPr>
+              <w:t>Value</w:t>
+            </w:r>
+          </w:p>
+        </w:tc>
+      </w:tr>
+      <w:tr>
+        <w:tc>
+          <w:tcPr>
+            <w:tcW w:type="dxa" w:w="4320"/>
+          </w:tcPr>
+          <w:p>
+            <w:r/>
+            <w:r>
+              <w:rPr>
+                <w:sz w:val="19"/>
+              </w:rPr>
+              <w:t>Model class</w:t>
+            </w:r>
+          </w:p>
+        </w:tc>
+        <w:tc>
+          <w:tcPr>
+            <w:tcW w:type="dxa" w:w="4320"/>
+          </w:tcPr>
+          <w:p>
+            <w:r/>
+            <w:r>
+              <w:rPr>
+                <w:sz w:val="19"/>
+              </w:rPr>
+              <w:t>SoftmaxModel (fedconformal.federated) -- multinomial logistic regression: a single linear layer, logits = X W + b, softmax output. No hidden layers.</w:t>
+            </w:r>
+          </w:p>
+        </w:tc>
+      </w:tr>
+      <w:tr>
+        <w:tc>
+          <w:tcPr>
+            <w:tcW w:type="dxa" w:w="4320"/>
+          </w:tcPr>
+          <w:p>
+            <w:r/>
+            <w:r>
+              <w:rPr>
+                <w:sz w:val="19"/>
+              </w:rPr>
+              <w:t>Trainable parameters</w:t>
+            </w:r>
+          </w:p>
+        </w:tc>
+        <w:tc>
+          <w:tcPr>
+            <w:tcW w:type="dxa" w:w="4320"/>
+          </w:tcPr>
+          <w:p>
+            <w:r/>
+            <w:r>
+              <w:rPr>
+                <w:sz w:val="19"/>
+              </w:rPr>
+              <w:t>Weight matrix W: 13 features x 5 classes = 65 weights, plus bias vector b: 5 -- 70 parameters total</w:t>
+            </w:r>
+          </w:p>
+        </w:tc>
+      </w:tr>
+      <w:tr>
+        <w:tc>
+          <w:tcPr>
+            <w:tcW w:type="dxa" w:w="4320"/>
+          </w:tcPr>
+          <w:p>
+            <w:r/>
+            <w:r>
+              <w:rPr>
+                <w:sz w:val="19"/>
+              </w:rPr>
+              <w:t>Loss function</w:t>
+            </w:r>
+          </w:p>
+        </w:tc>
+        <w:tc>
+          <w:tcPr>
+            <w:tcW w:type="dxa" w:w="4320"/>
+          </w:tcPr>
+          <w:p>
+            <w:r/>
+            <w:r>
+              <w:rPr>
+                <w:sz w:val="19"/>
+              </w:rPr>
+              <w:t>Multiclass cross-entropy (negative log-likelihood): -mean( log( P[i, y_i] ) ) over patients i, softmax probability P</w:t>
+            </w:r>
+          </w:p>
+        </w:tc>
+      </w:tr>
+      <w:tr>
+        <w:tc>
+          <w:tcPr>
+            <w:tcW w:type="dxa" w:w="4320"/>
+          </w:tcPr>
+          <w:p>
+            <w:r/>
+            <w:r>
+              <w:rPr>
+                <w:sz w:val="19"/>
+              </w:rPr>
+              <w:t>Optimizer</w:t>
+            </w:r>
+          </w:p>
+        </w:tc>
+        <w:tc>
+          <w:tcPr>
+            <w:tcW w:type="dxa" w:w="4320"/>
+          </w:tcPr>
+          <w:p>
+            <w:r/>
+            <w:r>
+              <w:rPr>
+                <w:sz w:val="19"/>
+              </w:rPr>
+              <w:t>Full-batch gradient descent, analytic gradient (no autograd, no momentum, no Adam) -- theta &lt;- theta - lr x gradient every local epoch</w:t>
+            </w:r>
+          </w:p>
+        </w:tc>
+      </w:tr>
+      <w:tr>
+        <w:tc>
+          <w:tcPr>
+            <w:tcW w:type="dxa" w:w="4320"/>
+          </w:tcPr>
+          <w:p>
+            <w:r/>
+            <w:r>
+              <w:rPr>
+                <w:sz w:val="19"/>
+              </w:rPr>
+              <w:t>Learning rate</w:t>
+            </w:r>
+          </w:p>
+        </w:tc>
+        <w:tc>
+          <w:tcPr>
+            <w:tcW w:type="dxa" w:w="4320"/>
+          </w:tcPr>
+          <w:p>
+            <w:r/>
+            <w:r>
+              <w:rPr>
+                <w:sz w:val="19"/>
+              </w:rPr>
+              <w:t>0.3 (fixed, no schedule/decay)</w:t>
+            </w:r>
+          </w:p>
+        </w:tc>
+      </w:tr>
+      <w:tr>
+        <w:tc>
+          <w:tcPr>
+            <w:tcW w:type="dxa" w:w="4320"/>
+          </w:tcPr>
+          <w:p>
+            <w:r/>
+            <w:r>
+              <w:rPr>
+                <w:sz w:val="19"/>
+              </w:rPr>
+              <w:t>L2 regularization</w:t>
+            </w:r>
+          </w:p>
+        </w:tc>
+        <w:tc>
+          <w:tcPr>
+            <w:tcW w:type="dxa" w:w="4320"/>
+          </w:tcPr>
+          <w:p>
+            <w:r/>
+            <w:r>
+              <w:rPr>
+                <w:sz w:val="19"/>
+              </w:rPr>
+              <w:t>1e-2, applied to the weight matrix only (not the bias)</w:t>
+            </w:r>
+          </w:p>
+        </w:tc>
+      </w:tr>
+      <w:tr>
+        <w:tc>
+          <w:tcPr>
+            <w:tcW w:type="dxa" w:w="4320"/>
+          </w:tcPr>
+          <w:p>
+            <w:r/>
+            <w:r>
+              <w:rPr>
+                <w:sz w:val="19"/>
+              </w:rPr>
+              <w:t>Local epochs per round</w:t>
+            </w:r>
+          </w:p>
+        </w:tc>
+        <w:tc>
+          <w:tcPr>
+            <w:tcW w:type="dxa" w:w="4320"/>
+          </w:tcPr>
+          <w:p>
+            <w:r/>
+            <w:r>
+              <w:rPr>
+                <w:sz w:val="19"/>
+              </w:rPr>
+              <w:t>3 full-batch passes over each site's own data before its weights are sent back to the server</w:t>
+            </w:r>
+          </w:p>
+        </w:tc>
+      </w:tr>
+      <w:tr>
+        <w:tc>
+          <w:tcPr>
+            <w:tcW w:type="dxa" w:w="4320"/>
+          </w:tcPr>
+          <w:p>
+            <w:r/>
+            <w:r>
+              <w:rPr>
+                <w:sz w:val="19"/>
+              </w:rPr>
+              <w:t>Communication rounds</w:t>
+            </w:r>
+          </w:p>
+        </w:tc>
+        <w:tc>
+          <w:tcPr>
+            <w:tcW w:type="dxa" w:w="4320"/>
+          </w:tcPr>
+          <w:p>
+            <w:r/>
+            <w:r>
+              <w:rPr>
+                <w:sz w:val="19"/>
+              </w:rPr>
+              <w:t>200 -- chosen empirically: loss was still visibly declining at round 40, and is essentially flat (changes in the 3rd decimal place) from round ~150 on</w:t>
+            </w:r>
+          </w:p>
+        </w:tc>
+      </w:tr>
+      <w:tr>
+        <w:tc>
+          <w:tcPr>
+            <w:tcW w:type="dxa" w:w="4320"/>
+          </w:tcPr>
+          <w:p>
+            <w:r/>
+            <w:r>
+              <w:rPr>
+                <w:sz w:val="19"/>
+              </w:rPr>
+              <w:t>Cumulative local epochs</w:t>
+            </w:r>
+          </w:p>
+        </w:tc>
+        <w:tc>
+          <w:tcPr>
+            <w:tcW w:type="dxa" w:w="4320"/>
+          </w:tcPr>
+          <w:p>
+            <w:r/>
+            <w:r>
+              <w:rPr>
+                <w:sz w:val="19"/>
+              </w:rPr>
+              <w:t>600 per participating site (200 rounds x 3 local epochs)</w:t>
+            </w:r>
+          </w:p>
+        </w:tc>
+      </w:tr>
+      <w:tr>
+        <w:tc>
+          <w:tcPr>
+            <w:tcW w:type="dxa" w:w="4320"/>
+          </w:tcPr>
+          <w:p>
+            <w:r/>
+            <w:r>
+              <w:rPr>
+                <w:sz w:val="19"/>
+              </w:rPr>
+              <w:t>Aggregation rule</w:t>
+            </w:r>
+          </w:p>
+        </w:tc>
+        <w:tc>
+          <w:tcPr>
+            <w:tcW w:type="dxa" w:w="4320"/>
+          </w:tcPr>
+          <w:p>
+            <w:r/>
+            <w:r>
+              <w:rPr>
+                <w:sz w:val="19"/>
+              </w:rPr>
+              <w:t>FedAvg: server-side weighted average of the three sites' returned weight vectors, weighted by each site's patient count (n_k / total n)</w:t>
+            </w:r>
+          </w:p>
+        </w:tc>
+      </w:tr>
+      <w:tr>
+        <w:tc>
+          <w:tcPr>
+            <w:tcW w:type="dxa" w:w="4320"/>
+          </w:tcPr>
+          <w:p>
+            <w:r/>
+            <w:r>
+              <w:rPr>
+                <w:sz w:val="19"/>
+              </w:rPr>
+              <w:t>Training sites (n)</w:t>
+            </w:r>
+          </w:p>
+        </w:tc>
+        <w:tc>
+          <w:tcPr>
+            <w:tcW w:type="dxa" w:w="4320"/>
+          </w:tcPr>
+          <w:p>
+            <w:r/>
+            <w:r>
+              <w:rPr>
+                <w:sz w:val="19"/>
+              </w:rPr>
+              <w:t>Cleveland (303), Hungary (294), V.A. (200) -- 797 patients total</w:t>
+            </w:r>
+          </w:p>
+        </w:tc>
+      </w:tr>
+      <w:tr>
+        <w:tc>
+          <w:tcPr>
+            <w:tcW w:type="dxa" w:w="4320"/>
+          </w:tcPr>
+          <w:p>
+            <w:r/>
+            <w:r>
+              <w:rPr>
+                <w:sz w:val="19"/>
+              </w:rPr>
+              <w:t>Held-out site</w:t>
+            </w:r>
+          </w:p>
+        </w:tc>
+        <w:tc>
+          <w:tcPr>
+            <w:tcW w:type="dxa" w:w="4320"/>
+          </w:tcPr>
+          <w:p>
+            <w:r/>
+            <w:r>
+              <w:rPr>
+                <w:sz w:val="19"/>
+              </w:rPr>
+              <w:t>Switzerland (123) -- never included in training or averaging</w:t>
+            </w:r>
+          </w:p>
+        </w:tc>
+      </w:tr>
+      <w:tr>
+        <w:tc>
+          <w:tcPr>
+            <w:tcW w:type="dxa" w:w="4320"/>
+          </w:tcPr>
+          <w:p>
+            <w:r/>
+            <w:r>
+              <w:rPr>
+                <w:sz w:val="19"/>
+              </w:rPr>
+              <w:t>Random seed</w:t>
+            </w:r>
+          </w:p>
+        </w:tc>
+        <w:tc>
+          <w:tcPr>
+            <w:tcW w:type="dxa" w:w="4320"/>
+          </w:tcPr>
+          <w:p>
+            <w:r/>
+            <w:r>
+              <w:rPr>
+                <w:sz w:val="19"/>
+              </w:rPr>
+              <w:t>0 (fixed, for exact reproducibility)</w:t>
+            </w:r>
+          </w:p>
+        </w:tc>
+      </w:tr>
+    </w:tbl>
+    <w:p>
+      <w:pPr>
+        <w:spacing w:after="80"/>
+      </w:pPr>
     </w:p>
     <w:p>
       <w:pPr>
@@ -7177,7 +7633,7 @@
           <w:color w:val="606060"/>
           <w:sz w:val="19"/>
         </w:rPr>
-        <w:t>Figure 9.1 -- Per-site training loss across FedAvg communication rounds, 5-class disease task. All three participating sites' losses fall together, confirming the federated procedure converges. Produced by viz.plot_fed_learning_curves.</w:t>
+        <w:t>Figure 9.1 -- Per-site training loss across 600 cumulative local epochs (200 communication rounds x 3 local epochs/round), 5-class disease task, using the configuration in Table 9.1. All three participating sites' losses fall together and visibly flatten well before the end of training, confirming the federated procedure has actually converged rather than merely still improving when training was stopped. Produced by viz.plot_fed_learning_curves.</w:t>
       </w:r>
     </w:p>
     <w:p>
@@ -7190,7 +7646,7 @@
           <w:i w:val="0"/>
           <w:sz w:val="22"/>
         </w:rPr>
-        <w:t>The same convergence check, repeated on the chest-pain task, confirms FedAvg is not something that happens to work only for the disease-severity target.</w:t>
+        <w:t>The same convergence check, repeated on the chest-pain task (60 rounds x 3 local epochs = 180 cumulative epochs; otherwise identical configuration), confirms FedAvg is not something that happens to work only for the disease-severity target.</w:t>
       </w:r>
     </w:p>
     <w:p>
@@ -7280,7 +7736,7 @@
           <w:i w:val="0"/>
           <w:sz w:val="21"/>
         </w:rPr>
-        <w:t>Table 9.1 -- The 5-class disease task and the 4-class chest-pain task, head to head</w:t>
+        <w:t>Table 9.2 -- The 5-class disease task and the 4-class chest-pain task, head to head</w:t>
       </w:r>
     </w:p>
     <w:tbl>
@@ -7725,7 +8181,7 @@
           <w:color w:val="606060"/>
           <w:sz w:val="19"/>
         </w:rPr>
-        <w:t>Figure 9.3 -- The comparison from Table 9.1, plotted: heterogeneity scores, average prediction-set size, and worst-case cross-site coverage, disease task vs. chest-pain task, side by side. Produced by compare_prediction_tasks.plot_comparison.</w:t>
+        <w:t>Figure 9.3 -- The comparison from Table 9.2, plotted: heterogeneity scores, average prediction-set size, and worst-case cross-site coverage, disease task vs. chest-pain task, side by side. Produced by compare_prediction_tasks.plot_comparison.</w:t>
       </w:r>
     </w:p>
     <w:p>
@@ -7749,7 +8205,7 @@
           <w:i w:val="0"/>
           <w:sz w:val="22"/>
         </w:rPr>
-        <w:t>For completeness, the chest-pain task's own cross-site transfer matrix and set-size distribution -- the same diagnostics as Section 7, applied to a different label -- are included below rather than only summarized in Table 9.1.</w:t>
+        <w:t>For completeness, the chest-pain task's own cross-site transfer matrix and set-size distribution -- the same diagnostics as Section 7, applied to a different label -- are included below rather than only summarized in Table 9.2.</w:t>
       </w:r>
     </w:p>
     <w:p>
